--- a/DAY-6/Lab Exercise - Develop a Python Web Application and Deploy on Azure VMs using Azure Load Balancer.docx
+++ b/DAY-6/Lab Exercise - Develop a Python Web Application and Deploy on Azure VMs using Azure Load Balancer.docx
@@ -537,7 +537,23 @@
           <w:color w:val="000000" w:themeColor="text1"/>
         </w:rPr>
         <w:br/>
-        <w:t>@app.route('/')</w:t>
+        <w:t>@</w:t>
+      </w:r>
+      <w:proofErr w:type="gramStart"/>
+      <w:r>
+        <w:rPr>
+          <w:rFonts w:ascii="Georgia Pro" w:eastAsia="Georgia Pro" w:hAnsi="Georgia Pro" w:cs="Georgia Pro"/>
+          <w:color w:val="000000" w:themeColor="text1"/>
+        </w:rPr>
+        <w:t>app.route</w:t>
+      </w:r>
+      <w:proofErr w:type="gramEnd"/>
+      <w:r>
+        <w:rPr>
+          <w:rFonts w:ascii="Georgia Pro" w:eastAsia="Georgia Pro" w:hAnsi="Georgia Pro" w:cs="Georgia Pro"/>
+          <w:color w:val="000000" w:themeColor="text1"/>
+        </w:rPr>
+        <w:t>('/')</w:t>
       </w:r>
       <w:r>
         <w:rPr>
@@ -545,7 +561,23 @@
           <w:color w:val="000000" w:themeColor="text1"/>
         </w:rPr>
         <w:br/>
-        <w:t>def home():</w:t>
+        <w:t xml:space="preserve">def </w:t>
+      </w:r>
+      <w:proofErr w:type="gramStart"/>
+      <w:r>
+        <w:rPr>
+          <w:rFonts w:ascii="Georgia Pro" w:eastAsia="Georgia Pro" w:hAnsi="Georgia Pro" w:cs="Georgia Pro"/>
+          <w:color w:val="000000" w:themeColor="text1"/>
+        </w:rPr>
+        <w:t>home(</w:t>
+      </w:r>
+      <w:proofErr w:type="gramEnd"/>
+      <w:r>
+        <w:rPr>
+          <w:rFonts w:ascii="Georgia Pro" w:eastAsia="Georgia Pro" w:hAnsi="Georgia Pro" w:cs="Georgia Pro"/>
+          <w:color w:val="000000" w:themeColor="text1"/>
+        </w:rPr>
+        <w:t>):</w:t>
       </w:r>
       <w:r>
         <w:rPr>
@@ -553,7 +585,25 @@
           <w:color w:val="000000" w:themeColor="text1"/>
         </w:rPr>
         <w:br/>
-        <w:t xml:space="preserve">    hostname = socket.gethostname()</w:t>
+        <w:t xml:space="preserve">    hostname = </w:t>
+      </w:r>
+      <w:proofErr w:type="spellStart"/>
+      <w:proofErr w:type="gramStart"/>
+      <w:r>
+        <w:rPr>
+          <w:rFonts w:ascii="Georgia Pro" w:eastAsia="Georgia Pro" w:hAnsi="Georgia Pro" w:cs="Georgia Pro"/>
+          <w:color w:val="000000" w:themeColor="text1"/>
+        </w:rPr>
+        <w:t>socket.gethostname</w:t>
+      </w:r>
+      <w:proofErr w:type="spellEnd"/>
+      <w:proofErr w:type="gramEnd"/>
+      <w:r>
+        <w:rPr>
+          <w:rFonts w:ascii="Georgia Pro" w:eastAsia="Georgia Pro" w:hAnsi="Georgia Pro" w:cs="Georgia Pro"/>
+          <w:color w:val="000000" w:themeColor="text1"/>
+        </w:rPr>
+        <w:t>()</w:t>
       </w:r>
       <w:r>
         <w:rPr>
@@ -576,7 +626,31 @@
           <w:color w:val="000000" w:themeColor="text1"/>
         </w:rPr>
         <w:br/>
-        <w:t>app.run(host='0.0.0.0', port=5000)</w:t>
+      </w:r>
+      <w:proofErr w:type="spellStart"/>
+      <w:proofErr w:type="gramStart"/>
+      <w:r>
+        <w:rPr>
+          <w:rFonts w:ascii="Georgia Pro" w:eastAsia="Georgia Pro" w:hAnsi="Georgia Pro" w:cs="Georgia Pro"/>
+          <w:color w:val="000000" w:themeColor="text1"/>
+        </w:rPr>
+        <w:t>app.run</w:t>
+      </w:r>
+      <w:proofErr w:type="spellEnd"/>
+      <w:r>
+        <w:rPr>
+          <w:rFonts w:ascii="Georgia Pro" w:eastAsia="Georgia Pro" w:hAnsi="Georgia Pro" w:cs="Georgia Pro"/>
+          <w:color w:val="000000" w:themeColor="text1"/>
+        </w:rPr>
+        <w:t>(</w:t>
+      </w:r>
+      <w:proofErr w:type="gramEnd"/>
+      <w:r>
+        <w:rPr>
+          <w:rFonts w:ascii="Georgia Pro" w:eastAsia="Georgia Pro" w:hAnsi="Georgia Pro" w:cs="Georgia Pro"/>
+          <w:color w:val="000000" w:themeColor="text1"/>
+        </w:rPr>
+        <w:t>host='0.0.0.0', port=5000)</w:t>
       </w:r>
     </w:p>
     <w:p>
@@ -784,7 +858,23 @@
           <w:rFonts w:ascii="Georgia Pro" w:eastAsia="Georgia Pro" w:hAnsi="Georgia Pro" w:cs="Georgia Pro"/>
           <w:color w:val="000000" w:themeColor="text1"/>
         </w:rPr>
-        <w:t>RESOURCE_GROUP="python-lab-rg"</w:t>
+        <w:t>RESOURCE_GROUP="python-lab-</w:t>
+      </w:r>
+      <w:proofErr w:type="spellStart"/>
+      <w:r>
+        <w:rPr>
+          <w:rFonts w:ascii="Georgia Pro" w:eastAsia="Georgia Pro" w:hAnsi="Georgia Pro" w:cs="Georgia Pro"/>
+          <w:color w:val="000000" w:themeColor="text1"/>
+        </w:rPr>
+        <w:t>rg</w:t>
+      </w:r>
+      <w:proofErr w:type="spellEnd"/>
+      <w:r>
+        <w:rPr>
+          <w:rFonts w:ascii="Georgia Pro" w:eastAsia="Georgia Pro" w:hAnsi="Georgia Pro" w:cs="Georgia Pro"/>
+          <w:color w:val="000000" w:themeColor="text1"/>
+        </w:rPr>
+        <w:t>"</w:t>
       </w:r>
       <w:r>
         <w:rPr>
@@ -792,7 +882,23 @@
           <w:color w:val="000000" w:themeColor="text1"/>
         </w:rPr>
         <w:br/>
-        <w:t>LOCATION="eastus"</w:t>
+        <w:t>LOCATION="</w:t>
+      </w:r>
+      <w:proofErr w:type="spellStart"/>
+      <w:r>
+        <w:rPr>
+          <w:rFonts w:ascii="Georgia Pro" w:eastAsia="Georgia Pro" w:hAnsi="Georgia Pro" w:cs="Georgia Pro"/>
+          <w:color w:val="000000" w:themeColor="text1"/>
+        </w:rPr>
+        <w:t>eastus</w:t>
+      </w:r>
+      <w:proofErr w:type="spellEnd"/>
+      <w:r>
+        <w:rPr>
+          <w:rFonts w:ascii="Georgia Pro" w:eastAsia="Georgia Pro" w:hAnsi="Georgia Pro" w:cs="Georgia Pro"/>
+          <w:color w:val="000000" w:themeColor="text1"/>
+        </w:rPr>
+        <w:t>"</w:t>
       </w:r>
       <w:r>
         <w:rPr>
@@ -800,7 +906,23 @@
           <w:color w:val="000000" w:themeColor="text1"/>
         </w:rPr>
         <w:br/>
-        <w:t>VNET_NAME="python-vnet"</w:t>
+        <w:t>VNET_NAME="python-</w:t>
+      </w:r>
+      <w:proofErr w:type="spellStart"/>
+      <w:r>
+        <w:rPr>
+          <w:rFonts w:ascii="Georgia Pro" w:eastAsia="Georgia Pro" w:hAnsi="Georgia Pro" w:cs="Georgia Pro"/>
+          <w:color w:val="000000" w:themeColor="text1"/>
+        </w:rPr>
+        <w:t>vnet</w:t>
+      </w:r>
+      <w:proofErr w:type="spellEnd"/>
+      <w:r>
+        <w:rPr>
+          <w:rFonts w:ascii="Georgia Pro" w:eastAsia="Georgia Pro" w:hAnsi="Georgia Pro" w:cs="Georgia Pro"/>
+          <w:color w:val="000000" w:themeColor="text1"/>
+        </w:rPr>
+        <w:t>"</w:t>
       </w:r>
       <w:r>
         <w:rPr>
@@ -847,7 +969,23 @@
           <w:color w:val="000000" w:themeColor="text1"/>
         </w:rPr>
         <w:br/>
-        <w:t>LB_NAME="python-lb"</w:t>
+        <w:t>LB_NAME="python-</w:t>
+      </w:r>
+      <w:proofErr w:type="spellStart"/>
+      <w:r>
+        <w:rPr>
+          <w:rFonts w:ascii="Georgia Pro" w:eastAsia="Georgia Pro" w:hAnsi="Georgia Pro" w:cs="Georgia Pro"/>
+          <w:color w:val="000000" w:themeColor="text1"/>
+        </w:rPr>
+        <w:t>lb</w:t>
+      </w:r>
+      <w:proofErr w:type="spellEnd"/>
+      <w:r>
+        <w:rPr>
+          <w:rFonts w:ascii="Georgia Pro" w:eastAsia="Georgia Pro" w:hAnsi="Georgia Pro" w:cs="Georgia Pro"/>
+          <w:color w:val="000000" w:themeColor="text1"/>
+        </w:rPr>
+        <w:t>"</w:t>
       </w:r>
       <w:r>
         <w:rPr>
@@ -855,7 +993,23 @@
           <w:color w:val="000000" w:themeColor="text1"/>
         </w:rPr>
         <w:br/>
-        <w:t>USERNAME="azureuser"</w:t>
+        <w:t>USERNAME="</w:t>
+      </w:r>
+      <w:proofErr w:type="spellStart"/>
+      <w:r>
+        <w:rPr>
+          <w:rFonts w:ascii="Georgia Pro" w:eastAsia="Georgia Pro" w:hAnsi="Georgia Pro" w:cs="Georgia Pro"/>
+          <w:color w:val="000000" w:themeColor="text1"/>
+        </w:rPr>
+        <w:t>azureuser</w:t>
+      </w:r>
+      <w:proofErr w:type="spellEnd"/>
+      <w:r>
+        <w:rPr>
+          <w:rFonts w:ascii="Georgia Pro" w:eastAsia="Georgia Pro" w:hAnsi="Georgia Pro" w:cs="Georgia Pro"/>
+          <w:color w:val="000000" w:themeColor="text1"/>
+        </w:rPr>
+        <w:t>"</w:t>
       </w:r>
     </w:p>
     <w:p>
@@ -911,12 +1065,21 @@
           <w:color w:val="000000" w:themeColor="text1"/>
         </w:rPr>
       </w:pPr>
-      <w:r>
-        <w:rPr>
-          <w:rFonts w:ascii="Georgia Pro" w:eastAsia="Georgia Pro" w:hAnsi="Georgia Pro" w:cs="Georgia Pro"/>
-          <w:color w:val="000000" w:themeColor="text1"/>
-        </w:rPr>
-        <w:t>az group create \</w:t>
+      <w:proofErr w:type="spellStart"/>
+      <w:r>
+        <w:rPr>
+          <w:rFonts w:ascii="Georgia Pro" w:eastAsia="Georgia Pro" w:hAnsi="Georgia Pro" w:cs="Georgia Pro"/>
+          <w:color w:val="000000" w:themeColor="text1"/>
+        </w:rPr>
+        <w:t>az</w:t>
+      </w:r>
+      <w:proofErr w:type="spellEnd"/>
+      <w:r>
+        <w:rPr>
+          <w:rFonts w:ascii="Georgia Pro" w:eastAsia="Georgia Pro" w:hAnsi="Georgia Pro" w:cs="Georgia Pro"/>
+          <w:color w:val="000000" w:themeColor="text1"/>
+        </w:rPr>
+        <w:t xml:space="preserve"> group create \</w:t>
       </w:r>
       <w:r>
         <w:rPr>
@@ -988,12 +1151,37 @@
           <w:color w:val="000000" w:themeColor="text1"/>
         </w:rPr>
       </w:pPr>
-      <w:r>
-        <w:rPr>
-          <w:rFonts w:ascii="Georgia Pro" w:eastAsia="Georgia Pro" w:hAnsi="Georgia Pro" w:cs="Georgia Pro"/>
-          <w:color w:val="000000" w:themeColor="text1"/>
-        </w:rPr>
-        <w:t>az network vnet create \</w:t>
+      <w:proofErr w:type="spellStart"/>
+      <w:r>
+        <w:rPr>
+          <w:rFonts w:ascii="Georgia Pro" w:eastAsia="Georgia Pro" w:hAnsi="Georgia Pro" w:cs="Georgia Pro"/>
+          <w:color w:val="000000" w:themeColor="text1"/>
+        </w:rPr>
+        <w:t>az</w:t>
+      </w:r>
+      <w:proofErr w:type="spellEnd"/>
+      <w:r>
+        <w:rPr>
+          <w:rFonts w:ascii="Georgia Pro" w:eastAsia="Georgia Pro" w:hAnsi="Georgia Pro" w:cs="Georgia Pro"/>
+          <w:color w:val="000000" w:themeColor="text1"/>
+        </w:rPr>
+        <w:t xml:space="preserve"> network </w:t>
+      </w:r>
+      <w:proofErr w:type="spellStart"/>
+      <w:r>
+        <w:rPr>
+          <w:rFonts w:ascii="Georgia Pro" w:eastAsia="Georgia Pro" w:hAnsi="Georgia Pro" w:cs="Georgia Pro"/>
+          <w:color w:val="000000" w:themeColor="text1"/>
+        </w:rPr>
+        <w:t>vnet</w:t>
+      </w:r>
+      <w:proofErr w:type="spellEnd"/>
+      <w:r>
+        <w:rPr>
+          <w:rFonts w:ascii="Georgia Pro" w:eastAsia="Georgia Pro" w:hAnsi="Georgia Pro" w:cs="Georgia Pro"/>
+          <w:color w:val="000000" w:themeColor="text1"/>
+        </w:rPr>
+        <w:t xml:space="preserve"> create \</w:t>
       </w:r>
       <w:r>
         <w:rPr>
@@ -1109,12 +1297,37 @@
           <w:color w:val="000000" w:themeColor="text1"/>
         </w:rPr>
       </w:pPr>
-      <w:r>
-        <w:rPr>
-          <w:rFonts w:ascii="Georgia Pro" w:eastAsia="Georgia Pro" w:hAnsi="Georgia Pro" w:cs="Georgia Pro"/>
-          <w:color w:val="000000" w:themeColor="text1"/>
-        </w:rPr>
-        <w:t>az network public-ip create \</w:t>
+      <w:proofErr w:type="spellStart"/>
+      <w:r>
+        <w:rPr>
+          <w:rFonts w:ascii="Georgia Pro" w:eastAsia="Georgia Pro" w:hAnsi="Georgia Pro" w:cs="Georgia Pro"/>
+          <w:color w:val="000000" w:themeColor="text1"/>
+        </w:rPr>
+        <w:t>az</w:t>
+      </w:r>
+      <w:proofErr w:type="spellEnd"/>
+      <w:r>
+        <w:rPr>
+          <w:rFonts w:ascii="Georgia Pro" w:eastAsia="Georgia Pro" w:hAnsi="Georgia Pro" w:cs="Georgia Pro"/>
+          <w:color w:val="000000" w:themeColor="text1"/>
+        </w:rPr>
+        <w:t xml:space="preserve"> network public-</w:t>
+      </w:r>
+      <w:proofErr w:type="spellStart"/>
+      <w:r>
+        <w:rPr>
+          <w:rFonts w:ascii="Georgia Pro" w:eastAsia="Georgia Pro" w:hAnsi="Georgia Pro" w:cs="Georgia Pro"/>
+          <w:color w:val="000000" w:themeColor="text1"/>
+        </w:rPr>
+        <w:t>ip</w:t>
+      </w:r>
+      <w:proofErr w:type="spellEnd"/>
+      <w:r>
+        <w:rPr>
+          <w:rFonts w:ascii="Georgia Pro" w:eastAsia="Georgia Pro" w:hAnsi="Georgia Pro" w:cs="Georgia Pro"/>
+          <w:color w:val="000000" w:themeColor="text1"/>
+        </w:rPr>
+        <w:t xml:space="preserve"> create \</w:t>
       </w:r>
       <w:r>
         <w:rPr>
@@ -1130,7 +1343,39 @@
           <w:color w:val="000000" w:themeColor="text1"/>
         </w:rPr>
         <w:br/>
-        <w:t>--name python-lb-ip \</w:t>
+        <w:t>--name python-</w:t>
+      </w:r>
+      <w:proofErr w:type="spellStart"/>
+      <w:r>
+        <w:rPr>
+          <w:rFonts w:ascii="Georgia Pro" w:eastAsia="Georgia Pro" w:hAnsi="Georgia Pro" w:cs="Georgia Pro"/>
+          <w:color w:val="000000" w:themeColor="text1"/>
+        </w:rPr>
+        <w:t>lb</w:t>
+      </w:r>
+      <w:proofErr w:type="spellEnd"/>
+      <w:r>
+        <w:rPr>
+          <w:rFonts w:ascii="Georgia Pro" w:eastAsia="Georgia Pro" w:hAnsi="Georgia Pro" w:cs="Georgia Pro"/>
+          <w:color w:val="000000" w:themeColor="text1"/>
+        </w:rPr>
+        <w:t>-</w:t>
+      </w:r>
+      <w:proofErr w:type="spellStart"/>
+      <w:r>
+        <w:rPr>
+          <w:rFonts w:ascii="Georgia Pro" w:eastAsia="Georgia Pro" w:hAnsi="Georgia Pro" w:cs="Georgia Pro"/>
+          <w:color w:val="000000" w:themeColor="text1"/>
+        </w:rPr>
+        <w:t>ip</w:t>
+      </w:r>
+      <w:proofErr w:type="spellEnd"/>
+      <w:r>
+        <w:rPr>
+          <w:rFonts w:ascii="Georgia Pro" w:eastAsia="Georgia Pro" w:hAnsi="Georgia Pro" w:cs="Georgia Pro"/>
+          <w:color w:val="000000" w:themeColor="text1"/>
+        </w:rPr>
+        <w:t xml:space="preserve"> \</w:t>
       </w:r>
       <w:r>
         <w:rPr>
@@ -1138,7 +1383,23 @@
           <w:color w:val="000000" w:themeColor="text1"/>
         </w:rPr>
         <w:br/>
-        <w:t>--sku Standard</w:t>
+        <w:t>--</w:t>
+      </w:r>
+      <w:proofErr w:type="spellStart"/>
+      <w:r>
+        <w:rPr>
+          <w:rFonts w:ascii="Georgia Pro" w:eastAsia="Georgia Pro" w:hAnsi="Georgia Pro" w:cs="Georgia Pro"/>
+          <w:color w:val="000000" w:themeColor="text1"/>
+        </w:rPr>
+        <w:t>sku</w:t>
+      </w:r>
+      <w:proofErr w:type="spellEnd"/>
+      <w:r>
+        <w:rPr>
+          <w:rFonts w:ascii="Georgia Pro" w:eastAsia="Georgia Pro" w:hAnsi="Georgia Pro" w:cs="Georgia Pro"/>
+          <w:color w:val="000000" w:themeColor="text1"/>
+        </w:rPr>
+        <w:t xml:space="preserve"> Standard</w:t>
       </w:r>
     </w:p>
     <w:p>
@@ -1194,12 +1455,37 @@
           <w:color w:val="000000" w:themeColor="text1"/>
         </w:rPr>
       </w:pPr>
-      <w:r>
-        <w:rPr>
-          <w:rFonts w:ascii="Georgia Pro" w:eastAsia="Georgia Pro" w:hAnsi="Georgia Pro" w:cs="Georgia Pro"/>
-          <w:color w:val="000000" w:themeColor="text1"/>
-        </w:rPr>
-        <w:t>az network lb create \</w:t>
+      <w:proofErr w:type="spellStart"/>
+      <w:r>
+        <w:rPr>
+          <w:rFonts w:ascii="Georgia Pro" w:eastAsia="Georgia Pro" w:hAnsi="Georgia Pro" w:cs="Georgia Pro"/>
+          <w:color w:val="000000" w:themeColor="text1"/>
+        </w:rPr>
+        <w:t>az</w:t>
+      </w:r>
+      <w:proofErr w:type="spellEnd"/>
+      <w:r>
+        <w:rPr>
+          <w:rFonts w:ascii="Georgia Pro" w:eastAsia="Georgia Pro" w:hAnsi="Georgia Pro" w:cs="Georgia Pro"/>
+          <w:color w:val="000000" w:themeColor="text1"/>
+        </w:rPr>
+        <w:t xml:space="preserve"> network </w:t>
+      </w:r>
+      <w:proofErr w:type="spellStart"/>
+      <w:r>
+        <w:rPr>
+          <w:rFonts w:ascii="Georgia Pro" w:eastAsia="Georgia Pro" w:hAnsi="Georgia Pro" w:cs="Georgia Pro"/>
+          <w:color w:val="000000" w:themeColor="text1"/>
+        </w:rPr>
+        <w:t>lb</w:t>
+      </w:r>
+      <w:proofErr w:type="spellEnd"/>
+      <w:r>
+        <w:rPr>
+          <w:rFonts w:ascii="Georgia Pro" w:eastAsia="Georgia Pro" w:hAnsi="Georgia Pro" w:cs="Georgia Pro"/>
+          <w:color w:val="000000" w:themeColor="text1"/>
+        </w:rPr>
+        <w:t xml:space="preserve"> create \</w:t>
       </w:r>
       <w:r>
         <w:rPr>
@@ -1223,7 +1509,23 @@
           <w:color w:val="000000" w:themeColor="text1"/>
         </w:rPr>
         <w:br/>
-        <w:t>--sku Standard \</w:t>
+        <w:t>--</w:t>
+      </w:r>
+      <w:proofErr w:type="spellStart"/>
+      <w:r>
+        <w:rPr>
+          <w:rFonts w:ascii="Georgia Pro" w:eastAsia="Georgia Pro" w:hAnsi="Georgia Pro" w:cs="Georgia Pro"/>
+          <w:color w:val="000000" w:themeColor="text1"/>
+        </w:rPr>
+        <w:t>sku</w:t>
+      </w:r>
+      <w:proofErr w:type="spellEnd"/>
+      <w:r>
+        <w:rPr>
+          <w:rFonts w:ascii="Georgia Pro" w:eastAsia="Georgia Pro" w:hAnsi="Georgia Pro" w:cs="Georgia Pro"/>
+          <w:color w:val="000000" w:themeColor="text1"/>
+        </w:rPr>
+        <w:t xml:space="preserve"> Standard \</w:t>
       </w:r>
       <w:r>
         <w:rPr>
@@ -1231,7 +1533,55 @@
           <w:color w:val="000000" w:themeColor="text1"/>
         </w:rPr>
         <w:br/>
-        <w:t>--public-ip-address python-lb-ip \</w:t>
+        <w:t>--public-</w:t>
+      </w:r>
+      <w:proofErr w:type="spellStart"/>
+      <w:r>
+        <w:rPr>
+          <w:rFonts w:ascii="Georgia Pro" w:eastAsia="Georgia Pro" w:hAnsi="Georgia Pro" w:cs="Georgia Pro"/>
+          <w:color w:val="000000" w:themeColor="text1"/>
+        </w:rPr>
+        <w:t>ip</w:t>
+      </w:r>
+      <w:proofErr w:type="spellEnd"/>
+      <w:r>
+        <w:rPr>
+          <w:rFonts w:ascii="Georgia Pro" w:eastAsia="Georgia Pro" w:hAnsi="Georgia Pro" w:cs="Georgia Pro"/>
+          <w:color w:val="000000" w:themeColor="text1"/>
+        </w:rPr>
+        <w:t>-address python-</w:t>
+      </w:r>
+      <w:proofErr w:type="spellStart"/>
+      <w:r>
+        <w:rPr>
+          <w:rFonts w:ascii="Georgia Pro" w:eastAsia="Georgia Pro" w:hAnsi="Georgia Pro" w:cs="Georgia Pro"/>
+          <w:color w:val="000000" w:themeColor="text1"/>
+        </w:rPr>
+        <w:t>lb</w:t>
+      </w:r>
+      <w:proofErr w:type="spellEnd"/>
+      <w:r>
+        <w:rPr>
+          <w:rFonts w:ascii="Georgia Pro" w:eastAsia="Georgia Pro" w:hAnsi="Georgia Pro" w:cs="Georgia Pro"/>
+          <w:color w:val="000000" w:themeColor="text1"/>
+        </w:rPr>
+        <w:t>-</w:t>
+      </w:r>
+      <w:proofErr w:type="spellStart"/>
+      <w:r>
+        <w:rPr>
+          <w:rFonts w:ascii="Georgia Pro" w:eastAsia="Georgia Pro" w:hAnsi="Georgia Pro" w:cs="Georgia Pro"/>
+          <w:color w:val="000000" w:themeColor="text1"/>
+        </w:rPr>
+        <w:t>ip</w:t>
+      </w:r>
+      <w:proofErr w:type="spellEnd"/>
+      <w:r>
+        <w:rPr>
+          <w:rFonts w:ascii="Georgia Pro" w:eastAsia="Georgia Pro" w:hAnsi="Georgia Pro" w:cs="Georgia Pro"/>
+          <w:color w:val="000000" w:themeColor="text1"/>
+        </w:rPr>
+        <w:t xml:space="preserve"> \</w:t>
       </w:r>
       <w:r>
         <w:rPr>
@@ -1239,7 +1589,39 @@
           <w:color w:val="000000" w:themeColor="text1"/>
         </w:rPr>
         <w:br/>
-        <w:t>--frontend-ip-name myFrontEnd \</w:t>
+        <w:t>--frontend-</w:t>
+      </w:r>
+      <w:proofErr w:type="spellStart"/>
+      <w:r>
+        <w:rPr>
+          <w:rFonts w:ascii="Georgia Pro" w:eastAsia="Georgia Pro" w:hAnsi="Georgia Pro" w:cs="Georgia Pro"/>
+          <w:color w:val="000000" w:themeColor="text1"/>
+        </w:rPr>
+        <w:t>ip</w:t>
+      </w:r>
+      <w:proofErr w:type="spellEnd"/>
+      <w:r>
+        <w:rPr>
+          <w:rFonts w:ascii="Georgia Pro" w:eastAsia="Georgia Pro" w:hAnsi="Georgia Pro" w:cs="Georgia Pro"/>
+          <w:color w:val="000000" w:themeColor="text1"/>
+        </w:rPr>
+        <w:t xml:space="preserve">-name </w:t>
+      </w:r>
+      <w:proofErr w:type="spellStart"/>
+      <w:r>
+        <w:rPr>
+          <w:rFonts w:ascii="Georgia Pro" w:eastAsia="Georgia Pro" w:hAnsi="Georgia Pro" w:cs="Georgia Pro"/>
+          <w:color w:val="000000" w:themeColor="text1"/>
+        </w:rPr>
+        <w:t>myFrontEnd</w:t>
+      </w:r>
+      <w:proofErr w:type="spellEnd"/>
+      <w:r>
+        <w:rPr>
+          <w:rFonts w:ascii="Georgia Pro" w:eastAsia="Georgia Pro" w:hAnsi="Georgia Pro" w:cs="Georgia Pro"/>
+          <w:color w:val="000000" w:themeColor="text1"/>
+        </w:rPr>
+        <w:t xml:space="preserve"> \</w:t>
       </w:r>
       <w:r>
         <w:rPr>
@@ -1247,8 +1629,17 @@
           <w:color w:val="000000" w:themeColor="text1"/>
         </w:rPr>
         <w:br/>
-        <w:t>--backend-pool-name myBackEndPool</w:t>
-      </w:r>
+        <w:t xml:space="preserve">--backend-pool-name </w:t>
+      </w:r>
+      <w:proofErr w:type="spellStart"/>
+      <w:r>
+        <w:rPr>
+          <w:rFonts w:ascii="Georgia Pro" w:eastAsia="Georgia Pro" w:hAnsi="Georgia Pro" w:cs="Georgia Pro"/>
+          <w:color w:val="000000" w:themeColor="text1"/>
+        </w:rPr>
+        <w:t>myBackEndPool</w:t>
+      </w:r>
+      <w:proofErr w:type="spellEnd"/>
     </w:p>
     <w:p>
       <w:pPr>
@@ -1319,12 +1710,37 @@
           <w:color w:val="000000" w:themeColor="text1"/>
         </w:rPr>
       </w:pPr>
-      <w:r>
-        <w:rPr>
-          <w:rFonts w:ascii="Georgia Pro" w:eastAsia="Georgia Pro" w:hAnsi="Georgia Pro" w:cs="Georgia Pro"/>
-          <w:color w:val="000000" w:themeColor="text1"/>
-        </w:rPr>
-        <w:t>az vm create \</w:t>
+      <w:proofErr w:type="spellStart"/>
+      <w:r>
+        <w:rPr>
+          <w:rFonts w:ascii="Georgia Pro" w:eastAsia="Georgia Pro" w:hAnsi="Georgia Pro" w:cs="Georgia Pro"/>
+          <w:color w:val="000000" w:themeColor="text1"/>
+        </w:rPr>
+        <w:t>az</w:t>
+      </w:r>
+      <w:proofErr w:type="spellEnd"/>
+      <w:r>
+        <w:rPr>
+          <w:rFonts w:ascii="Georgia Pro" w:eastAsia="Georgia Pro" w:hAnsi="Georgia Pro" w:cs="Georgia Pro"/>
+          <w:color w:val="000000" w:themeColor="text1"/>
+        </w:rPr>
+        <w:t xml:space="preserve"> </w:t>
+      </w:r>
+      <w:proofErr w:type="spellStart"/>
+      <w:r>
+        <w:rPr>
+          <w:rFonts w:ascii="Georgia Pro" w:eastAsia="Georgia Pro" w:hAnsi="Georgia Pro" w:cs="Georgia Pro"/>
+          <w:color w:val="000000" w:themeColor="text1"/>
+        </w:rPr>
+        <w:t>vm</w:t>
+      </w:r>
+      <w:proofErr w:type="spellEnd"/>
+      <w:r>
+        <w:rPr>
+          <w:rFonts w:ascii="Georgia Pro" w:eastAsia="Georgia Pro" w:hAnsi="Georgia Pro" w:cs="Georgia Pro"/>
+          <w:color w:val="000000" w:themeColor="text1"/>
+        </w:rPr>
+        <w:t xml:space="preserve"> create \</w:t>
       </w:r>
     </w:p>
     <w:p>
@@ -1393,7 +1809,23 @@
           <w:rFonts w:ascii="Georgia Pro" w:eastAsia="Georgia Pro" w:hAnsi="Georgia Pro" w:cs="Georgia Pro"/>
           <w:color w:val="000000" w:themeColor="text1"/>
         </w:rPr>
-        <w:t xml:space="preserve">  --image Canonical:0001-com-ubuntu-server-focal:20_04-lts-gen2:latest \</w:t>
+        <w:t xml:space="preserve">  --image Canonical:0001-com-ubuntu-server-focal:20_04-lts-gen</w:t>
+      </w:r>
+      <w:proofErr w:type="gramStart"/>
+      <w:r>
+        <w:rPr>
+          <w:rFonts w:ascii="Georgia Pro" w:eastAsia="Georgia Pro" w:hAnsi="Georgia Pro" w:cs="Georgia Pro"/>
+          <w:color w:val="000000" w:themeColor="text1"/>
+        </w:rPr>
+        <w:t>2:latest</w:t>
+      </w:r>
+      <w:proofErr w:type="gramEnd"/>
+      <w:r>
+        <w:rPr>
+          <w:rFonts w:ascii="Georgia Pro" w:eastAsia="Georgia Pro" w:hAnsi="Georgia Pro" w:cs="Georgia Pro"/>
+          <w:color w:val="000000" w:themeColor="text1"/>
+        </w:rPr>
+        <w:t xml:space="preserve"> \</w:t>
       </w:r>
     </w:p>
     <w:p>
@@ -1439,7 +1871,39 @@
           <w:rFonts w:ascii="Georgia Pro" w:eastAsia="Georgia Pro" w:hAnsi="Georgia Pro" w:cs="Georgia Pro"/>
           <w:color w:val="000000" w:themeColor="text1"/>
         </w:rPr>
-        <w:t xml:space="preserve">  --storage-sku Standard_LRS \</w:t>
+        <w:t xml:space="preserve">  --storage-</w:t>
+      </w:r>
+      <w:proofErr w:type="spellStart"/>
+      <w:r>
+        <w:rPr>
+          <w:rFonts w:ascii="Georgia Pro" w:eastAsia="Georgia Pro" w:hAnsi="Georgia Pro" w:cs="Georgia Pro"/>
+          <w:color w:val="000000" w:themeColor="text1"/>
+        </w:rPr>
+        <w:t>sku</w:t>
+      </w:r>
+      <w:proofErr w:type="spellEnd"/>
+      <w:r>
+        <w:rPr>
+          <w:rFonts w:ascii="Georgia Pro" w:eastAsia="Georgia Pro" w:hAnsi="Georgia Pro" w:cs="Georgia Pro"/>
+          <w:color w:val="000000" w:themeColor="text1"/>
+        </w:rPr>
+        <w:t xml:space="preserve"> </w:t>
+      </w:r>
+      <w:proofErr w:type="spellStart"/>
+      <w:r>
+        <w:rPr>
+          <w:rFonts w:ascii="Georgia Pro" w:eastAsia="Georgia Pro" w:hAnsi="Georgia Pro" w:cs="Georgia Pro"/>
+          <w:color w:val="000000" w:themeColor="text1"/>
+        </w:rPr>
+        <w:t>Standard_LRS</w:t>
+      </w:r>
+      <w:proofErr w:type="spellEnd"/>
+      <w:r>
+        <w:rPr>
+          <w:rFonts w:ascii="Georgia Pro" w:eastAsia="Georgia Pro" w:hAnsi="Georgia Pro" w:cs="Georgia Pro"/>
+          <w:color w:val="000000" w:themeColor="text1"/>
+        </w:rPr>
+        <w:t xml:space="preserve"> \</w:t>
       </w:r>
     </w:p>
     <w:p>
@@ -1508,7 +1972,23 @@
           <w:rFonts w:ascii="Georgia Pro" w:eastAsia="Georgia Pro" w:hAnsi="Georgia Pro" w:cs="Georgia Pro"/>
           <w:color w:val="000000" w:themeColor="text1"/>
         </w:rPr>
-        <w:t xml:space="preserve">  --vnet-name $VNET_NAME \</w:t>
+        <w:t xml:space="preserve">  --</w:t>
+      </w:r>
+      <w:proofErr w:type="spellStart"/>
+      <w:r>
+        <w:rPr>
+          <w:rFonts w:ascii="Georgia Pro" w:eastAsia="Georgia Pro" w:hAnsi="Georgia Pro" w:cs="Georgia Pro"/>
+          <w:color w:val="000000" w:themeColor="text1"/>
+        </w:rPr>
+        <w:t>vnet</w:t>
+      </w:r>
+      <w:proofErr w:type="spellEnd"/>
+      <w:r>
+        <w:rPr>
+          <w:rFonts w:ascii="Georgia Pro" w:eastAsia="Georgia Pro" w:hAnsi="Georgia Pro" w:cs="Georgia Pro"/>
+          <w:color w:val="000000" w:themeColor="text1"/>
+        </w:rPr>
+        <w:t>-name $VNET_NAME \</w:t>
       </w:r>
     </w:p>
     <w:p>
@@ -1570,12 +2050,37 @@
           <w:color w:val="000000" w:themeColor="text1"/>
         </w:rPr>
       </w:pPr>
-      <w:r>
-        <w:rPr>
-          <w:rFonts w:ascii="Georgia Pro" w:eastAsia="Georgia Pro" w:hAnsi="Georgia Pro" w:cs="Georgia Pro"/>
-          <w:color w:val="000000" w:themeColor="text1"/>
-        </w:rPr>
-        <w:t>az vm create \</w:t>
+      <w:proofErr w:type="spellStart"/>
+      <w:r>
+        <w:rPr>
+          <w:rFonts w:ascii="Georgia Pro" w:eastAsia="Georgia Pro" w:hAnsi="Georgia Pro" w:cs="Georgia Pro"/>
+          <w:color w:val="000000" w:themeColor="text1"/>
+        </w:rPr>
+        <w:t>az</w:t>
+      </w:r>
+      <w:proofErr w:type="spellEnd"/>
+      <w:r>
+        <w:rPr>
+          <w:rFonts w:ascii="Georgia Pro" w:eastAsia="Georgia Pro" w:hAnsi="Georgia Pro" w:cs="Georgia Pro"/>
+          <w:color w:val="000000" w:themeColor="text1"/>
+        </w:rPr>
+        <w:t xml:space="preserve"> </w:t>
+      </w:r>
+      <w:proofErr w:type="spellStart"/>
+      <w:r>
+        <w:rPr>
+          <w:rFonts w:ascii="Georgia Pro" w:eastAsia="Georgia Pro" w:hAnsi="Georgia Pro" w:cs="Georgia Pro"/>
+          <w:color w:val="000000" w:themeColor="text1"/>
+        </w:rPr>
+        <w:t>vm</w:t>
+      </w:r>
+      <w:proofErr w:type="spellEnd"/>
+      <w:r>
+        <w:rPr>
+          <w:rFonts w:ascii="Georgia Pro" w:eastAsia="Georgia Pro" w:hAnsi="Georgia Pro" w:cs="Georgia Pro"/>
+          <w:color w:val="000000" w:themeColor="text1"/>
+        </w:rPr>
+        <w:t xml:space="preserve"> create \</w:t>
       </w:r>
     </w:p>
     <w:p>
@@ -1658,7 +2163,23 @@
           <w:rFonts w:ascii="Georgia Pro" w:eastAsia="Georgia Pro" w:hAnsi="Georgia Pro" w:cs="Georgia Pro"/>
           <w:color w:val="000000" w:themeColor="text1"/>
         </w:rPr>
-        <w:t xml:space="preserve">  --image Canonical:0001-com-ubuntu-server-focal:20_04-lts-gen2:latest \</w:t>
+        <w:t xml:space="preserve">  --image Canonical:0001-com-ubuntu-server-focal:20_04-lts-gen</w:t>
+      </w:r>
+      <w:proofErr w:type="gramStart"/>
+      <w:r>
+        <w:rPr>
+          <w:rFonts w:ascii="Georgia Pro" w:eastAsia="Georgia Pro" w:hAnsi="Georgia Pro" w:cs="Georgia Pro"/>
+          <w:color w:val="000000" w:themeColor="text1"/>
+        </w:rPr>
+        <w:t>2:latest</w:t>
+      </w:r>
+      <w:proofErr w:type="gramEnd"/>
+      <w:r>
+        <w:rPr>
+          <w:rFonts w:ascii="Georgia Pro" w:eastAsia="Georgia Pro" w:hAnsi="Georgia Pro" w:cs="Georgia Pro"/>
+          <w:color w:val="000000" w:themeColor="text1"/>
+        </w:rPr>
+        <w:t xml:space="preserve"> \</w:t>
       </w:r>
     </w:p>
     <w:p>
@@ -1704,7 +2225,39 @@
           <w:rFonts w:ascii="Georgia Pro" w:eastAsia="Georgia Pro" w:hAnsi="Georgia Pro" w:cs="Georgia Pro"/>
           <w:color w:val="000000" w:themeColor="text1"/>
         </w:rPr>
-        <w:t xml:space="preserve">  --storage-sku Standard_LRS \</w:t>
+        <w:t xml:space="preserve">  --storage-</w:t>
+      </w:r>
+      <w:proofErr w:type="spellStart"/>
+      <w:r>
+        <w:rPr>
+          <w:rFonts w:ascii="Georgia Pro" w:eastAsia="Georgia Pro" w:hAnsi="Georgia Pro" w:cs="Georgia Pro"/>
+          <w:color w:val="000000" w:themeColor="text1"/>
+        </w:rPr>
+        <w:t>sku</w:t>
+      </w:r>
+      <w:proofErr w:type="spellEnd"/>
+      <w:r>
+        <w:rPr>
+          <w:rFonts w:ascii="Georgia Pro" w:eastAsia="Georgia Pro" w:hAnsi="Georgia Pro" w:cs="Georgia Pro"/>
+          <w:color w:val="000000" w:themeColor="text1"/>
+        </w:rPr>
+        <w:t xml:space="preserve"> </w:t>
+      </w:r>
+      <w:proofErr w:type="spellStart"/>
+      <w:r>
+        <w:rPr>
+          <w:rFonts w:ascii="Georgia Pro" w:eastAsia="Georgia Pro" w:hAnsi="Georgia Pro" w:cs="Georgia Pro"/>
+          <w:color w:val="000000" w:themeColor="text1"/>
+        </w:rPr>
+        <w:t>Standard_LRS</w:t>
+      </w:r>
+      <w:proofErr w:type="spellEnd"/>
+      <w:r>
+        <w:rPr>
+          <w:rFonts w:ascii="Georgia Pro" w:eastAsia="Georgia Pro" w:hAnsi="Georgia Pro" w:cs="Georgia Pro"/>
+          <w:color w:val="000000" w:themeColor="text1"/>
+        </w:rPr>
+        <w:t xml:space="preserve"> \</w:t>
       </w:r>
     </w:p>
     <w:p>
@@ -1773,7 +2326,23 @@
           <w:rFonts w:ascii="Georgia Pro" w:eastAsia="Georgia Pro" w:hAnsi="Georgia Pro" w:cs="Georgia Pro"/>
           <w:color w:val="000000" w:themeColor="text1"/>
         </w:rPr>
-        <w:t xml:space="preserve">  --vnet-name $VNET_NAME \</w:t>
+        <w:t xml:space="preserve">  --</w:t>
+      </w:r>
+      <w:proofErr w:type="spellStart"/>
+      <w:r>
+        <w:rPr>
+          <w:rFonts w:ascii="Georgia Pro" w:eastAsia="Georgia Pro" w:hAnsi="Georgia Pro" w:cs="Georgia Pro"/>
+          <w:color w:val="000000" w:themeColor="text1"/>
+        </w:rPr>
+        <w:t>vnet</w:t>
+      </w:r>
+      <w:proofErr w:type="spellEnd"/>
+      <w:r>
+        <w:rPr>
+          <w:rFonts w:ascii="Georgia Pro" w:eastAsia="Georgia Pro" w:hAnsi="Georgia Pro" w:cs="Georgia Pro"/>
+          <w:color w:val="000000" w:themeColor="text1"/>
+        </w:rPr>
+        <w:t>-name $VNET_NAME \</w:t>
       </w:r>
     </w:p>
     <w:p>
@@ -1881,12 +2450,37 @@
           <w:color w:val="000000" w:themeColor="text1"/>
         </w:rPr>
       </w:pPr>
-      <w:r>
-        <w:rPr>
-          <w:rFonts w:ascii="Georgia Pro" w:eastAsia="Georgia Pro" w:hAnsi="Georgia Pro" w:cs="Georgia Pro"/>
-          <w:color w:val="000000" w:themeColor="text1"/>
-        </w:rPr>
-        <w:t>az vm open-port \</w:t>
+      <w:proofErr w:type="spellStart"/>
+      <w:r>
+        <w:rPr>
+          <w:rFonts w:ascii="Georgia Pro" w:eastAsia="Georgia Pro" w:hAnsi="Georgia Pro" w:cs="Georgia Pro"/>
+          <w:color w:val="000000" w:themeColor="text1"/>
+        </w:rPr>
+        <w:t>az</w:t>
+      </w:r>
+      <w:proofErr w:type="spellEnd"/>
+      <w:r>
+        <w:rPr>
+          <w:rFonts w:ascii="Georgia Pro" w:eastAsia="Georgia Pro" w:hAnsi="Georgia Pro" w:cs="Georgia Pro"/>
+          <w:color w:val="000000" w:themeColor="text1"/>
+        </w:rPr>
+        <w:t xml:space="preserve"> </w:t>
+      </w:r>
+      <w:proofErr w:type="spellStart"/>
+      <w:r>
+        <w:rPr>
+          <w:rFonts w:ascii="Georgia Pro" w:eastAsia="Georgia Pro" w:hAnsi="Georgia Pro" w:cs="Georgia Pro"/>
+          <w:color w:val="000000" w:themeColor="text1"/>
+        </w:rPr>
+        <w:t>vm</w:t>
+      </w:r>
+      <w:proofErr w:type="spellEnd"/>
+      <w:r>
+        <w:rPr>
+          <w:rFonts w:ascii="Georgia Pro" w:eastAsia="Georgia Pro" w:hAnsi="Georgia Pro" w:cs="Georgia Pro"/>
+          <w:color w:val="000000" w:themeColor="text1"/>
+        </w:rPr>
+        <w:t xml:space="preserve"> open-port \</w:t>
       </w:r>
       <w:r>
         <w:rPr>
@@ -1967,12 +2561,37 @@
           <w:color w:val="000000" w:themeColor="text1"/>
         </w:rPr>
       </w:pPr>
-      <w:r>
-        <w:rPr>
-          <w:rFonts w:ascii="Georgia Pro" w:eastAsia="Georgia Pro" w:hAnsi="Georgia Pro" w:cs="Georgia Pro"/>
-          <w:color w:val="000000" w:themeColor="text1"/>
-        </w:rPr>
-        <w:t>az vm open-port \</w:t>
+      <w:proofErr w:type="spellStart"/>
+      <w:r>
+        <w:rPr>
+          <w:rFonts w:ascii="Georgia Pro" w:eastAsia="Georgia Pro" w:hAnsi="Georgia Pro" w:cs="Georgia Pro"/>
+          <w:color w:val="000000" w:themeColor="text1"/>
+        </w:rPr>
+        <w:t>az</w:t>
+      </w:r>
+      <w:proofErr w:type="spellEnd"/>
+      <w:r>
+        <w:rPr>
+          <w:rFonts w:ascii="Georgia Pro" w:eastAsia="Georgia Pro" w:hAnsi="Georgia Pro" w:cs="Georgia Pro"/>
+          <w:color w:val="000000" w:themeColor="text1"/>
+        </w:rPr>
+        <w:t xml:space="preserve"> </w:t>
+      </w:r>
+      <w:proofErr w:type="spellStart"/>
+      <w:r>
+        <w:rPr>
+          <w:rFonts w:ascii="Georgia Pro" w:eastAsia="Georgia Pro" w:hAnsi="Georgia Pro" w:cs="Georgia Pro"/>
+          <w:color w:val="000000" w:themeColor="text1"/>
+        </w:rPr>
+        <w:t>vm</w:t>
+      </w:r>
+      <w:proofErr w:type="spellEnd"/>
+      <w:r>
+        <w:rPr>
+          <w:rFonts w:ascii="Georgia Pro" w:eastAsia="Georgia Pro" w:hAnsi="Georgia Pro" w:cs="Georgia Pro"/>
+          <w:color w:val="000000" w:themeColor="text1"/>
+        </w:rPr>
+        <w:t xml:space="preserve"> open-port \</w:t>
       </w:r>
       <w:r>
         <w:rPr>
@@ -2162,7 +2781,23 @@
           <w:rFonts w:ascii="Georgia Pro" w:eastAsia="Georgia Pro" w:hAnsi="Georgia Pro" w:cs="Georgia Pro"/>
           <w:color w:val="000000" w:themeColor="text1"/>
         </w:rPr>
-        <w:t>@app.route('/')</w:t>
+        <w:t>@</w:t>
+      </w:r>
+      <w:proofErr w:type="gramStart"/>
+      <w:r>
+        <w:rPr>
+          <w:rFonts w:ascii="Georgia Pro" w:eastAsia="Georgia Pro" w:hAnsi="Georgia Pro" w:cs="Georgia Pro"/>
+          <w:color w:val="000000" w:themeColor="text1"/>
+        </w:rPr>
+        <w:t>app.route</w:t>
+      </w:r>
+      <w:proofErr w:type="gramEnd"/>
+      <w:r>
+        <w:rPr>
+          <w:rFonts w:ascii="Georgia Pro" w:eastAsia="Georgia Pro" w:hAnsi="Georgia Pro" w:cs="Georgia Pro"/>
+          <w:color w:val="000000" w:themeColor="text1"/>
+        </w:rPr>
+        <w:t>('/')</w:t>
       </w:r>
     </w:p>
     <w:p>
@@ -2185,7 +2820,23 @@
           <w:rFonts w:ascii="Georgia Pro" w:eastAsia="Georgia Pro" w:hAnsi="Georgia Pro" w:cs="Georgia Pro"/>
           <w:color w:val="000000" w:themeColor="text1"/>
         </w:rPr>
-        <w:t>def home():</w:t>
+        <w:t xml:space="preserve">def </w:t>
+      </w:r>
+      <w:proofErr w:type="gramStart"/>
+      <w:r>
+        <w:rPr>
+          <w:rFonts w:ascii="Georgia Pro" w:eastAsia="Georgia Pro" w:hAnsi="Georgia Pro" w:cs="Georgia Pro"/>
+          <w:color w:val="000000" w:themeColor="text1"/>
+        </w:rPr>
+        <w:t>home(</w:t>
+      </w:r>
+      <w:proofErr w:type="gramEnd"/>
+      <w:r>
+        <w:rPr>
+          <w:rFonts w:ascii="Georgia Pro" w:eastAsia="Georgia Pro" w:hAnsi="Georgia Pro" w:cs="Georgia Pro"/>
+          <w:color w:val="000000" w:themeColor="text1"/>
+        </w:rPr>
+        <w:t>):</w:t>
       </w:r>
     </w:p>
     <w:p>
@@ -2208,7 +2859,25 @@
           <w:rFonts w:ascii="Georgia Pro" w:eastAsia="Georgia Pro" w:hAnsi="Georgia Pro" w:cs="Georgia Pro"/>
           <w:color w:val="000000" w:themeColor="text1"/>
         </w:rPr>
-        <w:t xml:space="preserve">    hostname = socket.gethostname()</w:t>
+        <w:t xml:space="preserve">    hostname = </w:t>
+      </w:r>
+      <w:proofErr w:type="spellStart"/>
+      <w:proofErr w:type="gramStart"/>
+      <w:r>
+        <w:rPr>
+          <w:rFonts w:ascii="Georgia Pro" w:eastAsia="Georgia Pro" w:hAnsi="Georgia Pro" w:cs="Georgia Pro"/>
+          <w:color w:val="000000" w:themeColor="text1"/>
+        </w:rPr>
+        <w:t>socket.gethostname</w:t>
+      </w:r>
+      <w:proofErr w:type="spellEnd"/>
+      <w:proofErr w:type="gramEnd"/>
+      <w:r>
+        <w:rPr>
+          <w:rFonts w:ascii="Georgia Pro" w:eastAsia="Georgia Pro" w:hAnsi="Georgia Pro" w:cs="Georgia Pro"/>
+          <w:color w:val="000000" w:themeColor="text1"/>
+        </w:rPr>
+        <w:t>()</w:t>
       </w:r>
     </w:p>
     <w:p>
@@ -2231,7 +2900,23 @@
           <w:rFonts w:ascii="Georgia Pro" w:eastAsia="Georgia Pro" w:hAnsi="Georgia Pro" w:cs="Georgia Pro"/>
           <w:color w:val="000000" w:themeColor="text1"/>
         </w:rPr>
-        <w:t xml:space="preserve">    return f'&lt;h1&gt;Welcome from VM1 - {hostname}&lt;/h1&gt;'</w:t>
+        <w:t xml:space="preserve">    return f'&lt;h1&gt;Welcome from </w:t>
+      </w:r>
+      <w:proofErr w:type="gramStart"/>
+      <w:r>
+        <w:rPr>
+          <w:rFonts w:ascii="Georgia Pro" w:eastAsia="Georgia Pro" w:hAnsi="Georgia Pro" w:cs="Georgia Pro"/>
+          <w:color w:val="000000" w:themeColor="text1"/>
+        </w:rPr>
+        <w:t>VM1 - {</w:t>
+      </w:r>
+      <w:proofErr w:type="gramEnd"/>
+      <w:r>
+        <w:rPr>
+          <w:rFonts w:ascii="Georgia Pro" w:eastAsia="Georgia Pro" w:hAnsi="Georgia Pro" w:cs="Georgia Pro"/>
+          <w:color w:val="000000" w:themeColor="text1"/>
+        </w:rPr>
+        <w:t>hostname}&lt;/h1&gt;'</w:t>
       </w:r>
     </w:p>
     <w:p>
@@ -2249,12 +2934,30 @@
           <w:color w:val="000000" w:themeColor="text1"/>
         </w:rPr>
       </w:pPr>
-      <w:r>
-        <w:rPr>
-          <w:rFonts w:ascii="Georgia Pro" w:eastAsia="Georgia Pro" w:hAnsi="Georgia Pro" w:cs="Georgia Pro"/>
-          <w:color w:val="000000" w:themeColor="text1"/>
-        </w:rPr>
-        <w:t>app.run(host='0.0.0.0', port=5000)</w:t>
+      <w:proofErr w:type="spellStart"/>
+      <w:proofErr w:type="gramStart"/>
+      <w:r>
+        <w:rPr>
+          <w:rFonts w:ascii="Georgia Pro" w:eastAsia="Georgia Pro" w:hAnsi="Georgia Pro" w:cs="Georgia Pro"/>
+          <w:color w:val="000000" w:themeColor="text1"/>
+        </w:rPr>
+        <w:t>app.run</w:t>
+      </w:r>
+      <w:proofErr w:type="spellEnd"/>
+      <w:r>
+        <w:rPr>
+          <w:rFonts w:ascii="Georgia Pro" w:eastAsia="Georgia Pro" w:hAnsi="Georgia Pro" w:cs="Georgia Pro"/>
+          <w:color w:val="000000" w:themeColor="text1"/>
+        </w:rPr>
+        <w:t>(</w:t>
+      </w:r>
+      <w:proofErr w:type="gramEnd"/>
+      <w:r>
+        <w:rPr>
+          <w:rFonts w:ascii="Georgia Pro" w:eastAsia="Georgia Pro" w:hAnsi="Georgia Pro" w:cs="Georgia Pro"/>
+          <w:color w:val="000000" w:themeColor="text1"/>
+        </w:rPr>
+        <w:t>host='0.0.0.0', port=5000)</w:t>
       </w:r>
     </w:p>
     <w:p>
@@ -2317,12 +3020,53 @@
           <w:color w:val="000000" w:themeColor="text1"/>
         </w:rPr>
       </w:pPr>
-      <w:r>
-        <w:rPr>
-          <w:rFonts w:ascii="Georgia Pro" w:eastAsia="Georgia Pro" w:hAnsi="Georgia Pro" w:cs="Georgia Pro"/>
-          <w:color w:val="000000" w:themeColor="text1"/>
-        </w:rPr>
-        <w:t>az vm run-command invoke \</w:t>
+      <w:proofErr w:type="spellStart"/>
+      <w:r>
+        <w:rPr>
+          <w:rFonts w:ascii="Georgia Pro" w:eastAsia="Georgia Pro" w:hAnsi="Georgia Pro" w:cs="Georgia Pro"/>
+          <w:color w:val="000000" w:themeColor="text1"/>
+        </w:rPr>
+        <w:t>az</w:t>
+      </w:r>
+      <w:proofErr w:type="spellEnd"/>
+      <w:r>
+        <w:rPr>
+          <w:rFonts w:ascii="Georgia Pro" w:eastAsia="Georgia Pro" w:hAnsi="Georgia Pro" w:cs="Georgia Pro"/>
+          <w:color w:val="000000" w:themeColor="text1"/>
+        </w:rPr>
+        <w:t xml:space="preserve"> </w:t>
+      </w:r>
+      <w:proofErr w:type="spellStart"/>
+      <w:r>
+        <w:rPr>
+          <w:rFonts w:ascii="Georgia Pro" w:eastAsia="Georgia Pro" w:hAnsi="Georgia Pro" w:cs="Georgia Pro"/>
+          <w:color w:val="000000" w:themeColor="text1"/>
+        </w:rPr>
+        <w:t>vm</w:t>
+      </w:r>
+      <w:proofErr w:type="spellEnd"/>
+      <w:r>
+        <w:rPr>
+          <w:rFonts w:ascii="Georgia Pro" w:eastAsia="Georgia Pro" w:hAnsi="Georgia Pro" w:cs="Georgia Pro"/>
+          <w:color w:val="000000" w:themeColor="text1"/>
+        </w:rPr>
+        <w:t xml:space="preserve"> </w:t>
+      </w:r>
+      <w:proofErr w:type="gramStart"/>
+      <w:r>
+        <w:rPr>
+          <w:rFonts w:ascii="Georgia Pro" w:eastAsia="Georgia Pro" w:hAnsi="Georgia Pro" w:cs="Georgia Pro"/>
+          <w:color w:val="000000" w:themeColor="text1"/>
+        </w:rPr>
+        <w:t>run-command</w:t>
+      </w:r>
+      <w:proofErr w:type="gramEnd"/>
+      <w:r>
+        <w:rPr>
+          <w:rFonts w:ascii="Georgia Pro" w:eastAsia="Georgia Pro" w:hAnsi="Georgia Pro" w:cs="Georgia Pro"/>
+          <w:color w:val="000000" w:themeColor="text1"/>
+        </w:rPr>
+        <w:t xml:space="preserve"> invoke \</w:t>
       </w:r>
     </w:p>
     <w:p>
@@ -2391,7 +3135,23 @@
           <w:rFonts w:ascii="Georgia Pro" w:eastAsia="Georgia Pro" w:hAnsi="Georgia Pro" w:cs="Georgia Pro"/>
           <w:color w:val="000000" w:themeColor="text1"/>
         </w:rPr>
-        <w:t>--command-id RunShellScript \</w:t>
+        <w:t xml:space="preserve">--command-id </w:t>
+      </w:r>
+      <w:proofErr w:type="spellStart"/>
+      <w:r>
+        <w:rPr>
+          <w:rFonts w:ascii="Georgia Pro" w:eastAsia="Georgia Pro" w:hAnsi="Georgia Pro" w:cs="Georgia Pro"/>
+          <w:color w:val="000000" w:themeColor="text1"/>
+        </w:rPr>
+        <w:t>RunShellScript</w:t>
+      </w:r>
+      <w:proofErr w:type="spellEnd"/>
+      <w:r>
+        <w:rPr>
+          <w:rFonts w:ascii="Georgia Pro" w:eastAsia="Georgia Pro" w:hAnsi="Georgia Pro" w:cs="Georgia Pro"/>
+          <w:color w:val="000000" w:themeColor="text1"/>
+        </w:rPr>
+        <w:t xml:space="preserve"> \</w:t>
       </w:r>
     </w:p>
     <w:p>
@@ -2432,12 +3192,21 @@
           <w:color w:val="000000" w:themeColor="text1"/>
         </w:rPr>
       </w:pPr>
-      <w:r>
-        <w:rPr>
-          <w:rFonts w:ascii="Georgia Pro" w:eastAsia="Georgia Pro" w:hAnsi="Georgia Pro" w:cs="Georgia Pro"/>
-          <w:color w:val="000000" w:themeColor="text1"/>
-        </w:rPr>
-        <w:t>sudo apt update</w:t>
+      <w:proofErr w:type="spellStart"/>
+      <w:r>
+        <w:rPr>
+          <w:rFonts w:ascii="Georgia Pro" w:eastAsia="Georgia Pro" w:hAnsi="Georgia Pro" w:cs="Georgia Pro"/>
+          <w:color w:val="000000" w:themeColor="text1"/>
+        </w:rPr>
+        <w:t>sudo</w:t>
+      </w:r>
+      <w:proofErr w:type="spellEnd"/>
+      <w:r>
+        <w:rPr>
+          <w:rFonts w:ascii="Georgia Pro" w:eastAsia="Georgia Pro" w:hAnsi="Georgia Pro" w:cs="Georgia Pro"/>
+          <w:color w:val="000000" w:themeColor="text1"/>
+        </w:rPr>
+        <w:t xml:space="preserve"> apt update</w:t>
       </w:r>
     </w:p>
     <w:p>
@@ -2455,12 +3224,21 @@
           <w:color w:val="000000" w:themeColor="text1"/>
         </w:rPr>
       </w:pPr>
-      <w:r>
-        <w:rPr>
-          <w:rFonts w:ascii="Georgia Pro" w:eastAsia="Georgia Pro" w:hAnsi="Georgia Pro" w:cs="Georgia Pro"/>
-          <w:color w:val="000000" w:themeColor="text1"/>
-        </w:rPr>
-        <w:t>sudo apt install -y python3-pip</w:t>
+      <w:proofErr w:type="spellStart"/>
+      <w:r>
+        <w:rPr>
+          <w:rFonts w:ascii="Georgia Pro" w:eastAsia="Georgia Pro" w:hAnsi="Georgia Pro" w:cs="Georgia Pro"/>
+          <w:color w:val="000000" w:themeColor="text1"/>
+        </w:rPr>
+        <w:t>sudo</w:t>
+      </w:r>
+      <w:proofErr w:type="spellEnd"/>
+      <w:r>
+        <w:rPr>
+          <w:rFonts w:ascii="Georgia Pro" w:eastAsia="Georgia Pro" w:hAnsi="Georgia Pro" w:cs="Georgia Pro"/>
+          <w:color w:val="000000" w:themeColor="text1"/>
+        </w:rPr>
+        <w:t xml:space="preserve"> apt install -y python3-pip</w:t>
       </w:r>
     </w:p>
     <w:p>
@@ -2602,12 +3380,21 @@
           <w:color w:val="000000" w:themeColor="text1"/>
         </w:rPr>
       </w:pPr>
-      <w:r>
-        <w:rPr>
-          <w:rFonts w:ascii="Georgia Pro" w:eastAsia="Georgia Pro" w:hAnsi="Georgia Pro" w:cs="Georgia Pro"/>
-          <w:color w:val="000000" w:themeColor="text1"/>
-        </w:rPr>
-        <w:t>nohup python3 app.py &gt; output.log 2&gt;&amp;1 &amp;</w:t>
+      <w:proofErr w:type="spellStart"/>
+      <w:r>
+        <w:rPr>
+          <w:rFonts w:ascii="Georgia Pro" w:eastAsia="Georgia Pro" w:hAnsi="Georgia Pro" w:cs="Georgia Pro"/>
+          <w:color w:val="000000" w:themeColor="text1"/>
+        </w:rPr>
+        <w:t>nohup</w:t>
+      </w:r>
+      <w:proofErr w:type="spellEnd"/>
+      <w:r>
+        <w:rPr>
+          <w:rFonts w:ascii="Georgia Pro" w:eastAsia="Georgia Pro" w:hAnsi="Georgia Pro" w:cs="Georgia Pro"/>
+          <w:color w:val="000000" w:themeColor="text1"/>
+        </w:rPr>
+        <w:t xml:space="preserve"> python3 app.py &gt; output.log 2&gt;&amp;1 &amp;</w:t>
       </w:r>
     </w:p>
     <w:p>
@@ -2679,12 +3466,53 @@
           <w:color w:val="000000" w:themeColor="text1"/>
         </w:rPr>
       </w:pPr>
-      <w:r>
-        <w:rPr>
-          <w:rFonts w:ascii="Georgia Pro" w:eastAsia="Georgia Pro" w:hAnsi="Georgia Pro" w:cs="Georgia Pro"/>
-          <w:color w:val="000000" w:themeColor="text1"/>
-        </w:rPr>
-        <w:t>az vm run-command invoke \</w:t>
+      <w:proofErr w:type="spellStart"/>
+      <w:r>
+        <w:rPr>
+          <w:rFonts w:ascii="Georgia Pro" w:eastAsia="Georgia Pro" w:hAnsi="Georgia Pro" w:cs="Georgia Pro"/>
+          <w:color w:val="000000" w:themeColor="text1"/>
+        </w:rPr>
+        <w:t>az</w:t>
+      </w:r>
+      <w:proofErr w:type="spellEnd"/>
+      <w:r>
+        <w:rPr>
+          <w:rFonts w:ascii="Georgia Pro" w:eastAsia="Georgia Pro" w:hAnsi="Georgia Pro" w:cs="Georgia Pro"/>
+          <w:color w:val="000000" w:themeColor="text1"/>
+        </w:rPr>
+        <w:t xml:space="preserve"> </w:t>
+      </w:r>
+      <w:proofErr w:type="spellStart"/>
+      <w:r>
+        <w:rPr>
+          <w:rFonts w:ascii="Georgia Pro" w:eastAsia="Georgia Pro" w:hAnsi="Georgia Pro" w:cs="Georgia Pro"/>
+          <w:color w:val="000000" w:themeColor="text1"/>
+        </w:rPr>
+        <w:t>vm</w:t>
+      </w:r>
+      <w:proofErr w:type="spellEnd"/>
+      <w:r>
+        <w:rPr>
+          <w:rFonts w:ascii="Georgia Pro" w:eastAsia="Georgia Pro" w:hAnsi="Georgia Pro" w:cs="Georgia Pro"/>
+          <w:color w:val="000000" w:themeColor="text1"/>
+        </w:rPr>
+        <w:t xml:space="preserve"> </w:t>
+      </w:r>
+      <w:proofErr w:type="gramStart"/>
+      <w:r>
+        <w:rPr>
+          <w:rFonts w:ascii="Georgia Pro" w:eastAsia="Georgia Pro" w:hAnsi="Georgia Pro" w:cs="Georgia Pro"/>
+          <w:color w:val="000000" w:themeColor="text1"/>
+        </w:rPr>
+        <w:t>run-command</w:t>
+      </w:r>
+      <w:proofErr w:type="gramEnd"/>
+      <w:r>
+        <w:rPr>
+          <w:rFonts w:ascii="Georgia Pro" w:eastAsia="Georgia Pro" w:hAnsi="Georgia Pro" w:cs="Georgia Pro"/>
+          <w:color w:val="000000" w:themeColor="text1"/>
+        </w:rPr>
+        <w:t xml:space="preserve"> invoke \</w:t>
       </w:r>
     </w:p>
     <w:p>
@@ -2753,7 +3581,23 @@
           <w:rFonts w:ascii="Georgia Pro" w:eastAsia="Georgia Pro" w:hAnsi="Georgia Pro" w:cs="Georgia Pro"/>
           <w:color w:val="000000" w:themeColor="text1"/>
         </w:rPr>
-        <w:t>--command-id RunShellScript \</w:t>
+        <w:t xml:space="preserve">--command-id </w:t>
+      </w:r>
+      <w:proofErr w:type="spellStart"/>
+      <w:r>
+        <w:rPr>
+          <w:rFonts w:ascii="Georgia Pro" w:eastAsia="Georgia Pro" w:hAnsi="Georgia Pro" w:cs="Georgia Pro"/>
+          <w:color w:val="000000" w:themeColor="text1"/>
+        </w:rPr>
+        <w:t>RunShellScript</w:t>
+      </w:r>
+      <w:proofErr w:type="spellEnd"/>
+      <w:r>
+        <w:rPr>
+          <w:rFonts w:ascii="Georgia Pro" w:eastAsia="Georgia Pro" w:hAnsi="Georgia Pro" w:cs="Georgia Pro"/>
+          <w:color w:val="000000" w:themeColor="text1"/>
+        </w:rPr>
+        <w:t xml:space="preserve"> \</w:t>
       </w:r>
     </w:p>
     <w:p>
@@ -2794,12 +3638,21 @@
           <w:color w:val="000000" w:themeColor="text1"/>
         </w:rPr>
       </w:pPr>
-      <w:r>
-        <w:rPr>
-          <w:rFonts w:ascii="Georgia Pro" w:eastAsia="Georgia Pro" w:hAnsi="Georgia Pro" w:cs="Georgia Pro"/>
-          <w:color w:val="000000" w:themeColor="text1"/>
-        </w:rPr>
-        <w:t>sudo apt update</w:t>
+      <w:proofErr w:type="spellStart"/>
+      <w:r>
+        <w:rPr>
+          <w:rFonts w:ascii="Georgia Pro" w:eastAsia="Georgia Pro" w:hAnsi="Georgia Pro" w:cs="Georgia Pro"/>
+          <w:color w:val="000000" w:themeColor="text1"/>
+        </w:rPr>
+        <w:t>sudo</w:t>
+      </w:r>
+      <w:proofErr w:type="spellEnd"/>
+      <w:r>
+        <w:rPr>
+          <w:rFonts w:ascii="Georgia Pro" w:eastAsia="Georgia Pro" w:hAnsi="Georgia Pro" w:cs="Georgia Pro"/>
+          <w:color w:val="000000" w:themeColor="text1"/>
+        </w:rPr>
+        <w:t xml:space="preserve"> apt update</w:t>
       </w:r>
     </w:p>
     <w:p>
@@ -2817,12 +3670,21 @@
           <w:color w:val="000000" w:themeColor="text1"/>
         </w:rPr>
       </w:pPr>
-      <w:r>
-        <w:rPr>
-          <w:rFonts w:ascii="Georgia Pro" w:eastAsia="Georgia Pro" w:hAnsi="Georgia Pro" w:cs="Georgia Pro"/>
-          <w:color w:val="000000" w:themeColor="text1"/>
-        </w:rPr>
-        <w:t>sudo apt install -y python3-pip</w:t>
+      <w:proofErr w:type="spellStart"/>
+      <w:r>
+        <w:rPr>
+          <w:rFonts w:ascii="Georgia Pro" w:eastAsia="Georgia Pro" w:hAnsi="Georgia Pro" w:cs="Georgia Pro"/>
+          <w:color w:val="000000" w:themeColor="text1"/>
+        </w:rPr>
+        <w:t>sudo</w:t>
+      </w:r>
+      <w:proofErr w:type="spellEnd"/>
+      <w:r>
+        <w:rPr>
+          <w:rFonts w:ascii="Georgia Pro" w:eastAsia="Georgia Pro" w:hAnsi="Georgia Pro" w:cs="Georgia Pro"/>
+          <w:color w:val="000000" w:themeColor="text1"/>
+        </w:rPr>
+        <w:t xml:space="preserve"> apt install -y python3-pip</w:t>
       </w:r>
     </w:p>
     <w:p>
@@ -2964,12 +3826,21 @@
           <w:color w:val="000000" w:themeColor="text1"/>
         </w:rPr>
       </w:pPr>
-      <w:r>
-        <w:rPr>
-          <w:rFonts w:ascii="Georgia Pro" w:eastAsia="Georgia Pro" w:hAnsi="Georgia Pro" w:cs="Georgia Pro"/>
-          <w:color w:val="000000" w:themeColor="text1"/>
-        </w:rPr>
-        <w:t>nohup python3 app.py &gt; output.log 2&gt;&amp;1 &amp;</w:t>
+      <w:proofErr w:type="spellStart"/>
+      <w:r>
+        <w:rPr>
+          <w:rFonts w:ascii="Georgia Pro" w:eastAsia="Georgia Pro" w:hAnsi="Georgia Pro" w:cs="Georgia Pro"/>
+          <w:color w:val="000000" w:themeColor="text1"/>
+        </w:rPr>
+        <w:t>nohup</w:t>
+      </w:r>
+      <w:proofErr w:type="spellEnd"/>
+      <w:r>
+        <w:rPr>
+          <w:rFonts w:ascii="Georgia Pro" w:eastAsia="Georgia Pro" w:hAnsi="Georgia Pro" w:cs="Georgia Pro"/>
+          <w:color w:val="000000" w:themeColor="text1"/>
+        </w:rPr>
+        <w:t xml:space="preserve"> python3 app.py &gt; output.log 2&gt;&amp;1 &amp;</w:t>
       </w:r>
     </w:p>
     <w:p>
@@ -3064,7 +3935,39 @@
           <w:rFonts w:ascii="Georgia Pro" w:eastAsia="Georgia Pro" w:hAnsi="Georgia Pro" w:cs="Georgia Pro"/>
           <w:color w:val="000000" w:themeColor="text1"/>
         </w:rPr>
-        <w:t>NIC1=$(az network nic list \</w:t>
+        <w:t>NIC1=$(</w:t>
+      </w:r>
+      <w:proofErr w:type="spellStart"/>
+      <w:r>
+        <w:rPr>
+          <w:rFonts w:ascii="Georgia Pro" w:eastAsia="Georgia Pro" w:hAnsi="Georgia Pro" w:cs="Georgia Pro"/>
+          <w:color w:val="000000" w:themeColor="text1"/>
+        </w:rPr>
+        <w:t>az</w:t>
+      </w:r>
+      <w:proofErr w:type="spellEnd"/>
+      <w:r>
+        <w:rPr>
+          <w:rFonts w:ascii="Georgia Pro" w:eastAsia="Georgia Pro" w:hAnsi="Georgia Pro" w:cs="Georgia Pro"/>
+          <w:color w:val="000000" w:themeColor="text1"/>
+        </w:rPr>
+        <w:t xml:space="preserve"> network </w:t>
+      </w:r>
+      <w:proofErr w:type="spellStart"/>
+      <w:r>
+        <w:rPr>
+          <w:rFonts w:ascii="Georgia Pro" w:eastAsia="Georgia Pro" w:hAnsi="Georgia Pro" w:cs="Georgia Pro"/>
+          <w:color w:val="000000" w:themeColor="text1"/>
+        </w:rPr>
+        <w:t>nic</w:t>
+      </w:r>
+      <w:proofErr w:type="spellEnd"/>
+      <w:r>
+        <w:rPr>
+          <w:rFonts w:ascii="Georgia Pro" w:eastAsia="Georgia Pro" w:hAnsi="Georgia Pro" w:cs="Georgia Pro"/>
+          <w:color w:val="000000" w:themeColor="text1"/>
+        </w:rPr>
+        <w:t xml:space="preserve"> list \</w:t>
       </w:r>
     </w:p>
     <w:p>
@@ -3133,7 +4036,23 @@
           <w:rFonts w:ascii="Georgia Pro" w:eastAsia="Georgia Pro" w:hAnsi="Georgia Pro" w:cs="Georgia Pro"/>
           <w:color w:val="000000" w:themeColor="text1"/>
         </w:rPr>
-        <w:t>-o tsv)</w:t>
+        <w:t xml:space="preserve">-o </w:t>
+      </w:r>
+      <w:proofErr w:type="spellStart"/>
+      <w:r>
+        <w:rPr>
+          <w:rFonts w:ascii="Georgia Pro" w:eastAsia="Georgia Pro" w:hAnsi="Georgia Pro" w:cs="Georgia Pro"/>
+          <w:color w:val="000000" w:themeColor="text1"/>
+        </w:rPr>
+        <w:t>tsv</w:t>
+      </w:r>
+      <w:proofErr w:type="spellEnd"/>
+      <w:r>
+        <w:rPr>
+          <w:rFonts w:ascii="Georgia Pro" w:eastAsia="Georgia Pro" w:hAnsi="Georgia Pro" w:cs="Georgia Pro"/>
+          <w:color w:val="000000" w:themeColor="text1"/>
+        </w:rPr>
+        <w:t>)</w:t>
       </w:r>
     </w:p>
     <w:p>
@@ -3242,7 +4161,39 @@
           <w:rFonts w:ascii="Georgia Pro" w:eastAsia="Georgia Pro" w:hAnsi="Georgia Pro" w:cs="Georgia Pro"/>
           <w:color w:val="000000" w:themeColor="text1"/>
         </w:rPr>
-        <w:t>=$(az network nic list \</w:t>
+        <w:t>=$(</w:t>
+      </w:r>
+      <w:proofErr w:type="spellStart"/>
+      <w:r>
+        <w:rPr>
+          <w:rFonts w:ascii="Georgia Pro" w:eastAsia="Georgia Pro" w:hAnsi="Georgia Pro" w:cs="Georgia Pro"/>
+          <w:color w:val="000000" w:themeColor="text1"/>
+        </w:rPr>
+        <w:t>az</w:t>
+      </w:r>
+      <w:proofErr w:type="spellEnd"/>
+      <w:r>
+        <w:rPr>
+          <w:rFonts w:ascii="Georgia Pro" w:eastAsia="Georgia Pro" w:hAnsi="Georgia Pro" w:cs="Georgia Pro"/>
+          <w:color w:val="000000" w:themeColor="text1"/>
+        </w:rPr>
+        <w:t xml:space="preserve"> network </w:t>
+      </w:r>
+      <w:proofErr w:type="spellStart"/>
+      <w:r>
+        <w:rPr>
+          <w:rFonts w:ascii="Georgia Pro" w:eastAsia="Georgia Pro" w:hAnsi="Georgia Pro" w:cs="Georgia Pro"/>
+          <w:color w:val="000000" w:themeColor="text1"/>
+        </w:rPr>
+        <w:t>nic</w:t>
+      </w:r>
+      <w:proofErr w:type="spellEnd"/>
+      <w:r>
+        <w:rPr>
+          <w:rFonts w:ascii="Georgia Pro" w:eastAsia="Georgia Pro" w:hAnsi="Georgia Pro" w:cs="Georgia Pro"/>
+          <w:color w:val="000000" w:themeColor="text1"/>
+        </w:rPr>
+        <w:t xml:space="preserve"> list \</w:t>
       </w:r>
     </w:p>
     <w:p>
@@ -3325,7 +4276,23 @@
           <w:rFonts w:ascii="Georgia Pro" w:eastAsia="Georgia Pro" w:hAnsi="Georgia Pro" w:cs="Georgia Pro"/>
           <w:color w:val="000000" w:themeColor="text1"/>
         </w:rPr>
-        <w:t>-o tsv)</w:t>
+        <w:t xml:space="preserve">-o </w:t>
+      </w:r>
+      <w:proofErr w:type="spellStart"/>
+      <w:r>
+        <w:rPr>
+          <w:rFonts w:ascii="Georgia Pro" w:eastAsia="Georgia Pro" w:hAnsi="Georgia Pro" w:cs="Georgia Pro"/>
+          <w:color w:val="000000" w:themeColor="text1"/>
+        </w:rPr>
+        <w:t>tsv</w:t>
+      </w:r>
+      <w:proofErr w:type="spellEnd"/>
+      <w:r>
+        <w:rPr>
+          <w:rFonts w:ascii="Georgia Pro" w:eastAsia="Georgia Pro" w:hAnsi="Georgia Pro" w:cs="Georgia Pro"/>
+          <w:color w:val="000000" w:themeColor="text1"/>
+        </w:rPr>
+        <w:t>)</w:t>
       </w:r>
     </w:p>
     <w:p>
@@ -3445,7 +4412,55 @@
           <w:rFonts w:ascii="Georgia Pro" w:eastAsia="Georgia Pro" w:hAnsi="Georgia Pro" w:cs="Georgia Pro"/>
           <w:color w:val="000000" w:themeColor="text1"/>
         </w:rPr>
-        <w:t>IPCONFIG1=$(az network nic ip-config list \</w:t>
+        <w:t>IPCONFIG1=$(</w:t>
+      </w:r>
+      <w:proofErr w:type="spellStart"/>
+      <w:r>
+        <w:rPr>
+          <w:rFonts w:ascii="Georgia Pro" w:eastAsia="Georgia Pro" w:hAnsi="Georgia Pro" w:cs="Georgia Pro"/>
+          <w:color w:val="000000" w:themeColor="text1"/>
+        </w:rPr>
+        <w:t>az</w:t>
+      </w:r>
+      <w:proofErr w:type="spellEnd"/>
+      <w:r>
+        <w:rPr>
+          <w:rFonts w:ascii="Georgia Pro" w:eastAsia="Georgia Pro" w:hAnsi="Georgia Pro" w:cs="Georgia Pro"/>
+          <w:color w:val="000000" w:themeColor="text1"/>
+        </w:rPr>
+        <w:t xml:space="preserve"> network </w:t>
+      </w:r>
+      <w:proofErr w:type="spellStart"/>
+      <w:r>
+        <w:rPr>
+          <w:rFonts w:ascii="Georgia Pro" w:eastAsia="Georgia Pro" w:hAnsi="Georgia Pro" w:cs="Georgia Pro"/>
+          <w:color w:val="000000" w:themeColor="text1"/>
+        </w:rPr>
+        <w:t>nic</w:t>
+      </w:r>
+      <w:proofErr w:type="spellEnd"/>
+      <w:r>
+        <w:rPr>
+          <w:rFonts w:ascii="Georgia Pro" w:eastAsia="Georgia Pro" w:hAnsi="Georgia Pro" w:cs="Georgia Pro"/>
+          <w:color w:val="000000" w:themeColor="text1"/>
+        </w:rPr>
+        <w:t xml:space="preserve"> </w:t>
+      </w:r>
+      <w:proofErr w:type="spellStart"/>
+      <w:r>
+        <w:rPr>
+          <w:rFonts w:ascii="Georgia Pro" w:eastAsia="Georgia Pro" w:hAnsi="Georgia Pro" w:cs="Georgia Pro"/>
+          <w:color w:val="000000" w:themeColor="text1"/>
+        </w:rPr>
+        <w:t>ip</w:t>
+      </w:r>
+      <w:proofErr w:type="spellEnd"/>
+      <w:r>
+        <w:rPr>
+          <w:rFonts w:ascii="Georgia Pro" w:eastAsia="Georgia Pro" w:hAnsi="Georgia Pro" w:cs="Georgia Pro"/>
+          <w:color w:val="000000" w:themeColor="text1"/>
+        </w:rPr>
+        <w:t>-config list \</w:t>
       </w:r>
       <w:r>
         <w:rPr>
@@ -3461,7 +4476,23 @@
           <w:color w:val="000000" w:themeColor="text1"/>
         </w:rPr>
         <w:br/>
-        <w:t>--nic-name $NIC1 \</w:t>
+        <w:t>--</w:t>
+      </w:r>
+      <w:proofErr w:type="spellStart"/>
+      <w:r>
+        <w:rPr>
+          <w:rFonts w:ascii="Georgia Pro" w:eastAsia="Georgia Pro" w:hAnsi="Georgia Pro" w:cs="Georgia Pro"/>
+          <w:color w:val="000000" w:themeColor="text1"/>
+        </w:rPr>
+        <w:t>nic</w:t>
+      </w:r>
+      <w:proofErr w:type="spellEnd"/>
+      <w:r>
+        <w:rPr>
+          <w:rFonts w:ascii="Georgia Pro" w:eastAsia="Georgia Pro" w:hAnsi="Georgia Pro" w:cs="Georgia Pro"/>
+          <w:color w:val="000000" w:themeColor="text1"/>
+        </w:rPr>
+        <w:t>-name $NIC1 \</w:t>
       </w:r>
       <w:r>
         <w:rPr>
@@ -3477,7 +4508,23 @@
           <w:color w:val="000000" w:themeColor="text1"/>
         </w:rPr>
         <w:br/>
-        <w:t>-o tsv)</w:t>
+        <w:t xml:space="preserve">-o </w:t>
+      </w:r>
+      <w:proofErr w:type="spellStart"/>
+      <w:r>
+        <w:rPr>
+          <w:rFonts w:ascii="Georgia Pro" w:eastAsia="Georgia Pro" w:hAnsi="Georgia Pro" w:cs="Georgia Pro"/>
+          <w:color w:val="000000" w:themeColor="text1"/>
+        </w:rPr>
+        <w:t>tsv</w:t>
+      </w:r>
+      <w:proofErr w:type="spellEnd"/>
+      <w:r>
+        <w:rPr>
+          <w:rFonts w:ascii="Georgia Pro" w:eastAsia="Georgia Pro" w:hAnsi="Georgia Pro" w:cs="Georgia Pro"/>
+          <w:color w:val="000000" w:themeColor="text1"/>
+        </w:rPr>
+        <w:t>)</w:t>
       </w:r>
       <w:r>
         <w:rPr>
@@ -3546,120 +4593,55 @@
           <w:rFonts w:ascii="Georgia Pro" w:eastAsia="Georgia Pro" w:hAnsi="Georgia Pro" w:cs="Georgia Pro"/>
           <w:color w:val="000000" w:themeColor="text1"/>
         </w:rPr>
-        <w:t>IPCONFIG2=$(az network nic ip-config list \</w:t>
-      </w:r>
-      <w:r>
-        <w:rPr>
-          <w:rFonts w:ascii="Georgia Pro" w:eastAsia="Georgia Pro" w:hAnsi="Georgia Pro" w:cs="Georgia Pro"/>
-          <w:color w:val="000000" w:themeColor="text1"/>
-        </w:rPr>
-        <w:br/>
-        <w:t>--resource-group $RESOURCE_GROUP \</w:t>
-      </w:r>
-      <w:r>
-        <w:rPr>
-          <w:rFonts w:ascii="Georgia Pro" w:eastAsia="Georgia Pro" w:hAnsi="Georgia Pro" w:cs="Georgia Pro"/>
-          <w:color w:val="000000" w:themeColor="text1"/>
-        </w:rPr>
-        <w:br/>
-        <w:t>--nic-name $NIC2 \</w:t>
-      </w:r>
-      <w:r>
-        <w:rPr>
-          <w:rFonts w:ascii="Georgia Pro" w:eastAsia="Georgia Pro" w:hAnsi="Georgia Pro" w:cs="Georgia Pro"/>
-          <w:color w:val="000000" w:themeColor="text1"/>
-        </w:rPr>
-        <w:br/>
-        <w:t xml:space="preserve">--query </w:t>
-      </w:r>
-      <w:r>
-        <w:rPr>
-          <w:rFonts w:ascii="Georgia Pro" w:eastAsia="Georgia Pro" w:hAnsi="Georgia Pro" w:cs="Georgia Pro"/>
-          <w:color w:val="000000" w:themeColor="text1"/>
-        </w:rPr>
-        <w:t>“</w:t>
-      </w:r>
-      <w:r>
-        <w:rPr>
-          <w:rFonts w:ascii="Georgia Pro" w:eastAsia="Georgia Pro" w:hAnsi="Georgia Pro" w:cs="Georgia Pro"/>
-          <w:color w:val="000000" w:themeColor="text1"/>
-        </w:rPr>
-        <w:t>[0].name</w:t>
-      </w:r>
-      <w:r>
-        <w:rPr>
-          <w:rFonts w:ascii="Georgia Pro" w:eastAsia="Georgia Pro" w:hAnsi="Georgia Pro" w:cs="Georgia Pro"/>
-          <w:color w:val="000000" w:themeColor="text1"/>
-        </w:rPr>
-        <w:t>”</w:t>
-      </w:r>
-      <w:r>
-        <w:rPr>
-          <w:rFonts w:ascii="Georgia Pro" w:eastAsia="Georgia Pro" w:hAnsi="Georgia Pro" w:cs="Georgia Pro"/>
-          <w:color w:val="000000" w:themeColor="text1"/>
-        </w:rPr>
-        <w:t xml:space="preserve"> \</w:t>
-      </w:r>
-      <w:r>
-        <w:rPr>
-          <w:rFonts w:ascii="Georgia Pro" w:eastAsia="Georgia Pro" w:hAnsi="Georgia Pro" w:cs="Georgia Pro"/>
-          <w:color w:val="000000" w:themeColor="text1"/>
-        </w:rPr>
-        <w:br/>
-        <w:t>-o tsv)</w:t>
-      </w:r>
-      <w:r>
-        <w:rPr>
-          <w:rFonts w:ascii="Georgia Pro" w:eastAsia="Georgia Pro" w:hAnsi="Georgia Pro" w:cs="Georgia Pro"/>
-          <w:color w:val="000000" w:themeColor="text1"/>
-        </w:rPr>
-        <w:br/>
-      </w:r>
-      <w:r>
-        <w:rPr>
-          <w:rFonts w:ascii="Georgia Pro" w:eastAsia="Georgia Pro" w:hAnsi="Georgia Pro" w:cs="Georgia Pro"/>
-          <w:color w:val="000000" w:themeColor="text1"/>
-        </w:rPr>
-        <w:br/>
-        <w:t>echo $IPCONFIG2</w:t>
-      </w:r>
-    </w:p>
-    <w:p>
-      <w:pPr>
-        <w:spacing w:after="0" w:line="480" w:lineRule="auto"/>
-        <w:rPr>
-          <w:rFonts w:ascii="Georgia Pro" w:eastAsia="Georgia Pro" w:hAnsi="Georgia Pro" w:cs="Georgia Pro"/>
-          <w:color w:val="000000" w:themeColor="text1"/>
-        </w:rPr>
-      </w:pPr>
-      <w:r>
-        <w:rPr>
-          <w:rFonts w:ascii="Georgia Pro" w:eastAsia="Georgia Pro" w:hAnsi="Georgia Pro" w:cs="Georgia Pro"/>
-          <w:color w:val="000000" w:themeColor="text1"/>
-        </w:rPr>
-        <w:pict w14:anchorId="22F71A34">
-          <v:rect id="_x0000_i1036" style="width:0;height:1.5pt" o:hralign="center" o:hrstd="t" o:hr="t" fillcolor="#a0a0a0" stroked="f"/>
-        </w:pict>
-      </w:r>
-    </w:p>
-    <w:p>
-      <w:pPr>
-        <w:spacing w:after="0" w:line="480" w:lineRule="auto"/>
-        <w:rPr>
-          <w:rFonts w:ascii="Georgia Pro" w:eastAsia="Georgia Pro" w:hAnsi="Georgia Pro" w:cs="Georgia Pro"/>
-          <w:b/>
-          <w:bCs/>
-          <w:color w:val="000000" w:themeColor="text1"/>
-        </w:rPr>
-      </w:pPr>
-      <w:r>
-        <w:rPr>
-          <w:rFonts w:ascii="Georgia Pro" w:eastAsia="Georgia Pro" w:hAnsi="Georgia Pro" w:cs="Georgia Pro"/>
-          <w:b/>
-          <w:bCs/>
-          <w:color w:val="000000" w:themeColor="text1"/>
-        </w:rPr>
-        <w:t>Step 14: Add VM1 to Backend Pool</w:t>
+        <w:t>IPCONFIG2=$(</w:t>
+      </w:r>
+      <w:proofErr w:type="spellStart"/>
+      <w:r>
+        <w:rPr>
+          <w:rFonts w:ascii="Georgia Pro" w:eastAsia="Georgia Pro" w:hAnsi="Georgia Pro" w:cs="Georgia Pro"/>
+          <w:color w:val="000000" w:themeColor="text1"/>
+        </w:rPr>
+        <w:t>az</w:t>
+      </w:r>
+      <w:proofErr w:type="spellEnd"/>
+      <w:r>
+        <w:rPr>
+          <w:rFonts w:ascii="Georgia Pro" w:eastAsia="Georgia Pro" w:hAnsi="Georgia Pro" w:cs="Georgia Pro"/>
+          <w:color w:val="000000" w:themeColor="text1"/>
+        </w:rPr>
+        <w:t xml:space="preserve"> network </w:t>
+      </w:r>
+      <w:proofErr w:type="spellStart"/>
+      <w:r>
+        <w:rPr>
+          <w:rFonts w:ascii="Georgia Pro" w:eastAsia="Georgia Pro" w:hAnsi="Georgia Pro" w:cs="Georgia Pro"/>
+          <w:color w:val="000000" w:themeColor="text1"/>
+        </w:rPr>
+        <w:t>nic</w:t>
+      </w:r>
+      <w:proofErr w:type="spellEnd"/>
+      <w:r>
+        <w:rPr>
+          <w:rFonts w:ascii="Georgia Pro" w:eastAsia="Georgia Pro" w:hAnsi="Georgia Pro" w:cs="Georgia Pro"/>
+          <w:color w:val="000000" w:themeColor="text1"/>
+        </w:rPr>
+        <w:t xml:space="preserve"> </w:t>
+      </w:r>
+      <w:proofErr w:type="spellStart"/>
+      <w:r>
+        <w:rPr>
+          <w:rFonts w:ascii="Georgia Pro" w:eastAsia="Georgia Pro" w:hAnsi="Georgia Pro" w:cs="Georgia Pro"/>
+          <w:color w:val="000000" w:themeColor="text1"/>
+        </w:rPr>
+        <w:t>ip</w:t>
+      </w:r>
+      <w:proofErr w:type="spellEnd"/>
+      <w:r>
+        <w:rPr>
+          <w:rFonts w:ascii="Georgia Pro" w:eastAsia="Georgia Pro" w:hAnsi="Georgia Pro" w:cs="Georgia Pro"/>
+          <w:color w:val="000000" w:themeColor="text1"/>
+        </w:rPr>
+        <w:t>-config list \</w:t>
       </w:r>
     </w:p>
     <w:p>
@@ -3682,92 +4664,7 @@
           <w:rFonts w:ascii="Georgia Pro" w:eastAsia="Georgia Pro" w:hAnsi="Georgia Pro" w:cs="Georgia Pro"/>
           <w:color w:val="000000" w:themeColor="text1"/>
         </w:rPr>
-        <w:t>az network nic ip-config address-pool add \</w:t>
-      </w:r>
-      <w:r>
-        <w:rPr>
-          <w:rFonts w:ascii="Georgia Pro" w:eastAsia="Georgia Pro" w:hAnsi="Georgia Pro" w:cs="Georgia Pro"/>
-          <w:color w:val="000000" w:themeColor="text1"/>
-        </w:rPr>
-        <w:br/>
-        <w:t>--address-pool myBackEndPool \</w:t>
-      </w:r>
-      <w:r>
-        <w:rPr>
-          <w:rFonts w:ascii="Georgia Pro" w:eastAsia="Georgia Pro" w:hAnsi="Georgia Pro" w:cs="Georgia Pro"/>
-          <w:color w:val="000000" w:themeColor="text1"/>
-        </w:rPr>
-        <w:br/>
-        <w:t>--ip-config-name $IPCONFIG1 \</w:t>
-      </w:r>
-      <w:r>
-        <w:rPr>
-          <w:rFonts w:ascii="Georgia Pro" w:eastAsia="Georgia Pro" w:hAnsi="Georgia Pro" w:cs="Georgia Pro"/>
-          <w:color w:val="000000" w:themeColor="text1"/>
-        </w:rPr>
-        <w:br/>
-        <w:t>--nic-name $NIC1 \</w:t>
-      </w:r>
-      <w:r>
-        <w:rPr>
-          <w:rFonts w:ascii="Georgia Pro" w:eastAsia="Georgia Pro" w:hAnsi="Georgia Pro" w:cs="Georgia Pro"/>
-          <w:color w:val="000000" w:themeColor="text1"/>
-        </w:rPr>
-        <w:br/>
-      </w:r>
-      <w:r>
-        <w:rPr>
-          <w:rFonts w:ascii="Georgia Pro" w:eastAsia="Georgia Pro" w:hAnsi="Georgia Pro" w:cs="Georgia Pro"/>
-          <w:color w:val="000000" w:themeColor="text1"/>
-        </w:rPr>
-        <w:lastRenderedPageBreak/>
         <w:t>--resource-group $RESOURCE_GROUP \</w:t>
-      </w:r>
-      <w:r>
-        <w:rPr>
-          <w:rFonts w:ascii="Georgia Pro" w:eastAsia="Georgia Pro" w:hAnsi="Georgia Pro" w:cs="Georgia Pro"/>
-          <w:color w:val="000000" w:themeColor="text1"/>
-        </w:rPr>
-        <w:br/>
-        <w:t>--lb-name $LB_NAME</w:t>
-      </w:r>
-    </w:p>
-    <w:p>
-      <w:pPr>
-        <w:spacing w:after="0" w:line="480" w:lineRule="auto"/>
-        <w:rPr>
-          <w:rFonts w:ascii="Georgia Pro" w:eastAsia="Georgia Pro" w:hAnsi="Georgia Pro" w:cs="Georgia Pro"/>
-          <w:color w:val="000000" w:themeColor="text1"/>
-        </w:rPr>
-      </w:pPr>
-      <w:r>
-        <w:rPr>
-          <w:rFonts w:ascii="Georgia Pro" w:eastAsia="Georgia Pro" w:hAnsi="Georgia Pro" w:cs="Georgia Pro"/>
-          <w:color w:val="000000" w:themeColor="text1"/>
-        </w:rPr>
-        <w:pict w14:anchorId="7CB4F515">
-          <v:rect id="_x0000_i1037" style="width:0;height:1.5pt" o:hralign="center" o:hrstd="t" o:hr="t" fillcolor="#a0a0a0" stroked="f"/>
-        </w:pict>
-      </w:r>
-    </w:p>
-    <w:p>
-      <w:pPr>
-        <w:spacing w:after="0" w:line="480" w:lineRule="auto"/>
-        <w:rPr>
-          <w:rFonts w:ascii="Georgia Pro" w:eastAsia="Georgia Pro" w:hAnsi="Georgia Pro" w:cs="Georgia Pro"/>
-          <w:b/>
-          <w:bCs/>
-          <w:color w:val="000000" w:themeColor="text1"/>
-        </w:rPr>
-      </w:pPr>
-      <w:r>
-        <w:rPr>
-          <w:rFonts w:ascii="Georgia Pro" w:eastAsia="Georgia Pro" w:hAnsi="Georgia Pro" w:cs="Georgia Pro"/>
-          <w:b/>
-          <w:bCs/>
-          <w:color w:val="000000" w:themeColor="text1"/>
-        </w:rPr>
-        <w:t>Step 15: Add VM2 to Backend Pool</w:t>
       </w:r>
     </w:p>
     <w:p>
@@ -3790,107 +4687,23 @@
           <w:rFonts w:ascii="Georgia Pro" w:eastAsia="Georgia Pro" w:hAnsi="Georgia Pro" w:cs="Georgia Pro"/>
           <w:color w:val="000000" w:themeColor="text1"/>
         </w:rPr>
-        <w:t>az network nic ip-config address-pool add \</w:t>
-      </w:r>
-      <w:r>
-        <w:rPr>
-          <w:rFonts w:ascii="Georgia Pro" w:eastAsia="Georgia Pro" w:hAnsi="Georgia Pro" w:cs="Georgia Pro"/>
-          <w:color w:val="000000" w:themeColor="text1"/>
-        </w:rPr>
-        <w:br/>
-        <w:t>--address-pool myBackEndPool \</w:t>
-      </w:r>
-      <w:r>
-        <w:rPr>
-          <w:rFonts w:ascii="Georgia Pro" w:eastAsia="Georgia Pro" w:hAnsi="Georgia Pro" w:cs="Georgia Pro"/>
-          <w:color w:val="000000" w:themeColor="text1"/>
-        </w:rPr>
-        <w:br/>
-        <w:t>--ip-config-name $IPCONFIG2 \</w:t>
-      </w:r>
-      <w:r>
-        <w:rPr>
-          <w:rFonts w:ascii="Georgia Pro" w:eastAsia="Georgia Pro" w:hAnsi="Georgia Pro" w:cs="Georgia Pro"/>
-          <w:color w:val="000000" w:themeColor="text1"/>
-        </w:rPr>
-        <w:br/>
-        <w:t>--nic-name $NIC2 \</w:t>
-      </w:r>
-      <w:r>
-        <w:rPr>
-          <w:rFonts w:ascii="Georgia Pro" w:eastAsia="Georgia Pro" w:hAnsi="Georgia Pro" w:cs="Georgia Pro"/>
-          <w:color w:val="000000" w:themeColor="text1"/>
-        </w:rPr>
-        <w:br/>
-        <w:t>--resource-group $RESOURCE_GROUP \</w:t>
-      </w:r>
-      <w:r>
-        <w:rPr>
-          <w:rFonts w:ascii="Georgia Pro" w:eastAsia="Georgia Pro" w:hAnsi="Georgia Pro" w:cs="Georgia Pro"/>
-          <w:color w:val="000000" w:themeColor="text1"/>
-        </w:rPr>
-        <w:br/>
-        <w:t>--lb-name $LB_NAME</w:t>
-      </w:r>
-    </w:p>
-    <w:p>
-      <w:pPr>
-        <w:spacing w:after="0" w:line="480" w:lineRule="auto"/>
-        <w:rPr>
-          <w:rFonts w:ascii="Georgia Pro" w:eastAsia="Georgia Pro" w:hAnsi="Georgia Pro" w:cs="Georgia Pro"/>
-          <w:color w:val="000000" w:themeColor="text1"/>
-        </w:rPr>
-      </w:pPr>
-      <w:r>
-        <w:rPr>
-          <w:rFonts w:ascii="Georgia Pro" w:eastAsia="Georgia Pro" w:hAnsi="Georgia Pro" w:cs="Georgia Pro"/>
-          <w:color w:val="000000" w:themeColor="text1"/>
-        </w:rPr>
-        <w:pict w14:anchorId="452B2FAC">
-          <v:rect id="_x0000_i1038" style="width:0;height:1.5pt" o:hralign="center" o:hrstd="t" o:hr="t" fillcolor="#a0a0a0" stroked="f"/>
-        </w:pict>
-      </w:r>
-    </w:p>
-    <w:p>
-      <w:pPr>
-        <w:spacing w:after="0" w:line="480" w:lineRule="auto"/>
-        <w:rPr>
-          <w:rFonts w:ascii="Georgia Pro" w:eastAsia="Georgia Pro" w:hAnsi="Georgia Pro" w:cs="Georgia Pro"/>
-          <w:b/>
-          <w:bCs/>
-          <w:color w:val="000000" w:themeColor="text1"/>
-        </w:rPr>
-      </w:pPr>
-    </w:p>
-    <w:p>
-      <w:pPr>
-        <w:spacing w:after="0" w:line="480" w:lineRule="auto"/>
-        <w:rPr>
-          <w:rFonts w:ascii="Georgia Pro" w:eastAsia="Georgia Pro" w:hAnsi="Georgia Pro" w:cs="Georgia Pro"/>
-          <w:b/>
-          <w:bCs/>
-          <w:color w:val="000000" w:themeColor="text1"/>
-        </w:rPr>
-      </w:pPr>
-    </w:p>
-    <w:p>
-      <w:pPr>
-        <w:spacing w:after="0" w:line="480" w:lineRule="auto"/>
-        <w:rPr>
-          <w:rFonts w:ascii="Georgia Pro" w:eastAsia="Georgia Pro" w:hAnsi="Georgia Pro" w:cs="Georgia Pro"/>
-          <w:b/>
-          <w:bCs/>
-          <w:color w:val="000000" w:themeColor="text1"/>
-        </w:rPr>
-      </w:pPr>
-      <w:r>
-        <w:rPr>
-          <w:rFonts w:ascii="Georgia Pro" w:eastAsia="Georgia Pro" w:hAnsi="Georgia Pro" w:cs="Georgia Pro"/>
-          <w:b/>
-          <w:bCs/>
-          <w:color w:val="000000" w:themeColor="text1"/>
-        </w:rPr>
-        <w:t>Step 16: Create Health Probe</w:t>
+        <w:t>--</w:t>
+      </w:r>
+      <w:proofErr w:type="spellStart"/>
+      <w:r>
+        <w:rPr>
+          <w:rFonts w:ascii="Georgia Pro" w:eastAsia="Georgia Pro" w:hAnsi="Georgia Pro" w:cs="Georgia Pro"/>
+          <w:color w:val="000000" w:themeColor="text1"/>
+        </w:rPr>
+        <w:t>nic</w:t>
+      </w:r>
+      <w:proofErr w:type="spellEnd"/>
+      <w:r>
+        <w:rPr>
+          <w:rFonts w:ascii="Georgia Pro" w:eastAsia="Georgia Pro" w:hAnsi="Georgia Pro" w:cs="Georgia Pro"/>
+          <w:color w:val="000000" w:themeColor="text1"/>
+        </w:rPr>
+        <w:t>-name $NIC2 \</w:t>
       </w:r>
     </w:p>
     <w:p>
@@ -3913,85 +4726,7 @@
           <w:rFonts w:ascii="Georgia Pro" w:eastAsia="Georgia Pro" w:hAnsi="Georgia Pro" w:cs="Georgia Pro"/>
           <w:color w:val="000000" w:themeColor="text1"/>
         </w:rPr>
-        <w:t>az network lb probe create \</w:t>
-      </w:r>
-      <w:r>
-        <w:rPr>
-          <w:rFonts w:ascii="Georgia Pro" w:eastAsia="Georgia Pro" w:hAnsi="Georgia Pro" w:cs="Georgia Pro"/>
-          <w:color w:val="000000" w:themeColor="text1"/>
-        </w:rPr>
-        <w:br/>
-        <w:t>--resource-group $RESOURCE_GROUP \</w:t>
-      </w:r>
-      <w:r>
-        <w:rPr>
-          <w:rFonts w:ascii="Georgia Pro" w:eastAsia="Georgia Pro" w:hAnsi="Georgia Pro" w:cs="Georgia Pro"/>
-          <w:color w:val="000000" w:themeColor="text1"/>
-        </w:rPr>
-        <w:br/>
-        <w:t>--lb-name $LB_NAME \</w:t>
-      </w:r>
-      <w:r>
-        <w:rPr>
-          <w:rFonts w:ascii="Georgia Pro" w:eastAsia="Georgia Pro" w:hAnsi="Georgia Pro" w:cs="Georgia Pro"/>
-          <w:color w:val="000000" w:themeColor="text1"/>
-        </w:rPr>
-        <w:br/>
-        <w:t>--name flaskProbe \</w:t>
-      </w:r>
-      <w:r>
-        <w:rPr>
-          <w:rFonts w:ascii="Georgia Pro" w:eastAsia="Georgia Pro" w:hAnsi="Georgia Pro" w:cs="Georgia Pro"/>
-          <w:color w:val="000000" w:themeColor="text1"/>
-        </w:rPr>
-        <w:br/>
-        <w:t>--protocol tcp \</w:t>
-      </w:r>
-      <w:r>
-        <w:rPr>
-          <w:rFonts w:ascii="Georgia Pro" w:eastAsia="Georgia Pro" w:hAnsi="Georgia Pro" w:cs="Georgia Pro"/>
-          <w:color w:val="000000" w:themeColor="text1"/>
-        </w:rPr>
-        <w:br/>
-        <w:t>--port 5000</w:t>
-      </w:r>
-    </w:p>
-    <w:p>
-      <w:pPr>
-        <w:spacing w:after="0" w:line="480" w:lineRule="auto"/>
-        <w:rPr>
-          <w:rFonts w:ascii="Georgia Pro" w:eastAsia="Georgia Pro" w:hAnsi="Georgia Pro" w:cs="Georgia Pro"/>
-          <w:color w:val="000000" w:themeColor="text1"/>
-        </w:rPr>
-      </w:pPr>
-      <w:r>
-        <w:rPr>
-          <w:rFonts w:ascii="Georgia Pro" w:eastAsia="Georgia Pro" w:hAnsi="Georgia Pro" w:cs="Georgia Pro"/>
-          <w:color w:val="000000" w:themeColor="text1"/>
-        </w:rPr>
-        <w:pict w14:anchorId="24D0BBDE">
-          <v:rect id="_x0000_i1039" style="width:0;height:1.5pt" o:hralign="center" o:hrstd="t" o:hr="t" fillcolor="#a0a0a0" stroked="f"/>
-        </w:pict>
-      </w:r>
-    </w:p>
-    <w:p>
-      <w:pPr>
-        <w:spacing w:after="0" w:line="480" w:lineRule="auto"/>
-        <w:rPr>
-          <w:rFonts w:ascii="Georgia Pro" w:eastAsia="Georgia Pro" w:hAnsi="Georgia Pro" w:cs="Georgia Pro"/>
-          <w:b/>
-          <w:bCs/>
-          <w:color w:val="000000" w:themeColor="text1"/>
-        </w:rPr>
-      </w:pPr>
-      <w:r>
-        <w:rPr>
-          <w:rFonts w:ascii="Georgia Pro" w:eastAsia="Georgia Pro" w:hAnsi="Georgia Pro" w:cs="Georgia Pro"/>
-          <w:b/>
-          <w:bCs/>
-          <w:color w:val="000000" w:themeColor="text1"/>
-        </w:rPr>
-        <w:t>Step 17: Create Load Balancer Rule</w:t>
+        <w:t>--query "[0].name" \</w:t>
       </w:r>
     </w:p>
     <w:p>
@@ -4014,124 +4749,23 @@
           <w:rFonts w:ascii="Georgia Pro" w:eastAsia="Georgia Pro" w:hAnsi="Georgia Pro" w:cs="Georgia Pro"/>
           <w:color w:val="000000" w:themeColor="text1"/>
         </w:rPr>
-        <w:t>az network lb rule create \</w:t>
-      </w:r>
-      <w:r>
-        <w:rPr>
-          <w:rFonts w:ascii="Georgia Pro" w:eastAsia="Georgia Pro" w:hAnsi="Georgia Pro" w:cs="Georgia Pro"/>
-          <w:color w:val="000000" w:themeColor="text1"/>
-        </w:rPr>
-        <w:br/>
-        <w:t>--resource-group $RESOURCE_GROUP \</w:t>
-      </w:r>
-      <w:r>
-        <w:rPr>
-          <w:rFonts w:ascii="Georgia Pro" w:eastAsia="Georgia Pro" w:hAnsi="Georgia Pro" w:cs="Georgia Pro"/>
-          <w:color w:val="000000" w:themeColor="text1"/>
-        </w:rPr>
-        <w:br/>
-        <w:t>--lb-name $LB_NAME \</w:t>
-      </w:r>
-      <w:r>
-        <w:rPr>
-          <w:rFonts w:ascii="Georgia Pro" w:eastAsia="Georgia Pro" w:hAnsi="Georgia Pro" w:cs="Georgia Pro"/>
-          <w:color w:val="000000" w:themeColor="text1"/>
-        </w:rPr>
-        <w:br/>
-        <w:t>--name flaskRule \</w:t>
-      </w:r>
-      <w:r>
-        <w:rPr>
-          <w:rFonts w:ascii="Georgia Pro" w:eastAsia="Georgia Pro" w:hAnsi="Georgia Pro" w:cs="Georgia Pro"/>
-          <w:color w:val="000000" w:themeColor="text1"/>
-        </w:rPr>
-        <w:br/>
-        <w:t>--protocol tcp \</w:t>
-      </w:r>
-      <w:r>
-        <w:rPr>
-          <w:rFonts w:ascii="Georgia Pro" w:eastAsia="Georgia Pro" w:hAnsi="Georgia Pro" w:cs="Georgia Pro"/>
-          <w:color w:val="000000" w:themeColor="text1"/>
-        </w:rPr>
-        <w:br/>
-      </w:r>
-      <w:r>
-        <w:rPr>
-          <w:rFonts w:ascii="Georgia Pro" w:eastAsia="Georgia Pro" w:hAnsi="Georgia Pro" w:cs="Georgia Pro"/>
-          <w:color w:val="000000" w:themeColor="text1"/>
-        </w:rPr>
-        <w:lastRenderedPageBreak/>
-        <w:t>--frontend-port 80 \</w:t>
-      </w:r>
-      <w:r>
-        <w:rPr>
-          <w:rFonts w:ascii="Georgia Pro" w:eastAsia="Georgia Pro" w:hAnsi="Georgia Pro" w:cs="Georgia Pro"/>
-          <w:color w:val="000000" w:themeColor="text1"/>
-        </w:rPr>
-        <w:br/>
-        <w:t>--backend-port 5000 \</w:t>
-      </w:r>
-      <w:r>
-        <w:rPr>
-          <w:rFonts w:ascii="Georgia Pro" w:eastAsia="Georgia Pro" w:hAnsi="Georgia Pro" w:cs="Georgia Pro"/>
-          <w:color w:val="000000" w:themeColor="text1"/>
-        </w:rPr>
-        <w:br/>
-        <w:t>--frontend-ip-name myFrontEnd \</w:t>
-      </w:r>
-      <w:r>
-        <w:rPr>
-          <w:rFonts w:ascii="Georgia Pro" w:eastAsia="Georgia Pro" w:hAnsi="Georgia Pro" w:cs="Georgia Pro"/>
-          <w:color w:val="000000" w:themeColor="text1"/>
-        </w:rPr>
-        <w:br/>
-        <w:t>--backend-pool-name myBackEndPool \</w:t>
-      </w:r>
-      <w:r>
-        <w:rPr>
-          <w:rFonts w:ascii="Georgia Pro" w:eastAsia="Georgia Pro" w:hAnsi="Georgia Pro" w:cs="Georgia Pro"/>
-          <w:color w:val="000000" w:themeColor="text1"/>
-        </w:rPr>
-        <w:br/>
-        <w:t>--probe-name flaskProbe</w:t>
-      </w:r>
-    </w:p>
-    <w:p>
-      <w:pPr>
-        <w:spacing w:after="0" w:line="480" w:lineRule="auto"/>
-        <w:rPr>
-          <w:rFonts w:ascii="Georgia Pro" w:eastAsia="Georgia Pro" w:hAnsi="Georgia Pro" w:cs="Georgia Pro"/>
-          <w:color w:val="000000" w:themeColor="text1"/>
-        </w:rPr>
-      </w:pPr>
-      <w:r>
-        <w:rPr>
-          <w:rFonts w:ascii="Georgia Pro" w:eastAsia="Georgia Pro" w:hAnsi="Georgia Pro" w:cs="Georgia Pro"/>
-          <w:color w:val="000000" w:themeColor="text1"/>
-        </w:rPr>
-        <w:pict w14:anchorId="76C3FA14">
-          <v:rect id="_x0000_i1040" style="width:0;height:1.5pt" o:hralign="center" o:hrstd="t" o:hr="t" fillcolor="#a0a0a0" stroked="f"/>
-        </w:pict>
-      </w:r>
-    </w:p>
-    <w:p>
-      <w:pPr>
-        <w:spacing w:after="0" w:line="480" w:lineRule="auto"/>
-        <w:rPr>
-          <w:rFonts w:ascii="Georgia Pro" w:eastAsia="Georgia Pro" w:hAnsi="Georgia Pro" w:cs="Georgia Pro"/>
-          <w:b/>
-          <w:bCs/>
-          <w:color w:val="000000" w:themeColor="text1"/>
-        </w:rPr>
-      </w:pPr>
-      <w:r>
-        <w:rPr>
-          <w:rFonts w:ascii="Georgia Pro" w:eastAsia="Georgia Pro" w:hAnsi="Georgia Pro" w:cs="Georgia Pro"/>
-          <w:b/>
-          <w:bCs/>
-          <w:color w:val="000000" w:themeColor="text1"/>
-        </w:rPr>
-        <w:t>Step 18: Get Load Balancer Public IP</w:t>
+        <w:t xml:space="preserve">-o </w:t>
+      </w:r>
+      <w:proofErr w:type="spellStart"/>
+      <w:r>
+        <w:rPr>
+          <w:rFonts w:ascii="Georgia Pro" w:eastAsia="Georgia Pro" w:hAnsi="Georgia Pro" w:cs="Georgia Pro"/>
+          <w:color w:val="000000" w:themeColor="text1"/>
+        </w:rPr>
+        <w:t>tsv</w:t>
+      </w:r>
+      <w:proofErr w:type="spellEnd"/>
+      <w:r>
+        <w:rPr>
+          <w:rFonts w:ascii="Georgia Pro" w:eastAsia="Georgia Pro" w:hAnsi="Georgia Pro" w:cs="Georgia Pro"/>
+          <w:color w:val="000000" w:themeColor="text1"/>
+        </w:rPr>
+        <w:t>)</w:t>
       </w:r>
     </w:p>
     <w:p>
@@ -4149,323 +4783,6 @@
           <w:color w:val="000000" w:themeColor="text1"/>
         </w:rPr>
       </w:pPr>
-      <w:r>
-        <w:rPr>
-          <w:rFonts w:ascii="Georgia Pro" w:eastAsia="Georgia Pro" w:hAnsi="Georgia Pro" w:cs="Georgia Pro"/>
-          <w:color w:val="000000" w:themeColor="text1"/>
-        </w:rPr>
-        <w:t>az network public-ip show \</w:t>
-      </w:r>
-      <w:r>
-        <w:rPr>
-          <w:rFonts w:ascii="Georgia Pro" w:eastAsia="Georgia Pro" w:hAnsi="Georgia Pro" w:cs="Georgia Pro"/>
-          <w:color w:val="000000" w:themeColor="text1"/>
-        </w:rPr>
-        <w:br/>
-        <w:t>--resource-group $RESOURCE_GROUP \</w:t>
-      </w:r>
-      <w:r>
-        <w:rPr>
-          <w:rFonts w:ascii="Georgia Pro" w:eastAsia="Georgia Pro" w:hAnsi="Georgia Pro" w:cs="Georgia Pro"/>
-          <w:color w:val="000000" w:themeColor="text1"/>
-        </w:rPr>
-        <w:br/>
-        <w:t>--name python-lb-ip \</w:t>
-      </w:r>
-      <w:r>
-        <w:rPr>
-          <w:rFonts w:ascii="Georgia Pro" w:eastAsia="Georgia Pro" w:hAnsi="Georgia Pro" w:cs="Georgia Pro"/>
-          <w:color w:val="000000" w:themeColor="text1"/>
-        </w:rPr>
-        <w:br/>
-        <w:t>--query ipAddress \</w:t>
-      </w:r>
-      <w:r>
-        <w:rPr>
-          <w:rFonts w:ascii="Georgia Pro" w:eastAsia="Georgia Pro" w:hAnsi="Georgia Pro" w:cs="Georgia Pro"/>
-          <w:color w:val="000000" w:themeColor="text1"/>
-        </w:rPr>
-        <w:br/>
-        <w:t>-o tsv</w:t>
-      </w:r>
-    </w:p>
-    <w:p>
-      <w:pPr>
-        <w:spacing w:after="0" w:line="480" w:lineRule="auto"/>
-        <w:rPr>
-          <w:rFonts w:ascii="Georgia Pro" w:eastAsia="Georgia Pro" w:hAnsi="Georgia Pro" w:cs="Georgia Pro"/>
-          <w:color w:val="000000" w:themeColor="text1"/>
-        </w:rPr>
-      </w:pPr>
-    </w:p>
-    <w:p>
-      <w:pPr>
-        <w:spacing w:after="0" w:line="480" w:lineRule="auto"/>
-        <w:rPr>
-          <w:rFonts w:ascii="Georgia Pro" w:eastAsia="Georgia Pro" w:hAnsi="Georgia Pro" w:cs="Georgia Pro"/>
-          <w:color w:val="000000" w:themeColor="text1"/>
-        </w:rPr>
-      </w:pPr>
-      <w:r>
-        <w:rPr>
-          <w:rFonts w:ascii="Georgia Pro" w:eastAsia="Georgia Pro" w:hAnsi="Georgia Pro" w:cs="Georgia Pro"/>
-          <w:color w:val="000000" w:themeColor="text1"/>
-        </w:rPr>
-        <w:t>Example Output:</w:t>
-      </w:r>
-    </w:p>
-    <w:p>
-      <w:pPr>
-        <w:spacing w:after="0" w:line="480" w:lineRule="auto"/>
-        <w:rPr>
-          <w:rFonts w:ascii="Georgia Pro" w:eastAsia="Georgia Pro" w:hAnsi="Georgia Pro" w:cs="Georgia Pro"/>
-          <w:color w:val="000000" w:themeColor="text1"/>
-        </w:rPr>
-      </w:pPr>
-      <w:r>
-        <w:rPr>
-          <w:rFonts w:ascii="Georgia Pro" w:eastAsia="Georgia Pro" w:hAnsi="Georgia Pro" w:cs="Georgia Pro"/>
-          <w:color w:val="000000" w:themeColor="text1"/>
-        </w:rPr>
-        <w:t>20.xx.xx.xx</w:t>
-      </w:r>
-    </w:p>
-    <w:p>
-      <w:pPr>
-        <w:spacing w:after="0" w:line="480" w:lineRule="auto"/>
-        <w:rPr>
-          <w:rFonts w:ascii="Georgia Pro" w:eastAsia="Georgia Pro" w:hAnsi="Georgia Pro" w:cs="Georgia Pro"/>
-          <w:color w:val="000000" w:themeColor="text1"/>
-        </w:rPr>
-      </w:pPr>
-      <w:r>
-        <w:rPr>
-          <w:rFonts w:ascii="Georgia Pro" w:eastAsia="Georgia Pro" w:hAnsi="Georgia Pro" w:cs="Georgia Pro"/>
-          <w:color w:val="000000" w:themeColor="text1"/>
-        </w:rPr>
-        <w:pict w14:anchorId="575DC794">
-          <v:rect id="_x0000_i1041" style="width:0;height:1.5pt" o:hralign="center" o:hrstd="t" o:hr="t" fillcolor="#a0a0a0" stroked="f"/>
-        </w:pict>
-      </w:r>
-    </w:p>
-    <w:p>
-      <w:pPr>
-        <w:spacing w:after="0" w:line="480" w:lineRule="auto"/>
-        <w:rPr>
-          <w:rFonts w:ascii="Georgia Pro" w:eastAsia="Georgia Pro" w:hAnsi="Georgia Pro" w:cs="Georgia Pro"/>
-          <w:b/>
-          <w:bCs/>
-          <w:color w:val="000000" w:themeColor="text1"/>
-        </w:rPr>
-      </w:pPr>
-      <w:r>
-        <w:rPr>
-          <w:rFonts w:ascii="Georgia Pro" w:eastAsia="Georgia Pro" w:hAnsi="Georgia Pro" w:cs="Georgia Pro"/>
-          <w:b/>
-          <w:bCs/>
-          <w:color w:val="000000" w:themeColor="text1"/>
-        </w:rPr>
-        <w:t>Step 19: Access Application</w:t>
-      </w:r>
-    </w:p>
-    <w:p>
-      <w:pPr>
-        <w:spacing w:after="0" w:line="480" w:lineRule="auto"/>
-        <w:rPr>
-          <w:rFonts w:ascii="Georgia Pro" w:eastAsia="Georgia Pro" w:hAnsi="Georgia Pro" w:cs="Georgia Pro"/>
-          <w:color w:val="000000" w:themeColor="text1"/>
-        </w:rPr>
-      </w:pPr>
-      <w:r>
-        <w:rPr>
-          <w:rFonts w:ascii="Georgia Pro" w:eastAsia="Georgia Pro" w:hAnsi="Georgia Pro" w:cs="Georgia Pro"/>
-          <w:color w:val="000000" w:themeColor="text1"/>
-        </w:rPr>
-        <w:t>Open browser:</w:t>
-      </w:r>
-    </w:p>
-    <w:p>
-      <w:pPr>
-        <w:spacing w:after="0" w:line="480" w:lineRule="auto"/>
-        <w:rPr>
-          <w:rFonts w:ascii="Georgia Pro" w:eastAsia="Georgia Pro" w:hAnsi="Georgia Pro" w:cs="Georgia Pro"/>
-          <w:color w:val="000000" w:themeColor="text1"/>
-        </w:rPr>
-      </w:pPr>
-      <w:r>
-        <w:rPr>
-          <w:rFonts w:ascii="Georgia Pro" w:eastAsia="Georgia Pro" w:hAnsi="Georgia Pro" w:cs="Georgia Pro"/>
-          <w:color w:val="000000" w:themeColor="text1"/>
-        </w:rPr>
-        <w:t>http://LOAD-BALANCER-PUBLIC-IP</w:t>
-      </w:r>
-    </w:p>
-    <w:p>
-      <w:pPr>
-        <w:spacing w:after="0" w:line="480" w:lineRule="auto"/>
-        <w:rPr>
-          <w:rFonts w:ascii="Georgia Pro" w:eastAsia="Georgia Pro" w:hAnsi="Georgia Pro" w:cs="Georgia Pro"/>
-          <w:color w:val="000000" w:themeColor="text1"/>
-        </w:rPr>
-      </w:pPr>
-      <w:r>
-        <w:rPr>
-          <w:rFonts w:ascii="Georgia Pro" w:eastAsia="Georgia Pro" w:hAnsi="Georgia Pro" w:cs="Georgia Pro"/>
-          <w:color w:val="000000" w:themeColor="text1"/>
-        </w:rPr>
-        <w:t>Example:</w:t>
-      </w:r>
-    </w:p>
-    <w:p>
-      <w:pPr>
-        <w:spacing w:after="0" w:line="480" w:lineRule="auto"/>
-        <w:rPr>
-          <w:rFonts w:ascii="Georgia Pro" w:eastAsia="Georgia Pro" w:hAnsi="Georgia Pro" w:cs="Georgia Pro"/>
-          <w:color w:val="000000" w:themeColor="text1"/>
-        </w:rPr>
-      </w:pPr>
-      <w:r>
-        <w:rPr>
-          <w:rFonts w:ascii="Georgia Pro" w:eastAsia="Georgia Pro" w:hAnsi="Georgia Pro" w:cs="Georgia Pro"/>
-          <w:color w:val="000000" w:themeColor="text1"/>
-        </w:rPr>
-        <w:t>http://20.xx.xx.xx</w:t>
-      </w:r>
-    </w:p>
-    <w:p>
-      <w:pPr>
-        <w:spacing w:after="0" w:line="480" w:lineRule="auto"/>
-        <w:rPr>
-          <w:rFonts w:ascii="Georgia Pro" w:eastAsia="Georgia Pro" w:hAnsi="Georgia Pro" w:cs="Georgia Pro"/>
-          <w:color w:val="000000" w:themeColor="text1"/>
-        </w:rPr>
-      </w:pPr>
-      <w:r>
-        <w:rPr>
-          <w:rFonts w:ascii="Georgia Pro" w:eastAsia="Georgia Pro" w:hAnsi="Georgia Pro" w:cs="Georgia Pro"/>
-          <w:color w:val="000000" w:themeColor="text1"/>
-        </w:rPr>
-        <w:t>Refresh multiple times.</w:t>
-      </w:r>
-    </w:p>
-    <w:p>
-      <w:pPr>
-        <w:spacing w:after="0" w:line="480" w:lineRule="auto"/>
-        <w:rPr>
-          <w:rFonts w:ascii="Georgia Pro" w:eastAsia="Georgia Pro" w:hAnsi="Georgia Pro" w:cs="Georgia Pro"/>
-          <w:color w:val="000000" w:themeColor="text1"/>
-        </w:rPr>
-      </w:pPr>
-      <w:r>
-        <w:rPr>
-          <w:rFonts w:ascii="Georgia Pro" w:eastAsia="Georgia Pro" w:hAnsi="Georgia Pro" w:cs="Georgia Pro"/>
-          <w:color w:val="000000" w:themeColor="text1"/>
-        </w:rPr>
-        <w:t>You should see:</w:t>
-      </w:r>
-    </w:p>
-    <w:p>
-      <w:pPr>
-        <w:spacing w:after="0" w:line="480" w:lineRule="auto"/>
-        <w:rPr>
-          <w:rFonts w:ascii="Georgia Pro" w:eastAsia="Georgia Pro" w:hAnsi="Georgia Pro" w:cs="Georgia Pro"/>
-          <w:color w:val="000000" w:themeColor="text1"/>
-        </w:rPr>
-      </w:pPr>
-      <w:r>
-        <w:rPr>
-          <w:rFonts w:ascii="Georgia Pro" w:eastAsia="Georgia Pro" w:hAnsi="Georgia Pro" w:cs="Georgia Pro"/>
-          <w:color w:val="000000" w:themeColor="text1"/>
-        </w:rPr>
-        <w:t>Welcome from VM1</w:t>
-      </w:r>
-    </w:p>
-    <w:p>
-      <w:pPr>
-        <w:spacing w:after="0" w:line="480" w:lineRule="auto"/>
-        <w:rPr>
-          <w:rFonts w:ascii="Georgia Pro" w:eastAsia="Georgia Pro" w:hAnsi="Georgia Pro" w:cs="Georgia Pro"/>
-          <w:color w:val="000000" w:themeColor="text1"/>
-        </w:rPr>
-      </w:pPr>
-      <w:r>
-        <w:rPr>
-          <w:rFonts w:ascii="Georgia Pro" w:eastAsia="Georgia Pro" w:hAnsi="Georgia Pro" w:cs="Georgia Pro"/>
-          <w:color w:val="000000" w:themeColor="text1"/>
-        </w:rPr>
-        <w:t>and:</w:t>
-      </w:r>
-    </w:p>
-    <w:p>
-      <w:pPr>
-        <w:spacing w:after="0" w:line="480" w:lineRule="auto"/>
-        <w:rPr>
-          <w:rFonts w:ascii="Georgia Pro" w:eastAsia="Georgia Pro" w:hAnsi="Georgia Pro" w:cs="Georgia Pro"/>
-          <w:color w:val="000000" w:themeColor="text1"/>
-        </w:rPr>
-      </w:pPr>
-      <w:r>
-        <w:rPr>
-          <w:rFonts w:ascii="Georgia Pro" w:eastAsia="Georgia Pro" w:hAnsi="Georgia Pro" w:cs="Georgia Pro"/>
-          <w:color w:val="000000" w:themeColor="text1"/>
-        </w:rPr>
-        <w:t>Welcome from VM2</w:t>
-      </w:r>
-    </w:p>
-    <w:p>
-      <w:pPr>
-        <w:spacing w:after="0" w:line="480" w:lineRule="auto"/>
-        <w:rPr>
-          <w:rFonts w:ascii="Georgia Pro" w:eastAsia="Georgia Pro" w:hAnsi="Georgia Pro" w:cs="Georgia Pro"/>
-          <w:color w:val="000000" w:themeColor="text1"/>
-        </w:rPr>
-      </w:pPr>
-      <w:r>
-        <w:rPr>
-          <w:rFonts w:ascii="Georgia Pro" w:eastAsia="Georgia Pro" w:hAnsi="Georgia Pro" w:cs="Georgia Pro"/>
-          <w:color w:val="000000" w:themeColor="text1"/>
-        </w:rPr>
-        <w:t>This confirms Load Balancer is distributing traffic automatically.</w:t>
-      </w:r>
-    </w:p>
-    <w:p>
-      <w:pPr>
-        <w:spacing w:after="0" w:line="480" w:lineRule="auto"/>
-        <w:rPr>
-          <w:rFonts w:ascii="Georgia Pro" w:eastAsia="Georgia Pro" w:hAnsi="Georgia Pro" w:cs="Georgia Pro"/>
-          <w:color w:val="000000" w:themeColor="text1"/>
-        </w:rPr>
-      </w:pPr>
-      <w:r>
-        <w:rPr>
-          <w:rFonts w:ascii="Georgia Pro" w:eastAsia="Georgia Pro" w:hAnsi="Georgia Pro" w:cs="Georgia Pro"/>
-          <w:color w:val="000000" w:themeColor="text1"/>
-        </w:rPr>
-        <w:pict w14:anchorId="43BE4B69">
-          <v:rect id="_x0000_i1042" style="width:0;height:1.5pt" o:hralign="center" o:hrstd="t" o:hr="t" fillcolor="#a0a0a0" stroked="f"/>
-        </w:pict>
-      </w:r>
-    </w:p>
-    <w:p>
-      <w:pPr>
-        <w:spacing w:after="0" w:line="480" w:lineRule="auto"/>
-        <w:rPr>
-          <w:rFonts w:ascii="Georgia Pro" w:eastAsia="Georgia Pro" w:hAnsi="Georgia Pro" w:cs="Georgia Pro"/>
-          <w:b/>
-          <w:bCs/>
-          <w:color w:val="000000" w:themeColor="text1"/>
-        </w:rPr>
-      </w:pPr>
-      <w:r>
-        <w:rPr>
-          <w:rFonts w:ascii="Georgia Pro" w:eastAsia="Georgia Pro" w:hAnsi="Georgia Pro" w:cs="Georgia Pro"/>
-          <w:b/>
-          <w:bCs/>
-          <w:color w:val="000000" w:themeColor="text1"/>
-        </w:rPr>
-        <w:lastRenderedPageBreak/>
-        <w:t>Step 20: Verify Backend Pool</w:t>
-      </w:r>
     </w:p>
     <w:p>
       <w:pPr>
@@ -4487,49 +4804,7 @@
           <w:rFonts w:ascii="Georgia Pro" w:eastAsia="Georgia Pro" w:hAnsi="Georgia Pro" w:cs="Georgia Pro"/>
           <w:color w:val="000000" w:themeColor="text1"/>
         </w:rPr>
-        <w:t>az network lb address-pool show \</w:t>
-      </w:r>
-      <w:r>
-        <w:rPr>
-          <w:rFonts w:ascii="Georgia Pro" w:eastAsia="Georgia Pro" w:hAnsi="Georgia Pro" w:cs="Georgia Pro"/>
-          <w:color w:val="000000" w:themeColor="text1"/>
-        </w:rPr>
-        <w:br/>
-        <w:t>--resource-group $RESOURCE_GROUP \</w:t>
-      </w:r>
-      <w:r>
-        <w:rPr>
-          <w:rFonts w:ascii="Georgia Pro" w:eastAsia="Georgia Pro" w:hAnsi="Georgia Pro" w:cs="Georgia Pro"/>
-          <w:color w:val="000000" w:themeColor="text1"/>
-        </w:rPr>
-        <w:br/>
-        <w:t>--lb-name $LB_NAME \</w:t>
-      </w:r>
-      <w:r>
-        <w:rPr>
-          <w:rFonts w:ascii="Georgia Pro" w:eastAsia="Georgia Pro" w:hAnsi="Georgia Pro" w:cs="Georgia Pro"/>
-          <w:color w:val="000000" w:themeColor="text1"/>
-        </w:rPr>
-        <w:br/>
-        <w:t>--name myBackEndPool</w:t>
-      </w:r>
-    </w:p>
-    <w:p>
-      <w:pPr>
-        <w:spacing w:after="0" w:line="480" w:lineRule="auto"/>
-        <w:rPr>
-          <w:rFonts w:ascii="Georgia Pro" w:eastAsia="Georgia Pro" w:hAnsi="Georgia Pro" w:cs="Georgia Pro"/>
-          <w:color w:val="000000" w:themeColor="text1"/>
-        </w:rPr>
-      </w:pPr>
-      <w:r>
-        <w:rPr>
-          <w:rFonts w:ascii="Georgia Pro" w:eastAsia="Georgia Pro" w:hAnsi="Georgia Pro" w:cs="Georgia Pro"/>
-          <w:color w:val="000000" w:themeColor="text1"/>
-        </w:rPr>
-        <w:pict w14:anchorId="765FE265">
-          <v:rect id="_x0000_i1043" style="width:0;height:1.5pt" o:hralign="center" o:hrstd="t" o:hr="t" fillcolor="#a0a0a0" stroked="f"/>
-        </w:pict>
+        <w:t>echo $IPCONFIG2</w:t>
       </w:r>
     </w:p>
     <w:p>
@@ -4542,14 +4817,45 @@
           <w:color w:val="000000" w:themeColor="text1"/>
         </w:rPr>
       </w:pPr>
-      <w:r>
+    </w:p>
+    <w:p>
+      <w:pPr>
         <w:rPr>
           <w:rFonts w:ascii="Georgia Pro" w:eastAsia="Georgia Pro" w:hAnsi="Georgia Pro" w:cs="Georgia Pro"/>
           <w:b/>
           <w:bCs/>
           <w:color w:val="000000" w:themeColor="text1"/>
         </w:rPr>
-        <w:t>Step 21: Clean Up Resources</w:t>
+      </w:pPr>
+      <w:r>
+        <w:rPr>
+          <w:rFonts w:ascii="Georgia Pro" w:eastAsia="Georgia Pro" w:hAnsi="Georgia Pro" w:cs="Georgia Pro"/>
+          <w:b/>
+          <w:bCs/>
+          <w:color w:val="000000" w:themeColor="text1"/>
+        </w:rPr>
+        <w:br w:type="page"/>
+      </w:r>
+    </w:p>
+    <w:p>
+      <w:pPr>
+        <w:spacing w:after="0" w:line="480" w:lineRule="auto"/>
+        <w:rPr>
+          <w:rFonts w:ascii="Georgia Pro" w:eastAsia="Georgia Pro" w:hAnsi="Georgia Pro" w:cs="Georgia Pro"/>
+          <w:b/>
+          <w:bCs/>
+          <w:color w:val="000000" w:themeColor="text1"/>
+        </w:rPr>
+      </w:pPr>
+      <w:r>
+        <w:rPr>
+          <w:rFonts w:ascii="Georgia Pro" w:eastAsia="Georgia Pro" w:hAnsi="Georgia Pro" w:cs="Georgia Pro"/>
+          <w:b/>
+          <w:bCs/>
+          <w:color w:val="000000" w:themeColor="text1"/>
+        </w:rPr>
+        <w:lastRenderedPageBreak/>
+        <w:t>Step 14: Add VM1 to Backend Pool</w:t>
       </w:r>
     </w:p>
     <w:p>
@@ -4567,12 +4873,1440 @@
           <w:color w:val="000000" w:themeColor="text1"/>
         </w:rPr>
       </w:pPr>
-      <w:r>
-        <w:rPr>
-          <w:rFonts w:ascii="Georgia Pro" w:eastAsia="Georgia Pro" w:hAnsi="Georgia Pro" w:cs="Georgia Pro"/>
-          <w:color w:val="000000" w:themeColor="text1"/>
-        </w:rPr>
-        <w:t>az group delete \</w:t>
+      <w:proofErr w:type="spellStart"/>
+      <w:r>
+        <w:rPr>
+          <w:rFonts w:ascii="Georgia Pro" w:eastAsia="Georgia Pro" w:hAnsi="Georgia Pro" w:cs="Georgia Pro"/>
+          <w:color w:val="000000" w:themeColor="text1"/>
+        </w:rPr>
+        <w:t>az</w:t>
+      </w:r>
+      <w:proofErr w:type="spellEnd"/>
+      <w:r>
+        <w:rPr>
+          <w:rFonts w:ascii="Georgia Pro" w:eastAsia="Georgia Pro" w:hAnsi="Georgia Pro" w:cs="Georgia Pro"/>
+          <w:color w:val="000000" w:themeColor="text1"/>
+        </w:rPr>
+        <w:t xml:space="preserve"> network </w:t>
+      </w:r>
+      <w:proofErr w:type="spellStart"/>
+      <w:r>
+        <w:rPr>
+          <w:rFonts w:ascii="Georgia Pro" w:eastAsia="Georgia Pro" w:hAnsi="Georgia Pro" w:cs="Georgia Pro"/>
+          <w:color w:val="000000" w:themeColor="text1"/>
+        </w:rPr>
+        <w:t>nic</w:t>
+      </w:r>
+      <w:proofErr w:type="spellEnd"/>
+      <w:r>
+        <w:rPr>
+          <w:rFonts w:ascii="Georgia Pro" w:eastAsia="Georgia Pro" w:hAnsi="Georgia Pro" w:cs="Georgia Pro"/>
+          <w:color w:val="000000" w:themeColor="text1"/>
+        </w:rPr>
+        <w:t xml:space="preserve"> </w:t>
+      </w:r>
+      <w:proofErr w:type="spellStart"/>
+      <w:r>
+        <w:rPr>
+          <w:rFonts w:ascii="Georgia Pro" w:eastAsia="Georgia Pro" w:hAnsi="Georgia Pro" w:cs="Georgia Pro"/>
+          <w:color w:val="000000" w:themeColor="text1"/>
+        </w:rPr>
+        <w:t>ip</w:t>
+      </w:r>
+      <w:proofErr w:type="spellEnd"/>
+      <w:r>
+        <w:rPr>
+          <w:rFonts w:ascii="Georgia Pro" w:eastAsia="Georgia Pro" w:hAnsi="Georgia Pro" w:cs="Georgia Pro"/>
+          <w:color w:val="000000" w:themeColor="text1"/>
+        </w:rPr>
+        <w:t>-config address-pool add \</w:t>
+      </w:r>
+      <w:r>
+        <w:rPr>
+          <w:rFonts w:ascii="Georgia Pro" w:eastAsia="Georgia Pro" w:hAnsi="Georgia Pro" w:cs="Georgia Pro"/>
+          <w:color w:val="000000" w:themeColor="text1"/>
+        </w:rPr>
+        <w:br/>
+        <w:t xml:space="preserve">--address-pool </w:t>
+      </w:r>
+      <w:proofErr w:type="spellStart"/>
+      <w:r>
+        <w:rPr>
+          <w:rFonts w:ascii="Georgia Pro" w:eastAsia="Georgia Pro" w:hAnsi="Georgia Pro" w:cs="Georgia Pro"/>
+          <w:color w:val="000000" w:themeColor="text1"/>
+        </w:rPr>
+        <w:t>myBackEndPool</w:t>
+      </w:r>
+      <w:proofErr w:type="spellEnd"/>
+      <w:r>
+        <w:rPr>
+          <w:rFonts w:ascii="Georgia Pro" w:eastAsia="Georgia Pro" w:hAnsi="Georgia Pro" w:cs="Georgia Pro"/>
+          <w:color w:val="000000" w:themeColor="text1"/>
+        </w:rPr>
+        <w:t xml:space="preserve"> \</w:t>
+      </w:r>
+      <w:r>
+        <w:rPr>
+          <w:rFonts w:ascii="Georgia Pro" w:eastAsia="Georgia Pro" w:hAnsi="Georgia Pro" w:cs="Georgia Pro"/>
+          <w:color w:val="000000" w:themeColor="text1"/>
+        </w:rPr>
+        <w:br/>
+        <w:t>--</w:t>
+      </w:r>
+      <w:proofErr w:type="spellStart"/>
+      <w:r>
+        <w:rPr>
+          <w:rFonts w:ascii="Georgia Pro" w:eastAsia="Georgia Pro" w:hAnsi="Georgia Pro" w:cs="Georgia Pro"/>
+          <w:color w:val="000000" w:themeColor="text1"/>
+        </w:rPr>
+        <w:t>ip</w:t>
+      </w:r>
+      <w:proofErr w:type="spellEnd"/>
+      <w:r>
+        <w:rPr>
+          <w:rFonts w:ascii="Georgia Pro" w:eastAsia="Georgia Pro" w:hAnsi="Georgia Pro" w:cs="Georgia Pro"/>
+          <w:color w:val="000000" w:themeColor="text1"/>
+        </w:rPr>
+        <w:t>-config-name $IPCONFIG1 \</w:t>
+      </w:r>
+      <w:r>
+        <w:rPr>
+          <w:rFonts w:ascii="Georgia Pro" w:eastAsia="Georgia Pro" w:hAnsi="Georgia Pro" w:cs="Georgia Pro"/>
+          <w:color w:val="000000" w:themeColor="text1"/>
+        </w:rPr>
+        <w:br/>
+        <w:t>--</w:t>
+      </w:r>
+      <w:proofErr w:type="spellStart"/>
+      <w:r>
+        <w:rPr>
+          <w:rFonts w:ascii="Georgia Pro" w:eastAsia="Georgia Pro" w:hAnsi="Georgia Pro" w:cs="Georgia Pro"/>
+          <w:color w:val="000000" w:themeColor="text1"/>
+        </w:rPr>
+        <w:t>nic</w:t>
+      </w:r>
+      <w:proofErr w:type="spellEnd"/>
+      <w:r>
+        <w:rPr>
+          <w:rFonts w:ascii="Georgia Pro" w:eastAsia="Georgia Pro" w:hAnsi="Georgia Pro" w:cs="Georgia Pro"/>
+          <w:color w:val="000000" w:themeColor="text1"/>
+        </w:rPr>
+        <w:t>-name $NIC1 \</w:t>
+      </w:r>
+      <w:r>
+        <w:rPr>
+          <w:rFonts w:ascii="Georgia Pro" w:eastAsia="Georgia Pro" w:hAnsi="Georgia Pro" w:cs="Georgia Pro"/>
+          <w:color w:val="000000" w:themeColor="text1"/>
+        </w:rPr>
+        <w:br/>
+        <w:t>--resource-group $RESOURCE_GROUP \</w:t>
+      </w:r>
+      <w:r>
+        <w:rPr>
+          <w:rFonts w:ascii="Georgia Pro" w:eastAsia="Georgia Pro" w:hAnsi="Georgia Pro" w:cs="Georgia Pro"/>
+          <w:color w:val="000000" w:themeColor="text1"/>
+        </w:rPr>
+        <w:br/>
+        <w:t>--</w:t>
+      </w:r>
+      <w:proofErr w:type="spellStart"/>
+      <w:r>
+        <w:rPr>
+          <w:rFonts w:ascii="Georgia Pro" w:eastAsia="Georgia Pro" w:hAnsi="Georgia Pro" w:cs="Georgia Pro"/>
+          <w:color w:val="000000" w:themeColor="text1"/>
+        </w:rPr>
+        <w:t>lb</w:t>
+      </w:r>
+      <w:proofErr w:type="spellEnd"/>
+      <w:r>
+        <w:rPr>
+          <w:rFonts w:ascii="Georgia Pro" w:eastAsia="Georgia Pro" w:hAnsi="Georgia Pro" w:cs="Georgia Pro"/>
+          <w:color w:val="000000" w:themeColor="text1"/>
+        </w:rPr>
+        <w:t>-name $LB_NAME</w:t>
+      </w:r>
+    </w:p>
+    <w:p>
+      <w:pPr>
+        <w:spacing w:after="0" w:line="480" w:lineRule="auto"/>
+        <w:rPr>
+          <w:rFonts w:ascii="Georgia Pro" w:eastAsia="Georgia Pro" w:hAnsi="Georgia Pro" w:cs="Georgia Pro"/>
+          <w:color w:val="000000" w:themeColor="text1"/>
+        </w:rPr>
+      </w:pPr>
+      <w:r>
+        <w:rPr>
+          <w:rFonts w:ascii="Georgia Pro" w:eastAsia="Georgia Pro" w:hAnsi="Georgia Pro" w:cs="Georgia Pro"/>
+          <w:color w:val="000000" w:themeColor="text1"/>
+        </w:rPr>
+        <w:pict w14:anchorId="7CB4F515">
+          <v:rect id="_x0000_i1037" style="width:0;height:1.5pt" o:hralign="center" o:hrstd="t" o:hr="t" fillcolor="#a0a0a0" stroked="f"/>
+        </w:pict>
+      </w:r>
+    </w:p>
+    <w:p>
+      <w:pPr>
+        <w:spacing w:after="0" w:line="480" w:lineRule="auto"/>
+        <w:rPr>
+          <w:rFonts w:ascii="Georgia Pro" w:eastAsia="Georgia Pro" w:hAnsi="Georgia Pro" w:cs="Georgia Pro"/>
+          <w:b/>
+          <w:bCs/>
+          <w:color w:val="000000" w:themeColor="text1"/>
+        </w:rPr>
+      </w:pPr>
+      <w:r>
+        <w:rPr>
+          <w:rFonts w:ascii="Georgia Pro" w:eastAsia="Georgia Pro" w:hAnsi="Georgia Pro" w:cs="Georgia Pro"/>
+          <w:b/>
+          <w:bCs/>
+          <w:color w:val="000000" w:themeColor="text1"/>
+        </w:rPr>
+        <w:t>Step 15: Add VM2 to Backend Pool</w:t>
+      </w:r>
+    </w:p>
+    <w:p>
+      <w:pPr>
+        <w:pBdr>
+          <w:top w:val="single" w:sz="4" w:space="1" w:color="auto"/>
+          <w:left w:val="single" w:sz="4" w:space="4" w:color="auto"/>
+          <w:bottom w:val="single" w:sz="4" w:space="1" w:color="auto"/>
+          <w:right w:val="single" w:sz="4" w:space="4" w:color="auto"/>
+        </w:pBdr>
+        <w:shd w:val="clear" w:color="auto" w:fill="F2F2F2" w:themeFill="background1" w:themeFillShade="F2"/>
+        <w:spacing w:after="0" w:line="480" w:lineRule="auto"/>
+        <w:rPr>
+          <w:rFonts w:ascii="Georgia Pro" w:eastAsia="Georgia Pro" w:hAnsi="Georgia Pro" w:cs="Georgia Pro"/>
+          <w:color w:val="000000" w:themeColor="text1"/>
+        </w:rPr>
+      </w:pPr>
+      <w:proofErr w:type="spellStart"/>
+      <w:r>
+        <w:rPr>
+          <w:rFonts w:ascii="Georgia Pro" w:eastAsia="Georgia Pro" w:hAnsi="Georgia Pro" w:cs="Georgia Pro"/>
+          <w:color w:val="000000" w:themeColor="text1"/>
+        </w:rPr>
+        <w:t>az</w:t>
+      </w:r>
+      <w:proofErr w:type="spellEnd"/>
+      <w:r>
+        <w:rPr>
+          <w:rFonts w:ascii="Georgia Pro" w:eastAsia="Georgia Pro" w:hAnsi="Georgia Pro" w:cs="Georgia Pro"/>
+          <w:color w:val="000000" w:themeColor="text1"/>
+        </w:rPr>
+        <w:t xml:space="preserve"> network </w:t>
+      </w:r>
+      <w:proofErr w:type="spellStart"/>
+      <w:r>
+        <w:rPr>
+          <w:rFonts w:ascii="Georgia Pro" w:eastAsia="Georgia Pro" w:hAnsi="Georgia Pro" w:cs="Georgia Pro"/>
+          <w:color w:val="000000" w:themeColor="text1"/>
+        </w:rPr>
+        <w:t>nic</w:t>
+      </w:r>
+      <w:proofErr w:type="spellEnd"/>
+      <w:r>
+        <w:rPr>
+          <w:rFonts w:ascii="Georgia Pro" w:eastAsia="Georgia Pro" w:hAnsi="Georgia Pro" w:cs="Georgia Pro"/>
+          <w:color w:val="000000" w:themeColor="text1"/>
+        </w:rPr>
+        <w:t xml:space="preserve"> </w:t>
+      </w:r>
+      <w:proofErr w:type="spellStart"/>
+      <w:r>
+        <w:rPr>
+          <w:rFonts w:ascii="Georgia Pro" w:eastAsia="Georgia Pro" w:hAnsi="Georgia Pro" w:cs="Georgia Pro"/>
+          <w:color w:val="000000" w:themeColor="text1"/>
+        </w:rPr>
+        <w:t>ip</w:t>
+      </w:r>
+      <w:proofErr w:type="spellEnd"/>
+      <w:r>
+        <w:rPr>
+          <w:rFonts w:ascii="Georgia Pro" w:eastAsia="Georgia Pro" w:hAnsi="Georgia Pro" w:cs="Georgia Pro"/>
+          <w:color w:val="000000" w:themeColor="text1"/>
+        </w:rPr>
+        <w:t>-config address-pool add \</w:t>
+      </w:r>
+      <w:r>
+        <w:rPr>
+          <w:rFonts w:ascii="Georgia Pro" w:eastAsia="Georgia Pro" w:hAnsi="Georgia Pro" w:cs="Georgia Pro"/>
+          <w:color w:val="000000" w:themeColor="text1"/>
+        </w:rPr>
+        <w:br/>
+        <w:t xml:space="preserve">--address-pool </w:t>
+      </w:r>
+      <w:proofErr w:type="spellStart"/>
+      <w:r>
+        <w:rPr>
+          <w:rFonts w:ascii="Georgia Pro" w:eastAsia="Georgia Pro" w:hAnsi="Georgia Pro" w:cs="Georgia Pro"/>
+          <w:color w:val="000000" w:themeColor="text1"/>
+        </w:rPr>
+        <w:t>myBackEndPool</w:t>
+      </w:r>
+      <w:proofErr w:type="spellEnd"/>
+      <w:r>
+        <w:rPr>
+          <w:rFonts w:ascii="Georgia Pro" w:eastAsia="Georgia Pro" w:hAnsi="Georgia Pro" w:cs="Georgia Pro"/>
+          <w:color w:val="000000" w:themeColor="text1"/>
+        </w:rPr>
+        <w:t xml:space="preserve"> \</w:t>
+      </w:r>
+      <w:r>
+        <w:rPr>
+          <w:rFonts w:ascii="Georgia Pro" w:eastAsia="Georgia Pro" w:hAnsi="Georgia Pro" w:cs="Georgia Pro"/>
+          <w:color w:val="000000" w:themeColor="text1"/>
+        </w:rPr>
+        <w:br/>
+        <w:t>--</w:t>
+      </w:r>
+      <w:proofErr w:type="spellStart"/>
+      <w:r>
+        <w:rPr>
+          <w:rFonts w:ascii="Georgia Pro" w:eastAsia="Georgia Pro" w:hAnsi="Georgia Pro" w:cs="Georgia Pro"/>
+          <w:color w:val="000000" w:themeColor="text1"/>
+        </w:rPr>
+        <w:t>ip</w:t>
+      </w:r>
+      <w:proofErr w:type="spellEnd"/>
+      <w:r>
+        <w:rPr>
+          <w:rFonts w:ascii="Georgia Pro" w:eastAsia="Georgia Pro" w:hAnsi="Georgia Pro" w:cs="Georgia Pro"/>
+          <w:color w:val="000000" w:themeColor="text1"/>
+        </w:rPr>
+        <w:t>-config-name $IPCONFIG2 \</w:t>
+      </w:r>
+      <w:r>
+        <w:rPr>
+          <w:rFonts w:ascii="Georgia Pro" w:eastAsia="Georgia Pro" w:hAnsi="Georgia Pro" w:cs="Georgia Pro"/>
+          <w:color w:val="000000" w:themeColor="text1"/>
+        </w:rPr>
+        <w:br/>
+        <w:t>--</w:t>
+      </w:r>
+      <w:proofErr w:type="spellStart"/>
+      <w:r>
+        <w:rPr>
+          <w:rFonts w:ascii="Georgia Pro" w:eastAsia="Georgia Pro" w:hAnsi="Georgia Pro" w:cs="Georgia Pro"/>
+          <w:color w:val="000000" w:themeColor="text1"/>
+        </w:rPr>
+        <w:t>nic</w:t>
+      </w:r>
+      <w:proofErr w:type="spellEnd"/>
+      <w:r>
+        <w:rPr>
+          <w:rFonts w:ascii="Georgia Pro" w:eastAsia="Georgia Pro" w:hAnsi="Georgia Pro" w:cs="Georgia Pro"/>
+          <w:color w:val="000000" w:themeColor="text1"/>
+        </w:rPr>
+        <w:t>-name $NIC2 \</w:t>
+      </w:r>
+      <w:r>
+        <w:rPr>
+          <w:rFonts w:ascii="Georgia Pro" w:eastAsia="Georgia Pro" w:hAnsi="Georgia Pro" w:cs="Georgia Pro"/>
+          <w:color w:val="000000" w:themeColor="text1"/>
+        </w:rPr>
+        <w:br/>
+        <w:t>--resource-group $RESOURCE_GROUP \</w:t>
+      </w:r>
+      <w:r>
+        <w:rPr>
+          <w:rFonts w:ascii="Georgia Pro" w:eastAsia="Georgia Pro" w:hAnsi="Georgia Pro" w:cs="Georgia Pro"/>
+          <w:color w:val="000000" w:themeColor="text1"/>
+        </w:rPr>
+        <w:br/>
+        <w:t>--</w:t>
+      </w:r>
+      <w:proofErr w:type="spellStart"/>
+      <w:r>
+        <w:rPr>
+          <w:rFonts w:ascii="Georgia Pro" w:eastAsia="Georgia Pro" w:hAnsi="Georgia Pro" w:cs="Georgia Pro"/>
+          <w:color w:val="000000" w:themeColor="text1"/>
+        </w:rPr>
+        <w:t>lb</w:t>
+      </w:r>
+      <w:proofErr w:type="spellEnd"/>
+      <w:r>
+        <w:rPr>
+          <w:rFonts w:ascii="Georgia Pro" w:eastAsia="Georgia Pro" w:hAnsi="Georgia Pro" w:cs="Georgia Pro"/>
+          <w:color w:val="000000" w:themeColor="text1"/>
+        </w:rPr>
+        <w:t>-name $LB_NAME</w:t>
+      </w:r>
+    </w:p>
+    <w:p>
+      <w:pPr>
+        <w:spacing w:after="0" w:line="480" w:lineRule="auto"/>
+        <w:rPr>
+          <w:rFonts w:ascii="Georgia Pro" w:eastAsia="Georgia Pro" w:hAnsi="Georgia Pro" w:cs="Georgia Pro"/>
+          <w:color w:val="000000" w:themeColor="text1"/>
+        </w:rPr>
+      </w:pPr>
+      <w:r>
+        <w:rPr>
+          <w:rFonts w:ascii="Georgia Pro" w:eastAsia="Georgia Pro" w:hAnsi="Georgia Pro" w:cs="Georgia Pro"/>
+          <w:color w:val="000000" w:themeColor="text1"/>
+        </w:rPr>
+        <w:pict w14:anchorId="452B2FAC">
+          <v:rect id="_x0000_i1038" style="width:0;height:1.5pt" o:hralign="center" o:hrstd="t" o:hr="t" fillcolor="#a0a0a0" stroked="f"/>
+        </w:pict>
+      </w:r>
+    </w:p>
+    <w:p>
+      <w:pPr>
+        <w:spacing w:after="0" w:line="480" w:lineRule="auto"/>
+        <w:rPr>
+          <w:rFonts w:ascii="Georgia Pro" w:eastAsia="Georgia Pro" w:hAnsi="Georgia Pro" w:cs="Georgia Pro"/>
+          <w:b/>
+          <w:bCs/>
+          <w:color w:val="000000" w:themeColor="text1"/>
+        </w:rPr>
+      </w:pPr>
+      <w:r>
+        <w:rPr>
+          <w:rFonts w:ascii="Georgia Pro" w:eastAsia="Georgia Pro" w:hAnsi="Georgia Pro" w:cs="Georgia Pro"/>
+          <w:b/>
+          <w:bCs/>
+          <w:color w:val="000000" w:themeColor="text1"/>
+        </w:rPr>
+        <w:t>Step 16: Create Health Probe</w:t>
+      </w:r>
+    </w:p>
+    <w:p>
+      <w:pPr>
+        <w:pBdr>
+          <w:top w:val="single" w:sz="4" w:space="1" w:color="auto"/>
+          <w:left w:val="single" w:sz="4" w:space="4" w:color="auto"/>
+          <w:bottom w:val="single" w:sz="4" w:space="1" w:color="auto"/>
+          <w:right w:val="single" w:sz="4" w:space="4" w:color="auto"/>
+        </w:pBdr>
+        <w:shd w:val="clear" w:color="auto" w:fill="F2F2F2" w:themeFill="background1" w:themeFillShade="F2"/>
+        <w:spacing w:after="0" w:line="480" w:lineRule="auto"/>
+        <w:rPr>
+          <w:rFonts w:ascii="Georgia Pro" w:eastAsia="Georgia Pro" w:hAnsi="Georgia Pro" w:cs="Georgia Pro"/>
+          <w:color w:val="000000" w:themeColor="text1"/>
+        </w:rPr>
+      </w:pPr>
+      <w:proofErr w:type="spellStart"/>
+      <w:r>
+        <w:rPr>
+          <w:rFonts w:ascii="Georgia Pro" w:eastAsia="Georgia Pro" w:hAnsi="Georgia Pro" w:cs="Georgia Pro"/>
+          <w:color w:val="000000" w:themeColor="text1"/>
+        </w:rPr>
+        <w:t>az</w:t>
+      </w:r>
+      <w:proofErr w:type="spellEnd"/>
+      <w:r>
+        <w:rPr>
+          <w:rFonts w:ascii="Georgia Pro" w:eastAsia="Georgia Pro" w:hAnsi="Georgia Pro" w:cs="Georgia Pro"/>
+          <w:color w:val="000000" w:themeColor="text1"/>
+        </w:rPr>
+        <w:t xml:space="preserve"> network </w:t>
+      </w:r>
+      <w:proofErr w:type="spellStart"/>
+      <w:r>
+        <w:rPr>
+          <w:rFonts w:ascii="Georgia Pro" w:eastAsia="Georgia Pro" w:hAnsi="Georgia Pro" w:cs="Georgia Pro"/>
+          <w:color w:val="000000" w:themeColor="text1"/>
+        </w:rPr>
+        <w:t>lb</w:t>
+      </w:r>
+      <w:proofErr w:type="spellEnd"/>
+      <w:r>
+        <w:rPr>
+          <w:rFonts w:ascii="Georgia Pro" w:eastAsia="Georgia Pro" w:hAnsi="Georgia Pro" w:cs="Georgia Pro"/>
+          <w:color w:val="000000" w:themeColor="text1"/>
+        </w:rPr>
+        <w:t xml:space="preserve"> probe create \</w:t>
+      </w:r>
+      <w:r>
+        <w:rPr>
+          <w:rFonts w:ascii="Georgia Pro" w:eastAsia="Georgia Pro" w:hAnsi="Georgia Pro" w:cs="Georgia Pro"/>
+          <w:color w:val="000000" w:themeColor="text1"/>
+        </w:rPr>
+        <w:br/>
+        <w:t>--resource-group $RESOURCE_GROUP \</w:t>
+      </w:r>
+      <w:r>
+        <w:rPr>
+          <w:rFonts w:ascii="Georgia Pro" w:eastAsia="Georgia Pro" w:hAnsi="Georgia Pro" w:cs="Georgia Pro"/>
+          <w:color w:val="000000" w:themeColor="text1"/>
+        </w:rPr>
+        <w:br/>
+        <w:t>--</w:t>
+      </w:r>
+      <w:proofErr w:type="spellStart"/>
+      <w:r>
+        <w:rPr>
+          <w:rFonts w:ascii="Georgia Pro" w:eastAsia="Georgia Pro" w:hAnsi="Georgia Pro" w:cs="Georgia Pro"/>
+          <w:color w:val="000000" w:themeColor="text1"/>
+        </w:rPr>
+        <w:t>lb</w:t>
+      </w:r>
+      <w:proofErr w:type="spellEnd"/>
+      <w:r>
+        <w:rPr>
+          <w:rFonts w:ascii="Georgia Pro" w:eastAsia="Georgia Pro" w:hAnsi="Georgia Pro" w:cs="Georgia Pro"/>
+          <w:color w:val="000000" w:themeColor="text1"/>
+        </w:rPr>
+        <w:t>-name $LB_NAME \</w:t>
+      </w:r>
+      <w:r>
+        <w:rPr>
+          <w:rFonts w:ascii="Georgia Pro" w:eastAsia="Georgia Pro" w:hAnsi="Georgia Pro" w:cs="Georgia Pro"/>
+          <w:color w:val="000000" w:themeColor="text1"/>
+        </w:rPr>
+        <w:br/>
+        <w:t xml:space="preserve">--name </w:t>
+      </w:r>
+      <w:proofErr w:type="spellStart"/>
+      <w:r>
+        <w:rPr>
+          <w:rFonts w:ascii="Georgia Pro" w:eastAsia="Georgia Pro" w:hAnsi="Georgia Pro" w:cs="Georgia Pro"/>
+          <w:color w:val="000000" w:themeColor="text1"/>
+        </w:rPr>
+        <w:t>flaskProbe</w:t>
+      </w:r>
+      <w:proofErr w:type="spellEnd"/>
+      <w:r>
+        <w:rPr>
+          <w:rFonts w:ascii="Georgia Pro" w:eastAsia="Georgia Pro" w:hAnsi="Georgia Pro" w:cs="Georgia Pro"/>
+          <w:color w:val="000000" w:themeColor="text1"/>
+        </w:rPr>
+        <w:t xml:space="preserve"> \</w:t>
+      </w:r>
+      <w:r>
+        <w:rPr>
+          <w:rFonts w:ascii="Georgia Pro" w:eastAsia="Georgia Pro" w:hAnsi="Georgia Pro" w:cs="Georgia Pro"/>
+          <w:color w:val="000000" w:themeColor="text1"/>
+        </w:rPr>
+        <w:br/>
+        <w:t xml:space="preserve">--protocol </w:t>
+      </w:r>
+      <w:proofErr w:type="spellStart"/>
+      <w:r>
+        <w:rPr>
+          <w:rFonts w:ascii="Georgia Pro" w:eastAsia="Georgia Pro" w:hAnsi="Georgia Pro" w:cs="Georgia Pro"/>
+          <w:color w:val="000000" w:themeColor="text1"/>
+        </w:rPr>
+        <w:t>tcp</w:t>
+      </w:r>
+      <w:proofErr w:type="spellEnd"/>
+      <w:r>
+        <w:rPr>
+          <w:rFonts w:ascii="Georgia Pro" w:eastAsia="Georgia Pro" w:hAnsi="Georgia Pro" w:cs="Georgia Pro"/>
+          <w:color w:val="000000" w:themeColor="text1"/>
+        </w:rPr>
+        <w:t xml:space="preserve"> \</w:t>
+      </w:r>
+      <w:r>
+        <w:rPr>
+          <w:rFonts w:ascii="Georgia Pro" w:eastAsia="Georgia Pro" w:hAnsi="Georgia Pro" w:cs="Georgia Pro"/>
+          <w:color w:val="000000" w:themeColor="text1"/>
+        </w:rPr>
+        <w:br/>
+        <w:t>--port 5000</w:t>
+      </w:r>
+    </w:p>
+    <w:p>
+      <w:pPr>
+        <w:spacing w:after="0" w:line="480" w:lineRule="auto"/>
+        <w:rPr>
+          <w:rFonts w:ascii="Georgia Pro" w:eastAsia="Georgia Pro" w:hAnsi="Georgia Pro" w:cs="Georgia Pro"/>
+          <w:color w:val="000000" w:themeColor="text1"/>
+        </w:rPr>
+      </w:pPr>
+      <w:r>
+        <w:rPr>
+          <w:rFonts w:ascii="Georgia Pro" w:eastAsia="Georgia Pro" w:hAnsi="Georgia Pro" w:cs="Georgia Pro"/>
+          <w:color w:val="000000" w:themeColor="text1"/>
+        </w:rPr>
+        <w:pict w14:anchorId="24D0BBDE">
+          <v:rect id="_x0000_i1039" style="width:0;height:1.5pt" o:hralign="center" o:hrstd="t" o:hr="t" fillcolor="#a0a0a0" stroked="f"/>
+        </w:pict>
+      </w:r>
+    </w:p>
+    <w:p>
+      <w:pPr>
+        <w:rPr>
+          <w:rFonts w:ascii="Georgia Pro" w:eastAsia="Georgia Pro" w:hAnsi="Georgia Pro" w:cs="Georgia Pro"/>
+          <w:b/>
+          <w:bCs/>
+          <w:color w:val="000000" w:themeColor="text1"/>
+        </w:rPr>
+      </w:pPr>
+      <w:r>
+        <w:rPr>
+          <w:rFonts w:ascii="Georgia Pro" w:eastAsia="Georgia Pro" w:hAnsi="Georgia Pro" w:cs="Georgia Pro"/>
+          <w:b/>
+          <w:bCs/>
+          <w:color w:val="000000" w:themeColor="text1"/>
+        </w:rPr>
+        <w:br w:type="page"/>
+      </w:r>
+    </w:p>
+    <w:p>
+      <w:pPr>
+        <w:spacing w:after="0" w:line="480" w:lineRule="auto"/>
+        <w:rPr>
+          <w:rFonts w:ascii="Georgia Pro" w:eastAsia="Georgia Pro" w:hAnsi="Georgia Pro" w:cs="Georgia Pro"/>
+          <w:b/>
+          <w:bCs/>
+          <w:color w:val="000000" w:themeColor="text1"/>
+        </w:rPr>
+      </w:pPr>
+      <w:r>
+        <w:rPr>
+          <w:rFonts w:ascii="Georgia Pro" w:eastAsia="Georgia Pro" w:hAnsi="Georgia Pro" w:cs="Georgia Pro"/>
+          <w:b/>
+          <w:bCs/>
+          <w:color w:val="000000" w:themeColor="text1"/>
+        </w:rPr>
+        <w:lastRenderedPageBreak/>
+        <w:t>Step 17: Create Load Balancer Rule</w:t>
+      </w:r>
+    </w:p>
+    <w:p>
+      <w:pPr>
+        <w:pBdr>
+          <w:top w:val="single" w:sz="4" w:space="1" w:color="auto"/>
+          <w:left w:val="single" w:sz="4" w:space="4" w:color="auto"/>
+          <w:bottom w:val="single" w:sz="4" w:space="1" w:color="auto"/>
+          <w:right w:val="single" w:sz="4" w:space="4" w:color="auto"/>
+        </w:pBdr>
+        <w:shd w:val="clear" w:color="auto" w:fill="F2F2F2" w:themeFill="background1" w:themeFillShade="F2"/>
+        <w:spacing w:after="0" w:line="480" w:lineRule="auto"/>
+        <w:rPr>
+          <w:rFonts w:ascii="Georgia Pro" w:eastAsia="Georgia Pro" w:hAnsi="Georgia Pro" w:cs="Georgia Pro"/>
+          <w:color w:val="000000" w:themeColor="text1"/>
+        </w:rPr>
+      </w:pPr>
+      <w:proofErr w:type="spellStart"/>
+      <w:r>
+        <w:rPr>
+          <w:rFonts w:ascii="Georgia Pro" w:eastAsia="Georgia Pro" w:hAnsi="Georgia Pro" w:cs="Georgia Pro"/>
+          <w:color w:val="000000" w:themeColor="text1"/>
+        </w:rPr>
+        <w:t>az</w:t>
+      </w:r>
+      <w:proofErr w:type="spellEnd"/>
+      <w:r>
+        <w:rPr>
+          <w:rFonts w:ascii="Georgia Pro" w:eastAsia="Georgia Pro" w:hAnsi="Georgia Pro" w:cs="Georgia Pro"/>
+          <w:color w:val="000000" w:themeColor="text1"/>
+        </w:rPr>
+        <w:t xml:space="preserve"> network </w:t>
+      </w:r>
+      <w:proofErr w:type="spellStart"/>
+      <w:r>
+        <w:rPr>
+          <w:rFonts w:ascii="Georgia Pro" w:eastAsia="Georgia Pro" w:hAnsi="Georgia Pro" w:cs="Georgia Pro"/>
+          <w:color w:val="000000" w:themeColor="text1"/>
+        </w:rPr>
+        <w:t>lb</w:t>
+      </w:r>
+      <w:proofErr w:type="spellEnd"/>
+      <w:r>
+        <w:rPr>
+          <w:rFonts w:ascii="Georgia Pro" w:eastAsia="Georgia Pro" w:hAnsi="Georgia Pro" w:cs="Georgia Pro"/>
+          <w:color w:val="000000" w:themeColor="text1"/>
+        </w:rPr>
+        <w:t xml:space="preserve"> rule create \</w:t>
+      </w:r>
+      <w:r>
+        <w:rPr>
+          <w:rFonts w:ascii="Georgia Pro" w:eastAsia="Georgia Pro" w:hAnsi="Georgia Pro" w:cs="Georgia Pro"/>
+          <w:color w:val="000000" w:themeColor="text1"/>
+        </w:rPr>
+        <w:br/>
+        <w:t>--resource-group $RESOURCE_GROUP \</w:t>
+      </w:r>
+      <w:r>
+        <w:rPr>
+          <w:rFonts w:ascii="Georgia Pro" w:eastAsia="Georgia Pro" w:hAnsi="Georgia Pro" w:cs="Georgia Pro"/>
+          <w:color w:val="000000" w:themeColor="text1"/>
+        </w:rPr>
+        <w:br/>
+        <w:t>--</w:t>
+      </w:r>
+      <w:proofErr w:type="spellStart"/>
+      <w:r>
+        <w:rPr>
+          <w:rFonts w:ascii="Georgia Pro" w:eastAsia="Georgia Pro" w:hAnsi="Georgia Pro" w:cs="Georgia Pro"/>
+          <w:color w:val="000000" w:themeColor="text1"/>
+        </w:rPr>
+        <w:t>lb</w:t>
+      </w:r>
+      <w:proofErr w:type="spellEnd"/>
+      <w:r>
+        <w:rPr>
+          <w:rFonts w:ascii="Georgia Pro" w:eastAsia="Georgia Pro" w:hAnsi="Georgia Pro" w:cs="Georgia Pro"/>
+          <w:color w:val="000000" w:themeColor="text1"/>
+        </w:rPr>
+        <w:t>-name $LB_NAME \</w:t>
+      </w:r>
+      <w:r>
+        <w:rPr>
+          <w:rFonts w:ascii="Georgia Pro" w:eastAsia="Georgia Pro" w:hAnsi="Georgia Pro" w:cs="Georgia Pro"/>
+          <w:color w:val="000000" w:themeColor="text1"/>
+        </w:rPr>
+        <w:br/>
+        <w:t xml:space="preserve">--name </w:t>
+      </w:r>
+      <w:proofErr w:type="spellStart"/>
+      <w:r>
+        <w:rPr>
+          <w:rFonts w:ascii="Georgia Pro" w:eastAsia="Georgia Pro" w:hAnsi="Georgia Pro" w:cs="Georgia Pro"/>
+          <w:color w:val="000000" w:themeColor="text1"/>
+        </w:rPr>
+        <w:t>flaskRule</w:t>
+      </w:r>
+      <w:proofErr w:type="spellEnd"/>
+      <w:r>
+        <w:rPr>
+          <w:rFonts w:ascii="Georgia Pro" w:eastAsia="Georgia Pro" w:hAnsi="Georgia Pro" w:cs="Georgia Pro"/>
+          <w:color w:val="000000" w:themeColor="text1"/>
+        </w:rPr>
+        <w:t xml:space="preserve"> \</w:t>
+      </w:r>
+      <w:r>
+        <w:rPr>
+          <w:rFonts w:ascii="Georgia Pro" w:eastAsia="Georgia Pro" w:hAnsi="Georgia Pro" w:cs="Georgia Pro"/>
+          <w:color w:val="000000" w:themeColor="text1"/>
+        </w:rPr>
+        <w:br/>
+        <w:t xml:space="preserve">--protocol </w:t>
+      </w:r>
+      <w:proofErr w:type="spellStart"/>
+      <w:r>
+        <w:rPr>
+          <w:rFonts w:ascii="Georgia Pro" w:eastAsia="Georgia Pro" w:hAnsi="Georgia Pro" w:cs="Georgia Pro"/>
+          <w:color w:val="000000" w:themeColor="text1"/>
+        </w:rPr>
+        <w:t>tcp</w:t>
+      </w:r>
+      <w:proofErr w:type="spellEnd"/>
+      <w:r>
+        <w:rPr>
+          <w:rFonts w:ascii="Georgia Pro" w:eastAsia="Georgia Pro" w:hAnsi="Georgia Pro" w:cs="Georgia Pro"/>
+          <w:color w:val="000000" w:themeColor="text1"/>
+        </w:rPr>
+        <w:t xml:space="preserve"> \</w:t>
+      </w:r>
+      <w:r>
+        <w:rPr>
+          <w:rFonts w:ascii="Georgia Pro" w:eastAsia="Georgia Pro" w:hAnsi="Georgia Pro" w:cs="Georgia Pro"/>
+          <w:color w:val="000000" w:themeColor="text1"/>
+        </w:rPr>
+        <w:br/>
+        <w:t>--frontend-port 80 \</w:t>
+      </w:r>
+      <w:r>
+        <w:rPr>
+          <w:rFonts w:ascii="Georgia Pro" w:eastAsia="Georgia Pro" w:hAnsi="Georgia Pro" w:cs="Georgia Pro"/>
+          <w:color w:val="000000" w:themeColor="text1"/>
+        </w:rPr>
+        <w:br/>
+        <w:t>--backend-port 5000 \</w:t>
+      </w:r>
+      <w:r>
+        <w:rPr>
+          <w:rFonts w:ascii="Georgia Pro" w:eastAsia="Georgia Pro" w:hAnsi="Georgia Pro" w:cs="Georgia Pro"/>
+          <w:color w:val="000000" w:themeColor="text1"/>
+        </w:rPr>
+        <w:br/>
+        <w:t>--frontend-</w:t>
+      </w:r>
+      <w:proofErr w:type="spellStart"/>
+      <w:r>
+        <w:rPr>
+          <w:rFonts w:ascii="Georgia Pro" w:eastAsia="Georgia Pro" w:hAnsi="Georgia Pro" w:cs="Georgia Pro"/>
+          <w:color w:val="000000" w:themeColor="text1"/>
+        </w:rPr>
+        <w:t>ip</w:t>
+      </w:r>
+      <w:proofErr w:type="spellEnd"/>
+      <w:r>
+        <w:rPr>
+          <w:rFonts w:ascii="Georgia Pro" w:eastAsia="Georgia Pro" w:hAnsi="Georgia Pro" w:cs="Georgia Pro"/>
+          <w:color w:val="000000" w:themeColor="text1"/>
+        </w:rPr>
+        <w:t xml:space="preserve">-name </w:t>
+      </w:r>
+      <w:proofErr w:type="spellStart"/>
+      <w:r>
+        <w:rPr>
+          <w:rFonts w:ascii="Georgia Pro" w:eastAsia="Georgia Pro" w:hAnsi="Georgia Pro" w:cs="Georgia Pro"/>
+          <w:color w:val="000000" w:themeColor="text1"/>
+        </w:rPr>
+        <w:t>myFrontEnd</w:t>
+      </w:r>
+      <w:proofErr w:type="spellEnd"/>
+      <w:r>
+        <w:rPr>
+          <w:rFonts w:ascii="Georgia Pro" w:eastAsia="Georgia Pro" w:hAnsi="Georgia Pro" w:cs="Georgia Pro"/>
+          <w:color w:val="000000" w:themeColor="text1"/>
+        </w:rPr>
+        <w:t xml:space="preserve"> \</w:t>
+      </w:r>
+      <w:r>
+        <w:rPr>
+          <w:rFonts w:ascii="Georgia Pro" w:eastAsia="Georgia Pro" w:hAnsi="Georgia Pro" w:cs="Georgia Pro"/>
+          <w:color w:val="000000" w:themeColor="text1"/>
+        </w:rPr>
+        <w:br/>
+        <w:t xml:space="preserve">--backend-pool-name </w:t>
+      </w:r>
+      <w:proofErr w:type="spellStart"/>
+      <w:r>
+        <w:rPr>
+          <w:rFonts w:ascii="Georgia Pro" w:eastAsia="Georgia Pro" w:hAnsi="Georgia Pro" w:cs="Georgia Pro"/>
+          <w:color w:val="000000" w:themeColor="text1"/>
+        </w:rPr>
+        <w:t>myBackEndPool</w:t>
+      </w:r>
+      <w:proofErr w:type="spellEnd"/>
+      <w:r>
+        <w:rPr>
+          <w:rFonts w:ascii="Georgia Pro" w:eastAsia="Georgia Pro" w:hAnsi="Georgia Pro" w:cs="Georgia Pro"/>
+          <w:color w:val="000000" w:themeColor="text1"/>
+        </w:rPr>
+        <w:t xml:space="preserve"> \</w:t>
+      </w:r>
+      <w:r>
+        <w:rPr>
+          <w:rFonts w:ascii="Georgia Pro" w:eastAsia="Georgia Pro" w:hAnsi="Georgia Pro" w:cs="Georgia Pro"/>
+          <w:color w:val="000000" w:themeColor="text1"/>
+        </w:rPr>
+        <w:br/>
+        <w:t xml:space="preserve">--probe-name </w:t>
+      </w:r>
+      <w:proofErr w:type="spellStart"/>
+      <w:r>
+        <w:rPr>
+          <w:rFonts w:ascii="Georgia Pro" w:eastAsia="Georgia Pro" w:hAnsi="Georgia Pro" w:cs="Georgia Pro"/>
+          <w:color w:val="000000" w:themeColor="text1"/>
+        </w:rPr>
+        <w:t>flaskProbe</w:t>
+      </w:r>
+      <w:proofErr w:type="spellEnd"/>
+    </w:p>
+    <w:p>
+      <w:pPr>
+        <w:spacing w:after="0" w:line="480" w:lineRule="auto"/>
+        <w:rPr>
+          <w:rFonts w:ascii="Georgia Pro" w:eastAsia="Georgia Pro" w:hAnsi="Georgia Pro" w:cs="Georgia Pro"/>
+          <w:color w:val="000000" w:themeColor="text1"/>
+        </w:rPr>
+      </w:pPr>
+      <w:r>
+        <w:rPr>
+          <w:rFonts w:ascii="Georgia Pro" w:eastAsia="Georgia Pro" w:hAnsi="Georgia Pro" w:cs="Georgia Pro"/>
+          <w:color w:val="000000" w:themeColor="text1"/>
+        </w:rPr>
+        <w:pict w14:anchorId="76C3FA14">
+          <v:rect id="_x0000_i1040" style="width:0;height:1.5pt" o:hralign="center" o:hrstd="t" o:hr="t" fillcolor="#a0a0a0" stroked="f"/>
+        </w:pict>
+      </w:r>
+    </w:p>
+    <w:p>
+      <w:pPr>
+        <w:spacing w:after="0" w:line="480" w:lineRule="auto"/>
+        <w:rPr>
+          <w:rFonts w:ascii="Georgia Pro" w:eastAsia="Georgia Pro" w:hAnsi="Georgia Pro" w:cs="Georgia Pro"/>
+          <w:b/>
+          <w:bCs/>
+          <w:color w:val="000000" w:themeColor="text1"/>
+        </w:rPr>
+      </w:pPr>
+      <w:r>
+        <w:rPr>
+          <w:rFonts w:ascii="Georgia Pro" w:eastAsia="Georgia Pro" w:hAnsi="Georgia Pro" w:cs="Georgia Pro"/>
+          <w:b/>
+          <w:bCs/>
+          <w:color w:val="000000" w:themeColor="text1"/>
+        </w:rPr>
+        <w:t>Step 18: Get Load Balancer Public IP</w:t>
+      </w:r>
+    </w:p>
+    <w:p>
+      <w:pPr>
+        <w:pBdr>
+          <w:top w:val="single" w:sz="4" w:space="1" w:color="auto"/>
+          <w:left w:val="single" w:sz="4" w:space="4" w:color="auto"/>
+          <w:bottom w:val="single" w:sz="4" w:space="1" w:color="auto"/>
+          <w:right w:val="single" w:sz="4" w:space="4" w:color="auto"/>
+        </w:pBdr>
+        <w:shd w:val="clear" w:color="auto" w:fill="F2F2F2" w:themeFill="background1" w:themeFillShade="F2"/>
+        <w:spacing w:after="0" w:line="480" w:lineRule="auto"/>
+        <w:rPr>
+          <w:rFonts w:ascii="Georgia Pro" w:eastAsia="Georgia Pro" w:hAnsi="Georgia Pro" w:cs="Georgia Pro"/>
+          <w:color w:val="000000" w:themeColor="text1"/>
+        </w:rPr>
+      </w:pPr>
+      <w:proofErr w:type="spellStart"/>
+      <w:r>
+        <w:rPr>
+          <w:rFonts w:ascii="Georgia Pro" w:eastAsia="Georgia Pro" w:hAnsi="Georgia Pro" w:cs="Georgia Pro"/>
+          <w:color w:val="000000" w:themeColor="text1"/>
+        </w:rPr>
+        <w:t>az</w:t>
+      </w:r>
+      <w:proofErr w:type="spellEnd"/>
+      <w:r>
+        <w:rPr>
+          <w:rFonts w:ascii="Georgia Pro" w:eastAsia="Georgia Pro" w:hAnsi="Georgia Pro" w:cs="Georgia Pro"/>
+          <w:color w:val="000000" w:themeColor="text1"/>
+        </w:rPr>
+        <w:t xml:space="preserve"> network public-</w:t>
+      </w:r>
+      <w:proofErr w:type="spellStart"/>
+      <w:r>
+        <w:rPr>
+          <w:rFonts w:ascii="Georgia Pro" w:eastAsia="Georgia Pro" w:hAnsi="Georgia Pro" w:cs="Georgia Pro"/>
+          <w:color w:val="000000" w:themeColor="text1"/>
+        </w:rPr>
+        <w:t>ip</w:t>
+      </w:r>
+      <w:proofErr w:type="spellEnd"/>
+      <w:r>
+        <w:rPr>
+          <w:rFonts w:ascii="Georgia Pro" w:eastAsia="Georgia Pro" w:hAnsi="Georgia Pro" w:cs="Georgia Pro"/>
+          <w:color w:val="000000" w:themeColor="text1"/>
+        </w:rPr>
+        <w:t xml:space="preserve"> show \</w:t>
+      </w:r>
+      <w:r>
+        <w:rPr>
+          <w:rFonts w:ascii="Georgia Pro" w:eastAsia="Georgia Pro" w:hAnsi="Georgia Pro" w:cs="Georgia Pro"/>
+          <w:color w:val="000000" w:themeColor="text1"/>
+        </w:rPr>
+        <w:br/>
+        <w:t>--resource-group $RESOURCE_GROUP \</w:t>
+      </w:r>
+      <w:r>
+        <w:rPr>
+          <w:rFonts w:ascii="Georgia Pro" w:eastAsia="Georgia Pro" w:hAnsi="Georgia Pro" w:cs="Georgia Pro"/>
+          <w:color w:val="000000" w:themeColor="text1"/>
+        </w:rPr>
+        <w:br/>
+        <w:t>--name python-</w:t>
+      </w:r>
+      <w:proofErr w:type="spellStart"/>
+      <w:r>
+        <w:rPr>
+          <w:rFonts w:ascii="Georgia Pro" w:eastAsia="Georgia Pro" w:hAnsi="Georgia Pro" w:cs="Georgia Pro"/>
+          <w:color w:val="000000" w:themeColor="text1"/>
+        </w:rPr>
+        <w:t>lb</w:t>
+      </w:r>
+      <w:proofErr w:type="spellEnd"/>
+      <w:r>
+        <w:rPr>
+          <w:rFonts w:ascii="Georgia Pro" w:eastAsia="Georgia Pro" w:hAnsi="Georgia Pro" w:cs="Georgia Pro"/>
+          <w:color w:val="000000" w:themeColor="text1"/>
+        </w:rPr>
+        <w:t>-</w:t>
+      </w:r>
+      <w:proofErr w:type="spellStart"/>
+      <w:r>
+        <w:rPr>
+          <w:rFonts w:ascii="Georgia Pro" w:eastAsia="Georgia Pro" w:hAnsi="Georgia Pro" w:cs="Georgia Pro"/>
+          <w:color w:val="000000" w:themeColor="text1"/>
+        </w:rPr>
+        <w:t>ip</w:t>
+      </w:r>
+      <w:proofErr w:type="spellEnd"/>
+      <w:r>
+        <w:rPr>
+          <w:rFonts w:ascii="Georgia Pro" w:eastAsia="Georgia Pro" w:hAnsi="Georgia Pro" w:cs="Georgia Pro"/>
+          <w:color w:val="000000" w:themeColor="text1"/>
+        </w:rPr>
+        <w:t xml:space="preserve"> \</w:t>
+      </w:r>
+      <w:r>
+        <w:rPr>
+          <w:rFonts w:ascii="Georgia Pro" w:eastAsia="Georgia Pro" w:hAnsi="Georgia Pro" w:cs="Georgia Pro"/>
+          <w:color w:val="000000" w:themeColor="text1"/>
+        </w:rPr>
+        <w:br/>
+        <w:t xml:space="preserve">--query </w:t>
+      </w:r>
+      <w:proofErr w:type="spellStart"/>
+      <w:r>
+        <w:rPr>
+          <w:rFonts w:ascii="Georgia Pro" w:eastAsia="Georgia Pro" w:hAnsi="Georgia Pro" w:cs="Georgia Pro"/>
+          <w:color w:val="000000" w:themeColor="text1"/>
+        </w:rPr>
+        <w:t>ipAddress</w:t>
+      </w:r>
+      <w:proofErr w:type="spellEnd"/>
+      <w:r>
+        <w:rPr>
+          <w:rFonts w:ascii="Georgia Pro" w:eastAsia="Georgia Pro" w:hAnsi="Georgia Pro" w:cs="Georgia Pro"/>
+          <w:color w:val="000000" w:themeColor="text1"/>
+        </w:rPr>
+        <w:t xml:space="preserve"> \</w:t>
+      </w:r>
+      <w:r>
+        <w:rPr>
+          <w:rFonts w:ascii="Georgia Pro" w:eastAsia="Georgia Pro" w:hAnsi="Georgia Pro" w:cs="Georgia Pro"/>
+          <w:color w:val="000000" w:themeColor="text1"/>
+        </w:rPr>
+        <w:br/>
+        <w:t xml:space="preserve">-o </w:t>
+      </w:r>
+      <w:proofErr w:type="spellStart"/>
+      <w:r>
+        <w:rPr>
+          <w:rFonts w:ascii="Georgia Pro" w:eastAsia="Georgia Pro" w:hAnsi="Georgia Pro" w:cs="Georgia Pro"/>
+          <w:color w:val="000000" w:themeColor="text1"/>
+        </w:rPr>
+        <w:t>tsv</w:t>
+      </w:r>
+      <w:proofErr w:type="spellEnd"/>
+    </w:p>
+    <w:p>
+      <w:pPr>
+        <w:spacing w:after="0" w:line="480" w:lineRule="auto"/>
+        <w:rPr>
+          <w:rFonts w:ascii="Georgia Pro" w:eastAsia="Georgia Pro" w:hAnsi="Georgia Pro" w:cs="Georgia Pro"/>
+          <w:color w:val="000000" w:themeColor="text1"/>
+        </w:rPr>
+      </w:pPr>
+    </w:p>
+    <w:p>
+      <w:pPr>
+        <w:spacing w:after="0" w:line="480" w:lineRule="auto"/>
+        <w:rPr>
+          <w:rFonts w:ascii="Georgia Pro" w:eastAsia="Georgia Pro" w:hAnsi="Georgia Pro" w:cs="Georgia Pro"/>
+          <w:color w:val="000000" w:themeColor="text1"/>
+        </w:rPr>
+      </w:pPr>
+      <w:r>
+        <w:rPr>
+          <w:rFonts w:ascii="Georgia Pro" w:eastAsia="Georgia Pro" w:hAnsi="Georgia Pro" w:cs="Georgia Pro"/>
+          <w:color w:val="000000" w:themeColor="text1"/>
+        </w:rPr>
+        <w:t>Example Output:</w:t>
+      </w:r>
+    </w:p>
+    <w:p>
+      <w:pPr>
+        <w:spacing w:after="0" w:line="480" w:lineRule="auto"/>
+        <w:rPr>
+          <w:rFonts w:ascii="Georgia Pro" w:eastAsia="Georgia Pro" w:hAnsi="Georgia Pro" w:cs="Georgia Pro"/>
+          <w:color w:val="000000" w:themeColor="text1"/>
+        </w:rPr>
+      </w:pPr>
+      <w:r>
+        <w:rPr>
+          <w:rFonts w:ascii="Georgia Pro" w:eastAsia="Georgia Pro" w:hAnsi="Georgia Pro" w:cs="Georgia Pro"/>
+          <w:color w:val="000000" w:themeColor="text1"/>
+        </w:rPr>
+        <w:t>20.xx.xx.xx</w:t>
+      </w:r>
+    </w:p>
+    <w:p>
+      <w:pPr>
+        <w:spacing w:after="0" w:line="480" w:lineRule="auto"/>
+        <w:rPr>
+          <w:rFonts w:ascii="Georgia Pro" w:eastAsia="Georgia Pro" w:hAnsi="Georgia Pro" w:cs="Georgia Pro"/>
+          <w:color w:val="000000" w:themeColor="text1"/>
+        </w:rPr>
+      </w:pPr>
+      <w:r>
+        <w:rPr>
+          <w:rFonts w:ascii="Georgia Pro" w:eastAsia="Georgia Pro" w:hAnsi="Georgia Pro" w:cs="Georgia Pro"/>
+          <w:color w:val="000000" w:themeColor="text1"/>
+        </w:rPr>
+        <w:pict w14:anchorId="575DC794">
+          <v:rect id="_x0000_i1041" style="width:0;height:1.5pt" o:hralign="center" o:hrstd="t" o:hr="t" fillcolor="#a0a0a0" stroked="f"/>
+        </w:pict>
+      </w:r>
+    </w:p>
+    <w:p>
+      <w:pPr>
+        <w:spacing w:after="0" w:line="480" w:lineRule="auto"/>
+        <w:rPr>
+          <w:rFonts w:ascii="Georgia Pro" w:eastAsia="Georgia Pro" w:hAnsi="Georgia Pro" w:cs="Georgia Pro"/>
+          <w:b/>
+          <w:bCs/>
+          <w:color w:val="000000" w:themeColor="text1"/>
+        </w:rPr>
+      </w:pPr>
+      <w:r>
+        <w:rPr>
+          <w:rFonts w:ascii="Georgia Pro" w:eastAsia="Georgia Pro" w:hAnsi="Georgia Pro" w:cs="Georgia Pro"/>
+          <w:b/>
+          <w:bCs/>
+          <w:color w:val="000000" w:themeColor="text1"/>
+        </w:rPr>
+        <w:t>Step 19: Access Application</w:t>
+      </w:r>
+    </w:p>
+    <w:p>
+      <w:pPr>
+        <w:spacing w:after="0" w:line="480" w:lineRule="auto"/>
+        <w:rPr>
+          <w:rFonts w:ascii="Georgia Pro" w:eastAsia="Georgia Pro" w:hAnsi="Georgia Pro" w:cs="Georgia Pro"/>
+          <w:color w:val="000000" w:themeColor="text1"/>
+        </w:rPr>
+      </w:pPr>
+      <w:r>
+        <w:rPr>
+          <w:rFonts w:ascii="Georgia Pro" w:eastAsia="Georgia Pro" w:hAnsi="Georgia Pro" w:cs="Georgia Pro"/>
+          <w:color w:val="000000" w:themeColor="text1"/>
+        </w:rPr>
+        <w:t>Open browser:</w:t>
+      </w:r>
+    </w:p>
+    <w:p>
+      <w:pPr>
+        <w:spacing w:after="0" w:line="480" w:lineRule="auto"/>
+        <w:rPr>
+          <w:rFonts w:ascii="Georgia Pro" w:eastAsia="Georgia Pro" w:hAnsi="Georgia Pro" w:cs="Georgia Pro"/>
+          <w:color w:val="000000" w:themeColor="text1"/>
+        </w:rPr>
+      </w:pPr>
+      <w:r>
+        <w:rPr>
+          <w:rFonts w:ascii="Georgia Pro" w:eastAsia="Georgia Pro" w:hAnsi="Georgia Pro" w:cs="Georgia Pro"/>
+          <w:color w:val="000000" w:themeColor="text1"/>
+        </w:rPr>
+        <w:t>http://LOAD-BALANCER-PUBLIC-IP</w:t>
+      </w:r>
+    </w:p>
+    <w:p>
+      <w:pPr>
+        <w:spacing w:after="0" w:line="480" w:lineRule="auto"/>
+        <w:rPr>
+          <w:rFonts w:ascii="Georgia Pro" w:eastAsia="Georgia Pro" w:hAnsi="Georgia Pro" w:cs="Georgia Pro"/>
+          <w:color w:val="000000" w:themeColor="text1"/>
+        </w:rPr>
+      </w:pPr>
+      <w:r>
+        <w:rPr>
+          <w:rFonts w:ascii="Georgia Pro" w:eastAsia="Georgia Pro" w:hAnsi="Georgia Pro" w:cs="Georgia Pro"/>
+          <w:color w:val="000000" w:themeColor="text1"/>
+        </w:rPr>
+        <w:t>Example:</w:t>
+      </w:r>
+    </w:p>
+    <w:p>
+      <w:pPr>
+        <w:spacing w:after="0" w:line="480" w:lineRule="auto"/>
+        <w:rPr>
+          <w:rFonts w:ascii="Georgia Pro" w:eastAsia="Georgia Pro" w:hAnsi="Georgia Pro" w:cs="Georgia Pro"/>
+          <w:color w:val="000000" w:themeColor="text1"/>
+        </w:rPr>
+      </w:pPr>
+      <w:r>
+        <w:rPr>
+          <w:rFonts w:ascii="Georgia Pro" w:eastAsia="Georgia Pro" w:hAnsi="Georgia Pro" w:cs="Georgia Pro"/>
+          <w:color w:val="000000" w:themeColor="text1"/>
+        </w:rPr>
+        <w:t>http://20.xx.xx.xx</w:t>
+      </w:r>
+    </w:p>
+    <w:p>
+      <w:pPr>
+        <w:spacing w:after="0" w:line="480" w:lineRule="auto"/>
+        <w:rPr>
+          <w:rFonts w:ascii="Georgia Pro" w:eastAsia="Georgia Pro" w:hAnsi="Georgia Pro" w:cs="Georgia Pro"/>
+          <w:color w:val="000000" w:themeColor="text1"/>
+        </w:rPr>
+      </w:pPr>
+      <w:r>
+        <w:rPr>
+          <w:rFonts w:ascii="Georgia Pro" w:eastAsia="Georgia Pro" w:hAnsi="Georgia Pro" w:cs="Georgia Pro"/>
+          <w:color w:val="000000" w:themeColor="text1"/>
+        </w:rPr>
+        <w:lastRenderedPageBreak/>
+        <w:t>Refresh multiple times.</w:t>
+      </w:r>
+    </w:p>
+    <w:p>
+      <w:pPr>
+        <w:spacing w:after="0" w:line="480" w:lineRule="auto"/>
+        <w:rPr>
+          <w:rFonts w:ascii="Georgia Pro" w:eastAsia="Georgia Pro" w:hAnsi="Georgia Pro" w:cs="Georgia Pro"/>
+          <w:color w:val="000000" w:themeColor="text1"/>
+        </w:rPr>
+      </w:pPr>
+      <w:r>
+        <w:rPr>
+          <w:rFonts w:ascii="Georgia Pro" w:eastAsia="Georgia Pro" w:hAnsi="Georgia Pro" w:cs="Georgia Pro"/>
+          <w:color w:val="000000" w:themeColor="text1"/>
+        </w:rPr>
+        <w:t>You should see:</w:t>
+      </w:r>
+    </w:p>
+    <w:p>
+      <w:pPr>
+        <w:spacing w:after="0" w:line="480" w:lineRule="auto"/>
+        <w:rPr>
+          <w:rFonts w:ascii="Georgia Pro" w:eastAsia="Georgia Pro" w:hAnsi="Georgia Pro" w:cs="Georgia Pro"/>
+          <w:color w:val="000000" w:themeColor="text1"/>
+        </w:rPr>
+      </w:pPr>
+      <w:r>
+        <w:rPr>
+          <w:rFonts w:ascii="Georgia Pro" w:eastAsia="Georgia Pro" w:hAnsi="Georgia Pro" w:cs="Georgia Pro"/>
+          <w:color w:val="000000" w:themeColor="text1"/>
+        </w:rPr>
+        <w:t>Welcome from VM1</w:t>
+      </w:r>
+    </w:p>
+    <w:p>
+      <w:pPr>
+        <w:spacing w:after="0" w:line="480" w:lineRule="auto"/>
+        <w:rPr>
+          <w:rFonts w:ascii="Georgia Pro" w:eastAsia="Georgia Pro" w:hAnsi="Georgia Pro" w:cs="Georgia Pro"/>
+          <w:color w:val="000000" w:themeColor="text1"/>
+        </w:rPr>
+      </w:pPr>
+      <w:r>
+        <w:rPr>
+          <w:rFonts w:ascii="Georgia Pro" w:eastAsia="Georgia Pro" w:hAnsi="Georgia Pro" w:cs="Georgia Pro"/>
+          <w:color w:val="000000" w:themeColor="text1"/>
+        </w:rPr>
+        <w:t>and:</w:t>
+      </w:r>
+    </w:p>
+    <w:p>
+      <w:pPr>
+        <w:spacing w:after="0" w:line="480" w:lineRule="auto"/>
+        <w:rPr>
+          <w:rFonts w:ascii="Georgia Pro" w:eastAsia="Georgia Pro" w:hAnsi="Georgia Pro" w:cs="Georgia Pro"/>
+          <w:color w:val="000000" w:themeColor="text1"/>
+        </w:rPr>
+      </w:pPr>
+      <w:r>
+        <w:rPr>
+          <w:rFonts w:ascii="Georgia Pro" w:eastAsia="Georgia Pro" w:hAnsi="Georgia Pro" w:cs="Georgia Pro"/>
+          <w:color w:val="000000" w:themeColor="text1"/>
+        </w:rPr>
+        <w:t>Welcome from VM2</w:t>
+      </w:r>
+    </w:p>
+    <w:p>
+      <w:pPr>
+        <w:spacing w:after="0" w:line="480" w:lineRule="auto"/>
+        <w:rPr>
+          <w:rFonts w:ascii="Georgia Pro" w:eastAsia="Georgia Pro" w:hAnsi="Georgia Pro" w:cs="Georgia Pro"/>
+          <w:color w:val="000000" w:themeColor="text1"/>
+        </w:rPr>
+      </w:pPr>
+      <w:r>
+        <w:rPr>
+          <w:rFonts w:ascii="Georgia Pro" w:eastAsia="Georgia Pro" w:hAnsi="Georgia Pro" w:cs="Georgia Pro"/>
+          <w:color w:val="000000" w:themeColor="text1"/>
+        </w:rPr>
+        <w:t>This confirms Load Balancer is distributing traffic automatically.</w:t>
+      </w:r>
+    </w:p>
+    <w:p>
+      <w:pPr>
+        <w:spacing w:after="0" w:line="480" w:lineRule="auto"/>
+        <w:rPr>
+          <w:rFonts w:ascii="Georgia Pro" w:eastAsia="Georgia Pro" w:hAnsi="Georgia Pro" w:cs="Georgia Pro"/>
+          <w:color w:val="000000" w:themeColor="text1"/>
+        </w:rPr>
+      </w:pPr>
+      <w:r>
+        <w:rPr>
+          <w:rFonts w:ascii="Georgia Pro" w:eastAsia="Georgia Pro" w:hAnsi="Georgia Pro" w:cs="Georgia Pro"/>
+          <w:color w:val="000000" w:themeColor="text1"/>
+        </w:rPr>
+        <w:pict w14:anchorId="43BE4B69">
+          <v:rect id="_x0000_i1042" style="width:0;height:1.5pt" o:hralign="center" o:hrstd="t" o:hr="t" fillcolor="#a0a0a0" stroked="f"/>
+        </w:pict>
+      </w:r>
+    </w:p>
+    <w:p>
+      <w:pPr>
+        <w:spacing w:after="0" w:line="480" w:lineRule="auto"/>
+        <w:rPr>
+          <w:rFonts w:ascii="Georgia Pro" w:eastAsia="Georgia Pro" w:hAnsi="Georgia Pro" w:cs="Georgia Pro"/>
+          <w:b/>
+          <w:bCs/>
+          <w:color w:val="000000" w:themeColor="text1"/>
+        </w:rPr>
+      </w:pPr>
+      <w:r>
+        <w:rPr>
+          <w:rFonts w:ascii="Georgia Pro" w:eastAsia="Georgia Pro" w:hAnsi="Georgia Pro" w:cs="Georgia Pro"/>
+          <w:b/>
+          <w:bCs/>
+          <w:color w:val="000000" w:themeColor="text1"/>
+        </w:rPr>
+        <w:t>Step 20: Verify Backend Pool</w:t>
+      </w:r>
+    </w:p>
+    <w:p>
+      <w:pPr>
+        <w:pBdr>
+          <w:top w:val="single" w:sz="4" w:space="1" w:color="auto"/>
+          <w:left w:val="single" w:sz="4" w:space="4" w:color="auto"/>
+          <w:bottom w:val="single" w:sz="4" w:space="1" w:color="auto"/>
+          <w:right w:val="single" w:sz="4" w:space="4" w:color="auto"/>
+        </w:pBdr>
+        <w:shd w:val="clear" w:color="auto" w:fill="F2F2F2" w:themeFill="background1" w:themeFillShade="F2"/>
+        <w:spacing w:after="0" w:line="480" w:lineRule="auto"/>
+        <w:rPr>
+          <w:rFonts w:ascii="Georgia Pro" w:eastAsia="Georgia Pro" w:hAnsi="Georgia Pro" w:cs="Georgia Pro"/>
+          <w:color w:val="000000" w:themeColor="text1"/>
+        </w:rPr>
+      </w:pPr>
+      <w:proofErr w:type="spellStart"/>
+      <w:r>
+        <w:rPr>
+          <w:rFonts w:ascii="Georgia Pro" w:eastAsia="Georgia Pro" w:hAnsi="Georgia Pro" w:cs="Georgia Pro"/>
+          <w:color w:val="000000" w:themeColor="text1"/>
+        </w:rPr>
+        <w:t>az</w:t>
+      </w:r>
+      <w:proofErr w:type="spellEnd"/>
+      <w:r>
+        <w:rPr>
+          <w:rFonts w:ascii="Georgia Pro" w:eastAsia="Georgia Pro" w:hAnsi="Georgia Pro" w:cs="Georgia Pro"/>
+          <w:color w:val="000000" w:themeColor="text1"/>
+        </w:rPr>
+        <w:t xml:space="preserve"> network </w:t>
+      </w:r>
+      <w:proofErr w:type="spellStart"/>
+      <w:r>
+        <w:rPr>
+          <w:rFonts w:ascii="Georgia Pro" w:eastAsia="Georgia Pro" w:hAnsi="Georgia Pro" w:cs="Georgia Pro"/>
+          <w:color w:val="000000" w:themeColor="text1"/>
+        </w:rPr>
+        <w:t>lb</w:t>
+      </w:r>
+      <w:proofErr w:type="spellEnd"/>
+      <w:r>
+        <w:rPr>
+          <w:rFonts w:ascii="Georgia Pro" w:eastAsia="Georgia Pro" w:hAnsi="Georgia Pro" w:cs="Georgia Pro"/>
+          <w:color w:val="000000" w:themeColor="text1"/>
+        </w:rPr>
+        <w:t xml:space="preserve"> address-pool show \</w:t>
+      </w:r>
+      <w:r>
+        <w:rPr>
+          <w:rFonts w:ascii="Georgia Pro" w:eastAsia="Georgia Pro" w:hAnsi="Georgia Pro" w:cs="Georgia Pro"/>
+          <w:color w:val="000000" w:themeColor="text1"/>
+        </w:rPr>
+        <w:br/>
+        <w:t>--resource-group $RESOURCE_GROUP \</w:t>
+      </w:r>
+      <w:r>
+        <w:rPr>
+          <w:rFonts w:ascii="Georgia Pro" w:eastAsia="Georgia Pro" w:hAnsi="Georgia Pro" w:cs="Georgia Pro"/>
+          <w:color w:val="000000" w:themeColor="text1"/>
+        </w:rPr>
+        <w:br/>
+        <w:t>--</w:t>
+      </w:r>
+      <w:proofErr w:type="spellStart"/>
+      <w:r>
+        <w:rPr>
+          <w:rFonts w:ascii="Georgia Pro" w:eastAsia="Georgia Pro" w:hAnsi="Georgia Pro" w:cs="Georgia Pro"/>
+          <w:color w:val="000000" w:themeColor="text1"/>
+        </w:rPr>
+        <w:t>lb</w:t>
+      </w:r>
+      <w:proofErr w:type="spellEnd"/>
+      <w:r>
+        <w:rPr>
+          <w:rFonts w:ascii="Georgia Pro" w:eastAsia="Georgia Pro" w:hAnsi="Georgia Pro" w:cs="Georgia Pro"/>
+          <w:color w:val="000000" w:themeColor="text1"/>
+        </w:rPr>
+        <w:t>-name $LB_NAME \</w:t>
+      </w:r>
+      <w:r>
+        <w:rPr>
+          <w:rFonts w:ascii="Georgia Pro" w:eastAsia="Georgia Pro" w:hAnsi="Georgia Pro" w:cs="Georgia Pro"/>
+          <w:color w:val="000000" w:themeColor="text1"/>
+        </w:rPr>
+        <w:br/>
+        <w:t xml:space="preserve">--name </w:t>
+      </w:r>
+      <w:proofErr w:type="spellStart"/>
+      <w:r>
+        <w:rPr>
+          <w:rFonts w:ascii="Georgia Pro" w:eastAsia="Georgia Pro" w:hAnsi="Georgia Pro" w:cs="Georgia Pro"/>
+          <w:color w:val="000000" w:themeColor="text1"/>
+        </w:rPr>
+        <w:t>myBackEndPool</w:t>
+      </w:r>
+      <w:proofErr w:type="spellEnd"/>
+    </w:p>
+    <w:p>
+      <w:pPr>
+        <w:spacing w:after="0" w:line="480" w:lineRule="auto"/>
+        <w:rPr>
+          <w:rFonts w:ascii="Georgia Pro" w:eastAsia="Georgia Pro" w:hAnsi="Georgia Pro" w:cs="Georgia Pro"/>
+          <w:color w:val="000000" w:themeColor="text1"/>
+        </w:rPr>
+      </w:pPr>
+      <w:r>
+        <w:rPr>
+          <w:rFonts w:ascii="Georgia Pro" w:eastAsia="Georgia Pro" w:hAnsi="Georgia Pro" w:cs="Georgia Pro"/>
+          <w:color w:val="000000" w:themeColor="text1"/>
+        </w:rPr>
+        <w:pict w14:anchorId="765FE265">
+          <v:rect id="_x0000_i1043" style="width:0;height:1.5pt" o:hralign="center" o:hrstd="t" o:hr="t" fillcolor="#a0a0a0" stroked="f"/>
+        </w:pict>
+      </w:r>
+    </w:p>
+    <w:p>
+      <w:pPr>
+        <w:spacing w:after="0" w:line="480" w:lineRule="auto"/>
+        <w:rPr>
+          <w:rFonts w:ascii="Georgia Pro" w:eastAsia="Georgia Pro" w:hAnsi="Georgia Pro" w:cs="Georgia Pro"/>
+          <w:b/>
+          <w:bCs/>
+          <w:color w:val="000000" w:themeColor="text1"/>
+        </w:rPr>
+      </w:pPr>
+      <w:r>
+        <w:rPr>
+          <w:rFonts w:ascii="Georgia Pro" w:eastAsia="Georgia Pro" w:hAnsi="Georgia Pro" w:cs="Georgia Pro"/>
+          <w:b/>
+          <w:bCs/>
+          <w:color w:val="000000" w:themeColor="text1"/>
+        </w:rPr>
+        <w:t>Step 21: Clean Up Resources</w:t>
+      </w:r>
+    </w:p>
+    <w:p>
+      <w:pPr>
+        <w:pBdr>
+          <w:top w:val="single" w:sz="4" w:space="1" w:color="auto"/>
+          <w:left w:val="single" w:sz="4" w:space="4" w:color="auto"/>
+          <w:bottom w:val="single" w:sz="4" w:space="1" w:color="auto"/>
+          <w:right w:val="single" w:sz="4" w:space="4" w:color="auto"/>
+        </w:pBdr>
+        <w:shd w:val="clear" w:color="auto" w:fill="F2F2F2" w:themeFill="background1" w:themeFillShade="F2"/>
+        <w:spacing w:after="0" w:line="480" w:lineRule="auto"/>
+        <w:rPr>
+          <w:rFonts w:ascii="Georgia Pro" w:eastAsia="Georgia Pro" w:hAnsi="Georgia Pro" w:cs="Georgia Pro"/>
+          <w:color w:val="000000" w:themeColor="text1"/>
+        </w:rPr>
+      </w:pPr>
+      <w:proofErr w:type="spellStart"/>
+      <w:r>
+        <w:rPr>
+          <w:rFonts w:ascii="Georgia Pro" w:eastAsia="Georgia Pro" w:hAnsi="Georgia Pro" w:cs="Georgia Pro"/>
+          <w:color w:val="000000" w:themeColor="text1"/>
+        </w:rPr>
+        <w:t>az</w:t>
+      </w:r>
+      <w:proofErr w:type="spellEnd"/>
+      <w:r>
+        <w:rPr>
+          <w:rFonts w:ascii="Georgia Pro" w:eastAsia="Georgia Pro" w:hAnsi="Georgia Pro" w:cs="Georgia Pro"/>
+          <w:color w:val="000000" w:themeColor="text1"/>
+        </w:rPr>
+        <w:t xml:space="preserve"> group delete \</w:t>
       </w:r>
       <w:r>
         <w:rPr>

--- a/DAY-6/Lab Exercise - Develop a Python Web Application and Deploy on Azure VMs using Azure Load Balancer.docx
+++ b/DAY-6/Lab Exercise - Develop a Python Web Application and Deploy on Azure VMs using Azure Load Balancer.docx
@@ -537,23 +537,7 @@
           <w:color w:val="000000" w:themeColor="text1"/>
         </w:rPr>
         <w:br/>
-        <w:t>@</w:t>
-      </w:r>
-      <w:proofErr w:type="gramStart"/>
-      <w:r>
-        <w:rPr>
-          <w:rFonts w:ascii="Georgia Pro" w:eastAsia="Georgia Pro" w:hAnsi="Georgia Pro" w:cs="Georgia Pro"/>
-          <w:color w:val="000000" w:themeColor="text1"/>
-        </w:rPr>
-        <w:t>app.route</w:t>
-      </w:r>
-      <w:proofErr w:type="gramEnd"/>
-      <w:r>
-        <w:rPr>
-          <w:rFonts w:ascii="Georgia Pro" w:eastAsia="Georgia Pro" w:hAnsi="Georgia Pro" w:cs="Georgia Pro"/>
-          <w:color w:val="000000" w:themeColor="text1"/>
-        </w:rPr>
-        <w:t>('/')</w:t>
+        <w:t>@app.route('/')</w:t>
       </w:r>
       <w:r>
         <w:rPr>
@@ -561,23 +545,7 @@
           <w:color w:val="000000" w:themeColor="text1"/>
         </w:rPr>
         <w:br/>
-        <w:t xml:space="preserve">def </w:t>
-      </w:r>
-      <w:proofErr w:type="gramStart"/>
-      <w:r>
-        <w:rPr>
-          <w:rFonts w:ascii="Georgia Pro" w:eastAsia="Georgia Pro" w:hAnsi="Georgia Pro" w:cs="Georgia Pro"/>
-          <w:color w:val="000000" w:themeColor="text1"/>
-        </w:rPr>
-        <w:t>home(</w:t>
-      </w:r>
-      <w:proofErr w:type="gramEnd"/>
-      <w:r>
-        <w:rPr>
-          <w:rFonts w:ascii="Georgia Pro" w:eastAsia="Georgia Pro" w:hAnsi="Georgia Pro" w:cs="Georgia Pro"/>
-          <w:color w:val="000000" w:themeColor="text1"/>
-        </w:rPr>
-        <w:t>):</w:t>
+        <w:t>def home():</w:t>
       </w:r>
       <w:r>
         <w:rPr>
@@ -585,25 +553,7 @@
           <w:color w:val="000000" w:themeColor="text1"/>
         </w:rPr>
         <w:br/>
-        <w:t xml:space="preserve">    hostname = </w:t>
-      </w:r>
-      <w:proofErr w:type="spellStart"/>
-      <w:proofErr w:type="gramStart"/>
-      <w:r>
-        <w:rPr>
-          <w:rFonts w:ascii="Georgia Pro" w:eastAsia="Georgia Pro" w:hAnsi="Georgia Pro" w:cs="Georgia Pro"/>
-          <w:color w:val="000000" w:themeColor="text1"/>
-        </w:rPr>
-        <w:t>socket.gethostname</w:t>
-      </w:r>
-      <w:proofErr w:type="spellEnd"/>
-      <w:proofErr w:type="gramEnd"/>
-      <w:r>
-        <w:rPr>
-          <w:rFonts w:ascii="Georgia Pro" w:eastAsia="Georgia Pro" w:hAnsi="Georgia Pro" w:cs="Georgia Pro"/>
-          <w:color w:val="000000" w:themeColor="text1"/>
-        </w:rPr>
-        <w:t>()</w:t>
+        <w:t xml:space="preserve">    hostname = socket.gethostname()</w:t>
       </w:r>
       <w:r>
         <w:rPr>
@@ -626,31 +576,7 @@
           <w:color w:val="000000" w:themeColor="text1"/>
         </w:rPr>
         <w:br/>
-      </w:r>
-      <w:proofErr w:type="spellStart"/>
-      <w:proofErr w:type="gramStart"/>
-      <w:r>
-        <w:rPr>
-          <w:rFonts w:ascii="Georgia Pro" w:eastAsia="Georgia Pro" w:hAnsi="Georgia Pro" w:cs="Georgia Pro"/>
-          <w:color w:val="000000" w:themeColor="text1"/>
-        </w:rPr>
-        <w:t>app.run</w:t>
-      </w:r>
-      <w:proofErr w:type="spellEnd"/>
-      <w:r>
-        <w:rPr>
-          <w:rFonts w:ascii="Georgia Pro" w:eastAsia="Georgia Pro" w:hAnsi="Georgia Pro" w:cs="Georgia Pro"/>
-          <w:color w:val="000000" w:themeColor="text1"/>
-        </w:rPr>
-        <w:t>(</w:t>
-      </w:r>
-      <w:proofErr w:type="gramEnd"/>
-      <w:r>
-        <w:rPr>
-          <w:rFonts w:ascii="Georgia Pro" w:eastAsia="Georgia Pro" w:hAnsi="Georgia Pro" w:cs="Georgia Pro"/>
-          <w:color w:val="000000" w:themeColor="text1"/>
-        </w:rPr>
-        <w:t>host='0.0.0.0', port=5000)</w:t>
+        <w:t>app.run(host='0.0.0.0', port=5000)</w:t>
       </w:r>
     </w:p>
     <w:p>
@@ -858,23 +784,7 @@
           <w:rFonts w:ascii="Georgia Pro" w:eastAsia="Georgia Pro" w:hAnsi="Georgia Pro" w:cs="Georgia Pro"/>
           <w:color w:val="000000" w:themeColor="text1"/>
         </w:rPr>
-        <w:t>RESOURCE_GROUP="python-lab-</w:t>
-      </w:r>
-      <w:proofErr w:type="spellStart"/>
-      <w:r>
-        <w:rPr>
-          <w:rFonts w:ascii="Georgia Pro" w:eastAsia="Georgia Pro" w:hAnsi="Georgia Pro" w:cs="Georgia Pro"/>
-          <w:color w:val="000000" w:themeColor="text1"/>
-        </w:rPr>
-        <w:t>rg</w:t>
-      </w:r>
-      <w:proofErr w:type="spellEnd"/>
-      <w:r>
-        <w:rPr>
-          <w:rFonts w:ascii="Georgia Pro" w:eastAsia="Georgia Pro" w:hAnsi="Georgia Pro" w:cs="Georgia Pro"/>
-          <w:color w:val="000000" w:themeColor="text1"/>
-        </w:rPr>
-        <w:t>"</w:t>
+        <w:t>RESOURCE_GROUP="python-lab-rg"</w:t>
       </w:r>
       <w:r>
         <w:rPr>
@@ -882,23 +792,7 @@
           <w:color w:val="000000" w:themeColor="text1"/>
         </w:rPr>
         <w:br/>
-        <w:t>LOCATION="</w:t>
-      </w:r>
-      <w:proofErr w:type="spellStart"/>
-      <w:r>
-        <w:rPr>
-          <w:rFonts w:ascii="Georgia Pro" w:eastAsia="Georgia Pro" w:hAnsi="Georgia Pro" w:cs="Georgia Pro"/>
-          <w:color w:val="000000" w:themeColor="text1"/>
-        </w:rPr>
-        <w:t>eastus</w:t>
-      </w:r>
-      <w:proofErr w:type="spellEnd"/>
-      <w:r>
-        <w:rPr>
-          <w:rFonts w:ascii="Georgia Pro" w:eastAsia="Georgia Pro" w:hAnsi="Georgia Pro" w:cs="Georgia Pro"/>
-          <w:color w:val="000000" w:themeColor="text1"/>
-        </w:rPr>
-        <w:t>"</w:t>
+        <w:t>LOCATION="eastus"</w:t>
       </w:r>
       <w:r>
         <w:rPr>
@@ -906,23 +800,7 @@
           <w:color w:val="000000" w:themeColor="text1"/>
         </w:rPr>
         <w:br/>
-        <w:t>VNET_NAME="python-</w:t>
-      </w:r>
-      <w:proofErr w:type="spellStart"/>
-      <w:r>
-        <w:rPr>
-          <w:rFonts w:ascii="Georgia Pro" w:eastAsia="Georgia Pro" w:hAnsi="Georgia Pro" w:cs="Georgia Pro"/>
-          <w:color w:val="000000" w:themeColor="text1"/>
-        </w:rPr>
-        <w:t>vnet</w:t>
-      </w:r>
-      <w:proofErr w:type="spellEnd"/>
-      <w:r>
-        <w:rPr>
-          <w:rFonts w:ascii="Georgia Pro" w:eastAsia="Georgia Pro" w:hAnsi="Georgia Pro" w:cs="Georgia Pro"/>
-          <w:color w:val="000000" w:themeColor="text1"/>
-        </w:rPr>
-        <w:t>"</w:t>
+        <w:t>VNET_NAME="python-vnet"</w:t>
       </w:r>
       <w:r>
         <w:rPr>
@@ -969,23 +847,7 @@
           <w:color w:val="000000" w:themeColor="text1"/>
         </w:rPr>
         <w:br/>
-        <w:t>LB_NAME="python-</w:t>
-      </w:r>
-      <w:proofErr w:type="spellStart"/>
-      <w:r>
-        <w:rPr>
-          <w:rFonts w:ascii="Georgia Pro" w:eastAsia="Georgia Pro" w:hAnsi="Georgia Pro" w:cs="Georgia Pro"/>
-          <w:color w:val="000000" w:themeColor="text1"/>
-        </w:rPr>
-        <w:t>lb</w:t>
-      </w:r>
-      <w:proofErr w:type="spellEnd"/>
-      <w:r>
-        <w:rPr>
-          <w:rFonts w:ascii="Georgia Pro" w:eastAsia="Georgia Pro" w:hAnsi="Georgia Pro" w:cs="Georgia Pro"/>
-          <w:color w:val="000000" w:themeColor="text1"/>
-        </w:rPr>
-        <w:t>"</w:t>
+        <w:t>LB_NAME="python-lb"</w:t>
       </w:r>
       <w:r>
         <w:rPr>
@@ -993,23 +855,7 @@
           <w:color w:val="000000" w:themeColor="text1"/>
         </w:rPr>
         <w:br/>
-        <w:t>USERNAME="</w:t>
-      </w:r>
-      <w:proofErr w:type="spellStart"/>
-      <w:r>
-        <w:rPr>
-          <w:rFonts w:ascii="Georgia Pro" w:eastAsia="Georgia Pro" w:hAnsi="Georgia Pro" w:cs="Georgia Pro"/>
-          <w:color w:val="000000" w:themeColor="text1"/>
-        </w:rPr>
-        <w:t>azureuser</w:t>
-      </w:r>
-      <w:proofErr w:type="spellEnd"/>
-      <w:r>
-        <w:rPr>
-          <w:rFonts w:ascii="Georgia Pro" w:eastAsia="Georgia Pro" w:hAnsi="Georgia Pro" w:cs="Georgia Pro"/>
-          <w:color w:val="000000" w:themeColor="text1"/>
-        </w:rPr>
-        <w:t>"</w:t>
+        <w:t>USERNAME="azureuser"</w:t>
       </w:r>
     </w:p>
     <w:p>
@@ -1065,21 +911,12 @@
           <w:color w:val="000000" w:themeColor="text1"/>
         </w:rPr>
       </w:pPr>
-      <w:proofErr w:type="spellStart"/>
-      <w:r>
-        <w:rPr>
-          <w:rFonts w:ascii="Georgia Pro" w:eastAsia="Georgia Pro" w:hAnsi="Georgia Pro" w:cs="Georgia Pro"/>
-          <w:color w:val="000000" w:themeColor="text1"/>
-        </w:rPr>
-        <w:t>az</w:t>
-      </w:r>
-      <w:proofErr w:type="spellEnd"/>
-      <w:r>
-        <w:rPr>
-          <w:rFonts w:ascii="Georgia Pro" w:eastAsia="Georgia Pro" w:hAnsi="Georgia Pro" w:cs="Georgia Pro"/>
-          <w:color w:val="000000" w:themeColor="text1"/>
-        </w:rPr>
-        <w:t xml:space="preserve"> group create \</w:t>
+      <w:r>
+        <w:rPr>
+          <w:rFonts w:ascii="Georgia Pro" w:eastAsia="Georgia Pro" w:hAnsi="Georgia Pro" w:cs="Georgia Pro"/>
+          <w:color w:val="000000" w:themeColor="text1"/>
+        </w:rPr>
+        <w:t>az group create \</w:t>
       </w:r>
       <w:r>
         <w:rPr>
@@ -1151,37 +988,12 @@
           <w:color w:val="000000" w:themeColor="text1"/>
         </w:rPr>
       </w:pPr>
-      <w:proofErr w:type="spellStart"/>
-      <w:r>
-        <w:rPr>
-          <w:rFonts w:ascii="Georgia Pro" w:eastAsia="Georgia Pro" w:hAnsi="Georgia Pro" w:cs="Georgia Pro"/>
-          <w:color w:val="000000" w:themeColor="text1"/>
-        </w:rPr>
-        <w:t>az</w:t>
-      </w:r>
-      <w:proofErr w:type="spellEnd"/>
-      <w:r>
-        <w:rPr>
-          <w:rFonts w:ascii="Georgia Pro" w:eastAsia="Georgia Pro" w:hAnsi="Georgia Pro" w:cs="Georgia Pro"/>
-          <w:color w:val="000000" w:themeColor="text1"/>
-        </w:rPr>
-        <w:t xml:space="preserve"> network </w:t>
-      </w:r>
-      <w:proofErr w:type="spellStart"/>
-      <w:r>
-        <w:rPr>
-          <w:rFonts w:ascii="Georgia Pro" w:eastAsia="Georgia Pro" w:hAnsi="Georgia Pro" w:cs="Georgia Pro"/>
-          <w:color w:val="000000" w:themeColor="text1"/>
-        </w:rPr>
-        <w:t>vnet</w:t>
-      </w:r>
-      <w:proofErr w:type="spellEnd"/>
-      <w:r>
-        <w:rPr>
-          <w:rFonts w:ascii="Georgia Pro" w:eastAsia="Georgia Pro" w:hAnsi="Georgia Pro" w:cs="Georgia Pro"/>
-          <w:color w:val="000000" w:themeColor="text1"/>
-        </w:rPr>
-        <w:t xml:space="preserve"> create \</w:t>
+      <w:r>
+        <w:rPr>
+          <w:rFonts w:ascii="Georgia Pro" w:eastAsia="Georgia Pro" w:hAnsi="Georgia Pro" w:cs="Georgia Pro"/>
+          <w:color w:val="000000" w:themeColor="text1"/>
+        </w:rPr>
+        <w:t>az network vnet create \</w:t>
       </w:r>
       <w:r>
         <w:rPr>
@@ -1297,37 +1109,12 @@
           <w:color w:val="000000" w:themeColor="text1"/>
         </w:rPr>
       </w:pPr>
-      <w:proofErr w:type="spellStart"/>
-      <w:r>
-        <w:rPr>
-          <w:rFonts w:ascii="Georgia Pro" w:eastAsia="Georgia Pro" w:hAnsi="Georgia Pro" w:cs="Georgia Pro"/>
-          <w:color w:val="000000" w:themeColor="text1"/>
-        </w:rPr>
-        <w:t>az</w:t>
-      </w:r>
-      <w:proofErr w:type="spellEnd"/>
-      <w:r>
-        <w:rPr>
-          <w:rFonts w:ascii="Georgia Pro" w:eastAsia="Georgia Pro" w:hAnsi="Georgia Pro" w:cs="Georgia Pro"/>
-          <w:color w:val="000000" w:themeColor="text1"/>
-        </w:rPr>
-        <w:t xml:space="preserve"> network public-</w:t>
-      </w:r>
-      <w:proofErr w:type="spellStart"/>
-      <w:r>
-        <w:rPr>
-          <w:rFonts w:ascii="Georgia Pro" w:eastAsia="Georgia Pro" w:hAnsi="Georgia Pro" w:cs="Georgia Pro"/>
-          <w:color w:val="000000" w:themeColor="text1"/>
-        </w:rPr>
-        <w:t>ip</w:t>
-      </w:r>
-      <w:proofErr w:type="spellEnd"/>
-      <w:r>
-        <w:rPr>
-          <w:rFonts w:ascii="Georgia Pro" w:eastAsia="Georgia Pro" w:hAnsi="Georgia Pro" w:cs="Georgia Pro"/>
-          <w:color w:val="000000" w:themeColor="text1"/>
-        </w:rPr>
-        <w:t xml:space="preserve"> create \</w:t>
+      <w:r>
+        <w:rPr>
+          <w:rFonts w:ascii="Georgia Pro" w:eastAsia="Georgia Pro" w:hAnsi="Georgia Pro" w:cs="Georgia Pro"/>
+          <w:color w:val="000000" w:themeColor="text1"/>
+        </w:rPr>
+        <w:t>az network public-ip create \</w:t>
       </w:r>
       <w:r>
         <w:rPr>
@@ -1343,39 +1130,7 @@
           <w:color w:val="000000" w:themeColor="text1"/>
         </w:rPr>
         <w:br/>
-        <w:t>--name python-</w:t>
-      </w:r>
-      <w:proofErr w:type="spellStart"/>
-      <w:r>
-        <w:rPr>
-          <w:rFonts w:ascii="Georgia Pro" w:eastAsia="Georgia Pro" w:hAnsi="Georgia Pro" w:cs="Georgia Pro"/>
-          <w:color w:val="000000" w:themeColor="text1"/>
-        </w:rPr>
-        <w:t>lb</w:t>
-      </w:r>
-      <w:proofErr w:type="spellEnd"/>
-      <w:r>
-        <w:rPr>
-          <w:rFonts w:ascii="Georgia Pro" w:eastAsia="Georgia Pro" w:hAnsi="Georgia Pro" w:cs="Georgia Pro"/>
-          <w:color w:val="000000" w:themeColor="text1"/>
-        </w:rPr>
-        <w:t>-</w:t>
-      </w:r>
-      <w:proofErr w:type="spellStart"/>
-      <w:r>
-        <w:rPr>
-          <w:rFonts w:ascii="Georgia Pro" w:eastAsia="Georgia Pro" w:hAnsi="Georgia Pro" w:cs="Georgia Pro"/>
-          <w:color w:val="000000" w:themeColor="text1"/>
-        </w:rPr>
-        <w:t>ip</w:t>
-      </w:r>
-      <w:proofErr w:type="spellEnd"/>
-      <w:r>
-        <w:rPr>
-          <w:rFonts w:ascii="Georgia Pro" w:eastAsia="Georgia Pro" w:hAnsi="Georgia Pro" w:cs="Georgia Pro"/>
-          <w:color w:val="000000" w:themeColor="text1"/>
-        </w:rPr>
-        <w:t xml:space="preserve"> \</w:t>
+        <w:t>--name python-lb-ip \</w:t>
       </w:r>
       <w:r>
         <w:rPr>
@@ -1383,23 +1138,7 @@
           <w:color w:val="000000" w:themeColor="text1"/>
         </w:rPr>
         <w:br/>
-        <w:t>--</w:t>
-      </w:r>
-      <w:proofErr w:type="spellStart"/>
-      <w:r>
-        <w:rPr>
-          <w:rFonts w:ascii="Georgia Pro" w:eastAsia="Georgia Pro" w:hAnsi="Georgia Pro" w:cs="Georgia Pro"/>
-          <w:color w:val="000000" w:themeColor="text1"/>
-        </w:rPr>
-        <w:t>sku</w:t>
-      </w:r>
-      <w:proofErr w:type="spellEnd"/>
-      <w:r>
-        <w:rPr>
-          <w:rFonts w:ascii="Georgia Pro" w:eastAsia="Georgia Pro" w:hAnsi="Georgia Pro" w:cs="Georgia Pro"/>
-          <w:color w:val="000000" w:themeColor="text1"/>
-        </w:rPr>
-        <w:t xml:space="preserve"> Standard</w:t>
+        <w:t>--sku Standard</w:t>
       </w:r>
     </w:p>
     <w:p>
@@ -1455,37 +1194,12 @@
           <w:color w:val="000000" w:themeColor="text1"/>
         </w:rPr>
       </w:pPr>
-      <w:proofErr w:type="spellStart"/>
-      <w:r>
-        <w:rPr>
-          <w:rFonts w:ascii="Georgia Pro" w:eastAsia="Georgia Pro" w:hAnsi="Georgia Pro" w:cs="Georgia Pro"/>
-          <w:color w:val="000000" w:themeColor="text1"/>
-        </w:rPr>
-        <w:t>az</w:t>
-      </w:r>
-      <w:proofErr w:type="spellEnd"/>
-      <w:r>
-        <w:rPr>
-          <w:rFonts w:ascii="Georgia Pro" w:eastAsia="Georgia Pro" w:hAnsi="Georgia Pro" w:cs="Georgia Pro"/>
-          <w:color w:val="000000" w:themeColor="text1"/>
-        </w:rPr>
-        <w:t xml:space="preserve"> network </w:t>
-      </w:r>
-      <w:proofErr w:type="spellStart"/>
-      <w:r>
-        <w:rPr>
-          <w:rFonts w:ascii="Georgia Pro" w:eastAsia="Georgia Pro" w:hAnsi="Georgia Pro" w:cs="Georgia Pro"/>
-          <w:color w:val="000000" w:themeColor="text1"/>
-        </w:rPr>
-        <w:t>lb</w:t>
-      </w:r>
-      <w:proofErr w:type="spellEnd"/>
-      <w:r>
-        <w:rPr>
-          <w:rFonts w:ascii="Georgia Pro" w:eastAsia="Georgia Pro" w:hAnsi="Georgia Pro" w:cs="Georgia Pro"/>
-          <w:color w:val="000000" w:themeColor="text1"/>
-        </w:rPr>
-        <w:t xml:space="preserve"> create \</w:t>
+      <w:r>
+        <w:rPr>
+          <w:rFonts w:ascii="Georgia Pro" w:eastAsia="Georgia Pro" w:hAnsi="Georgia Pro" w:cs="Georgia Pro"/>
+          <w:color w:val="000000" w:themeColor="text1"/>
+        </w:rPr>
+        <w:t>az network lb create \</w:t>
       </w:r>
       <w:r>
         <w:rPr>
@@ -1509,23 +1223,7 @@
           <w:color w:val="000000" w:themeColor="text1"/>
         </w:rPr>
         <w:br/>
-        <w:t>--</w:t>
-      </w:r>
-      <w:proofErr w:type="spellStart"/>
-      <w:r>
-        <w:rPr>
-          <w:rFonts w:ascii="Georgia Pro" w:eastAsia="Georgia Pro" w:hAnsi="Georgia Pro" w:cs="Georgia Pro"/>
-          <w:color w:val="000000" w:themeColor="text1"/>
-        </w:rPr>
-        <w:t>sku</w:t>
-      </w:r>
-      <w:proofErr w:type="spellEnd"/>
-      <w:r>
-        <w:rPr>
-          <w:rFonts w:ascii="Georgia Pro" w:eastAsia="Georgia Pro" w:hAnsi="Georgia Pro" w:cs="Georgia Pro"/>
-          <w:color w:val="000000" w:themeColor="text1"/>
-        </w:rPr>
-        <w:t xml:space="preserve"> Standard \</w:t>
+        <w:t>--sku Standard \</w:t>
       </w:r>
       <w:r>
         <w:rPr>
@@ -1533,55 +1231,7 @@
           <w:color w:val="000000" w:themeColor="text1"/>
         </w:rPr>
         <w:br/>
-        <w:t>--public-</w:t>
-      </w:r>
-      <w:proofErr w:type="spellStart"/>
-      <w:r>
-        <w:rPr>
-          <w:rFonts w:ascii="Georgia Pro" w:eastAsia="Georgia Pro" w:hAnsi="Georgia Pro" w:cs="Georgia Pro"/>
-          <w:color w:val="000000" w:themeColor="text1"/>
-        </w:rPr>
-        <w:t>ip</w:t>
-      </w:r>
-      <w:proofErr w:type="spellEnd"/>
-      <w:r>
-        <w:rPr>
-          <w:rFonts w:ascii="Georgia Pro" w:eastAsia="Georgia Pro" w:hAnsi="Georgia Pro" w:cs="Georgia Pro"/>
-          <w:color w:val="000000" w:themeColor="text1"/>
-        </w:rPr>
-        <w:t>-address python-</w:t>
-      </w:r>
-      <w:proofErr w:type="spellStart"/>
-      <w:r>
-        <w:rPr>
-          <w:rFonts w:ascii="Georgia Pro" w:eastAsia="Georgia Pro" w:hAnsi="Georgia Pro" w:cs="Georgia Pro"/>
-          <w:color w:val="000000" w:themeColor="text1"/>
-        </w:rPr>
-        <w:t>lb</w:t>
-      </w:r>
-      <w:proofErr w:type="spellEnd"/>
-      <w:r>
-        <w:rPr>
-          <w:rFonts w:ascii="Georgia Pro" w:eastAsia="Georgia Pro" w:hAnsi="Georgia Pro" w:cs="Georgia Pro"/>
-          <w:color w:val="000000" w:themeColor="text1"/>
-        </w:rPr>
-        <w:t>-</w:t>
-      </w:r>
-      <w:proofErr w:type="spellStart"/>
-      <w:r>
-        <w:rPr>
-          <w:rFonts w:ascii="Georgia Pro" w:eastAsia="Georgia Pro" w:hAnsi="Georgia Pro" w:cs="Georgia Pro"/>
-          <w:color w:val="000000" w:themeColor="text1"/>
-        </w:rPr>
-        <w:t>ip</w:t>
-      </w:r>
-      <w:proofErr w:type="spellEnd"/>
-      <w:r>
-        <w:rPr>
-          <w:rFonts w:ascii="Georgia Pro" w:eastAsia="Georgia Pro" w:hAnsi="Georgia Pro" w:cs="Georgia Pro"/>
-          <w:color w:val="000000" w:themeColor="text1"/>
-        </w:rPr>
-        <w:t xml:space="preserve"> \</w:t>
+        <w:t>--public-ip-address python-lb-ip \</w:t>
       </w:r>
       <w:r>
         <w:rPr>
@@ -1589,39 +1239,7 @@
           <w:color w:val="000000" w:themeColor="text1"/>
         </w:rPr>
         <w:br/>
-        <w:t>--frontend-</w:t>
-      </w:r>
-      <w:proofErr w:type="spellStart"/>
-      <w:r>
-        <w:rPr>
-          <w:rFonts w:ascii="Georgia Pro" w:eastAsia="Georgia Pro" w:hAnsi="Georgia Pro" w:cs="Georgia Pro"/>
-          <w:color w:val="000000" w:themeColor="text1"/>
-        </w:rPr>
-        <w:t>ip</w:t>
-      </w:r>
-      <w:proofErr w:type="spellEnd"/>
-      <w:r>
-        <w:rPr>
-          <w:rFonts w:ascii="Georgia Pro" w:eastAsia="Georgia Pro" w:hAnsi="Georgia Pro" w:cs="Georgia Pro"/>
-          <w:color w:val="000000" w:themeColor="text1"/>
-        </w:rPr>
-        <w:t xml:space="preserve">-name </w:t>
-      </w:r>
-      <w:proofErr w:type="spellStart"/>
-      <w:r>
-        <w:rPr>
-          <w:rFonts w:ascii="Georgia Pro" w:eastAsia="Georgia Pro" w:hAnsi="Georgia Pro" w:cs="Georgia Pro"/>
-          <w:color w:val="000000" w:themeColor="text1"/>
-        </w:rPr>
-        <w:t>myFrontEnd</w:t>
-      </w:r>
-      <w:proofErr w:type="spellEnd"/>
-      <w:r>
-        <w:rPr>
-          <w:rFonts w:ascii="Georgia Pro" w:eastAsia="Georgia Pro" w:hAnsi="Georgia Pro" w:cs="Georgia Pro"/>
-          <w:color w:val="000000" w:themeColor="text1"/>
-        </w:rPr>
-        <w:t xml:space="preserve"> \</w:t>
+        <w:t>--frontend-ip-name myFrontEnd \</w:t>
       </w:r>
       <w:r>
         <w:rPr>
@@ -1629,17 +1247,8 @@
           <w:color w:val="000000" w:themeColor="text1"/>
         </w:rPr>
         <w:br/>
-        <w:t xml:space="preserve">--backend-pool-name </w:t>
-      </w:r>
-      <w:proofErr w:type="spellStart"/>
-      <w:r>
-        <w:rPr>
-          <w:rFonts w:ascii="Georgia Pro" w:eastAsia="Georgia Pro" w:hAnsi="Georgia Pro" w:cs="Georgia Pro"/>
-          <w:color w:val="000000" w:themeColor="text1"/>
-        </w:rPr>
-        <w:t>myBackEndPool</w:t>
-      </w:r>
-      <w:proofErr w:type="spellEnd"/>
+        <w:t>--backend-pool-name myBackEndPool</w:t>
+      </w:r>
     </w:p>
     <w:p>
       <w:pPr>
@@ -1710,37 +1319,12 @@
           <w:color w:val="000000" w:themeColor="text1"/>
         </w:rPr>
       </w:pPr>
-      <w:proofErr w:type="spellStart"/>
-      <w:r>
-        <w:rPr>
-          <w:rFonts w:ascii="Georgia Pro" w:eastAsia="Georgia Pro" w:hAnsi="Georgia Pro" w:cs="Georgia Pro"/>
-          <w:color w:val="000000" w:themeColor="text1"/>
-        </w:rPr>
-        <w:t>az</w:t>
-      </w:r>
-      <w:proofErr w:type="spellEnd"/>
-      <w:r>
-        <w:rPr>
-          <w:rFonts w:ascii="Georgia Pro" w:eastAsia="Georgia Pro" w:hAnsi="Georgia Pro" w:cs="Georgia Pro"/>
-          <w:color w:val="000000" w:themeColor="text1"/>
-        </w:rPr>
-        <w:t xml:space="preserve"> </w:t>
-      </w:r>
-      <w:proofErr w:type="spellStart"/>
-      <w:r>
-        <w:rPr>
-          <w:rFonts w:ascii="Georgia Pro" w:eastAsia="Georgia Pro" w:hAnsi="Georgia Pro" w:cs="Georgia Pro"/>
-          <w:color w:val="000000" w:themeColor="text1"/>
-        </w:rPr>
-        <w:t>vm</w:t>
-      </w:r>
-      <w:proofErr w:type="spellEnd"/>
-      <w:r>
-        <w:rPr>
-          <w:rFonts w:ascii="Georgia Pro" w:eastAsia="Georgia Pro" w:hAnsi="Georgia Pro" w:cs="Georgia Pro"/>
-          <w:color w:val="000000" w:themeColor="text1"/>
-        </w:rPr>
-        <w:t xml:space="preserve"> create \</w:t>
+      <w:r>
+        <w:rPr>
+          <w:rFonts w:ascii="Georgia Pro" w:eastAsia="Georgia Pro" w:hAnsi="Georgia Pro" w:cs="Georgia Pro"/>
+          <w:color w:val="000000" w:themeColor="text1"/>
+        </w:rPr>
+        <w:t>az vm create \</w:t>
       </w:r>
     </w:p>
     <w:p>
@@ -1809,23 +1393,7 @@
           <w:rFonts w:ascii="Georgia Pro" w:eastAsia="Georgia Pro" w:hAnsi="Georgia Pro" w:cs="Georgia Pro"/>
           <w:color w:val="000000" w:themeColor="text1"/>
         </w:rPr>
-        <w:t xml:space="preserve">  --image Canonical:0001-com-ubuntu-server-focal:20_04-lts-gen</w:t>
-      </w:r>
-      <w:proofErr w:type="gramStart"/>
-      <w:r>
-        <w:rPr>
-          <w:rFonts w:ascii="Georgia Pro" w:eastAsia="Georgia Pro" w:hAnsi="Georgia Pro" w:cs="Georgia Pro"/>
-          <w:color w:val="000000" w:themeColor="text1"/>
-        </w:rPr>
-        <w:t>2:latest</w:t>
-      </w:r>
-      <w:proofErr w:type="gramEnd"/>
-      <w:r>
-        <w:rPr>
-          <w:rFonts w:ascii="Georgia Pro" w:eastAsia="Georgia Pro" w:hAnsi="Georgia Pro" w:cs="Georgia Pro"/>
-          <w:color w:val="000000" w:themeColor="text1"/>
-        </w:rPr>
-        <w:t xml:space="preserve"> \</w:t>
+        <w:t xml:space="preserve">  --image Canonical:0001-com-ubuntu-server-focal:20_04-lts-gen2:latest \</w:t>
       </w:r>
     </w:p>
     <w:p>
@@ -1871,39 +1439,7 @@
           <w:rFonts w:ascii="Georgia Pro" w:eastAsia="Georgia Pro" w:hAnsi="Georgia Pro" w:cs="Georgia Pro"/>
           <w:color w:val="000000" w:themeColor="text1"/>
         </w:rPr>
-        <w:t xml:space="preserve">  --storage-</w:t>
-      </w:r>
-      <w:proofErr w:type="spellStart"/>
-      <w:r>
-        <w:rPr>
-          <w:rFonts w:ascii="Georgia Pro" w:eastAsia="Georgia Pro" w:hAnsi="Georgia Pro" w:cs="Georgia Pro"/>
-          <w:color w:val="000000" w:themeColor="text1"/>
-        </w:rPr>
-        <w:t>sku</w:t>
-      </w:r>
-      <w:proofErr w:type="spellEnd"/>
-      <w:r>
-        <w:rPr>
-          <w:rFonts w:ascii="Georgia Pro" w:eastAsia="Georgia Pro" w:hAnsi="Georgia Pro" w:cs="Georgia Pro"/>
-          <w:color w:val="000000" w:themeColor="text1"/>
-        </w:rPr>
-        <w:t xml:space="preserve"> </w:t>
-      </w:r>
-      <w:proofErr w:type="spellStart"/>
-      <w:r>
-        <w:rPr>
-          <w:rFonts w:ascii="Georgia Pro" w:eastAsia="Georgia Pro" w:hAnsi="Georgia Pro" w:cs="Georgia Pro"/>
-          <w:color w:val="000000" w:themeColor="text1"/>
-        </w:rPr>
-        <w:t>Standard_LRS</w:t>
-      </w:r>
-      <w:proofErr w:type="spellEnd"/>
-      <w:r>
-        <w:rPr>
-          <w:rFonts w:ascii="Georgia Pro" w:eastAsia="Georgia Pro" w:hAnsi="Georgia Pro" w:cs="Georgia Pro"/>
-          <w:color w:val="000000" w:themeColor="text1"/>
-        </w:rPr>
-        <w:t xml:space="preserve"> \</w:t>
+        <w:t xml:space="preserve">  --storage-sku Standard_LRS \</w:t>
       </w:r>
     </w:p>
     <w:p>
@@ -1972,23 +1508,7 @@
           <w:rFonts w:ascii="Georgia Pro" w:eastAsia="Georgia Pro" w:hAnsi="Georgia Pro" w:cs="Georgia Pro"/>
           <w:color w:val="000000" w:themeColor="text1"/>
         </w:rPr>
-        <w:t xml:space="preserve">  --</w:t>
-      </w:r>
-      <w:proofErr w:type="spellStart"/>
-      <w:r>
-        <w:rPr>
-          <w:rFonts w:ascii="Georgia Pro" w:eastAsia="Georgia Pro" w:hAnsi="Georgia Pro" w:cs="Georgia Pro"/>
-          <w:color w:val="000000" w:themeColor="text1"/>
-        </w:rPr>
-        <w:t>vnet</w:t>
-      </w:r>
-      <w:proofErr w:type="spellEnd"/>
-      <w:r>
-        <w:rPr>
-          <w:rFonts w:ascii="Georgia Pro" w:eastAsia="Georgia Pro" w:hAnsi="Georgia Pro" w:cs="Georgia Pro"/>
-          <w:color w:val="000000" w:themeColor="text1"/>
-        </w:rPr>
-        <w:t>-name $VNET_NAME \</w:t>
+        <w:t xml:space="preserve">  --vnet-name $VNET_NAME \</w:t>
       </w:r>
     </w:p>
     <w:p>
@@ -2050,37 +1570,12 @@
           <w:color w:val="000000" w:themeColor="text1"/>
         </w:rPr>
       </w:pPr>
-      <w:proofErr w:type="spellStart"/>
-      <w:r>
-        <w:rPr>
-          <w:rFonts w:ascii="Georgia Pro" w:eastAsia="Georgia Pro" w:hAnsi="Georgia Pro" w:cs="Georgia Pro"/>
-          <w:color w:val="000000" w:themeColor="text1"/>
-        </w:rPr>
-        <w:t>az</w:t>
-      </w:r>
-      <w:proofErr w:type="spellEnd"/>
-      <w:r>
-        <w:rPr>
-          <w:rFonts w:ascii="Georgia Pro" w:eastAsia="Georgia Pro" w:hAnsi="Georgia Pro" w:cs="Georgia Pro"/>
-          <w:color w:val="000000" w:themeColor="text1"/>
-        </w:rPr>
-        <w:t xml:space="preserve"> </w:t>
-      </w:r>
-      <w:proofErr w:type="spellStart"/>
-      <w:r>
-        <w:rPr>
-          <w:rFonts w:ascii="Georgia Pro" w:eastAsia="Georgia Pro" w:hAnsi="Georgia Pro" w:cs="Georgia Pro"/>
-          <w:color w:val="000000" w:themeColor="text1"/>
-        </w:rPr>
-        <w:t>vm</w:t>
-      </w:r>
-      <w:proofErr w:type="spellEnd"/>
-      <w:r>
-        <w:rPr>
-          <w:rFonts w:ascii="Georgia Pro" w:eastAsia="Georgia Pro" w:hAnsi="Georgia Pro" w:cs="Georgia Pro"/>
-          <w:color w:val="000000" w:themeColor="text1"/>
-        </w:rPr>
-        <w:t xml:space="preserve"> create \</w:t>
+      <w:r>
+        <w:rPr>
+          <w:rFonts w:ascii="Georgia Pro" w:eastAsia="Georgia Pro" w:hAnsi="Georgia Pro" w:cs="Georgia Pro"/>
+          <w:color w:val="000000" w:themeColor="text1"/>
+        </w:rPr>
+        <w:t>az vm create \</w:t>
       </w:r>
     </w:p>
     <w:p>
@@ -2163,23 +1658,7 @@
           <w:rFonts w:ascii="Georgia Pro" w:eastAsia="Georgia Pro" w:hAnsi="Georgia Pro" w:cs="Georgia Pro"/>
           <w:color w:val="000000" w:themeColor="text1"/>
         </w:rPr>
-        <w:t xml:space="preserve">  --image Canonical:0001-com-ubuntu-server-focal:20_04-lts-gen</w:t>
-      </w:r>
-      <w:proofErr w:type="gramStart"/>
-      <w:r>
-        <w:rPr>
-          <w:rFonts w:ascii="Georgia Pro" w:eastAsia="Georgia Pro" w:hAnsi="Georgia Pro" w:cs="Georgia Pro"/>
-          <w:color w:val="000000" w:themeColor="text1"/>
-        </w:rPr>
-        <w:t>2:latest</w:t>
-      </w:r>
-      <w:proofErr w:type="gramEnd"/>
-      <w:r>
-        <w:rPr>
-          <w:rFonts w:ascii="Georgia Pro" w:eastAsia="Georgia Pro" w:hAnsi="Georgia Pro" w:cs="Georgia Pro"/>
-          <w:color w:val="000000" w:themeColor="text1"/>
-        </w:rPr>
-        <w:t xml:space="preserve"> \</w:t>
+        <w:t xml:space="preserve">  --image Canonical:0001-com-ubuntu-server-focal:20_04-lts-gen2:latest \</w:t>
       </w:r>
     </w:p>
     <w:p>
@@ -2225,39 +1704,7 @@
           <w:rFonts w:ascii="Georgia Pro" w:eastAsia="Georgia Pro" w:hAnsi="Georgia Pro" w:cs="Georgia Pro"/>
           <w:color w:val="000000" w:themeColor="text1"/>
         </w:rPr>
-        <w:t xml:space="preserve">  --storage-</w:t>
-      </w:r>
-      <w:proofErr w:type="spellStart"/>
-      <w:r>
-        <w:rPr>
-          <w:rFonts w:ascii="Georgia Pro" w:eastAsia="Georgia Pro" w:hAnsi="Georgia Pro" w:cs="Georgia Pro"/>
-          <w:color w:val="000000" w:themeColor="text1"/>
-        </w:rPr>
-        <w:t>sku</w:t>
-      </w:r>
-      <w:proofErr w:type="spellEnd"/>
-      <w:r>
-        <w:rPr>
-          <w:rFonts w:ascii="Georgia Pro" w:eastAsia="Georgia Pro" w:hAnsi="Georgia Pro" w:cs="Georgia Pro"/>
-          <w:color w:val="000000" w:themeColor="text1"/>
-        </w:rPr>
-        <w:t xml:space="preserve"> </w:t>
-      </w:r>
-      <w:proofErr w:type="spellStart"/>
-      <w:r>
-        <w:rPr>
-          <w:rFonts w:ascii="Georgia Pro" w:eastAsia="Georgia Pro" w:hAnsi="Georgia Pro" w:cs="Georgia Pro"/>
-          <w:color w:val="000000" w:themeColor="text1"/>
-        </w:rPr>
-        <w:t>Standard_LRS</w:t>
-      </w:r>
-      <w:proofErr w:type="spellEnd"/>
-      <w:r>
-        <w:rPr>
-          <w:rFonts w:ascii="Georgia Pro" w:eastAsia="Georgia Pro" w:hAnsi="Georgia Pro" w:cs="Georgia Pro"/>
-          <w:color w:val="000000" w:themeColor="text1"/>
-        </w:rPr>
-        <w:t xml:space="preserve"> \</w:t>
+        <w:t xml:space="preserve">  --storage-sku Standard_LRS \</w:t>
       </w:r>
     </w:p>
     <w:p>
@@ -2326,23 +1773,7 @@
           <w:rFonts w:ascii="Georgia Pro" w:eastAsia="Georgia Pro" w:hAnsi="Georgia Pro" w:cs="Georgia Pro"/>
           <w:color w:val="000000" w:themeColor="text1"/>
         </w:rPr>
-        <w:t xml:space="preserve">  --</w:t>
-      </w:r>
-      <w:proofErr w:type="spellStart"/>
-      <w:r>
-        <w:rPr>
-          <w:rFonts w:ascii="Georgia Pro" w:eastAsia="Georgia Pro" w:hAnsi="Georgia Pro" w:cs="Georgia Pro"/>
-          <w:color w:val="000000" w:themeColor="text1"/>
-        </w:rPr>
-        <w:t>vnet</w:t>
-      </w:r>
-      <w:proofErr w:type="spellEnd"/>
-      <w:r>
-        <w:rPr>
-          <w:rFonts w:ascii="Georgia Pro" w:eastAsia="Georgia Pro" w:hAnsi="Georgia Pro" w:cs="Georgia Pro"/>
-          <w:color w:val="000000" w:themeColor="text1"/>
-        </w:rPr>
-        <w:t>-name $VNET_NAME \</w:t>
+        <w:t xml:space="preserve">  --vnet-name $VNET_NAME \</w:t>
       </w:r>
     </w:p>
     <w:p>
@@ -2450,37 +1881,12 @@
           <w:color w:val="000000" w:themeColor="text1"/>
         </w:rPr>
       </w:pPr>
-      <w:proofErr w:type="spellStart"/>
-      <w:r>
-        <w:rPr>
-          <w:rFonts w:ascii="Georgia Pro" w:eastAsia="Georgia Pro" w:hAnsi="Georgia Pro" w:cs="Georgia Pro"/>
-          <w:color w:val="000000" w:themeColor="text1"/>
-        </w:rPr>
-        <w:t>az</w:t>
-      </w:r>
-      <w:proofErr w:type="spellEnd"/>
-      <w:r>
-        <w:rPr>
-          <w:rFonts w:ascii="Georgia Pro" w:eastAsia="Georgia Pro" w:hAnsi="Georgia Pro" w:cs="Georgia Pro"/>
-          <w:color w:val="000000" w:themeColor="text1"/>
-        </w:rPr>
-        <w:t xml:space="preserve"> </w:t>
-      </w:r>
-      <w:proofErr w:type="spellStart"/>
-      <w:r>
-        <w:rPr>
-          <w:rFonts w:ascii="Georgia Pro" w:eastAsia="Georgia Pro" w:hAnsi="Georgia Pro" w:cs="Georgia Pro"/>
-          <w:color w:val="000000" w:themeColor="text1"/>
-        </w:rPr>
-        <w:t>vm</w:t>
-      </w:r>
-      <w:proofErr w:type="spellEnd"/>
-      <w:r>
-        <w:rPr>
-          <w:rFonts w:ascii="Georgia Pro" w:eastAsia="Georgia Pro" w:hAnsi="Georgia Pro" w:cs="Georgia Pro"/>
-          <w:color w:val="000000" w:themeColor="text1"/>
-        </w:rPr>
-        <w:t xml:space="preserve"> open-port \</w:t>
+      <w:r>
+        <w:rPr>
+          <w:rFonts w:ascii="Georgia Pro" w:eastAsia="Georgia Pro" w:hAnsi="Georgia Pro" w:cs="Georgia Pro"/>
+          <w:color w:val="000000" w:themeColor="text1"/>
+        </w:rPr>
+        <w:t>az vm open-port \</w:t>
       </w:r>
       <w:r>
         <w:rPr>
@@ -2561,37 +1967,12 @@
           <w:color w:val="000000" w:themeColor="text1"/>
         </w:rPr>
       </w:pPr>
-      <w:proofErr w:type="spellStart"/>
-      <w:r>
-        <w:rPr>
-          <w:rFonts w:ascii="Georgia Pro" w:eastAsia="Georgia Pro" w:hAnsi="Georgia Pro" w:cs="Georgia Pro"/>
-          <w:color w:val="000000" w:themeColor="text1"/>
-        </w:rPr>
-        <w:t>az</w:t>
-      </w:r>
-      <w:proofErr w:type="spellEnd"/>
-      <w:r>
-        <w:rPr>
-          <w:rFonts w:ascii="Georgia Pro" w:eastAsia="Georgia Pro" w:hAnsi="Georgia Pro" w:cs="Georgia Pro"/>
-          <w:color w:val="000000" w:themeColor="text1"/>
-        </w:rPr>
-        <w:t xml:space="preserve"> </w:t>
-      </w:r>
-      <w:proofErr w:type="spellStart"/>
-      <w:r>
-        <w:rPr>
-          <w:rFonts w:ascii="Georgia Pro" w:eastAsia="Georgia Pro" w:hAnsi="Georgia Pro" w:cs="Georgia Pro"/>
-          <w:color w:val="000000" w:themeColor="text1"/>
-        </w:rPr>
-        <w:t>vm</w:t>
-      </w:r>
-      <w:proofErr w:type="spellEnd"/>
-      <w:r>
-        <w:rPr>
-          <w:rFonts w:ascii="Georgia Pro" w:eastAsia="Georgia Pro" w:hAnsi="Georgia Pro" w:cs="Georgia Pro"/>
-          <w:color w:val="000000" w:themeColor="text1"/>
-        </w:rPr>
-        <w:t xml:space="preserve"> open-port \</w:t>
+      <w:r>
+        <w:rPr>
+          <w:rFonts w:ascii="Georgia Pro" w:eastAsia="Georgia Pro" w:hAnsi="Georgia Pro" w:cs="Georgia Pro"/>
+          <w:color w:val="000000" w:themeColor="text1"/>
+        </w:rPr>
+        <w:t>az vm open-port \</w:t>
       </w:r>
       <w:r>
         <w:rPr>
@@ -2781,183 +2162,99 @@
           <w:rFonts w:ascii="Georgia Pro" w:eastAsia="Georgia Pro" w:hAnsi="Georgia Pro" w:cs="Georgia Pro"/>
           <w:color w:val="000000" w:themeColor="text1"/>
         </w:rPr>
-        <w:t>@</w:t>
-      </w:r>
-      <w:proofErr w:type="gramStart"/>
-      <w:r>
-        <w:rPr>
-          <w:rFonts w:ascii="Georgia Pro" w:eastAsia="Georgia Pro" w:hAnsi="Georgia Pro" w:cs="Georgia Pro"/>
-          <w:color w:val="000000" w:themeColor="text1"/>
-        </w:rPr>
-        <w:t>app.route</w:t>
-      </w:r>
-      <w:proofErr w:type="gramEnd"/>
-      <w:r>
-        <w:rPr>
-          <w:rFonts w:ascii="Georgia Pro" w:eastAsia="Georgia Pro" w:hAnsi="Georgia Pro" w:cs="Georgia Pro"/>
-          <w:color w:val="000000" w:themeColor="text1"/>
-        </w:rPr>
-        <w:t>('/')</w:t>
-      </w:r>
-    </w:p>
-    <w:p>
-      <w:pPr>
-        <w:pBdr>
-          <w:top w:val="single" w:sz="4" w:space="1" w:color="auto"/>
-          <w:left w:val="single" w:sz="4" w:space="4" w:color="auto"/>
-          <w:bottom w:val="single" w:sz="4" w:space="1" w:color="auto"/>
-          <w:right w:val="single" w:sz="4" w:space="4" w:color="auto"/>
-        </w:pBdr>
-        <w:shd w:val="clear" w:color="auto" w:fill="F2F2F2" w:themeFill="background1" w:themeFillShade="F2"/>
-        <w:spacing w:after="0" w:line="480" w:lineRule="auto"/>
-        <w:rPr>
-          <w:rFonts w:ascii="Georgia Pro" w:eastAsia="Georgia Pro" w:hAnsi="Georgia Pro" w:cs="Georgia Pro"/>
-          <w:color w:val="000000" w:themeColor="text1"/>
-        </w:rPr>
-      </w:pPr>
-      <w:r>
-        <w:rPr>
-          <w:rFonts w:ascii="Georgia Pro" w:eastAsia="Georgia Pro" w:hAnsi="Georgia Pro" w:cs="Georgia Pro"/>
-          <w:color w:val="000000" w:themeColor="text1"/>
-        </w:rPr>
-        <w:t xml:space="preserve">def </w:t>
-      </w:r>
-      <w:proofErr w:type="gramStart"/>
-      <w:r>
-        <w:rPr>
-          <w:rFonts w:ascii="Georgia Pro" w:eastAsia="Georgia Pro" w:hAnsi="Georgia Pro" w:cs="Georgia Pro"/>
-          <w:color w:val="000000" w:themeColor="text1"/>
-        </w:rPr>
-        <w:t>home(</w:t>
-      </w:r>
-      <w:proofErr w:type="gramEnd"/>
-      <w:r>
-        <w:rPr>
-          <w:rFonts w:ascii="Georgia Pro" w:eastAsia="Georgia Pro" w:hAnsi="Georgia Pro" w:cs="Georgia Pro"/>
-          <w:color w:val="000000" w:themeColor="text1"/>
-        </w:rPr>
-        <w:t>):</w:t>
-      </w:r>
-    </w:p>
-    <w:p>
-      <w:pPr>
-        <w:pBdr>
-          <w:top w:val="single" w:sz="4" w:space="1" w:color="auto"/>
-          <w:left w:val="single" w:sz="4" w:space="4" w:color="auto"/>
-          <w:bottom w:val="single" w:sz="4" w:space="1" w:color="auto"/>
-          <w:right w:val="single" w:sz="4" w:space="4" w:color="auto"/>
-        </w:pBdr>
-        <w:shd w:val="clear" w:color="auto" w:fill="F2F2F2" w:themeFill="background1" w:themeFillShade="F2"/>
-        <w:spacing w:after="0" w:line="480" w:lineRule="auto"/>
-        <w:rPr>
-          <w:rFonts w:ascii="Georgia Pro" w:eastAsia="Georgia Pro" w:hAnsi="Georgia Pro" w:cs="Georgia Pro"/>
-          <w:color w:val="000000" w:themeColor="text1"/>
-        </w:rPr>
-      </w:pPr>
-      <w:r>
-        <w:rPr>
-          <w:rFonts w:ascii="Georgia Pro" w:eastAsia="Georgia Pro" w:hAnsi="Georgia Pro" w:cs="Georgia Pro"/>
-          <w:color w:val="000000" w:themeColor="text1"/>
-        </w:rPr>
-        <w:t xml:space="preserve">    hostname = </w:t>
-      </w:r>
-      <w:proofErr w:type="spellStart"/>
-      <w:proofErr w:type="gramStart"/>
-      <w:r>
-        <w:rPr>
-          <w:rFonts w:ascii="Georgia Pro" w:eastAsia="Georgia Pro" w:hAnsi="Georgia Pro" w:cs="Georgia Pro"/>
-          <w:color w:val="000000" w:themeColor="text1"/>
-        </w:rPr>
-        <w:t>socket.gethostname</w:t>
-      </w:r>
-      <w:proofErr w:type="spellEnd"/>
-      <w:proofErr w:type="gramEnd"/>
-      <w:r>
-        <w:rPr>
-          <w:rFonts w:ascii="Georgia Pro" w:eastAsia="Georgia Pro" w:hAnsi="Georgia Pro" w:cs="Georgia Pro"/>
-          <w:color w:val="000000" w:themeColor="text1"/>
-        </w:rPr>
-        <w:t>()</w:t>
-      </w:r>
-    </w:p>
-    <w:p>
-      <w:pPr>
-        <w:pBdr>
-          <w:top w:val="single" w:sz="4" w:space="1" w:color="auto"/>
-          <w:left w:val="single" w:sz="4" w:space="4" w:color="auto"/>
-          <w:bottom w:val="single" w:sz="4" w:space="1" w:color="auto"/>
-          <w:right w:val="single" w:sz="4" w:space="4" w:color="auto"/>
-        </w:pBdr>
-        <w:shd w:val="clear" w:color="auto" w:fill="F2F2F2" w:themeFill="background1" w:themeFillShade="F2"/>
-        <w:spacing w:after="0" w:line="480" w:lineRule="auto"/>
-        <w:rPr>
-          <w:rFonts w:ascii="Georgia Pro" w:eastAsia="Georgia Pro" w:hAnsi="Georgia Pro" w:cs="Georgia Pro"/>
-          <w:color w:val="000000" w:themeColor="text1"/>
-        </w:rPr>
-      </w:pPr>
-      <w:r>
-        <w:rPr>
-          <w:rFonts w:ascii="Georgia Pro" w:eastAsia="Georgia Pro" w:hAnsi="Georgia Pro" w:cs="Georgia Pro"/>
-          <w:color w:val="000000" w:themeColor="text1"/>
-        </w:rPr>
-        <w:t xml:space="preserve">    return f'&lt;h1&gt;Welcome from </w:t>
-      </w:r>
-      <w:proofErr w:type="gramStart"/>
-      <w:r>
-        <w:rPr>
-          <w:rFonts w:ascii="Georgia Pro" w:eastAsia="Georgia Pro" w:hAnsi="Georgia Pro" w:cs="Georgia Pro"/>
-          <w:color w:val="000000" w:themeColor="text1"/>
-        </w:rPr>
-        <w:t>VM1 - {</w:t>
-      </w:r>
-      <w:proofErr w:type="gramEnd"/>
-      <w:r>
-        <w:rPr>
-          <w:rFonts w:ascii="Georgia Pro" w:eastAsia="Georgia Pro" w:hAnsi="Georgia Pro" w:cs="Georgia Pro"/>
-          <w:color w:val="000000" w:themeColor="text1"/>
-        </w:rPr>
-        <w:t>hostname}&lt;/h1&gt;'</w:t>
-      </w:r>
-    </w:p>
-    <w:p>
-      <w:pPr>
-        <w:pBdr>
-          <w:top w:val="single" w:sz="4" w:space="1" w:color="auto"/>
-          <w:left w:val="single" w:sz="4" w:space="4" w:color="auto"/>
-          <w:bottom w:val="single" w:sz="4" w:space="1" w:color="auto"/>
-          <w:right w:val="single" w:sz="4" w:space="4" w:color="auto"/>
-        </w:pBdr>
-        <w:shd w:val="clear" w:color="auto" w:fill="F2F2F2" w:themeFill="background1" w:themeFillShade="F2"/>
-        <w:spacing w:after="0" w:line="480" w:lineRule="auto"/>
-        <w:rPr>
-          <w:rFonts w:ascii="Georgia Pro" w:eastAsia="Georgia Pro" w:hAnsi="Georgia Pro" w:cs="Georgia Pro"/>
-          <w:color w:val="000000" w:themeColor="text1"/>
-        </w:rPr>
-      </w:pPr>
-      <w:proofErr w:type="spellStart"/>
-      <w:proofErr w:type="gramStart"/>
-      <w:r>
-        <w:rPr>
-          <w:rFonts w:ascii="Georgia Pro" w:eastAsia="Georgia Pro" w:hAnsi="Georgia Pro" w:cs="Georgia Pro"/>
-          <w:color w:val="000000" w:themeColor="text1"/>
-        </w:rPr>
-        <w:t>app.run</w:t>
-      </w:r>
-      <w:proofErr w:type="spellEnd"/>
-      <w:r>
-        <w:rPr>
-          <w:rFonts w:ascii="Georgia Pro" w:eastAsia="Georgia Pro" w:hAnsi="Georgia Pro" w:cs="Georgia Pro"/>
-          <w:color w:val="000000" w:themeColor="text1"/>
-        </w:rPr>
-        <w:t>(</w:t>
-      </w:r>
-      <w:proofErr w:type="gramEnd"/>
-      <w:r>
-        <w:rPr>
-          <w:rFonts w:ascii="Georgia Pro" w:eastAsia="Georgia Pro" w:hAnsi="Georgia Pro" w:cs="Georgia Pro"/>
-          <w:color w:val="000000" w:themeColor="text1"/>
-        </w:rPr>
-        <w:t>host='0.0.0.0', port=5000)</w:t>
+        <w:t>@app.route('/')</w:t>
+      </w:r>
+    </w:p>
+    <w:p>
+      <w:pPr>
+        <w:pBdr>
+          <w:top w:val="single" w:sz="4" w:space="1" w:color="auto"/>
+          <w:left w:val="single" w:sz="4" w:space="4" w:color="auto"/>
+          <w:bottom w:val="single" w:sz="4" w:space="1" w:color="auto"/>
+          <w:right w:val="single" w:sz="4" w:space="4" w:color="auto"/>
+        </w:pBdr>
+        <w:shd w:val="clear" w:color="auto" w:fill="F2F2F2" w:themeFill="background1" w:themeFillShade="F2"/>
+        <w:spacing w:after="0" w:line="480" w:lineRule="auto"/>
+        <w:rPr>
+          <w:rFonts w:ascii="Georgia Pro" w:eastAsia="Georgia Pro" w:hAnsi="Georgia Pro" w:cs="Georgia Pro"/>
+          <w:color w:val="000000" w:themeColor="text1"/>
+        </w:rPr>
+      </w:pPr>
+      <w:r>
+        <w:rPr>
+          <w:rFonts w:ascii="Georgia Pro" w:eastAsia="Georgia Pro" w:hAnsi="Georgia Pro" w:cs="Georgia Pro"/>
+          <w:color w:val="000000" w:themeColor="text1"/>
+        </w:rPr>
+        <w:t>def home():</w:t>
+      </w:r>
+    </w:p>
+    <w:p>
+      <w:pPr>
+        <w:pBdr>
+          <w:top w:val="single" w:sz="4" w:space="1" w:color="auto"/>
+          <w:left w:val="single" w:sz="4" w:space="4" w:color="auto"/>
+          <w:bottom w:val="single" w:sz="4" w:space="1" w:color="auto"/>
+          <w:right w:val="single" w:sz="4" w:space="4" w:color="auto"/>
+        </w:pBdr>
+        <w:shd w:val="clear" w:color="auto" w:fill="F2F2F2" w:themeFill="background1" w:themeFillShade="F2"/>
+        <w:spacing w:after="0" w:line="480" w:lineRule="auto"/>
+        <w:rPr>
+          <w:rFonts w:ascii="Georgia Pro" w:eastAsia="Georgia Pro" w:hAnsi="Georgia Pro" w:cs="Georgia Pro"/>
+          <w:color w:val="000000" w:themeColor="text1"/>
+        </w:rPr>
+      </w:pPr>
+      <w:r>
+        <w:rPr>
+          <w:rFonts w:ascii="Georgia Pro" w:eastAsia="Georgia Pro" w:hAnsi="Georgia Pro" w:cs="Georgia Pro"/>
+          <w:color w:val="000000" w:themeColor="text1"/>
+        </w:rPr>
+        <w:t xml:space="preserve">    hostname = socket.gethostname()</w:t>
+      </w:r>
+    </w:p>
+    <w:p>
+      <w:pPr>
+        <w:pBdr>
+          <w:top w:val="single" w:sz="4" w:space="1" w:color="auto"/>
+          <w:left w:val="single" w:sz="4" w:space="4" w:color="auto"/>
+          <w:bottom w:val="single" w:sz="4" w:space="1" w:color="auto"/>
+          <w:right w:val="single" w:sz="4" w:space="4" w:color="auto"/>
+        </w:pBdr>
+        <w:shd w:val="clear" w:color="auto" w:fill="F2F2F2" w:themeFill="background1" w:themeFillShade="F2"/>
+        <w:spacing w:after="0" w:line="480" w:lineRule="auto"/>
+        <w:rPr>
+          <w:rFonts w:ascii="Georgia Pro" w:eastAsia="Georgia Pro" w:hAnsi="Georgia Pro" w:cs="Georgia Pro"/>
+          <w:color w:val="000000" w:themeColor="text1"/>
+        </w:rPr>
+      </w:pPr>
+      <w:r>
+        <w:rPr>
+          <w:rFonts w:ascii="Georgia Pro" w:eastAsia="Georgia Pro" w:hAnsi="Georgia Pro" w:cs="Georgia Pro"/>
+          <w:color w:val="000000" w:themeColor="text1"/>
+        </w:rPr>
+        <w:t xml:space="preserve">    return f'&lt;h1&gt;Welcome from VM1 - {hostname}&lt;/h1&gt;'</w:t>
+      </w:r>
+    </w:p>
+    <w:p>
+      <w:pPr>
+        <w:pBdr>
+          <w:top w:val="single" w:sz="4" w:space="1" w:color="auto"/>
+          <w:left w:val="single" w:sz="4" w:space="4" w:color="auto"/>
+          <w:bottom w:val="single" w:sz="4" w:space="1" w:color="auto"/>
+          <w:right w:val="single" w:sz="4" w:space="4" w:color="auto"/>
+        </w:pBdr>
+        <w:shd w:val="clear" w:color="auto" w:fill="F2F2F2" w:themeFill="background1" w:themeFillShade="F2"/>
+        <w:spacing w:after="0" w:line="480" w:lineRule="auto"/>
+        <w:rPr>
+          <w:rFonts w:ascii="Georgia Pro" w:eastAsia="Georgia Pro" w:hAnsi="Georgia Pro" w:cs="Georgia Pro"/>
+          <w:color w:val="000000" w:themeColor="text1"/>
+        </w:rPr>
+      </w:pPr>
+      <w:r>
+        <w:rPr>
+          <w:rFonts w:ascii="Georgia Pro" w:eastAsia="Georgia Pro" w:hAnsi="Georgia Pro" w:cs="Georgia Pro"/>
+          <w:color w:val="000000" w:themeColor="text1"/>
+        </w:rPr>
+        <w:t>app.run(host='0.0.0.0', port=5000)</w:t>
       </w:r>
     </w:p>
     <w:p>
@@ -3020,53 +2317,12 @@
           <w:color w:val="000000" w:themeColor="text1"/>
         </w:rPr>
       </w:pPr>
-      <w:proofErr w:type="spellStart"/>
-      <w:r>
-        <w:rPr>
-          <w:rFonts w:ascii="Georgia Pro" w:eastAsia="Georgia Pro" w:hAnsi="Georgia Pro" w:cs="Georgia Pro"/>
-          <w:color w:val="000000" w:themeColor="text1"/>
-        </w:rPr>
-        <w:t>az</w:t>
-      </w:r>
-      <w:proofErr w:type="spellEnd"/>
-      <w:r>
-        <w:rPr>
-          <w:rFonts w:ascii="Georgia Pro" w:eastAsia="Georgia Pro" w:hAnsi="Georgia Pro" w:cs="Georgia Pro"/>
-          <w:color w:val="000000" w:themeColor="text1"/>
-        </w:rPr>
-        <w:t xml:space="preserve"> </w:t>
-      </w:r>
-      <w:proofErr w:type="spellStart"/>
-      <w:r>
-        <w:rPr>
-          <w:rFonts w:ascii="Georgia Pro" w:eastAsia="Georgia Pro" w:hAnsi="Georgia Pro" w:cs="Georgia Pro"/>
-          <w:color w:val="000000" w:themeColor="text1"/>
-        </w:rPr>
-        <w:t>vm</w:t>
-      </w:r>
-      <w:proofErr w:type="spellEnd"/>
-      <w:r>
-        <w:rPr>
-          <w:rFonts w:ascii="Georgia Pro" w:eastAsia="Georgia Pro" w:hAnsi="Georgia Pro" w:cs="Georgia Pro"/>
-          <w:color w:val="000000" w:themeColor="text1"/>
-        </w:rPr>
-        <w:t xml:space="preserve"> </w:t>
-      </w:r>
-      <w:proofErr w:type="gramStart"/>
-      <w:r>
-        <w:rPr>
-          <w:rFonts w:ascii="Georgia Pro" w:eastAsia="Georgia Pro" w:hAnsi="Georgia Pro" w:cs="Georgia Pro"/>
-          <w:color w:val="000000" w:themeColor="text1"/>
-        </w:rPr>
-        <w:t>run-command</w:t>
-      </w:r>
-      <w:proofErr w:type="gramEnd"/>
-      <w:r>
-        <w:rPr>
-          <w:rFonts w:ascii="Georgia Pro" w:eastAsia="Georgia Pro" w:hAnsi="Georgia Pro" w:cs="Georgia Pro"/>
-          <w:color w:val="000000" w:themeColor="text1"/>
-        </w:rPr>
-        <w:t xml:space="preserve"> invoke \</w:t>
+      <w:r>
+        <w:rPr>
+          <w:rFonts w:ascii="Georgia Pro" w:eastAsia="Georgia Pro" w:hAnsi="Georgia Pro" w:cs="Georgia Pro"/>
+          <w:color w:val="000000" w:themeColor="text1"/>
+        </w:rPr>
+        <w:t>az vm run-command invoke \</w:t>
       </w:r>
     </w:p>
     <w:p>
@@ -3135,23 +2391,7 @@
           <w:rFonts w:ascii="Georgia Pro" w:eastAsia="Georgia Pro" w:hAnsi="Georgia Pro" w:cs="Georgia Pro"/>
           <w:color w:val="000000" w:themeColor="text1"/>
         </w:rPr>
-        <w:t xml:space="preserve">--command-id </w:t>
-      </w:r>
-      <w:proofErr w:type="spellStart"/>
-      <w:r>
-        <w:rPr>
-          <w:rFonts w:ascii="Georgia Pro" w:eastAsia="Georgia Pro" w:hAnsi="Georgia Pro" w:cs="Georgia Pro"/>
-          <w:color w:val="000000" w:themeColor="text1"/>
-        </w:rPr>
-        <w:t>RunShellScript</w:t>
-      </w:r>
-      <w:proofErr w:type="spellEnd"/>
-      <w:r>
-        <w:rPr>
-          <w:rFonts w:ascii="Georgia Pro" w:eastAsia="Georgia Pro" w:hAnsi="Georgia Pro" w:cs="Georgia Pro"/>
-          <w:color w:val="000000" w:themeColor="text1"/>
-        </w:rPr>
-        <w:t xml:space="preserve"> \</w:t>
+        <w:t>--command-id RunShellScript \</w:t>
       </w:r>
     </w:p>
     <w:p>
@@ -3192,21 +2432,12 @@
           <w:color w:val="000000" w:themeColor="text1"/>
         </w:rPr>
       </w:pPr>
-      <w:proofErr w:type="spellStart"/>
-      <w:r>
-        <w:rPr>
-          <w:rFonts w:ascii="Georgia Pro" w:eastAsia="Georgia Pro" w:hAnsi="Georgia Pro" w:cs="Georgia Pro"/>
-          <w:color w:val="000000" w:themeColor="text1"/>
-        </w:rPr>
-        <w:t>sudo</w:t>
-      </w:r>
-      <w:proofErr w:type="spellEnd"/>
-      <w:r>
-        <w:rPr>
-          <w:rFonts w:ascii="Georgia Pro" w:eastAsia="Georgia Pro" w:hAnsi="Georgia Pro" w:cs="Georgia Pro"/>
-          <w:color w:val="000000" w:themeColor="text1"/>
-        </w:rPr>
-        <w:t xml:space="preserve"> apt update</w:t>
+      <w:r>
+        <w:rPr>
+          <w:rFonts w:ascii="Georgia Pro" w:eastAsia="Georgia Pro" w:hAnsi="Georgia Pro" w:cs="Georgia Pro"/>
+          <w:color w:val="000000" w:themeColor="text1"/>
+        </w:rPr>
+        <w:t>sudo apt update</w:t>
       </w:r>
     </w:p>
     <w:p>
@@ -3224,21 +2455,12 @@
           <w:color w:val="000000" w:themeColor="text1"/>
         </w:rPr>
       </w:pPr>
-      <w:proofErr w:type="spellStart"/>
-      <w:r>
-        <w:rPr>
-          <w:rFonts w:ascii="Georgia Pro" w:eastAsia="Georgia Pro" w:hAnsi="Georgia Pro" w:cs="Georgia Pro"/>
-          <w:color w:val="000000" w:themeColor="text1"/>
-        </w:rPr>
-        <w:t>sudo</w:t>
-      </w:r>
-      <w:proofErr w:type="spellEnd"/>
-      <w:r>
-        <w:rPr>
-          <w:rFonts w:ascii="Georgia Pro" w:eastAsia="Georgia Pro" w:hAnsi="Georgia Pro" w:cs="Georgia Pro"/>
-          <w:color w:val="000000" w:themeColor="text1"/>
-        </w:rPr>
-        <w:t xml:space="preserve"> apt install -y python3-pip</w:t>
+      <w:r>
+        <w:rPr>
+          <w:rFonts w:ascii="Georgia Pro" w:eastAsia="Georgia Pro" w:hAnsi="Georgia Pro" w:cs="Georgia Pro"/>
+          <w:color w:val="000000" w:themeColor="text1"/>
+        </w:rPr>
+        <w:t>sudo apt install -y python3-pip</w:t>
       </w:r>
     </w:p>
     <w:p>
@@ -3380,21 +2602,12 @@
           <w:color w:val="000000" w:themeColor="text1"/>
         </w:rPr>
       </w:pPr>
-      <w:proofErr w:type="spellStart"/>
-      <w:r>
-        <w:rPr>
-          <w:rFonts w:ascii="Georgia Pro" w:eastAsia="Georgia Pro" w:hAnsi="Georgia Pro" w:cs="Georgia Pro"/>
-          <w:color w:val="000000" w:themeColor="text1"/>
-        </w:rPr>
-        <w:t>nohup</w:t>
-      </w:r>
-      <w:proofErr w:type="spellEnd"/>
-      <w:r>
-        <w:rPr>
-          <w:rFonts w:ascii="Georgia Pro" w:eastAsia="Georgia Pro" w:hAnsi="Georgia Pro" w:cs="Georgia Pro"/>
-          <w:color w:val="000000" w:themeColor="text1"/>
-        </w:rPr>
-        <w:t xml:space="preserve"> python3 app.py &gt; output.log 2&gt;&amp;1 &amp;</w:t>
+      <w:r>
+        <w:rPr>
+          <w:rFonts w:ascii="Georgia Pro" w:eastAsia="Georgia Pro" w:hAnsi="Georgia Pro" w:cs="Georgia Pro"/>
+          <w:color w:val="000000" w:themeColor="text1"/>
+        </w:rPr>
+        <w:t>nohup python3 app.py &gt; output.log 2&gt;&amp;1 &amp;</w:t>
       </w:r>
     </w:p>
     <w:p>
@@ -3466,53 +2679,12 @@
           <w:color w:val="000000" w:themeColor="text1"/>
         </w:rPr>
       </w:pPr>
-      <w:proofErr w:type="spellStart"/>
-      <w:r>
-        <w:rPr>
-          <w:rFonts w:ascii="Georgia Pro" w:eastAsia="Georgia Pro" w:hAnsi="Georgia Pro" w:cs="Georgia Pro"/>
-          <w:color w:val="000000" w:themeColor="text1"/>
-        </w:rPr>
-        <w:t>az</w:t>
-      </w:r>
-      <w:proofErr w:type="spellEnd"/>
-      <w:r>
-        <w:rPr>
-          <w:rFonts w:ascii="Georgia Pro" w:eastAsia="Georgia Pro" w:hAnsi="Georgia Pro" w:cs="Georgia Pro"/>
-          <w:color w:val="000000" w:themeColor="text1"/>
-        </w:rPr>
-        <w:t xml:space="preserve"> </w:t>
-      </w:r>
-      <w:proofErr w:type="spellStart"/>
-      <w:r>
-        <w:rPr>
-          <w:rFonts w:ascii="Georgia Pro" w:eastAsia="Georgia Pro" w:hAnsi="Georgia Pro" w:cs="Georgia Pro"/>
-          <w:color w:val="000000" w:themeColor="text1"/>
-        </w:rPr>
-        <w:t>vm</w:t>
-      </w:r>
-      <w:proofErr w:type="spellEnd"/>
-      <w:r>
-        <w:rPr>
-          <w:rFonts w:ascii="Georgia Pro" w:eastAsia="Georgia Pro" w:hAnsi="Georgia Pro" w:cs="Georgia Pro"/>
-          <w:color w:val="000000" w:themeColor="text1"/>
-        </w:rPr>
-        <w:t xml:space="preserve"> </w:t>
-      </w:r>
-      <w:proofErr w:type="gramStart"/>
-      <w:r>
-        <w:rPr>
-          <w:rFonts w:ascii="Georgia Pro" w:eastAsia="Georgia Pro" w:hAnsi="Georgia Pro" w:cs="Georgia Pro"/>
-          <w:color w:val="000000" w:themeColor="text1"/>
-        </w:rPr>
-        <w:t>run-command</w:t>
-      </w:r>
-      <w:proofErr w:type="gramEnd"/>
-      <w:r>
-        <w:rPr>
-          <w:rFonts w:ascii="Georgia Pro" w:eastAsia="Georgia Pro" w:hAnsi="Georgia Pro" w:cs="Georgia Pro"/>
-          <w:color w:val="000000" w:themeColor="text1"/>
-        </w:rPr>
-        <w:t xml:space="preserve"> invoke \</w:t>
+      <w:r>
+        <w:rPr>
+          <w:rFonts w:ascii="Georgia Pro" w:eastAsia="Georgia Pro" w:hAnsi="Georgia Pro" w:cs="Georgia Pro"/>
+          <w:color w:val="000000" w:themeColor="text1"/>
+        </w:rPr>
+        <w:t>az vm run-command invoke \</w:t>
       </w:r>
     </w:p>
     <w:p>
@@ -3558,7 +2730,21 @@
           <w:rFonts w:ascii="Georgia Pro" w:eastAsia="Georgia Pro" w:hAnsi="Georgia Pro" w:cs="Georgia Pro"/>
           <w:color w:val="000000" w:themeColor="text1"/>
         </w:rPr>
-        <w:t>--name $VM1 \</w:t>
+        <w:t>--name $VM</w:t>
+      </w:r>
+      <w:r>
+        <w:rPr>
+          <w:rFonts w:ascii="Georgia Pro" w:eastAsia="Georgia Pro" w:hAnsi="Georgia Pro" w:cs="Georgia Pro"/>
+          <w:color w:val="000000" w:themeColor="text1"/>
+        </w:rPr>
+        <w:t>2</w:t>
+      </w:r>
+      <w:r>
+        <w:rPr>
+          <w:rFonts w:ascii="Georgia Pro" w:eastAsia="Georgia Pro" w:hAnsi="Georgia Pro" w:cs="Georgia Pro"/>
+          <w:color w:val="000000" w:themeColor="text1"/>
+        </w:rPr>
+        <w:t xml:space="preserve"> \</w:t>
       </w:r>
     </w:p>
     <w:p>
@@ -3581,23 +2767,7 @@
           <w:rFonts w:ascii="Georgia Pro" w:eastAsia="Georgia Pro" w:hAnsi="Georgia Pro" w:cs="Georgia Pro"/>
           <w:color w:val="000000" w:themeColor="text1"/>
         </w:rPr>
-        <w:t xml:space="preserve">--command-id </w:t>
-      </w:r>
-      <w:proofErr w:type="spellStart"/>
-      <w:r>
-        <w:rPr>
-          <w:rFonts w:ascii="Georgia Pro" w:eastAsia="Georgia Pro" w:hAnsi="Georgia Pro" w:cs="Georgia Pro"/>
-          <w:color w:val="000000" w:themeColor="text1"/>
-        </w:rPr>
-        <w:t>RunShellScript</w:t>
-      </w:r>
-      <w:proofErr w:type="spellEnd"/>
-      <w:r>
-        <w:rPr>
-          <w:rFonts w:ascii="Georgia Pro" w:eastAsia="Georgia Pro" w:hAnsi="Georgia Pro" w:cs="Georgia Pro"/>
-          <w:color w:val="000000" w:themeColor="text1"/>
-        </w:rPr>
-        <w:t xml:space="preserve"> \</w:t>
+        <w:t>--command-id RunShellScript \</w:t>
       </w:r>
     </w:p>
     <w:p>
@@ -3638,21 +2808,12 @@
           <w:color w:val="000000" w:themeColor="text1"/>
         </w:rPr>
       </w:pPr>
-      <w:proofErr w:type="spellStart"/>
-      <w:r>
-        <w:rPr>
-          <w:rFonts w:ascii="Georgia Pro" w:eastAsia="Georgia Pro" w:hAnsi="Georgia Pro" w:cs="Georgia Pro"/>
-          <w:color w:val="000000" w:themeColor="text1"/>
-        </w:rPr>
-        <w:t>sudo</w:t>
-      </w:r>
-      <w:proofErr w:type="spellEnd"/>
-      <w:r>
-        <w:rPr>
-          <w:rFonts w:ascii="Georgia Pro" w:eastAsia="Georgia Pro" w:hAnsi="Georgia Pro" w:cs="Georgia Pro"/>
-          <w:color w:val="000000" w:themeColor="text1"/>
-        </w:rPr>
-        <w:t xml:space="preserve"> apt update</w:t>
+      <w:r>
+        <w:rPr>
+          <w:rFonts w:ascii="Georgia Pro" w:eastAsia="Georgia Pro" w:hAnsi="Georgia Pro" w:cs="Georgia Pro"/>
+          <w:color w:val="000000" w:themeColor="text1"/>
+        </w:rPr>
+        <w:t>sudo apt update</w:t>
       </w:r>
     </w:p>
     <w:p>
@@ -3670,21 +2831,12 @@
           <w:color w:val="000000" w:themeColor="text1"/>
         </w:rPr>
       </w:pPr>
-      <w:proofErr w:type="spellStart"/>
-      <w:r>
-        <w:rPr>
-          <w:rFonts w:ascii="Georgia Pro" w:eastAsia="Georgia Pro" w:hAnsi="Georgia Pro" w:cs="Georgia Pro"/>
-          <w:color w:val="000000" w:themeColor="text1"/>
-        </w:rPr>
-        <w:t>sudo</w:t>
-      </w:r>
-      <w:proofErr w:type="spellEnd"/>
-      <w:r>
-        <w:rPr>
-          <w:rFonts w:ascii="Georgia Pro" w:eastAsia="Georgia Pro" w:hAnsi="Georgia Pro" w:cs="Georgia Pro"/>
-          <w:color w:val="000000" w:themeColor="text1"/>
-        </w:rPr>
-        <w:t xml:space="preserve"> apt install -y python3-pip</w:t>
+      <w:r>
+        <w:rPr>
+          <w:rFonts w:ascii="Georgia Pro" w:eastAsia="Georgia Pro" w:hAnsi="Georgia Pro" w:cs="Georgia Pro"/>
+          <w:color w:val="000000" w:themeColor="text1"/>
+        </w:rPr>
+        <w:t>sudo apt install -y python3-pip</w:t>
       </w:r>
     </w:p>
     <w:p>
@@ -3826,21 +2978,12 @@
           <w:color w:val="000000" w:themeColor="text1"/>
         </w:rPr>
       </w:pPr>
-      <w:proofErr w:type="spellStart"/>
-      <w:r>
-        <w:rPr>
-          <w:rFonts w:ascii="Georgia Pro" w:eastAsia="Georgia Pro" w:hAnsi="Georgia Pro" w:cs="Georgia Pro"/>
-          <w:color w:val="000000" w:themeColor="text1"/>
-        </w:rPr>
-        <w:t>nohup</w:t>
-      </w:r>
-      <w:proofErr w:type="spellEnd"/>
-      <w:r>
-        <w:rPr>
-          <w:rFonts w:ascii="Georgia Pro" w:eastAsia="Georgia Pro" w:hAnsi="Georgia Pro" w:cs="Georgia Pro"/>
-          <w:color w:val="000000" w:themeColor="text1"/>
-        </w:rPr>
-        <w:t xml:space="preserve"> python3 app.py &gt; output.log 2&gt;&amp;1 &amp;</w:t>
+      <w:r>
+        <w:rPr>
+          <w:rFonts w:ascii="Georgia Pro" w:eastAsia="Georgia Pro" w:hAnsi="Georgia Pro" w:cs="Georgia Pro"/>
+          <w:color w:val="000000" w:themeColor="text1"/>
+        </w:rPr>
+        <w:t>nohup python3 app.py &gt; output.log 2&gt;&amp;1 &amp;</w:t>
       </w:r>
     </w:p>
     <w:p>
@@ -3935,39 +3078,7 @@
           <w:rFonts w:ascii="Georgia Pro" w:eastAsia="Georgia Pro" w:hAnsi="Georgia Pro" w:cs="Georgia Pro"/>
           <w:color w:val="000000" w:themeColor="text1"/>
         </w:rPr>
-        <w:t>NIC1=$(</w:t>
-      </w:r>
-      <w:proofErr w:type="spellStart"/>
-      <w:r>
-        <w:rPr>
-          <w:rFonts w:ascii="Georgia Pro" w:eastAsia="Georgia Pro" w:hAnsi="Georgia Pro" w:cs="Georgia Pro"/>
-          <w:color w:val="000000" w:themeColor="text1"/>
-        </w:rPr>
-        <w:t>az</w:t>
-      </w:r>
-      <w:proofErr w:type="spellEnd"/>
-      <w:r>
-        <w:rPr>
-          <w:rFonts w:ascii="Georgia Pro" w:eastAsia="Georgia Pro" w:hAnsi="Georgia Pro" w:cs="Georgia Pro"/>
-          <w:color w:val="000000" w:themeColor="text1"/>
-        </w:rPr>
-        <w:t xml:space="preserve"> network </w:t>
-      </w:r>
-      <w:proofErr w:type="spellStart"/>
-      <w:r>
-        <w:rPr>
-          <w:rFonts w:ascii="Georgia Pro" w:eastAsia="Georgia Pro" w:hAnsi="Georgia Pro" w:cs="Georgia Pro"/>
-          <w:color w:val="000000" w:themeColor="text1"/>
-        </w:rPr>
-        <w:t>nic</w:t>
-      </w:r>
-      <w:proofErr w:type="spellEnd"/>
-      <w:r>
-        <w:rPr>
-          <w:rFonts w:ascii="Georgia Pro" w:eastAsia="Georgia Pro" w:hAnsi="Georgia Pro" w:cs="Georgia Pro"/>
-          <w:color w:val="000000" w:themeColor="text1"/>
-        </w:rPr>
-        <w:t xml:space="preserve"> list \</w:t>
+        <w:t>NIC1=$(az network nic list \</w:t>
       </w:r>
     </w:p>
     <w:p>
@@ -4036,23 +3147,7 @@
           <w:rFonts w:ascii="Georgia Pro" w:eastAsia="Georgia Pro" w:hAnsi="Georgia Pro" w:cs="Georgia Pro"/>
           <w:color w:val="000000" w:themeColor="text1"/>
         </w:rPr>
-        <w:t xml:space="preserve">-o </w:t>
-      </w:r>
-      <w:proofErr w:type="spellStart"/>
-      <w:r>
-        <w:rPr>
-          <w:rFonts w:ascii="Georgia Pro" w:eastAsia="Georgia Pro" w:hAnsi="Georgia Pro" w:cs="Georgia Pro"/>
-          <w:color w:val="000000" w:themeColor="text1"/>
-        </w:rPr>
-        <w:t>tsv</w:t>
-      </w:r>
-      <w:proofErr w:type="spellEnd"/>
-      <w:r>
-        <w:rPr>
-          <w:rFonts w:ascii="Georgia Pro" w:eastAsia="Georgia Pro" w:hAnsi="Georgia Pro" w:cs="Georgia Pro"/>
-          <w:color w:val="000000" w:themeColor="text1"/>
-        </w:rPr>
-        <w:t>)</w:t>
+        <w:t>-o tsv)</w:t>
       </w:r>
     </w:p>
     <w:p>
@@ -4161,39 +3256,7 @@
           <w:rFonts w:ascii="Georgia Pro" w:eastAsia="Georgia Pro" w:hAnsi="Georgia Pro" w:cs="Georgia Pro"/>
           <w:color w:val="000000" w:themeColor="text1"/>
         </w:rPr>
-        <w:t>=$(</w:t>
-      </w:r>
-      <w:proofErr w:type="spellStart"/>
-      <w:r>
-        <w:rPr>
-          <w:rFonts w:ascii="Georgia Pro" w:eastAsia="Georgia Pro" w:hAnsi="Georgia Pro" w:cs="Georgia Pro"/>
-          <w:color w:val="000000" w:themeColor="text1"/>
-        </w:rPr>
-        <w:t>az</w:t>
-      </w:r>
-      <w:proofErr w:type="spellEnd"/>
-      <w:r>
-        <w:rPr>
-          <w:rFonts w:ascii="Georgia Pro" w:eastAsia="Georgia Pro" w:hAnsi="Georgia Pro" w:cs="Georgia Pro"/>
-          <w:color w:val="000000" w:themeColor="text1"/>
-        </w:rPr>
-        <w:t xml:space="preserve"> network </w:t>
-      </w:r>
-      <w:proofErr w:type="spellStart"/>
-      <w:r>
-        <w:rPr>
-          <w:rFonts w:ascii="Georgia Pro" w:eastAsia="Georgia Pro" w:hAnsi="Georgia Pro" w:cs="Georgia Pro"/>
-          <w:color w:val="000000" w:themeColor="text1"/>
-        </w:rPr>
-        <w:t>nic</w:t>
-      </w:r>
-      <w:proofErr w:type="spellEnd"/>
-      <w:r>
-        <w:rPr>
-          <w:rFonts w:ascii="Georgia Pro" w:eastAsia="Georgia Pro" w:hAnsi="Georgia Pro" w:cs="Georgia Pro"/>
-          <w:color w:val="000000" w:themeColor="text1"/>
-        </w:rPr>
-        <w:t xml:space="preserve"> list \</w:t>
+        <w:t>=$(az network nic list \</w:t>
       </w:r>
     </w:p>
     <w:p>
@@ -4276,23 +3339,7 @@
           <w:rFonts w:ascii="Georgia Pro" w:eastAsia="Georgia Pro" w:hAnsi="Georgia Pro" w:cs="Georgia Pro"/>
           <w:color w:val="000000" w:themeColor="text1"/>
         </w:rPr>
-        <w:t xml:space="preserve">-o </w:t>
-      </w:r>
-      <w:proofErr w:type="spellStart"/>
-      <w:r>
-        <w:rPr>
-          <w:rFonts w:ascii="Georgia Pro" w:eastAsia="Georgia Pro" w:hAnsi="Georgia Pro" w:cs="Georgia Pro"/>
-          <w:color w:val="000000" w:themeColor="text1"/>
-        </w:rPr>
-        <w:t>tsv</w:t>
-      </w:r>
-      <w:proofErr w:type="spellEnd"/>
-      <w:r>
-        <w:rPr>
-          <w:rFonts w:ascii="Georgia Pro" w:eastAsia="Georgia Pro" w:hAnsi="Georgia Pro" w:cs="Georgia Pro"/>
-          <w:color w:val="000000" w:themeColor="text1"/>
-        </w:rPr>
-        <w:t>)</w:t>
+        <w:t>-o tsv)</w:t>
       </w:r>
     </w:p>
     <w:p>
@@ -4412,55 +3459,7 @@
           <w:rFonts w:ascii="Georgia Pro" w:eastAsia="Georgia Pro" w:hAnsi="Georgia Pro" w:cs="Georgia Pro"/>
           <w:color w:val="000000" w:themeColor="text1"/>
         </w:rPr>
-        <w:t>IPCONFIG1=$(</w:t>
-      </w:r>
-      <w:proofErr w:type="spellStart"/>
-      <w:r>
-        <w:rPr>
-          <w:rFonts w:ascii="Georgia Pro" w:eastAsia="Georgia Pro" w:hAnsi="Georgia Pro" w:cs="Georgia Pro"/>
-          <w:color w:val="000000" w:themeColor="text1"/>
-        </w:rPr>
-        <w:t>az</w:t>
-      </w:r>
-      <w:proofErr w:type="spellEnd"/>
-      <w:r>
-        <w:rPr>
-          <w:rFonts w:ascii="Georgia Pro" w:eastAsia="Georgia Pro" w:hAnsi="Georgia Pro" w:cs="Georgia Pro"/>
-          <w:color w:val="000000" w:themeColor="text1"/>
-        </w:rPr>
-        <w:t xml:space="preserve"> network </w:t>
-      </w:r>
-      <w:proofErr w:type="spellStart"/>
-      <w:r>
-        <w:rPr>
-          <w:rFonts w:ascii="Georgia Pro" w:eastAsia="Georgia Pro" w:hAnsi="Georgia Pro" w:cs="Georgia Pro"/>
-          <w:color w:val="000000" w:themeColor="text1"/>
-        </w:rPr>
-        <w:t>nic</w:t>
-      </w:r>
-      <w:proofErr w:type="spellEnd"/>
-      <w:r>
-        <w:rPr>
-          <w:rFonts w:ascii="Georgia Pro" w:eastAsia="Georgia Pro" w:hAnsi="Georgia Pro" w:cs="Georgia Pro"/>
-          <w:color w:val="000000" w:themeColor="text1"/>
-        </w:rPr>
-        <w:t xml:space="preserve"> </w:t>
-      </w:r>
-      <w:proofErr w:type="spellStart"/>
-      <w:r>
-        <w:rPr>
-          <w:rFonts w:ascii="Georgia Pro" w:eastAsia="Georgia Pro" w:hAnsi="Georgia Pro" w:cs="Georgia Pro"/>
-          <w:color w:val="000000" w:themeColor="text1"/>
-        </w:rPr>
-        <w:t>ip</w:t>
-      </w:r>
-      <w:proofErr w:type="spellEnd"/>
-      <w:r>
-        <w:rPr>
-          <w:rFonts w:ascii="Georgia Pro" w:eastAsia="Georgia Pro" w:hAnsi="Georgia Pro" w:cs="Georgia Pro"/>
-          <w:color w:val="000000" w:themeColor="text1"/>
-        </w:rPr>
-        <w:t>-config list \</w:t>
+        <w:t>IPCONFIG1=$(az network nic ip-config list \</w:t>
       </w:r>
       <w:r>
         <w:rPr>
@@ -4476,23 +3475,7 @@
           <w:color w:val="000000" w:themeColor="text1"/>
         </w:rPr>
         <w:br/>
-        <w:t>--</w:t>
-      </w:r>
-      <w:proofErr w:type="spellStart"/>
-      <w:r>
-        <w:rPr>
-          <w:rFonts w:ascii="Georgia Pro" w:eastAsia="Georgia Pro" w:hAnsi="Georgia Pro" w:cs="Georgia Pro"/>
-          <w:color w:val="000000" w:themeColor="text1"/>
-        </w:rPr>
-        <w:t>nic</w:t>
-      </w:r>
-      <w:proofErr w:type="spellEnd"/>
-      <w:r>
-        <w:rPr>
-          <w:rFonts w:ascii="Georgia Pro" w:eastAsia="Georgia Pro" w:hAnsi="Georgia Pro" w:cs="Georgia Pro"/>
-          <w:color w:val="000000" w:themeColor="text1"/>
-        </w:rPr>
-        <w:t>-name $NIC1 \</w:t>
+        <w:t>--nic-name $NIC1 \</w:t>
       </w:r>
       <w:r>
         <w:rPr>
@@ -4508,23 +3491,7 @@
           <w:color w:val="000000" w:themeColor="text1"/>
         </w:rPr>
         <w:br/>
-        <w:t xml:space="preserve">-o </w:t>
-      </w:r>
-      <w:proofErr w:type="spellStart"/>
-      <w:r>
-        <w:rPr>
-          <w:rFonts w:ascii="Georgia Pro" w:eastAsia="Georgia Pro" w:hAnsi="Georgia Pro" w:cs="Georgia Pro"/>
-          <w:color w:val="000000" w:themeColor="text1"/>
-        </w:rPr>
-        <w:t>tsv</w:t>
-      </w:r>
-      <w:proofErr w:type="spellEnd"/>
-      <w:r>
-        <w:rPr>
-          <w:rFonts w:ascii="Georgia Pro" w:eastAsia="Georgia Pro" w:hAnsi="Georgia Pro" w:cs="Georgia Pro"/>
-          <w:color w:val="000000" w:themeColor="text1"/>
-        </w:rPr>
-        <w:t>)</w:t>
+        <w:t>-o tsv)</w:t>
       </w:r>
       <w:r>
         <w:rPr>
@@ -4593,55 +3560,7 @@
           <w:rFonts w:ascii="Georgia Pro" w:eastAsia="Georgia Pro" w:hAnsi="Georgia Pro" w:cs="Georgia Pro"/>
           <w:color w:val="000000" w:themeColor="text1"/>
         </w:rPr>
-        <w:t>IPCONFIG2=$(</w:t>
-      </w:r>
-      <w:proofErr w:type="spellStart"/>
-      <w:r>
-        <w:rPr>
-          <w:rFonts w:ascii="Georgia Pro" w:eastAsia="Georgia Pro" w:hAnsi="Georgia Pro" w:cs="Georgia Pro"/>
-          <w:color w:val="000000" w:themeColor="text1"/>
-        </w:rPr>
-        <w:t>az</w:t>
-      </w:r>
-      <w:proofErr w:type="spellEnd"/>
-      <w:r>
-        <w:rPr>
-          <w:rFonts w:ascii="Georgia Pro" w:eastAsia="Georgia Pro" w:hAnsi="Georgia Pro" w:cs="Georgia Pro"/>
-          <w:color w:val="000000" w:themeColor="text1"/>
-        </w:rPr>
-        <w:t xml:space="preserve"> network </w:t>
-      </w:r>
-      <w:proofErr w:type="spellStart"/>
-      <w:r>
-        <w:rPr>
-          <w:rFonts w:ascii="Georgia Pro" w:eastAsia="Georgia Pro" w:hAnsi="Georgia Pro" w:cs="Georgia Pro"/>
-          <w:color w:val="000000" w:themeColor="text1"/>
-        </w:rPr>
-        <w:t>nic</w:t>
-      </w:r>
-      <w:proofErr w:type="spellEnd"/>
-      <w:r>
-        <w:rPr>
-          <w:rFonts w:ascii="Georgia Pro" w:eastAsia="Georgia Pro" w:hAnsi="Georgia Pro" w:cs="Georgia Pro"/>
-          <w:color w:val="000000" w:themeColor="text1"/>
-        </w:rPr>
-        <w:t xml:space="preserve"> </w:t>
-      </w:r>
-      <w:proofErr w:type="spellStart"/>
-      <w:r>
-        <w:rPr>
-          <w:rFonts w:ascii="Georgia Pro" w:eastAsia="Georgia Pro" w:hAnsi="Georgia Pro" w:cs="Georgia Pro"/>
-          <w:color w:val="000000" w:themeColor="text1"/>
-        </w:rPr>
-        <w:t>ip</w:t>
-      </w:r>
-      <w:proofErr w:type="spellEnd"/>
-      <w:r>
-        <w:rPr>
-          <w:rFonts w:ascii="Georgia Pro" w:eastAsia="Georgia Pro" w:hAnsi="Georgia Pro" w:cs="Georgia Pro"/>
-          <w:color w:val="000000" w:themeColor="text1"/>
-        </w:rPr>
-        <w:t>-config list \</w:t>
+        <w:t>IPCONFIG2=$(az network nic ip-config list \</w:t>
       </w:r>
     </w:p>
     <w:p>
@@ -4687,23 +3606,7 @@
           <w:rFonts w:ascii="Georgia Pro" w:eastAsia="Georgia Pro" w:hAnsi="Georgia Pro" w:cs="Georgia Pro"/>
           <w:color w:val="000000" w:themeColor="text1"/>
         </w:rPr>
-        <w:t>--</w:t>
-      </w:r>
-      <w:proofErr w:type="spellStart"/>
-      <w:r>
-        <w:rPr>
-          <w:rFonts w:ascii="Georgia Pro" w:eastAsia="Georgia Pro" w:hAnsi="Georgia Pro" w:cs="Georgia Pro"/>
-          <w:color w:val="000000" w:themeColor="text1"/>
-        </w:rPr>
-        <w:t>nic</w:t>
-      </w:r>
-      <w:proofErr w:type="spellEnd"/>
-      <w:r>
-        <w:rPr>
-          <w:rFonts w:ascii="Georgia Pro" w:eastAsia="Georgia Pro" w:hAnsi="Georgia Pro" w:cs="Georgia Pro"/>
-          <w:color w:val="000000" w:themeColor="text1"/>
-        </w:rPr>
-        <w:t>-name $NIC2 \</w:t>
+        <w:t>--nic-name $NIC2 \</w:t>
       </w:r>
     </w:p>
     <w:p>
@@ -4749,23 +3652,7 @@
           <w:rFonts w:ascii="Georgia Pro" w:eastAsia="Georgia Pro" w:hAnsi="Georgia Pro" w:cs="Georgia Pro"/>
           <w:color w:val="000000" w:themeColor="text1"/>
         </w:rPr>
-        <w:t xml:space="preserve">-o </w:t>
-      </w:r>
-      <w:proofErr w:type="spellStart"/>
-      <w:r>
-        <w:rPr>
-          <w:rFonts w:ascii="Georgia Pro" w:eastAsia="Georgia Pro" w:hAnsi="Georgia Pro" w:cs="Georgia Pro"/>
-          <w:color w:val="000000" w:themeColor="text1"/>
-        </w:rPr>
-        <w:t>tsv</w:t>
-      </w:r>
-      <w:proofErr w:type="spellEnd"/>
-      <w:r>
-        <w:rPr>
-          <w:rFonts w:ascii="Georgia Pro" w:eastAsia="Georgia Pro" w:hAnsi="Georgia Pro" w:cs="Georgia Pro"/>
-          <w:color w:val="000000" w:themeColor="text1"/>
-        </w:rPr>
-        <w:t>)</w:t>
+        <w:t>-o tsv)</w:t>
       </w:r>
     </w:p>
     <w:p>
@@ -4873,53 +3760,12 @@
           <w:color w:val="000000" w:themeColor="text1"/>
         </w:rPr>
       </w:pPr>
-      <w:proofErr w:type="spellStart"/>
-      <w:r>
-        <w:rPr>
-          <w:rFonts w:ascii="Georgia Pro" w:eastAsia="Georgia Pro" w:hAnsi="Georgia Pro" w:cs="Georgia Pro"/>
-          <w:color w:val="000000" w:themeColor="text1"/>
-        </w:rPr>
-        <w:t>az</w:t>
-      </w:r>
-      <w:proofErr w:type="spellEnd"/>
-      <w:r>
-        <w:rPr>
-          <w:rFonts w:ascii="Georgia Pro" w:eastAsia="Georgia Pro" w:hAnsi="Georgia Pro" w:cs="Georgia Pro"/>
-          <w:color w:val="000000" w:themeColor="text1"/>
-        </w:rPr>
-        <w:t xml:space="preserve"> network </w:t>
-      </w:r>
-      <w:proofErr w:type="spellStart"/>
-      <w:r>
-        <w:rPr>
-          <w:rFonts w:ascii="Georgia Pro" w:eastAsia="Georgia Pro" w:hAnsi="Georgia Pro" w:cs="Georgia Pro"/>
-          <w:color w:val="000000" w:themeColor="text1"/>
-        </w:rPr>
-        <w:t>nic</w:t>
-      </w:r>
-      <w:proofErr w:type="spellEnd"/>
-      <w:r>
-        <w:rPr>
-          <w:rFonts w:ascii="Georgia Pro" w:eastAsia="Georgia Pro" w:hAnsi="Georgia Pro" w:cs="Georgia Pro"/>
-          <w:color w:val="000000" w:themeColor="text1"/>
-        </w:rPr>
-        <w:t xml:space="preserve"> </w:t>
-      </w:r>
-      <w:proofErr w:type="spellStart"/>
-      <w:r>
-        <w:rPr>
-          <w:rFonts w:ascii="Georgia Pro" w:eastAsia="Georgia Pro" w:hAnsi="Georgia Pro" w:cs="Georgia Pro"/>
-          <w:color w:val="000000" w:themeColor="text1"/>
-        </w:rPr>
-        <w:t>ip</w:t>
-      </w:r>
-      <w:proofErr w:type="spellEnd"/>
-      <w:r>
-        <w:rPr>
-          <w:rFonts w:ascii="Georgia Pro" w:eastAsia="Georgia Pro" w:hAnsi="Georgia Pro" w:cs="Georgia Pro"/>
-          <w:color w:val="000000" w:themeColor="text1"/>
-        </w:rPr>
-        <w:t>-config address-pool add \</w:t>
+      <w:r>
+        <w:rPr>
+          <w:rFonts w:ascii="Georgia Pro" w:eastAsia="Georgia Pro" w:hAnsi="Georgia Pro" w:cs="Georgia Pro"/>
+          <w:color w:val="000000" w:themeColor="text1"/>
+        </w:rPr>
+        <w:t>az network nic ip-config address-pool add \</w:t>
       </w:r>
       <w:r>
         <w:rPr>
@@ -4927,23 +3773,7 @@
           <w:color w:val="000000" w:themeColor="text1"/>
         </w:rPr>
         <w:br/>
-        <w:t xml:space="preserve">--address-pool </w:t>
-      </w:r>
-      <w:proofErr w:type="spellStart"/>
-      <w:r>
-        <w:rPr>
-          <w:rFonts w:ascii="Georgia Pro" w:eastAsia="Georgia Pro" w:hAnsi="Georgia Pro" w:cs="Georgia Pro"/>
-          <w:color w:val="000000" w:themeColor="text1"/>
-        </w:rPr>
-        <w:t>myBackEndPool</w:t>
-      </w:r>
-      <w:proofErr w:type="spellEnd"/>
-      <w:r>
-        <w:rPr>
-          <w:rFonts w:ascii="Georgia Pro" w:eastAsia="Georgia Pro" w:hAnsi="Georgia Pro" w:cs="Georgia Pro"/>
-          <w:color w:val="000000" w:themeColor="text1"/>
-        </w:rPr>
-        <w:t xml:space="preserve"> \</w:t>
+        <w:t>--address-pool myBackEndPool \</w:t>
       </w:r>
       <w:r>
         <w:rPr>
@@ -4951,23 +3781,7 @@
           <w:color w:val="000000" w:themeColor="text1"/>
         </w:rPr>
         <w:br/>
-        <w:t>--</w:t>
-      </w:r>
-      <w:proofErr w:type="spellStart"/>
-      <w:r>
-        <w:rPr>
-          <w:rFonts w:ascii="Georgia Pro" w:eastAsia="Georgia Pro" w:hAnsi="Georgia Pro" w:cs="Georgia Pro"/>
-          <w:color w:val="000000" w:themeColor="text1"/>
-        </w:rPr>
-        <w:t>ip</w:t>
-      </w:r>
-      <w:proofErr w:type="spellEnd"/>
-      <w:r>
-        <w:rPr>
-          <w:rFonts w:ascii="Georgia Pro" w:eastAsia="Georgia Pro" w:hAnsi="Georgia Pro" w:cs="Georgia Pro"/>
-          <w:color w:val="000000" w:themeColor="text1"/>
-        </w:rPr>
-        <w:t>-config-name $IPCONFIG1 \</w:t>
+        <w:t>--ip-config-name $IPCONFIG1 \</w:t>
       </w:r>
       <w:r>
         <w:rPr>
@@ -4975,23 +3789,7 @@
           <w:color w:val="000000" w:themeColor="text1"/>
         </w:rPr>
         <w:br/>
-        <w:t>--</w:t>
-      </w:r>
-      <w:proofErr w:type="spellStart"/>
-      <w:r>
-        <w:rPr>
-          <w:rFonts w:ascii="Georgia Pro" w:eastAsia="Georgia Pro" w:hAnsi="Georgia Pro" w:cs="Georgia Pro"/>
-          <w:color w:val="000000" w:themeColor="text1"/>
-        </w:rPr>
-        <w:t>nic</w:t>
-      </w:r>
-      <w:proofErr w:type="spellEnd"/>
-      <w:r>
-        <w:rPr>
-          <w:rFonts w:ascii="Georgia Pro" w:eastAsia="Georgia Pro" w:hAnsi="Georgia Pro" w:cs="Georgia Pro"/>
-          <w:color w:val="000000" w:themeColor="text1"/>
-        </w:rPr>
-        <w:t>-name $NIC1 \</w:t>
+        <w:t>--nic-name $NIC1 \</w:t>
       </w:r>
       <w:r>
         <w:rPr>
@@ -5007,23 +3805,7 @@
           <w:color w:val="000000" w:themeColor="text1"/>
         </w:rPr>
         <w:br/>
-        <w:t>--</w:t>
-      </w:r>
-      <w:proofErr w:type="spellStart"/>
-      <w:r>
-        <w:rPr>
-          <w:rFonts w:ascii="Georgia Pro" w:eastAsia="Georgia Pro" w:hAnsi="Georgia Pro" w:cs="Georgia Pro"/>
-          <w:color w:val="000000" w:themeColor="text1"/>
-        </w:rPr>
-        <w:t>lb</w:t>
-      </w:r>
-      <w:proofErr w:type="spellEnd"/>
-      <w:r>
-        <w:rPr>
-          <w:rFonts w:ascii="Georgia Pro" w:eastAsia="Georgia Pro" w:hAnsi="Georgia Pro" w:cs="Georgia Pro"/>
-          <w:color w:val="000000" w:themeColor="text1"/>
-        </w:rPr>
-        <w:t>-name $LB_NAME</w:t>
+        <w:t>--lb-name $LB_NAME</w:t>
       </w:r>
     </w:p>
     <w:p>
@@ -5040,164 +3822,273 @@
           <w:color w:val="000000" w:themeColor="text1"/>
         </w:rPr>
         <w:pict w14:anchorId="7CB4F515">
+          <v:rect id="_x0000_i1035" style="width:0;height:1.5pt" o:hralign="center" o:hrstd="t" o:hr="t" fillcolor="#a0a0a0" stroked="f"/>
+        </w:pict>
+      </w:r>
+    </w:p>
+    <w:p>
+      <w:pPr>
+        <w:spacing w:after="0" w:line="480" w:lineRule="auto"/>
+        <w:rPr>
+          <w:rFonts w:ascii="Georgia Pro" w:eastAsia="Georgia Pro" w:hAnsi="Georgia Pro" w:cs="Georgia Pro"/>
+          <w:b/>
+          <w:bCs/>
+          <w:color w:val="000000" w:themeColor="text1"/>
+        </w:rPr>
+      </w:pPr>
+      <w:r>
+        <w:rPr>
+          <w:rFonts w:ascii="Georgia Pro" w:eastAsia="Georgia Pro" w:hAnsi="Georgia Pro" w:cs="Georgia Pro"/>
+          <w:b/>
+          <w:bCs/>
+          <w:color w:val="000000" w:themeColor="text1"/>
+        </w:rPr>
+        <w:t>Step 15: Add VM2 to Backend Pool</w:t>
+      </w:r>
+    </w:p>
+    <w:p>
+      <w:pPr>
+        <w:pBdr>
+          <w:top w:val="single" w:sz="4" w:space="1" w:color="auto"/>
+          <w:left w:val="single" w:sz="4" w:space="4" w:color="auto"/>
+          <w:bottom w:val="single" w:sz="4" w:space="1" w:color="auto"/>
+          <w:right w:val="single" w:sz="4" w:space="4" w:color="auto"/>
+        </w:pBdr>
+        <w:shd w:val="clear" w:color="auto" w:fill="F2F2F2" w:themeFill="background1" w:themeFillShade="F2"/>
+        <w:spacing w:after="0" w:line="480" w:lineRule="auto"/>
+        <w:rPr>
+          <w:rFonts w:ascii="Georgia Pro" w:eastAsia="Georgia Pro" w:hAnsi="Georgia Pro" w:cs="Georgia Pro"/>
+          <w:color w:val="000000" w:themeColor="text1"/>
+        </w:rPr>
+      </w:pPr>
+      <w:r>
+        <w:rPr>
+          <w:rFonts w:ascii="Georgia Pro" w:eastAsia="Georgia Pro" w:hAnsi="Georgia Pro" w:cs="Georgia Pro"/>
+          <w:color w:val="000000" w:themeColor="text1"/>
+        </w:rPr>
+        <w:t>az network nic ip-config address-pool add \</w:t>
+      </w:r>
+      <w:r>
+        <w:rPr>
+          <w:rFonts w:ascii="Georgia Pro" w:eastAsia="Georgia Pro" w:hAnsi="Georgia Pro" w:cs="Georgia Pro"/>
+          <w:color w:val="000000" w:themeColor="text1"/>
+        </w:rPr>
+        <w:br/>
+        <w:t>--address-pool myBackEndPool \</w:t>
+      </w:r>
+      <w:r>
+        <w:rPr>
+          <w:rFonts w:ascii="Georgia Pro" w:eastAsia="Georgia Pro" w:hAnsi="Georgia Pro" w:cs="Georgia Pro"/>
+          <w:color w:val="000000" w:themeColor="text1"/>
+        </w:rPr>
+        <w:br/>
+        <w:t>--ip-config-name $IPCONFIG2 \</w:t>
+      </w:r>
+      <w:r>
+        <w:rPr>
+          <w:rFonts w:ascii="Georgia Pro" w:eastAsia="Georgia Pro" w:hAnsi="Georgia Pro" w:cs="Georgia Pro"/>
+          <w:color w:val="000000" w:themeColor="text1"/>
+        </w:rPr>
+        <w:br/>
+        <w:t>--nic-name $NIC2 \</w:t>
+      </w:r>
+      <w:r>
+        <w:rPr>
+          <w:rFonts w:ascii="Georgia Pro" w:eastAsia="Georgia Pro" w:hAnsi="Georgia Pro" w:cs="Georgia Pro"/>
+          <w:color w:val="000000" w:themeColor="text1"/>
+        </w:rPr>
+        <w:br/>
+        <w:t>--resource-group $RESOURCE_GROUP \</w:t>
+      </w:r>
+      <w:r>
+        <w:rPr>
+          <w:rFonts w:ascii="Georgia Pro" w:eastAsia="Georgia Pro" w:hAnsi="Georgia Pro" w:cs="Georgia Pro"/>
+          <w:color w:val="000000" w:themeColor="text1"/>
+        </w:rPr>
+        <w:br/>
+        <w:t>--lb-name $LB_NAME</w:t>
+      </w:r>
+    </w:p>
+    <w:p>
+      <w:pPr>
+        <w:spacing w:after="0" w:line="480" w:lineRule="auto"/>
+        <w:rPr>
+          <w:rFonts w:ascii="Georgia Pro" w:eastAsia="Georgia Pro" w:hAnsi="Georgia Pro" w:cs="Georgia Pro"/>
+          <w:color w:val="000000" w:themeColor="text1"/>
+        </w:rPr>
+      </w:pPr>
+      <w:r>
+        <w:rPr>
+          <w:rFonts w:ascii="Georgia Pro" w:eastAsia="Georgia Pro" w:hAnsi="Georgia Pro" w:cs="Georgia Pro"/>
+          <w:color w:val="000000" w:themeColor="text1"/>
+        </w:rPr>
+        <w:pict w14:anchorId="452B2FAC">
+          <v:rect id="_x0000_i1036" style="width:0;height:1.5pt" o:hralign="center" o:hrstd="t" o:hr="t" fillcolor="#a0a0a0" stroked="f"/>
+        </w:pict>
+      </w:r>
+    </w:p>
+    <w:p>
+      <w:pPr>
+        <w:spacing w:after="0" w:line="480" w:lineRule="auto"/>
+        <w:rPr>
+          <w:rFonts w:ascii="Georgia Pro" w:eastAsia="Georgia Pro" w:hAnsi="Georgia Pro" w:cs="Georgia Pro"/>
+          <w:b/>
+          <w:bCs/>
+          <w:color w:val="000000" w:themeColor="text1"/>
+        </w:rPr>
+      </w:pPr>
+      <w:r>
+        <w:rPr>
+          <w:rFonts w:ascii="Georgia Pro" w:eastAsia="Georgia Pro" w:hAnsi="Georgia Pro" w:cs="Georgia Pro"/>
+          <w:b/>
+          <w:bCs/>
+          <w:color w:val="000000" w:themeColor="text1"/>
+        </w:rPr>
+        <w:t>Step 16: Create Health Probe</w:t>
+      </w:r>
+    </w:p>
+    <w:p>
+      <w:pPr>
+        <w:pBdr>
+          <w:top w:val="single" w:sz="4" w:space="1" w:color="auto"/>
+          <w:left w:val="single" w:sz="4" w:space="4" w:color="auto"/>
+          <w:bottom w:val="single" w:sz="4" w:space="1" w:color="auto"/>
+          <w:right w:val="single" w:sz="4" w:space="4" w:color="auto"/>
+        </w:pBdr>
+        <w:shd w:val="clear" w:color="auto" w:fill="F2F2F2" w:themeFill="background1" w:themeFillShade="F2"/>
+        <w:spacing w:after="0" w:line="480" w:lineRule="auto"/>
+        <w:rPr>
+          <w:rFonts w:ascii="Georgia Pro" w:eastAsia="Georgia Pro" w:hAnsi="Georgia Pro" w:cs="Georgia Pro"/>
+          <w:color w:val="000000" w:themeColor="text1"/>
+        </w:rPr>
+      </w:pPr>
+      <w:r>
+        <w:rPr>
+          <w:rFonts w:ascii="Georgia Pro" w:eastAsia="Georgia Pro" w:hAnsi="Georgia Pro" w:cs="Georgia Pro"/>
+          <w:color w:val="000000" w:themeColor="text1"/>
+        </w:rPr>
+        <w:t>az network lb probe create \</w:t>
+      </w:r>
+      <w:r>
+        <w:rPr>
+          <w:rFonts w:ascii="Georgia Pro" w:eastAsia="Georgia Pro" w:hAnsi="Georgia Pro" w:cs="Georgia Pro"/>
+          <w:color w:val="000000" w:themeColor="text1"/>
+        </w:rPr>
+        <w:br/>
+        <w:t>--resource-group $RESOURCE_GROUP \</w:t>
+      </w:r>
+      <w:r>
+        <w:rPr>
+          <w:rFonts w:ascii="Georgia Pro" w:eastAsia="Georgia Pro" w:hAnsi="Georgia Pro" w:cs="Georgia Pro"/>
+          <w:color w:val="000000" w:themeColor="text1"/>
+        </w:rPr>
+        <w:br/>
+        <w:t>--lb-name $LB_NAME \</w:t>
+      </w:r>
+      <w:r>
+        <w:rPr>
+          <w:rFonts w:ascii="Georgia Pro" w:eastAsia="Georgia Pro" w:hAnsi="Georgia Pro" w:cs="Georgia Pro"/>
+          <w:color w:val="000000" w:themeColor="text1"/>
+        </w:rPr>
+        <w:br/>
+        <w:t>--name flaskProbe \</w:t>
+      </w:r>
+      <w:r>
+        <w:rPr>
+          <w:rFonts w:ascii="Georgia Pro" w:eastAsia="Georgia Pro" w:hAnsi="Georgia Pro" w:cs="Georgia Pro"/>
+          <w:color w:val="000000" w:themeColor="text1"/>
+        </w:rPr>
+        <w:br/>
+        <w:t>--protocol tcp \</w:t>
+      </w:r>
+      <w:r>
+        <w:rPr>
+          <w:rFonts w:ascii="Georgia Pro" w:eastAsia="Georgia Pro" w:hAnsi="Georgia Pro" w:cs="Georgia Pro"/>
+          <w:color w:val="000000" w:themeColor="text1"/>
+        </w:rPr>
+        <w:br/>
+        <w:t>--port 5000</w:t>
+      </w:r>
+    </w:p>
+    <w:p>
+      <w:pPr>
+        <w:spacing w:after="0" w:line="480" w:lineRule="auto"/>
+        <w:rPr>
+          <w:rFonts w:ascii="Georgia Pro" w:eastAsia="Georgia Pro" w:hAnsi="Georgia Pro" w:cs="Georgia Pro"/>
+          <w:color w:val="000000" w:themeColor="text1"/>
+        </w:rPr>
+      </w:pPr>
+      <w:r>
+        <w:rPr>
+          <w:rFonts w:ascii="Georgia Pro" w:eastAsia="Georgia Pro" w:hAnsi="Georgia Pro" w:cs="Georgia Pro"/>
+          <w:color w:val="000000" w:themeColor="text1"/>
+        </w:rPr>
+        <w:pict w14:anchorId="24D0BBDE">
           <v:rect id="_x0000_i1037" style="width:0;height:1.5pt" o:hralign="center" o:hrstd="t" o:hr="t" fillcolor="#a0a0a0" stroked="f"/>
         </w:pict>
       </w:r>
     </w:p>
     <w:p>
       <w:pPr>
-        <w:spacing w:after="0" w:line="480" w:lineRule="auto"/>
-        <w:rPr>
-          <w:rFonts w:ascii="Georgia Pro" w:eastAsia="Georgia Pro" w:hAnsi="Georgia Pro" w:cs="Georgia Pro"/>
-          <w:b/>
-          <w:bCs/>
-          <w:color w:val="000000" w:themeColor="text1"/>
-        </w:rPr>
-      </w:pPr>
-      <w:r>
-        <w:rPr>
-          <w:rFonts w:ascii="Georgia Pro" w:eastAsia="Georgia Pro" w:hAnsi="Georgia Pro" w:cs="Georgia Pro"/>
-          <w:b/>
-          <w:bCs/>
-          <w:color w:val="000000" w:themeColor="text1"/>
-        </w:rPr>
-        <w:t>Step 15: Add VM2 to Backend Pool</w:t>
-      </w:r>
-    </w:p>
-    <w:p>
-      <w:pPr>
-        <w:pBdr>
-          <w:top w:val="single" w:sz="4" w:space="1" w:color="auto"/>
-          <w:left w:val="single" w:sz="4" w:space="4" w:color="auto"/>
-          <w:bottom w:val="single" w:sz="4" w:space="1" w:color="auto"/>
-          <w:right w:val="single" w:sz="4" w:space="4" w:color="auto"/>
-        </w:pBdr>
-        <w:shd w:val="clear" w:color="auto" w:fill="F2F2F2" w:themeFill="background1" w:themeFillShade="F2"/>
-        <w:spacing w:after="0" w:line="480" w:lineRule="auto"/>
-        <w:rPr>
-          <w:rFonts w:ascii="Georgia Pro" w:eastAsia="Georgia Pro" w:hAnsi="Georgia Pro" w:cs="Georgia Pro"/>
-          <w:color w:val="000000" w:themeColor="text1"/>
-        </w:rPr>
-      </w:pPr>
-      <w:proofErr w:type="spellStart"/>
-      <w:r>
-        <w:rPr>
-          <w:rFonts w:ascii="Georgia Pro" w:eastAsia="Georgia Pro" w:hAnsi="Georgia Pro" w:cs="Georgia Pro"/>
-          <w:color w:val="000000" w:themeColor="text1"/>
-        </w:rPr>
-        <w:t>az</w:t>
-      </w:r>
-      <w:proofErr w:type="spellEnd"/>
-      <w:r>
-        <w:rPr>
-          <w:rFonts w:ascii="Georgia Pro" w:eastAsia="Georgia Pro" w:hAnsi="Georgia Pro" w:cs="Georgia Pro"/>
-          <w:color w:val="000000" w:themeColor="text1"/>
-        </w:rPr>
-        <w:t xml:space="preserve"> network </w:t>
-      </w:r>
-      <w:proofErr w:type="spellStart"/>
-      <w:r>
-        <w:rPr>
-          <w:rFonts w:ascii="Georgia Pro" w:eastAsia="Georgia Pro" w:hAnsi="Georgia Pro" w:cs="Georgia Pro"/>
-          <w:color w:val="000000" w:themeColor="text1"/>
-        </w:rPr>
-        <w:t>nic</w:t>
-      </w:r>
-      <w:proofErr w:type="spellEnd"/>
-      <w:r>
-        <w:rPr>
-          <w:rFonts w:ascii="Georgia Pro" w:eastAsia="Georgia Pro" w:hAnsi="Georgia Pro" w:cs="Georgia Pro"/>
-          <w:color w:val="000000" w:themeColor="text1"/>
-        </w:rPr>
-        <w:t xml:space="preserve"> </w:t>
-      </w:r>
-      <w:proofErr w:type="spellStart"/>
-      <w:r>
-        <w:rPr>
-          <w:rFonts w:ascii="Georgia Pro" w:eastAsia="Georgia Pro" w:hAnsi="Georgia Pro" w:cs="Georgia Pro"/>
-          <w:color w:val="000000" w:themeColor="text1"/>
-        </w:rPr>
-        <w:t>ip</w:t>
-      </w:r>
-      <w:proofErr w:type="spellEnd"/>
-      <w:r>
-        <w:rPr>
-          <w:rFonts w:ascii="Georgia Pro" w:eastAsia="Georgia Pro" w:hAnsi="Georgia Pro" w:cs="Georgia Pro"/>
-          <w:color w:val="000000" w:themeColor="text1"/>
-        </w:rPr>
-        <w:t>-config address-pool add \</w:t>
-      </w:r>
-      <w:r>
-        <w:rPr>
-          <w:rFonts w:ascii="Georgia Pro" w:eastAsia="Georgia Pro" w:hAnsi="Georgia Pro" w:cs="Georgia Pro"/>
-          <w:color w:val="000000" w:themeColor="text1"/>
-        </w:rPr>
-        <w:br/>
-        <w:t xml:space="preserve">--address-pool </w:t>
-      </w:r>
-      <w:proofErr w:type="spellStart"/>
-      <w:r>
-        <w:rPr>
-          <w:rFonts w:ascii="Georgia Pro" w:eastAsia="Georgia Pro" w:hAnsi="Georgia Pro" w:cs="Georgia Pro"/>
-          <w:color w:val="000000" w:themeColor="text1"/>
-        </w:rPr>
-        <w:t>myBackEndPool</w:t>
-      </w:r>
-      <w:proofErr w:type="spellEnd"/>
-      <w:r>
-        <w:rPr>
-          <w:rFonts w:ascii="Georgia Pro" w:eastAsia="Georgia Pro" w:hAnsi="Georgia Pro" w:cs="Georgia Pro"/>
-          <w:color w:val="000000" w:themeColor="text1"/>
-        </w:rPr>
-        <w:t xml:space="preserve"> \</w:t>
-      </w:r>
-      <w:r>
-        <w:rPr>
-          <w:rFonts w:ascii="Georgia Pro" w:eastAsia="Georgia Pro" w:hAnsi="Georgia Pro" w:cs="Georgia Pro"/>
-          <w:color w:val="000000" w:themeColor="text1"/>
-        </w:rPr>
-        <w:br/>
-        <w:t>--</w:t>
-      </w:r>
-      <w:proofErr w:type="spellStart"/>
-      <w:r>
-        <w:rPr>
-          <w:rFonts w:ascii="Georgia Pro" w:eastAsia="Georgia Pro" w:hAnsi="Georgia Pro" w:cs="Georgia Pro"/>
-          <w:color w:val="000000" w:themeColor="text1"/>
-        </w:rPr>
-        <w:t>ip</w:t>
-      </w:r>
-      <w:proofErr w:type="spellEnd"/>
-      <w:r>
-        <w:rPr>
-          <w:rFonts w:ascii="Georgia Pro" w:eastAsia="Georgia Pro" w:hAnsi="Georgia Pro" w:cs="Georgia Pro"/>
-          <w:color w:val="000000" w:themeColor="text1"/>
-        </w:rPr>
-        <w:t>-config-name $IPCONFIG2 \</w:t>
-      </w:r>
-      <w:r>
-        <w:rPr>
-          <w:rFonts w:ascii="Georgia Pro" w:eastAsia="Georgia Pro" w:hAnsi="Georgia Pro" w:cs="Georgia Pro"/>
-          <w:color w:val="000000" w:themeColor="text1"/>
-        </w:rPr>
-        <w:br/>
-        <w:t>--</w:t>
-      </w:r>
-      <w:proofErr w:type="spellStart"/>
-      <w:r>
-        <w:rPr>
-          <w:rFonts w:ascii="Georgia Pro" w:eastAsia="Georgia Pro" w:hAnsi="Georgia Pro" w:cs="Georgia Pro"/>
-          <w:color w:val="000000" w:themeColor="text1"/>
-        </w:rPr>
-        <w:t>nic</w:t>
-      </w:r>
-      <w:proofErr w:type="spellEnd"/>
-      <w:r>
-        <w:rPr>
-          <w:rFonts w:ascii="Georgia Pro" w:eastAsia="Georgia Pro" w:hAnsi="Georgia Pro" w:cs="Georgia Pro"/>
-          <w:color w:val="000000" w:themeColor="text1"/>
-        </w:rPr>
-        <w:t>-name $NIC2 \</w:t>
+        <w:rPr>
+          <w:rFonts w:ascii="Georgia Pro" w:eastAsia="Georgia Pro" w:hAnsi="Georgia Pro" w:cs="Georgia Pro"/>
+          <w:b/>
+          <w:bCs/>
+          <w:color w:val="000000" w:themeColor="text1"/>
+        </w:rPr>
+      </w:pPr>
+      <w:r>
+        <w:rPr>
+          <w:rFonts w:ascii="Georgia Pro" w:eastAsia="Georgia Pro" w:hAnsi="Georgia Pro" w:cs="Georgia Pro"/>
+          <w:b/>
+          <w:bCs/>
+          <w:color w:val="000000" w:themeColor="text1"/>
+        </w:rPr>
+        <w:br w:type="page"/>
+      </w:r>
+    </w:p>
+    <w:p>
+      <w:pPr>
+        <w:spacing w:after="0" w:line="480" w:lineRule="auto"/>
+        <w:rPr>
+          <w:rFonts w:ascii="Georgia Pro" w:eastAsia="Georgia Pro" w:hAnsi="Georgia Pro" w:cs="Georgia Pro"/>
+          <w:b/>
+          <w:bCs/>
+          <w:color w:val="000000" w:themeColor="text1"/>
+        </w:rPr>
+      </w:pPr>
+      <w:r>
+        <w:rPr>
+          <w:rFonts w:ascii="Georgia Pro" w:eastAsia="Georgia Pro" w:hAnsi="Georgia Pro" w:cs="Georgia Pro"/>
+          <w:b/>
+          <w:bCs/>
+          <w:color w:val="000000" w:themeColor="text1"/>
+        </w:rPr>
+        <w:lastRenderedPageBreak/>
+        <w:t>Step 17: Create Load Balancer Rule</w:t>
+      </w:r>
+    </w:p>
+    <w:p>
+      <w:pPr>
+        <w:pBdr>
+          <w:top w:val="single" w:sz="4" w:space="1" w:color="auto"/>
+          <w:left w:val="single" w:sz="4" w:space="4" w:color="auto"/>
+          <w:bottom w:val="single" w:sz="4" w:space="1" w:color="auto"/>
+          <w:right w:val="single" w:sz="4" w:space="4" w:color="auto"/>
+        </w:pBdr>
+        <w:shd w:val="clear" w:color="auto" w:fill="F2F2F2" w:themeFill="background1" w:themeFillShade="F2"/>
+        <w:spacing w:after="0" w:line="480" w:lineRule="auto"/>
+        <w:rPr>
+          <w:rFonts w:ascii="Georgia Pro" w:eastAsia="Georgia Pro" w:hAnsi="Georgia Pro" w:cs="Georgia Pro"/>
+          <w:color w:val="000000" w:themeColor="text1"/>
+        </w:rPr>
+      </w:pPr>
+      <w:r>
+        <w:rPr>
+          <w:rFonts w:ascii="Georgia Pro" w:eastAsia="Georgia Pro" w:hAnsi="Georgia Pro" w:cs="Georgia Pro"/>
+          <w:color w:val="000000" w:themeColor="text1"/>
+        </w:rPr>
+        <w:t>az network lb rule create \</w:t>
       </w:r>
       <w:r>
         <w:rPr>
@@ -5213,39 +4104,79 @@
           <w:color w:val="000000" w:themeColor="text1"/>
         </w:rPr>
         <w:br/>
-        <w:t>--</w:t>
-      </w:r>
-      <w:proofErr w:type="spellStart"/>
-      <w:r>
-        <w:rPr>
-          <w:rFonts w:ascii="Georgia Pro" w:eastAsia="Georgia Pro" w:hAnsi="Georgia Pro" w:cs="Georgia Pro"/>
-          <w:color w:val="000000" w:themeColor="text1"/>
-        </w:rPr>
-        <w:t>lb</w:t>
-      </w:r>
-      <w:proofErr w:type="spellEnd"/>
-      <w:r>
-        <w:rPr>
-          <w:rFonts w:ascii="Georgia Pro" w:eastAsia="Georgia Pro" w:hAnsi="Georgia Pro" w:cs="Georgia Pro"/>
-          <w:color w:val="000000" w:themeColor="text1"/>
-        </w:rPr>
-        <w:t>-name $LB_NAME</w:t>
-      </w:r>
-    </w:p>
-    <w:p>
-      <w:pPr>
-        <w:spacing w:after="0" w:line="480" w:lineRule="auto"/>
-        <w:rPr>
-          <w:rFonts w:ascii="Georgia Pro" w:eastAsia="Georgia Pro" w:hAnsi="Georgia Pro" w:cs="Georgia Pro"/>
-          <w:color w:val="000000" w:themeColor="text1"/>
-        </w:rPr>
-      </w:pPr>
-      <w:r>
-        <w:rPr>
-          <w:rFonts w:ascii="Georgia Pro" w:eastAsia="Georgia Pro" w:hAnsi="Georgia Pro" w:cs="Georgia Pro"/>
-          <w:color w:val="000000" w:themeColor="text1"/>
-        </w:rPr>
-        <w:pict w14:anchorId="452B2FAC">
+        <w:t>--lb-name $LB_NAME \</w:t>
+      </w:r>
+      <w:r>
+        <w:rPr>
+          <w:rFonts w:ascii="Georgia Pro" w:eastAsia="Georgia Pro" w:hAnsi="Georgia Pro" w:cs="Georgia Pro"/>
+          <w:color w:val="000000" w:themeColor="text1"/>
+        </w:rPr>
+        <w:br/>
+        <w:t>--name flaskRule \</w:t>
+      </w:r>
+      <w:r>
+        <w:rPr>
+          <w:rFonts w:ascii="Georgia Pro" w:eastAsia="Georgia Pro" w:hAnsi="Georgia Pro" w:cs="Georgia Pro"/>
+          <w:color w:val="000000" w:themeColor="text1"/>
+        </w:rPr>
+        <w:br/>
+        <w:t>--protocol tcp \</w:t>
+      </w:r>
+      <w:r>
+        <w:rPr>
+          <w:rFonts w:ascii="Georgia Pro" w:eastAsia="Georgia Pro" w:hAnsi="Georgia Pro" w:cs="Georgia Pro"/>
+          <w:color w:val="000000" w:themeColor="text1"/>
+        </w:rPr>
+        <w:br/>
+        <w:t>--frontend-port 80 \</w:t>
+      </w:r>
+      <w:r>
+        <w:rPr>
+          <w:rFonts w:ascii="Georgia Pro" w:eastAsia="Georgia Pro" w:hAnsi="Georgia Pro" w:cs="Georgia Pro"/>
+          <w:color w:val="000000" w:themeColor="text1"/>
+        </w:rPr>
+        <w:br/>
+        <w:t>--backend-port 5000 \</w:t>
+      </w:r>
+      <w:r>
+        <w:rPr>
+          <w:rFonts w:ascii="Georgia Pro" w:eastAsia="Georgia Pro" w:hAnsi="Georgia Pro" w:cs="Georgia Pro"/>
+          <w:color w:val="000000" w:themeColor="text1"/>
+        </w:rPr>
+        <w:br/>
+        <w:t>--frontend-ip-name myFrontEnd \</w:t>
+      </w:r>
+      <w:r>
+        <w:rPr>
+          <w:rFonts w:ascii="Georgia Pro" w:eastAsia="Georgia Pro" w:hAnsi="Georgia Pro" w:cs="Georgia Pro"/>
+          <w:color w:val="000000" w:themeColor="text1"/>
+        </w:rPr>
+        <w:br/>
+        <w:t>--backend-pool-name myBackEndPool \</w:t>
+      </w:r>
+      <w:r>
+        <w:rPr>
+          <w:rFonts w:ascii="Georgia Pro" w:eastAsia="Georgia Pro" w:hAnsi="Georgia Pro" w:cs="Georgia Pro"/>
+          <w:color w:val="000000" w:themeColor="text1"/>
+        </w:rPr>
+        <w:br/>
+        <w:t>--probe-name flaskProbe</w:t>
+      </w:r>
+    </w:p>
+    <w:p>
+      <w:pPr>
+        <w:spacing w:after="0" w:line="480" w:lineRule="auto"/>
+        <w:rPr>
+          <w:rFonts w:ascii="Georgia Pro" w:eastAsia="Georgia Pro" w:hAnsi="Georgia Pro" w:cs="Georgia Pro"/>
+          <w:color w:val="000000" w:themeColor="text1"/>
+        </w:rPr>
+      </w:pPr>
+      <w:r>
+        <w:rPr>
+          <w:rFonts w:ascii="Georgia Pro" w:eastAsia="Georgia Pro" w:hAnsi="Georgia Pro" w:cs="Georgia Pro"/>
+          <w:color w:val="000000" w:themeColor="text1"/>
+        </w:rPr>
+        <w:pict w14:anchorId="76C3FA14">
           <v:rect id="_x0000_i1038" style="width:0;height:1.5pt" o:hralign="center" o:hrstd="t" o:hr="t" fillcolor="#a0a0a0" stroked="f"/>
         </w:pict>
       </w:r>
@@ -5267,55 +4198,30 @@
           <w:bCs/>
           <w:color w:val="000000" w:themeColor="text1"/>
         </w:rPr>
-        <w:t>Step 16: Create Health Probe</w:t>
-      </w:r>
-    </w:p>
-    <w:p>
-      <w:pPr>
-        <w:pBdr>
-          <w:top w:val="single" w:sz="4" w:space="1" w:color="auto"/>
-          <w:left w:val="single" w:sz="4" w:space="4" w:color="auto"/>
-          <w:bottom w:val="single" w:sz="4" w:space="1" w:color="auto"/>
-          <w:right w:val="single" w:sz="4" w:space="4" w:color="auto"/>
-        </w:pBdr>
-        <w:shd w:val="clear" w:color="auto" w:fill="F2F2F2" w:themeFill="background1" w:themeFillShade="F2"/>
-        <w:spacing w:after="0" w:line="480" w:lineRule="auto"/>
-        <w:rPr>
-          <w:rFonts w:ascii="Georgia Pro" w:eastAsia="Georgia Pro" w:hAnsi="Georgia Pro" w:cs="Georgia Pro"/>
-          <w:color w:val="000000" w:themeColor="text1"/>
-        </w:rPr>
-      </w:pPr>
-      <w:proofErr w:type="spellStart"/>
-      <w:r>
-        <w:rPr>
-          <w:rFonts w:ascii="Georgia Pro" w:eastAsia="Georgia Pro" w:hAnsi="Georgia Pro" w:cs="Georgia Pro"/>
-          <w:color w:val="000000" w:themeColor="text1"/>
-        </w:rPr>
-        <w:t>az</w:t>
-      </w:r>
-      <w:proofErr w:type="spellEnd"/>
-      <w:r>
-        <w:rPr>
-          <w:rFonts w:ascii="Georgia Pro" w:eastAsia="Georgia Pro" w:hAnsi="Georgia Pro" w:cs="Georgia Pro"/>
-          <w:color w:val="000000" w:themeColor="text1"/>
-        </w:rPr>
-        <w:t xml:space="preserve"> network </w:t>
-      </w:r>
-      <w:proofErr w:type="spellStart"/>
-      <w:r>
-        <w:rPr>
-          <w:rFonts w:ascii="Georgia Pro" w:eastAsia="Georgia Pro" w:hAnsi="Georgia Pro" w:cs="Georgia Pro"/>
-          <w:color w:val="000000" w:themeColor="text1"/>
-        </w:rPr>
-        <w:t>lb</w:t>
-      </w:r>
-      <w:proofErr w:type="spellEnd"/>
-      <w:r>
-        <w:rPr>
-          <w:rFonts w:ascii="Georgia Pro" w:eastAsia="Georgia Pro" w:hAnsi="Georgia Pro" w:cs="Georgia Pro"/>
-          <w:color w:val="000000" w:themeColor="text1"/>
-        </w:rPr>
-        <w:t xml:space="preserve"> probe create \</w:t>
+        <w:t>Step 18: Get Load Balancer Public IP</w:t>
+      </w:r>
+    </w:p>
+    <w:p>
+      <w:pPr>
+        <w:pBdr>
+          <w:top w:val="single" w:sz="4" w:space="1" w:color="auto"/>
+          <w:left w:val="single" w:sz="4" w:space="4" w:color="auto"/>
+          <w:bottom w:val="single" w:sz="4" w:space="1" w:color="auto"/>
+          <w:right w:val="single" w:sz="4" w:space="4" w:color="auto"/>
+        </w:pBdr>
+        <w:shd w:val="clear" w:color="auto" w:fill="F2F2F2" w:themeFill="background1" w:themeFillShade="F2"/>
+        <w:spacing w:after="0" w:line="480" w:lineRule="auto"/>
+        <w:rPr>
+          <w:rFonts w:ascii="Georgia Pro" w:eastAsia="Georgia Pro" w:hAnsi="Georgia Pro" w:cs="Georgia Pro"/>
+          <w:color w:val="000000" w:themeColor="text1"/>
+        </w:rPr>
+      </w:pPr>
+      <w:r>
+        <w:rPr>
+          <w:rFonts w:ascii="Georgia Pro" w:eastAsia="Georgia Pro" w:hAnsi="Georgia Pro" w:cs="Georgia Pro"/>
+          <w:color w:val="000000" w:themeColor="text1"/>
+        </w:rPr>
+        <w:t>az network public-ip show \</w:t>
       </w:r>
       <w:r>
         <w:rPr>
@@ -5331,23 +4237,7 @@
           <w:color w:val="000000" w:themeColor="text1"/>
         </w:rPr>
         <w:br/>
-        <w:t>--</w:t>
-      </w:r>
-      <w:proofErr w:type="spellStart"/>
-      <w:r>
-        <w:rPr>
-          <w:rFonts w:ascii="Georgia Pro" w:eastAsia="Georgia Pro" w:hAnsi="Georgia Pro" w:cs="Georgia Pro"/>
-          <w:color w:val="000000" w:themeColor="text1"/>
-        </w:rPr>
-        <w:t>lb</w:t>
-      </w:r>
-      <w:proofErr w:type="spellEnd"/>
-      <w:r>
-        <w:rPr>
-          <w:rFonts w:ascii="Georgia Pro" w:eastAsia="Georgia Pro" w:hAnsi="Georgia Pro" w:cs="Georgia Pro"/>
-          <w:color w:val="000000" w:themeColor="text1"/>
-        </w:rPr>
-        <w:t>-name $LB_NAME \</w:t>
+        <w:t>--name python-lb-ip \</w:t>
       </w:r>
       <w:r>
         <w:rPr>
@@ -5355,23 +4245,7 @@
           <w:color w:val="000000" w:themeColor="text1"/>
         </w:rPr>
         <w:br/>
-        <w:t xml:space="preserve">--name </w:t>
-      </w:r>
-      <w:proofErr w:type="spellStart"/>
-      <w:r>
-        <w:rPr>
-          <w:rFonts w:ascii="Georgia Pro" w:eastAsia="Georgia Pro" w:hAnsi="Georgia Pro" w:cs="Georgia Pro"/>
-          <w:color w:val="000000" w:themeColor="text1"/>
-        </w:rPr>
-        <w:t>flaskProbe</w:t>
-      </w:r>
-      <w:proofErr w:type="spellEnd"/>
-      <w:r>
-        <w:rPr>
-          <w:rFonts w:ascii="Georgia Pro" w:eastAsia="Georgia Pro" w:hAnsi="Georgia Pro" w:cs="Georgia Pro"/>
-          <w:color w:val="000000" w:themeColor="text1"/>
-        </w:rPr>
-        <w:t xml:space="preserve"> \</w:t>
+        <w:t>--query ipAddress \</w:t>
       </w:r>
       <w:r>
         <w:rPr>
@@ -5379,137 +4253,308 @@
           <w:color w:val="000000" w:themeColor="text1"/>
         </w:rPr>
         <w:br/>
-        <w:t xml:space="preserve">--protocol </w:t>
-      </w:r>
-      <w:proofErr w:type="spellStart"/>
-      <w:r>
-        <w:rPr>
-          <w:rFonts w:ascii="Georgia Pro" w:eastAsia="Georgia Pro" w:hAnsi="Georgia Pro" w:cs="Georgia Pro"/>
-          <w:color w:val="000000" w:themeColor="text1"/>
-        </w:rPr>
-        <w:t>tcp</w:t>
-      </w:r>
-      <w:proofErr w:type="spellEnd"/>
-      <w:r>
-        <w:rPr>
-          <w:rFonts w:ascii="Georgia Pro" w:eastAsia="Georgia Pro" w:hAnsi="Georgia Pro" w:cs="Georgia Pro"/>
-          <w:color w:val="000000" w:themeColor="text1"/>
-        </w:rPr>
-        <w:t xml:space="preserve"> \</w:t>
-      </w:r>
-      <w:r>
-        <w:rPr>
-          <w:rFonts w:ascii="Georgia Pro" w:eastAsia="Georgia Pro" w:hAnsi="Georgia Pro" w:cs="Georgia Pro"/>
-          <w:color w:val="000000" w:themeColor="text1"/>
-        </w:rPr>
-        <w:br/>
-        <w:t>--port 5000</w:t>
-      </w:r>
-    </w:p>
-    <w:p>
-      <w:pPr>
-        <w:spacing w:after="0" w:line="480" w:lineRule="auto"/>
-        <w:rPr>
-          <w:rFonts w:ascii="Georgia Pro" w:eastAsia="Georgia Pro" w:hAnsi="Georgia Pro" w:cs="Georgia Pro"/>
-          <w:color w:val="000000" w:themeColor="text1"/>
-        </w:rPr>
-      </w:pPr>
-      <w:r>
-        <w:rPr>
-          <w:rFonts w:ascii="Georgia Pro" w:eastAsia="Georgia Pro" w:hAnsi="Georgia Pro" w:cs="Georgia Pro"/>
-          <w:color w:val="000000" w:themeColor="text1"/>
-        </w:rPr>
-        <w:pict w14:anchorId="24D0BBDE">
+        <w:t>-o tsv</w:t>
+      </w:r>
+    </w:p>
+    <w:p>
+      <w:pPr>
+        <w:spacing w:after="0" w:line="480" w:lineRule="auto"/>
+        <w:rPr>
+          <w:rFonts w:ascii="Georgia Pro" w:eastAsia="Georgia Pro" w:hAnsi="Georgia Pro" w:cs="Georgia Pro"/>
+          <w:color w:val="000000" w:themeColor="text1"/>
+        </w:rPr>
+      </w:pPr>
+    </w:p>
+    <w:p>
+      <w:pPr>
+        <w:spacing w:after="0" w:line="480" w:lineRule="auto"/>
+        <w:rPr>
+          <w:rFonts w:ascii="Georgia Pro" w:eastAsia="Georgia Pro" w:hAnsi="Georgia Pro" w:cs="Georgia Pro"/>
+          <w:color w:val="000000" w:themeColor="text1"/>
+        </w:rPr>
+      </w:pPr>
+      <w:r>
+        <w:rPr>
+          <w:rFonts w:ascii="Georgia Pro" w:eastAsia="Georgia Pro" w:hAnsi="Georgia Pro" w:cs="Georgia Pro"/>
+          <w:color w:val="000000" w:themeColor="text1"/>
+        </w:rPr>
+        <w:t>Example Output:</w:t>
+      </w:r>
+    </w:p>
+    <w:p>
+      <w:pPr>
+        <w:spacing w:after="0" w:line="480" w:lineRule="auto"/>
+        <w:rPr>
+          <w:rFonts w:ascii="Georgia Pro" w:eastAsia="Georgia Pro" w:hAnsi="Georgia Pro" w:cs="Georgia Pro"/>
+          <w:color w:val="000000" w:themeColor="text1"/>
+        </w:rPr>
+      </w:pPr>
+      <w:r>
+        <w:rPr>
+          <w:rFonts w:ascii="Georgia Pro" w:eastAsia="Georgia Pro" w:hAnsi="Georgia Pro" w:cs="Georgia Pro"/>
+          <w:color w:val="000000" w:themeColor="text1"/>
+        </w:rPr>
+        <w:t>20.xx.xx.xx</w:t>
+      </w:r>
+    </w:p>
+    <w:p>
+      <w:pPr>
+        <w:spacing w:after="0" w:line="480" w:lineRule="auto"/>
+        <w:rPr>
+          <w:rFonts w:ascii="Georgia Pro" w:eastAsia="Georgia Pro" w:hAnsi="Georgia Pro" w:cs="Georgia Pro"/>
+          <w:color w:val="000000" w:themeColor="text1"/>
+        </w:rPr>
+      </w:pPr>
+      <w:r>
+        <w:rPr>
+          <w:rFonts w:ascii="Georgia Pro" w:eastAsia="Georgia Pro" w:hAnsi="Georgia Pro" w:cs="Georgia Pro"/>
+          <w:color w:val="000000" w:themeColor="text1"/>
+        </w:rPr>
+        <w:pict w14:anchorId="575DC794">
           <v:rect id="_x0000_i1039" style="width:0;height:1.5pt" o:hralign="center" o:hrstd="t" o:hr="t" fillcolor="#a0a0a0" stroked="f"/>
         </w:pict>
       </w:r>
     </w:p>
     <w:p>
       <w:pPr>
-        <w:rPr>
-          <w:rFonts w:ascii="Georgia Pro" w:eastAsia="Georgia Pro" w:hAnsi="Georgia Pro" w:cs="Georgia Pro"/>
-          <w:b/>
-          <w:bCs/>
-          <w:color w:val="000000" w:themeColor="text1"/>
-        </w:rPr>
-      </w:pPr>
-      <w:r>
-        <w:rPr>
-          <w:rFonts w:ascii="Georgia Pro" w:eastAsia="Georgia Pro" w:hAnsi="Georgia Pro" w:cs="Georgia Pro"/>
-          <w:b/>
-          <w:bCs/>
-          <w:color w:val="000000" w:themeColor="text1"/>
-        </w:rPr>
-        <w:br w:type="page"/>
-      </w:r>
-    </w:p>
-    <w:p>
-      <w:pPr>
-        <w:spacing w:after="0" w:line="480" w:lineRule="auto"/>
-        <w:rPr>
-          <w:rFonts w:ascii="Georgia Pro" w:eastAsia="Georgia Pro" w:hAnsi="Georgia Pro" w:cs="Georgia Pro"/>
-          <w:b/>
-          <w:bCs/>
-          <w:color w:val="000000" w:themeColor="text1"/>
-        </w:rPr>
-      </w:pPr>
-      <w:r>
-        <w:rPr>
-          <w:rFonts w:ascii="Georgia Pro" w:eastAsia="Georgia Pro" w:hAnsi="Georgia Pro" w:cs="Georgia Pro"/>
-          <w:b/>
-          <w:bCs/>
+        <w:spacing w:after="0" w:line="480" w:lineRule="auto"/>
+        <w:rPr>
+          <w:rFonts w:ascii="Georgia Pro" w:eastAsia="Georgia Pro" w:hAnsi="Georgia Pro" w:cs="Georgia Pro"/>
+          <w:b/>
+          <w:bCs/>
+          <w:color w:val="000000" w:themeColor="text1"/>
+        </w:rPr>
+      </w:pPr>
+      <w:r>
+        <w:rPr>
+          <w:rFonts w:ascii="Georgia Pro" w:eastAsia="Georgia Pro" w:hAnsi="Georgia Pro" w:cs="Georgia Pro"/>
+          <w:b/>
+          <w:bCs/>
+          <w:color w:val="000000" w:themeColor="text1"/>
+        </w:rPr>
+        <w:t>Step 19: Access Application</w:t>
+      </w:r>
+    </w:p>
+    <w:p>
+      <w:pPr>
+        <w:spacing w:after="0" w:line="480" w:lineRule="auto"/>
+        <w:rPr>
+          <w:rFonts w:ascii="Georgia Pro" w:eastAsia="Georgia Pro" w:hAnsi="Georgia Pro" w:cs="Georgia Pro"/>
+          <w:color w:val="000000" w:themeColor="text1"/>
+        </w:rPr>
+      </w:pPr>
+      <w:r>
+        <w:rPr>
+          <w:rFonts w:ascii="Georgia Pro" w:eastAsia="Georgia Pro" w:hAnsi="Georgia Pro" w:cs="Georgia Pro"/>
+          <w:color w:val="000000" w:themeColor="text1"/>
+        </w:rPr>
+        <w:t>Open browser:</w:t>
+      </w:r>
+    </w:p>
+    <w:p>
+      <w:pPr>
+        <w:spacing w:after="0" w:line="480" w:lineRule="auto"/>
+        <w:rPr>
+          <w:rFonts w:ascii="Georgia Pro" w:eastAsia="Georgia Pro" w:hAnsi="Georgia Pro" w:cs="Georgia Pro"/>
+          <w:color w:val="000000" w:themeColor="text1"/>
+        </w:rPr>
+      </w:pPr>
+      <w:r>
+        <w:rPr>
+          <w:rFonts w:ascii="Georgia Pro" w:eastAsia="Georgia Pro" w:hAnsi="Georgia Pro" w:cs="Georgia Pro"/>
+          <w:color w:val="000000" w:themeColor="text1"/>
+        </w:rPr>
+        <w:t>http://LOAD-BALANCER-PUBLIC-IP</w:t>
+      </w:r>
+    </w:p>
+    <w:p>
+      <w:pPr>
+        <w:spacing w:after="0" w:line="480" w:lineRule="auto"/>
+        <w:rPr>
+          <w:rFonts w:ascii="Georgia Pro" w:eastAsia="Georgia Pro" w:hAnsi="Georgia Pro" w:cs="Georgia Pro"/>
+          <w:color w:val="000000" w:themeColor="text1"/>
+        </w:rPr>
+      </w:pPr>
+      <w:r>
+        <w:rPr>
+          <w:rFonts w:ascii="Georgia Pro" w:eastAsia="Georgia Pro" w:hAnsi="Georgia Pro" w:cs="Georgia Pro"/>
+          <w:color w:val="000000" w:themeColor="text1"/>
+        </w:rPr>
+        <w:t>Example:</w:t>
+      </w:r>
+    </w:p>
+    <w:p>
+      <w:pPr>
+        <w:spacing w:after="0" w:line="480" w:lineRule="auto"/>
+        <w:rPr>
+          <w:rFonts w:ascii="Georgia Pro" w:eastAsia="Georgia Pro" w:hAnsi="Georgia Pro" w:cs="Georgia Pro"/>
+          <w:color w:val="000000" w:themeColor="text1"/>
+        </w:rPr>
+      </w:pPr>
+      <w:r>
+        <w:rPr>
+          <w:rFonts w:ascii="Georgia Pro" w:eastAsia="Georgia Pro" w:hAnsi="Georgia Pro" w:cs="Georgia Pro"/>
+          <w:color w:val="000000" w:themeColor="text1"/>
+        </w:rPr>
+        <w:t>http://20.xx.xx.xx</w:t>
+      </w:r>
+    </w:p>
+    <w:p>
+      <w:pPr>
+        <w:spacing w:after="0" w:line="480" w:lineRule="auto"/>
+        <w:rPr>
+          <w:rFonts w:ascii="Georgia Pro" w:eastAsia="Georgia Pro" w:hAnsi="Georgia Pro" w:cs="Georgia Pro"/>
+          <w:color w:val="000000" w:themeColor="text1"/>
+        </w:rPr>
+      </w:pPr>
+      <w:r>
+        <w:rPr>
+          <w:rFonts w:ascii="Georgia Pro" w:eastAsia="Georgia Pro" w:hAnsi="Georgia Pro" w:cs="Georgia Pro"/>
           <w:color w:val="000000" w:themeColor="text1"/>
         </w:rPr>
         <w:lastRenderedPageBreak/>
-        <w:t>Step 17: Create Load Balancer Rule</w:t>
-      </w:r>
-    </w:p>
-    <w:p>
-      <w:pPr>
-        <w:pBdr>
-          <w:top w:val="single" w:sz="4" w:space="1" w:color="auto"/>
-          <w:left w:val="single" w:sz="4" w:space="4" w:color="auto"/>
-          <w:bottom w:val="single" w:sz="4" w:space="1" w:color="auto"/>
-          <w:right w:val="single" w:sz="4" w:space="4" w:color="auto"/>
-        </w:pBdr>
-        <w:shd w:val="clear" w:color="auto" w:fill="F2F2F2" w:themeFill="background1" w:themeFillShade="F2"/>
-        <w:spacing w:after="0" w:line="480" w:lineRule="auto"/>
-        <w:rPr>
-          <w:rFonts w:ascii="Georgia Pro" w:eastAsia="Georgia Pro" w:hAnsi="Georgia Pro" w:cs="Georgia Pro"/>
-          <w:color w:val="000000" w:themeColor="text1"/>
-        </w:rPr>
-      </w:pPr>
-      <w:proofErr w:type="spellStart"/>
-      <w:r>
-        <w:rPr>
-          <w:rFonts w:ascii="Georgia Pro" w:eastAsia="Georgia Pro" w:hAnsi="Georgia Pro" w:cs="Georgia Pro"/>
-          <w:color w:val="000000" w:themeColor="text1"/>
-        </w:rPr>
-        <w:t>az</w:t>
-      </w:r>
-      <w:proofErr w:type="spellEnd"/>
-      <w:r>
-        <w:rPr>
-          <w:rFonts w:ascii="Georgia Pro" w:eastAsia="Georgia Pro" w:hAnsi="Georgia Pro" w:cs="Georgia Pro"/>
-          <w:color w:val="000000" w:themeColor="text1"/>
-        </w:rPr>
-        <w:t xml:space="preserve"> network </w:t>
-      </w:r>
-      <w:proofErr w:type="spellStart"/>
-      <w:r>
-        <w:rPr>
-          <w:rFonts w:ascii="Georgia Pro" w:eastAsia="Georgia Pro" w:hAnsi="Georgia Pro" w:cs="Georgia Pro"/>
-          <w:color w:val="000000" w:themeColor="text1"/>
-        </w:rPr>
-        <w:t>lb</w:t>
-      </w:r>
-      <w:proofErr w:type="spellEnd"/>
-      <w:r>
-        <w:rPr>
-          <w:rFonts w:ascii="Georgia Pro" w:eastAsia="Georgia Pro" w:hAnsi="Georgia Pro" w:cs="Georgia Pro"/>
-          <w:color w:val="000000" w:themeColor="text1"/>
-        </w:rPr>
-        <w:t xml:space="preserve"> rule create \</w:t>
+        <w:t>Refresh multiple times.</w:t>
+      </w:r>
+    </w:p>
+    <w:p>
+      <w:pPr>
+        <w:spacing w:after="0" w:line="480" w:lineRule="auto"/>
+        <w:rPr>
+          <w:rFonts w:ascii="Georgia Pro" w:eastAsia="Georgia Pro" w:hAnsi="Georgia Pro" w:cs="Georgia Pro"/>
+          <w:color w:val="000000" w:themeColor="text1"/>
+        </w:rPr>
+      </w:pPr>
+      <w:r>
+        <w:rPr>
+          <w:rFonts w:ascii="Georgia Pro" w:eastAsia="Georgia Pro" w:hAnsi="Georgia Pro" w:cs="Georgia Pro"/>
+          <w:color w:val="000000" w:themeColor="text1"/>
+        </w:rPr>
+        <w:t>You should see:</w:t>
+      </w:r>
+    </w:p>
+    <w:p>
+      <w:pPr>
+        <w:spacing w:after="0" w:line="480" w:lineRule="auto"/>
+        <w:rPr>
+          <w:rFonts w:ascii="Georgia Pro" w:eastAsia="Georgia Pro" w:hAnsi="Georgia Pro" w:cs="Georgia Pro"/>
+          <w:color w:val="000000" w:themeColor="text1"/>
+        </w:rPr>
+      </w:pPr>
+      <w:r>
+        <w:rPr>
+          <w:rFonts w:ascii="Georgia Pro" w:eastAsia="Georgia Pro" w:hAnsi="Georgia Pro" w:cs="Georgia Pro"/>
+          <w:color w:val="000000" w:themeColor="text1"/>
+        </w:rPr>
+        <w:t>Welcome from VM1</w:t>
+      </w:r>
+    </w:p>
+    <w:p>
+      <w:pPr>
+        <w:spacing w:after="0" w:line="480" w:lineRule="auto"/>
+        <w:rPr>
+          <w:rFonts w:ascii="Georgia Pro" w:eastAsia="Georgia Pro" w:hAnsi="Georgia Pro" w:cs="Georgia Pro"/>
+          <w:color w:val="000000" w:themeColor="text1"/>
+        </w:rPr>
+      </w:pPr>
+      <w:r>
+        <w:rPr>
+          <w:rFonts w:ascii="Georgia Pro" w:eastAsia="Georgia Pro" w:hAnsi="Georgia Pro" w:cs="Georgia Pro"/>
+          <w:color w:val="000000" w:themeColor="text1"/>
+        </w:rPr>
+        <w:t>and:</w:t>
+      </w:r>
+    </w:p>
+    <w:p>
+      <w:pPr>
+        <w:spacing w:after="0" w:line="480" w:lineRule="auto"/>
+        <w:rPr>
+          <w:rFonts w:ascii="Georgia Pro" w:eastAsia="Georgia Pro" w:hAnsi="Georgia Pro" w:cs="Georgia Pro"/>
+          <w:color w:val="000000" w:themeColor="text1"/>
+        </w:rPr>
+      </w:pPr>
+      <w:r>
+        <w:rPr>
+          <w:rFonts w:ascii="Georgia Pro" w:eastAsia="Georgia Pro" w:hAnsi="Georgia Pro" w:cs="Georgia Pro"/>
+          <w:color w:val="000000" w:themeColor="text1"/>
+        </w:rPr>
+        <w:t>Welcome from VM2</w:t>
+      </w:r>
+    </w:p>
+    <w:p>
+      <w:pPr>
+        <w:spacing w:after="0" w:line="480" w:lineRule="auto"/>
+        <w:rPr>
+          <w:rFonts w:ascii="Georgia Pro" w:eastAsia="Georgia Pro" w:hAnsi="Georgia Pro" w:cs="Georgia Pro"/>
+          <w:color w:val="000000" w:themeColor="text1"/>
+        </w:rPr>
+      </w:pPr>
+      <w:r>
+        <w:rPr>
+          <w:rFonts w:ascii="Georgia Pro" w:eastAsia="Georgia Pro" w:hAnsi="Georgia Pro" w:cs="Georgia Pro"/>
+          <w:color w:val="000000" w:themeColor="text1"/>
+        </w:rPr>
+        <w:t>This confirms Load Balancer is distributing traffic automatically.</w:t>
+      </w:r>
+    </w:p>
+    <w:p>
+      <w:pPr>
+        <w:spacing w:after="0" w:line="480" w:lineRule="auto"/>
+        <w:rPr>
+          <w:rFonts w:ascii="Georgia Pro" w:eastAsia="Georgia Pro" w:hAnsi="Georgia Pro" w:cs="Georgia Pro"/>
+          <w:color w:val="000000" w:themeColor="text1"/>
+        </w:rPr>
+      </w:pPr>
+      <w:r>
+        <w:rPr>
+          <w:rFonts w:ascii="Georgia Pro" w:eastAsia="Georgia Pro" w:hAnsi="Georgia Pro" w:cs="Georgia Pro"/>
+          <w:color w:val="000000" w:themeColor="text1"/>
+        </w:rPr>
+        <w:pict w14:anchorId="43BE4B69">
+          <v:rect id="_x0000_i1040" style="width:0;height:1.5pt" o:hralign="center" o:hrstd="t" o:hr="t" fillcolor="#a0a0a0" stroked="f"/>
+        </w:pict>
+      </w:r>
+    </w:p>
+    <w:p>
+      <w:pPr>
+        <w:spacing w:after="0" w:line="480" w:lineRule="auto"/>
+        <w:rPr>
+          <w:rFonts w:ascii="Georgia Pro" w:eastAsia="Georgia Pro" w:hAnsi="Georgia Pro" w:cs="Georgia Pro"/>
+          <w:b/>
+          <w:bCs/>
+          <w:color w:val="000000" w:themeColor="text1"/>
+        </w:rPr>
+      </w:pPr>
+      <w:r>
+        <w:rPr>
+          <w:rFonts w:ascii="Georgia Pro" w:eastAsia="Georgia Pro" w:hAnsi="Georgia Pro" w:cs="Georgia Pro"/>
+          <w:b/>
+          <w:bCs/>
+          <w:color w:val="000000" w:themeColor="text1"/>
+        </w:rPr>
+        <w:t>Step 20: Verify Backend Pool</w:t>
+      </w:r>
+    </w:p>
+    <w:p>
+      <w:pPr>
+        <w:pBdr>
+          <w:top w:val="single" w:sz="4" w:space="1" w:color="auto"/>
+          <w:left w:val="single" w:sz="4" w:space="4" w:color="auto"/>
+          <w:bottom w:val="single" w:sz="4" w:space="1" w:color="auto"/>
+          <w:right w:val="single" w:sz="4" w:space="4" w:color="auto"/>
+        </w:pBdr>
+        <w:shd w:val="clear" w:color="auto" w:fill="F2F2F2" w:themeFill="background1" w:themeFillShade="F2"/>
+        <w:spacing w:after="0" w:line="480" w:lineRule="auto"/>
+        <w:rPr>
+          <w:rFonts w:ascii="Georgia Pro" w:eastAsia="Georgia Pro" w:hAnsi="Georgia Pro" w:cs="Georgia Pro"/>
+          <w:color w:val="000000" w:themeColor="text1"/>
+        </w:rPr>
+      </w:pPr>
+      <w:r>
+        <w:rPr>
+          <w:rFonts w:ascii="Georgia Pro" w:eastAsia="Georgia Pro" w:hAnsi="Georgia Pro" w:cs="Georgia Pro"/>
+          <w:color w:val="000000" w:themeColor="text1"/>
+        </w:rPr>
+        <w:t>az network lb address-pool show \</w:t>
       </w:r>
       <w:r>
         <w:rPr>
@@ -5525,23 +4570,7 @@
           <w:color w:val="000000" w:themeColor="text1"/>
         </w:rPr>
         <w:br/>
-        <w:t>--</w:t>
-      </w:r>
-      <w:proofErr w:type="spellStart"/>
-      <w:r>
-        <w:rPr>
-          <w:rFonts w:ascii="Georgia Pro" w:eastAsia="Georgia Pro" w:hAnsi="Georgia Pro" w:cs="Georgia Pro"/>
-          <w:color w:val="000000" w:themeColor="text1"/>
-        </w:rPr>
-        <w:t>lb</w:t>
-      </w:r>
-      <w:proofErr w:type="spellEnd"/>
-      <w:r>
-        <w:rPr>
-          <w:rFonts w:ascii="Georgia Pro" w:eastAsia="Georgia Pro" w:hAnsi="Georgia Pro" w:cs="Georgia Pro"/>
-          <w:color w:val="000000" w:themeColor="text1"/>
-        </w:rPr>
-        <w:t>-name $LB_NAME \</w:t>
+        <w:t>--lb-name $LB_NAME \</w:t>
       </w:r>
       <w:r>
         <w:rPr>
@@ -5549,376 +4578,23 @@
           <w:color w:val="000000" w:themeColor="text1"/>
         </w:rPr>
         <w:br/>
-        <w:t xml:space="preserve">--name </w:t>
-      </w:r>
-      <w:proofErr w:type="spellStart"/>
-      <w:r>
-        <w:rPr>
-          <w:rFonts w:ascii="Georgia Pro" w:eastAsia="Georgia Pro" w:hAnsi="Georgia Pro" w:cs="Georgia Pro"/>
-          <w:color w:val="000000" w:themeColor="text1"/>
-        </w:rPr>
-        <w:t>flaskRule</w:t>
-      </w:r>
-      <w:proofErr w:type="spellEnd"/>
-      <w:r>
-        <w:rPr>
-          <w:rFonts w:ascii="Georgia Pro" w:eastAsia="Georgia Pro" w:hAnsi="Georgia Pro" w:cs="Georgia Pro"/>
-          <w:color w:val="000000" w:themeColor="text1"/>
-        </w:rPr>
-        <w:t xml:space="preserve"> \</w:t>
-      </w:r>
-      <w:r>
-        <w:rPr>
-          <w:rFonts w:ascii="Georgia Pro" w:eastAsia="Georgia Pro" w:hAnsi="Georgia Pro" w:cs="Georgia Pro"/>
-          <w:color w:val="000000" w:themeColor="text1"/>
-        </w:rPr>
-        <w:br/>
-        <w:t xml:space="preserve">--protocol </w:t>
-      </w:r>
-      <w:proofErr w:type="spellStart"/>
-      <w:r>
-        <w:rPr>
-          <w:rFonts w:ascii="Georgia Pro" w:eastAsia="Georgia Pro" w:hAnsi="Georgia Pro" w:cs="Georgia Pro"/>
-          <w:color w:val="000000" w:themeColor="text1"/>
-        </w:rPr>
-        <w:t>tcp</w:t>
-      </w:r>
-      <w:proofErr w:type="spellEnd"/>
-      <w:r>
-        <w:rPr>
-          <w:rFonts w:ascii="Georgia Pro" w:eastAsia="Georgia Pro" w:hAnsi="Georgia Pro" w:cs="Georgia Pro"/>
-          <w:color w:val="000000" w:themeColor="text1"/>
-        </w:rPr>
-        <w:t xml:space="preserve"> \</w:t>
-      </w:r>
-      <w:r>
-        <w:rPr>
-          <w:rFonts w:ascii="Georgia Pro" w:eastAsia="Georgia Pro" w:hAnsi="Georgia Pro" w:cs="Georgia Pro"/>
-          <w:color w:val="000000" w:themeColor="text1"/>
-        </w:rPr>
-        <w:br/>
-        <w:t>--frontend-port 80 \</w:t>
-      </w:r>
-      <w:r>
-        <w:rPr>
-          <w:rFonts w:ascii="Georgia Pro" w:eastAsia="Georgia Pro" w:hAnsi="Georgia Pro" w:cs="Georgia Pro"/>
-          <w:color w:val="000000" w:themeColor="text1"/>
-        </w:rPr>
-        <w:br/>
-        <w:t>--backend-port 5000 \</w:t>
-      </w:r>
-      <w:r>
-        <w:rPr>
-          <w:rFonts w:ascii="Georgia Pro" w:eastAsia="Georgia Pro" w:hAnsi="Georgia Pro" w:cs="Georgia Pro"/>
-          <w:color w:val="000000" w:themeColor="text1"/>
-        </w:rPr>
-        <w:br/>
-        <w:t>--frontend-</w:t>
-      </w:r>
-      <w:proofErr w:type="spellStart"/>
-      <w:r>
-        <w:rPr>
-          <w:rFonts w:ascii="Georgia Pro" w:eastAsia="Georgia Pro" w:hAnsi="Georgia Pro" w:cs="Georgia Pro"/>
-          <w:color w:val="000000" w:themeColor="text1"/>
-        </w:rPr>
-        <w:t>ip</w:t>
-      </w:r>
-      <w:proofErr w:type="spellEnd"/>
-      <w:r>
-        <w:rPr>
-          <w:rFonts w:ascii="Georgia Pro" w:eastAsia="Georgia Pro" w:hAnsi="Georgia Pro" w:cs="Georgia Pro"/>
-          <w:color w:val="000000" w:themeColor="text1"/>
-        </w:rPr>
-        <w:t xml:space="preserve">-name </w:t>
-      </w:r>
-      <w:proofErr w:type="spellStart"/>
-      <w:r>
-        <w:rPr>
-          <w:rFonts w:ascii="Georgia Pro" w:eastAsia="Georgia Pro" w:hAnsi="Georgia Pro" w:cs="Georgia Pro"/>
-          <w:color w:val="000000" w:themeColor="text1"/>
-        </w:rPr>
-        <w:t>myFrontEnd</w:t>
-      </w:r>
-      <w:proofErr w:type="spellEnd"/>
-      <w:r>
-        <w:rPr>
-          <w:rFonts w:ascii="Georgia Pro" w:eastAsia="Georgia Pro" w:hAnsi="Georgia Pro" w:cs="Georgia Pro"/>
-          <w:color w:val="000000" w:themeColor="text1"/>
-        </w:rPr>
-        <w:t xml:space="preserve"> \</w:t>
-      </w:r>
-      <w:r>
-        <w:rPr>
-          <w:rFonts w:ascii="Georgia Pro" w:eastAsia="Georgia Pro" w:hAnsi="Georgia Pro" w:cs="Georgia Pro"/>
-          <w:color w:val="000000" w:themeColor="text1"/>
-        </w:rPr>
-        <w:br/>
-        <w:t xml:space="preserve">--backend-pool-name </w:t>
-      </w:r>
-      <w:proofErr w:type="spellStart"/>
-      <w:r>
-        <w:rPr>
-          <w:rFonts w:ascii="Georgia Pro" w:eastAsia="Georgia Pro" w:hAnsi="Georgia Pro" w:cs="Georgia Pro"/>
-          <w:color w:val="000000" w:themeColor="text1"/>
-        </w:rPr>
-        <w:t>myBackEndPool</w:t>
-      </w:r>
-      <w:proofErr w:type="spellEnd"/>
-      <w:r>
-        <w:rPr>
-          <w:rFonts w:ascii="Georgia Pro" w:eastAsia="Georgia Pro" w:hAnsi="Georgia Pro" w:cs="Georgia Pro"/>
-          <w:color w:val="000000" w:themeColor="text1"/>
-        </w:rPr>
-        <w:t xml:space="preserve"> \</w:t>
-      </w:r>
-      <w:r>
-        <w:rPr>
-          <w:rFonts w:ascii="Georgia Pro" w:eastAsia="Georgia Pro" w:hAnsi="Georgia Pro" w:cs="Georgia Pro"/>
-          <w:color w:val="000000" w:themeColor="text1"/>
-        </w:rPr>
-        <w:br/>
-        <w:t xml:space="preserve">--probe-name </w:t>
-      </w:r>
-      <w:proofErr w:type="spellStart"/>
-      <w:r>
-        <w:rPr>
-          <w:rFonts w:ascii="Georgia Pro" w:eastAsia="Georgia Pro" w:hAnsi="Georgia Pro" w:cs="Georgia Pro"/>
-          <w:color w:val="000000" w:themeColor="text1"/>
-        </w:rPr>
-        <w:t>flaskProbe</w:t>
-      </w:r>
-      <w:proofErr w:type="spellEnd"/>
-    </w:p>
-    <w:p>
-      <w:pPr>
-        <w:spacing w:after="0" w:line="480" w:lineRule="auto"/>
-        <w:rPr>
-          <w:rFonts w:ascii="Georgia Pro" w:eastAsia="Georgia Pro" w:hAnsi="Georgia Pro" w:cs="Georgia Pro"/>
-          <w:color w:val="000000" w:themeColor="text1"/>
-        </w:rPr>
-      </w:pPr>
-      <w:r>
-        <w:rPr>
-          <w:rFonts w:ascii="Georgia Pro" w:eastAsia="Georgia Pro" w:hAnsi="Georgia Pro" w:cs="Georgia Pro"/>
-          <w:color w:val="000000" w:themeColor="text1"/>
-        </w:rPr>
-        <w:pict w14:anchorId="76C3FA14">
-          <v:rect id="_x0000_i1040" style="width:0;height:1.5pt" o:hralign="center" o:hrstd="t" o:hr="t" fillcolor="#a0a0a0" stroked="f"/>
-        </w:pict>
-      </w:r>
-    </w:p>
-    <w:p>
-      <w:pPr>
-        <w:spacing w:after="0" w:line="480" w:lineRule="auto"/>
-        <w:rPr>
-          <w:rFonts w:ascii="Georgia Pro" w:eastAsia="Georgia Pro" w:hAnsi="Georgia Pro" w:cs="Georgia Pro"/>
-          <w:b/>
-          <w:bCs/>
-          <w:color w:val="000000" w:themeColor="text1"/>
-        </w:rPr>
-      </w:pPr>
-      <w:r>
-        <w:rPr>
-          <w:rFonts w:ascii="Georgia Pro" w:eastAsia="Georgia Pro" w:hAnsi="Georgia Pro" w:cs="Georgia Pro"/>
-          <w:b/>
-          <w:bCs/>
-          <w:color w:val="000000" w:themeColor="text1"/>
-        </w:rPr>
-        <w:t>Step 18: Get Load Balancer Public IP</w:t>
-      </w:r>
-    </w:p>
-    <w:p>
-      <w:pPr>
-        <w:pBdr>
-          <w:top w:val="single" w:sz="4" w:space="1" w:color="auto"/>
-          <w:left w:val="single" w:sz="4" w:space="4" w:color="auto"/>
-          <w:bottom w:val="single" w:sz="4" w:space="1" w:color="auto"/>
-          <w:right w:val="single" w:sz="4" w:space="4" w:color="auto"/>
-        </w:pBdr>
-        <w:shd w:val="clear" w:color="auto" w:fill="F2F2F2" w:themeFill="background1" w:themeFillShade="F2"/>
-        <w:spacing w:after="0" w:line="480" w:lineRule="auto"/>
-        <w:rPr>
-          <w:rFonts w:ascii="Georgia Pro" w:eastAsia="Georgia Pro" w:hAnsi="Georgia Pro" w:cs="Georgia Pro"/>
-          <w:color w:val="000000" w:themeColor="text1"/>
-        </w:rPr>
-      </w:pPr>
-      <w:proofErr w:type="spellStart"/>
-      <w:r>
-        <w:rPr>
-          <w:rFonts w:ascii="Georgia Pro" w:eastAsia="Georgia Pro" w:hAnsi="Georgia Pro" w:cs="Georgia Pro"/>
-          <w:color w:val="000000" w:themeColor="text1"/>
-        </w:rPr>
-        <w:t>az</w:t>
-      </w:r>
-      <w:proofErr w:type="spellEnd"/>
-      <w:r>
-        <w:rPr>
-          <w:rFonts w:ascii="Georgia Pro" w:eastAsia="Georgia Pro" w:hAnsi="Georgia Pro" w:cs="Georgia Pro"/>
-          <w:color w:val="000000" w:themeColor="text1"/>
-        </w:rPr>
-        <w:t xml:space="preserve"> network public-</w:t>
-      </w:r>
-      <w:proofErr w:type="spellStart"/>
-      <w:r>
-        <w:rPr>
-          <w:rFonts w:ascii="Georgia Pro" w:eastAsia="Georgia Pro" w:hAnsi="Georgia Pro" w:cs="Georgia Pro"/>
-          <w:color w:val="000000" w:themeColor="text1"/>
-        </w:rPr>
-        <w:t>ip</w:t>
-      </w:r>
-      <w:proofErr w:type="spellEnd"/>
-      <w:r>
-        <w:rPr>
-          <w:rFonts w:ascii="Georgia Pro" w:eastAsia="Georgia Pro" w:hAnsi="Georgia Pro" w:cs="Georgia Pro"/>
-          <w:color w:val="000000" w:themeColor="text1"/>
-        </w:rPr>
-        <w:t xml:space="preserve"> show \</w:t>
-      </w:r>
-      <w:r>
-        <w:rPr>
-          <w:rFonts w:ascii="Georgia Pro" w:eastAsia="Georgia Pro" w:hAnsi="Georgia Pro" w:cs="Georgia Pro"/>
-          <w:color w:val="000000" w:themeColor="text1"/>
-        </w:rPr>
-        <w:br/>
-        <w:t>--resource-group $RESOURCE_GROUP \</w:t>
-      </w:r>
-      <w:r>
-        <w:rPr>
-          <w:rFonts w:ascii="Georgia Pro" w:eastAsia="Georgia Pro" w:hAnsi="Georgia Pro" w:cs="Georgia Pro"/>
-          <w:color w:val="000000" w:themeColor="text1"/>
-        </w:rPr>
-        <w:br/>
-        <w:t>--name python-</w:t>
-      </w:r>
-      <w:proofErr w:type="spellStart"/>
-      <w:r>
-        <w:rPr>
-          <w:rFonts w:ascii="Georgia Pro" w:eastAsia="Georgia Pro" w:hAnsi="Georgia Pro" w:cs="Georgia Pro"/>
-          <w:color w:val="000000" w:themeColor="text1"/>
-        </w:rPr>
-        <w:t>lb</w:t>
-      </w:r>
-      <w:proofErr w:type="spellEnd"/>
-      <w:r>
-        <w:rPr>
-          <w:rFonts w:ascii="Georgia Pro" w:eastAsia="Georgia Pro" w:hAnsi="Georgia Pro" w:cs="Georgia Pro"/>
-          <w:color w:val="000000" w:themeColor="text1"/>
-        </w:rPr>
-        <w:t>-</w:t>
-      </w:r>
-      <w:proofErr w:type="spellStart"/>
-      <w:r>
-        <w:rPr>
-          <w:rFonts w:ascii="Georgia Pro" w:eastAsia="Georgia Pro" w:hAnsi="Georgia Pro" w:cs="Georgia Pro"/>
-          <w:color w:val="000000" w:themeColor="text1"/>
-        </w:rPr>
-        <w:t>ip</w:t>
-      </w:r>
-      <w:proofErr w:type="spellEnd"/>
-      <w:r>
-        <w:rPr>
-          <w:rFonts w:ascii="Georgia Pro" w:eastAsia="Georgia Pro" w:hAnsi="Georgia Pro" w:cs="Georgia Pro"/>
-          <w:color w:val="000000" w:themeColor="text1"/>
-        </w:rPr>
-        <w:t xml:space="preserve"> \</w:t>
-      </w:r>
-      <w:r>
-        <w:rPr>
-          <w:rFonts w:ascii="Georgia Pro" w:eastAsia="Georgia Pro" w:hAnsi="Georgia Pro" w:cs="Georgia Pro"/>
-          <w:color w:val="000000" w:themeColor="text1"/>
-        </w:rPr>
-        <w:br/>
-        <w:t xml:space="preserve">--query </w:t>
-      </w:r>
-      <w:proofErr w:type="spellStart"/>
-      <w:r>
-        <w:rPr>
-          <w:rFonts w:ascii="Georgia Pro" w:eastAsia="Georgia Pro" w:hAnsi="Georgia Pro" w:cs="Georgia Pro"/>
-          <w:color w:val="000000" w:themeColor="text1"/>
-        </w:rPr>
-        <w:t>ipAddress</w:t>
-      </w:r>
-      <w:proofErr w:type="spellEnd"/>
-      <w:r>
-        <w:rPr>
-          <w:rFonts w:ascii="Georgia Pro" w:eastAsia="Georgia Pro" w:hAnsi="Georgia Pro" w:cs="Georgia Pro"/>
-          <w:color w:val="000000" w:themeColor="text1"/>
-        </w:rPr>
-        <w:t xml:space="preserve"> \</w:t>
-      </w:r>
-      <w:r>
-        <w:rPr>
-          <w:rFonts w:ascii="Georgia Pro" w:eastAsia="Georgia Pro" w:hAnsi="Georgia Pro" w:cs="Georgia Pro"/>
-          <w:color w:val="000000" w:themeColor="text1"/>
-        </w:rPr>
-        <w:br/>
-        <w:t xml:space="preserve">-o </w:t>
-      </w:r>
-      <w:proofErr w:type="spellStart"/>
-      <w:r>
-        <w:rPr>
-          <w:rFonts w:ascii="Georgia Pro" w:eastAsia="Georgia Pro" w:hAnsi="Georgia Pro" w:cs="Georgia Pro"/>
-          <w:color w:val="000000" w:themeColor="text1"/>
-        </w:rPr>
-        <w:t>tsv</w:t>
-      </w:r>
-      <w:proofErr w:type="spellEnd"/>
-    </w:p>
-    <w:p>
-      <w:pPr>
-        <w:spacing w:after="0" w:line="480" w:lineRule="auto"/>
-        <w:rPr>
-          <w:rFonts w:ascii="Georgia Pro" w:eastAsia="Georgia Pro" w:hAnsi="Georgia Pro" w:cs="Georgia Pro"/>
-          <w:color w:val="000000" w:themeColor="text1"/>
-        </w:rPr>
-      </w:pPr>
-    </w:p>
-    <w:p>
-      <w:pPr>
-        <w:spacing w:after="0" w:line="480" w:lineRule="auto"/>
-        <w:rPr>
-          <w:rFonts w:ascii="Georgia Pro" w:eastAsia="Georgia Pro" w:hAnsi="Georgia Pro" w:cs="Georgia Pro"/>
-          <w:color w:val="000000" w:themeColor="text1"/>
-        </w:rPr>
-      </w:pPr>
-      <w:r>
-        <w:rPr>
-          <w:rFonts w:ascii="Georgia Pro" w:eastAsia="Georgia Pro" w:hAnsi="Georgia Pro" w:cs="Georgia Pro"/>
-          <w:color w:val="000000" w:themeColor="text1"/>
-        </w:rPr>
-        <w:t>Example Output:</w:t>
-      </w:r>
-    </w:p>
-    <w:p>
-      <w:pPr>
-        <w:spacing w:after="0" w:line="480" w:lineRule="auto"/>
-        <w:rPr>
-          <w:rFonts w:ascii="Georgia Pro" w:eastAsia="Georgia Pro" w:hAnsi="Georgia Pro" w:cs="Georgia Pro"/>
-          <w:color w:val="000000" w:themeColor="text1"/>
-        </w:rPr>
-      </w:pPr>
-      <w:r>
-        <w:rPr>
-          <w:rFonts w:ascii="Georgia Pro" w:eastAsia="Georgia Pro" w:hAnsi="Georgia Pro" w:cs="Georgia Pro"/>
-          <w:color w:val="000000" w:themeColor="text1"/>
-        </w:rPr>
-        <w:t>20.xx.xx.xx</w:t>
-      </w:r>
-    </w:p>
-    <w:p>
-      <w:pPr>
-        <w:spacing w:after="0" w:line="480" w:lineRule="auto"/>
-        <w:rPr>
-          <w:rFonts w:ascii="Georgia Pro" w:eastAsia="Georgia Pro" w:hAnsi="Georgia Pro" w:cs="Georgia Pro"/>
-          <w:color w:val="000000" w:themeColor="text1"/>
-        </w:rPr>
-      </w:pPr>
-      <w:r>
-        <w:rPr>
-          <w:rFonts w:ascii="Georgia Pro" w:eastAsia="Georgia Pro" w:hAnsi="Georgia Pro" w:cs="Georgia Pro"/>
-          <w:color w:val="000000" w:themeColor="text1"/>
-        </w:rPr>
-        <w:pict w14:anchorId="575DC794">
+        <w:t>--name myBackEndPool</w:t>
+      </w:r>
+    </w:p>
+    <w:p>
+      <w:pPr>
+        <w:spacing w:after="0" w:line="480" w:lineRule="auto"/>
+        <w:rPr>
+          <w:rFonts w:ascii="Georgia Pro" w:eastAsia="Georgia Pro" w:hAnsi="Georgia Pro" w:cs="Georgia Pro"/>
+          <w:color w:val="000000" w:themeColor="text1"/>
+        </w:rPr>
+      </w:pPr>
+      <w:r>
+        <w:rPr>
+          <w:rFonts w:ascii="Georgia Pro" w:eastAsia="Georgia Pro" w:hAnsi="Georgia Pro" w:cs="Georgia Pro"/>
+          <w:color w:val="000000" w:themeColor="text1"/>
+        </w:rPr>
+        <w:pict w14:anchorId="765FE265">
           <v:rect id="_x0000_i1041" style="width:0;height:1.5pt" o:hralign="center" o:hrstd="t" o:hr="t" fillcolor="#a0a0a0" stroked="f"/>
         </w:pict>
       </w:r>
@@ -5940,340 +4616,6 @@
           <w:bCs/>
           <w:color w:val="000000" w:themeColor="text1"/>
         </w:rPr>
-        <w:t>Step 19: Access Application</w:t>
-      </w:r>
-    </w:p>
-    <w:p>
-      <w:pPr>
-        <w:spacing w:after="0" w:line="480" w:lineRule="auto"/>
-        <w:rPr>
-          <w:rFonts w:ascii="Georgia Pro" w:eastAsia="Georgia Pro" w:hAnsi="Georgia Pro" w:cs="Georgia Pro"/>
-          <w:color w:val="000000" w:themeColor="text1"/>
-        </w:rPr>
-      </w:pPr>
-      <w:r>
-        <w:rPr>
-          <w:rFonts w:ascii="Georgia Pro" w:eastAsia="Georgia Pro" w:hAnsi="Georgia Pro" w:cs="Georgia Pro"/>
-          <w:color w:val="000000" w:themeColor="text1"/>
-        </w:rPr>
-        <w:t>Open browser:</w:t>
-      </w:r>
-    </w:p>
-    <w:p>
-      <w:pPr>
-        <w:spacing w:after="0" w:line="480" w:lineRule="auto"/>
-        <w:rPr>
-          <w:rFonts w:ascii="Georgia Pro" w:eastAsia="Georgia Pro" w:hAnsi="Georgia Pro" w:cs="Georgia Pro"/>
-          <w:color w:val="000000" w:themeColor="text1"/>
-        </w:rPr>
-      </w:pPr>
-      <w:r>
-        <w:rPr>
-          <w:rFonts w:ascii="Georgia Pro" w:eastAsia="Georgia Pro" w:hAnsi="Georgia Pro" w:cs="Georgia Pro"/>
-          <w:color w:val="000000" w:themeColor="text1"/>
-        </w:rPr>
-        <w:t>http://LOAD-BALANCER-PUBLIC-IP</w:t>
-      </w:r>
-    </w:p>
-    <w:p>
-      <w:pPr>
-        <w:spacing w:after="0" w:line="480" w:lineRule="auto"/>
-        <w:rPr>
-          <w:rFonts w:ascii="Georgia Pro" w:eastAsia="Georgia Pro" w:hAnsi="Georgia Pro" w:cs="Georgia Pro"/>
-          <w:color w:val="000000" w:themeColor="text1"/>
-        </w:rPr>
-      </w:pPr>
-      <w:r>
-        <w:rPr>
-          <w:rFonts w:ascii="Georgia Pro" w:eastAsia="Georgia Pro" w:hAnsi="Georgia Pro" w:cs="Georgia Pro"/>
-          <w:color w:val="000000" w:themeColor="text1"/>
-        </w:rPr>
-        <w:t>Example:</w:t>
-      </w:r>
-    </w:p>
-    <w:p>
-      <w:pPr>
-        <w:spacing w:after="0" w:line="480" w:lineRule="auto"/>
-        <w:rPr>
-          <w:rFonts w:ascii="Georgia Pro" w:eastAsia="Georgia Pro" w:hAnsi="Georgia Pro" w:cs="Georgia Pro"/>
-          <w:color w:val="000000" w:themeColor="text1"/>
-        </w:rPr>
-      </w:pPr>
-      <w:r>
-        <w:rPr>
-          <w:rFonts w:ascii="Georgia Pro" w:eastAsia="Georgia Pro" w:hAnsi="Georgia Pro" w:cs="Georgia Pro"/>
-          <w:color w:val="000000" w:themeColor="text1"/>
-        </w:rPr>
-        <w:t>http://20.xx.xx.xx</w:t>
-      </w:r>
-    </w:p>
-    <w:p>
-      <w:pPr>
-        <w:spacing w:after="0" w:line="480" w:lineRule="auto"/>
-        <w:rPr>
-          <w:rFonts w:ascii="Georgia Pro" w:eastAsia="Georgia Pro" w:hAnsi="Georgia Pro" w:cs="Georgia Pro"/>
-          <w:color w:val="000000" w:themeColor="text1"/>
-        </w:rPr>
-      </w:pPr>
-      <w:r>
-        <w:rPr>
-          <w:rFonts w:ascii="Georgia Pro" w:eastAsia="Georgia Pro" w:hAnsi="Georgia Pro" w:cs="Georgia Pro"/>
-          <w:color w:val="000000" w:themeColor="text1"/>
-        </w:rPr>
-        <w:lastRenderedPageBreak/>
-        <w:t>Refresh multiple times.</w:t>
-      </w:r>
-    </w:p>
-    <w:p>
-      <w:pPr>
-        <w:spacing w:after="0" w:line="480" w:lineRule="auto"/>
-        <w:rPr>
-          <w:rFonts w:ascii="Georgia Pro" w:eastAsia="Georgia Pro" w:hAnsi="Georgia Pro" w:cs="Georgia Pro"/>
-          <w:color w:val="000000" w:themeColor="text1"/>
-        </w:rPr>
-      </w:pPr>
-      <w:r>
-        <w:rPr>
-          <w:rFonts w:ascii="Georgia Pro" w:eastAsia="Georgia Pro" w:hAnsi="Georgia Pro" w:cs="Georgia Pro"/>
-          <w:color w:val="000000" w:themeColor="text1"/>
-        </w:rPr>
-        <w:t>You should see:</w:t>
-      </w:r>
-    </w:p>
-    <w:p>
-      <w:pPr>
-        <w:spacing w:after="0" w:line="480" w:lineRule="auto"/>
-        <w:rPr>
-          <w:rFonts w:ascii="Georgia Pro" w:eastAsia="Georgia Pro" w:hAnsi="Georgia Pro" w:cs="Georgia Pro"/>
-          <w:color w:val="000000" w:themeColor="text1"/>
-        </w:rPr>
-      </w:pPr>
-      <w:r>
-        <w:rPr>
-          <w:rFonts w:ascii="Georgia Pro" w:eastAsia="Georgia Pro" w:hAnsi="Georgia Pro" w:cs="Georgia Pro"/>
-          <w:color w:val="000000" w:themeColor="text1"/>
-        </w:rPr>
-        <w:t>Welcome from VM1</w:t>
-      </w:r>
-    </w:p>
-    <w:p>
-      <w:pPr>
-        <w:spacing w:after="0" w:line="480" w:lineRule="auto"/>
-        <w:rPr>
-          <w:rFonts w:ascii="Georgia Pro" w:eastAsia="Georgia Pro" w:hAnsi="Georgia Pro" w:cs="Georgia Pro"/>
-          <w:color w:val="000000" w:themeColor="text1"/>
-        </w:rPr>
-      </w:pPr>
-      <w:r>
-        <w:rPr>
-          <w:rFonts w:ascii="Georgia Pro" w:eastAsia="Georgia Pro" w:hAnsi="Georgia Pro" w:cs="Georgia Pro"/>
-          <w:color w:val="000000" w:themeColor="text1"/>
-        </w:rPr>
-        <w:t>and:</w:t>
-      </w:r>
-    </w:p>
-    <w:p>
-      <w:pPr>
-        <w:spacing w:after="0" w:line="480" w:lineRule="auto"/>
-        <w:rPr>
-          <w:rFonts w:ascii="Georgia Pro" w:eastAsia="Georgia Pro" w:hAnsi="Georgia Pro" w:cs="Georgia Pro"/>
-          <w:color w:val="000000" w:themeColor="text1"/>
-        </w:rPr>
-      </w:pPr>
-      <w:r>
-        <w:rPr>
-          <w:rFonts w:ascii="Georgia Pro" w:eastAsia="Georgia Pro" w:hAnsi="Georgia Pro" w:cs="Georgia Pro"/>
-          <w:color w:val="000000" w:themeColor="text1"/>
-        </w:rPr>
-        <w:t>Welcome from VM2</w:t>
-      </w:r>
-    </w:p>
-    <w:p>
-      <w:pPr>
-        <w:spacing w:after="0" w:line="480" w:lineRule="auto"/>
-        <w:rPr>
-          <w:rFonts w:ascii="Georgia Pro" w:eastAsia="Georgia Pro" w:hAnsi="Georgia Pro" w:cs="Georgia Pro"/>
-          <w:color w:val="000000" w:themeColor="text1"/>
-        </w:rPr>
-      </w:pPr>
-      <w:r>
-        <w:rPr>
-          <w:rFonts w:ascii="Georgia Pro" w:eastAsia="Georgia Pro" w:hAnsi="Georgia Pro" w:cs="Georgia Pro"/>
-          <w:color w:val="000000" w:themeColor="text1"/>
-        </w:rPr>
-        <w:t>This confirms Load Balancer is distributing traffic automatically.</w:t>
-      </w:r>
-    </w:p>
-    <w:p>
-      <w:pPr>
-        <w:spacing w:after="0" w:line="480" w:lineRule="auto"/>
-        <w:rPr>
-          <w:rFonts w:ascii="Georgia Pro" w:eastAsia="Georgia Pro" w:hAnsi="Georgia Pro" w:cs="Georgia Pro"/>
-          <w:color w:val="000000" w:themeColor="text1"/>
-        </w:rPr>
-      </w:pPr>
-      <w:r>
-        <w:rPr>
-          <w:rFonts w:ascii="Georgia Pro" w:eastAsia="Georgia Pro" w:hAnsi="Georgia Pro" w:cs="Georgia Pro"/>
-          <w:color w:val="000000" w:themeColor="text1"/>
-        </w:rPr>
-        <w:pict w14:anchorId="43BE4B69">
-          <v:rect id="_x0000_i1042" style="width:0;height:1.5pt" o:hralign="center" o:hrstd="t" o:hr="t" fillcolor="#a0a0a0" stroked="f"/>
-        </w:pict>
-      </w:r>
-    </w:p>
-    <w:p>
-      <w:pPr>
-        <w:spacing w:after="0" w:line="480" w:lineRule="auto"/>
-        <w:rPr>
-          <w:rFonts w:ascii="Georgia Pro" w:eastAsia="Georgia Pro" w:hAnsi="Georgia Pro" w:cs="Georgia Pro"/>
-          <w:b/>
-          <w:bCs/>
-          <w:color w:val="000000" w:themeColor="text1"/>
-        </w:rPr>
-      </w:pPr>
-      <w:r>
-        <w:rPr>
-          <w:rFonts w:ascii="Georgia Pro" w:eastAsia="Georgia Pro" w:hAnsi="Georgia Pro" w:cs="Georgia Pro"/>
-          <w:b/>
-          <w:bCs/>
-          <w:color w:val="000000" w:themeColor="text1"/>
-        </w:rPr>
-        <w:t>Step 20: Verify Backend Pool</w:t>
-      </w:r>
-    </w:p>
-    <w:p>
-      <w:pPr>
-        <w:pBdr>
-          <w:top w:val="single" w:sz="4" w:space="1" w:color="auto"/>
-          <w:left w:val="single" w:sz="4" w:space="4" w:color="auto"/>
-          <w:bottom w:val="single" w:sz="4" w:space="1" w:color="auto"/>
-          <w:right w:val="single" w:sz="4" w:space="4" w:color="auto"/>
-        </w:pBdr>
-        <w:shd w:val="clear" w:color="auto" w:fill="F2F2F2" w:themeFill="background1" w:themeFillShade="F2"/>
-        <w:spacing w:after="0" w:line="480" w:lineRule="auto"/>
-        <w:rPr>
-          <w:rFonts w:ascii="Georgia Pro" w:eastAsia="Georgia Pro" w:hAnsi="Georgia Pro" w:cs="Georgia Pro"/>
-          <w:color w:val="000000" w:themeColor="text1"/>
-        </w:rPr>
-      </w:pPr>
-      <w:proofErr w:type="spellStart"/>
-      <w:r>
-        <w:rPr>
-          <w:rFonts w:ascii="Georgia Pro" w:eastAsia="Georgia Pro" w:hAnsi="Georgia Pro" w:cs="Georgia Pro"/>
-          <w:color w:val="000000" w:themeColor="text1"/>
-        </w:rPr>
-        <w:t>az</w:t>
-      </w:r>
-      <w:proofErr w:type="spellEnd"/>
-      <w:r>
-        <w:rPr>
-          <w:rFonts w:ascii="Georgia Pro" w:eastAsia="Georgia Pro" w:hAnsi="Georgia Pro" w:cs="Georgia Pro"/>
-          <w:color w:val="000000" w:themeColor="text1"/>
-        </w:rPr>
-        <w:t xml:space="preserve"> network </w:t>
-      </w:r>
-      <w:proofErr w:type="spellStart"/>
-      <w:r>
-        <w:rPr>
-          <w:rFonts w:ascii="Georgia Pro" w:eastAsia="Georgia Pro" w:hAnsi="Georgia Pro" w:cs="Georgia Pro"/>
-          <w:color w:val="000000" w:themeColor="text1"/>
-        </w:rPr>
-        <w:t>lb</w:t>
-      </w:r>
-      <w:proofErr w:type="spellEnd"/>
-      <w:r>
-        <w:rPr>
-          <w:rFonts w:ascii="Georgia Pro" w:eastAsia="Georgia Pro" w:hAnsi="Georgia Pro" w:cs="Georgia Pro"/>
-          <w:color w:val="000000" w:themeColor="text1"/>
-        </w:rPr>
-        <w:t xml:space="preserve"> address-pool show \</w:t>
-      </w:r>
-      <w:r>
-        <w:rPr>
-          <w:rFonts w:ascii="Georgia Pro" w:eastAsia="Georgia Pro" w:hAnsi="Georgia Pro" w:cs="Georgia Pro"/>
-          <w:color w:val="000000" w:themeColor="text1"/>
-        </w:rPr>
-        <w:br/>
-        <w:t>--resource-group $RESOURCE_GROUP \</w:t>
-      </w:r>
-      <w:r>
-        <w:rPr>
-          <w:rFonts w:ascii="Georgia Pro" w:eastAsia="Georgia Pro" w:hAnsi="Georgia Pro" w:cs="Georgia Pro"/>
-          <w:color w:val="000000" w:themeColor="text1"/>
-        </w:rPr>
-        <w:br/>
-        <w:t>--</w:t>
-      </w:r>
-      <w:proofErr w:type="spellStart"/>
-      <w:r>
-        <w:rPr>
-          <w:rFonts w:ascii="Georgia Pro" w:eastAsia="Georgia Pro" w:hAnsi="Georgia Pro" w:cs="Georgia Pro"/>
-          <w:color w:val="000000" w:themeColor="text1"/>
-        </w:rPr>
-        <w:t>lb</w:t>
-      </w:r>
-      <w:proofErr w:type="spellEnd"/>
-      <w:r>
-        <w:rPr>
-          <w:rFonts w:ascii="Georgia Pro" w:eastAsia="Georgia Pro" w:hAnsi="Georgia Pro" w:cs="Georgia Pro"/>
-          <w:color w:val="000000" w:themeColor="text1"/>
-        </w:rPr>
-        <w:t>-name $LB_NAME \</w:t>
-      </w:r>
-      <w:r>
-        <w:rPr>
-          <w:rFonts w:ascii="Georgia Pro" w:eastAsia="Georgia Pro" w:hAnsi="Georgia Pro" w:cs="Georgia Pro"/>
-          <w:color w:val="000000" w:themeColor="text1"/>
-        </w:rPr>
-        <w:br/>
-        <w:t xml:space="preserve">--name </w:t>
-      </w:r>
-      <w:proofErr w:type="spellStart"/>
-      <w:r>
-        <w:rPr>
-          <w:rFonts w:ascii="Georgia Pro" w:eastAsia="Georgia Pro" w:hAnsi="Georgia Pro" w:cs="Georgia Pro"/>
-          <w:color w:val="000000" w:themeColor="text1"/>
-        </w:rPr>
-        <w:t>myBackEndPool</w:t>
-      </w:r>
-      <w:proofErr w:type="spellEnd"/>
-    </w:p>
-    <w:p>
-      <w:pPr>
-        <w:spacing w:after="0" w:line="480" w:lineRule="auto"/>
-        <w:rPr>
-          <w:rFonts w:ascii="Georgia Pro" w:eastAsia="Georgia Pro" w:hAnsi="Georgia Pro" w:cs="Georgia Pro"/>
-          <w:color w:val="000000" w:themeColor="text1"/>
-        </w:rPr>
-      </w:pPr>
-      <w:r>
-        <w:rPr>
-          <w:rFonts w:ascii="Georgia Pro" w:eastAsia="Georgia Pro" w:hAnsi="Georgia Pro" w:cs="Georgia Pro"/>
-          <w:color w:val="000000" w:themeColor="text1"/>
-        </w:rPr>
-        <w:pict w14:anchorId="765FE265">
-          <v:rect id="_x0000_i1043" style="width:0;height:1.5pt" o:hralign="center" o:hrstd="t" o:hr="t" fillcolor="#a0a0a0" stroked="f"/>
-        </w:pict>
-      </w:r>
-    </w:p>
-    <w:p>
-      <w:pPr>
-        <w:spacing w:after="0" w:line="480" w:lineRule="auto"/>
-        <w:rPr>
-          <w:rFonts w:ascii="Georgia Pro" w:eastAsia="Georgia Pro" w:hAnsi="Georgia Pro" w:cs="Georgia Pro"/>
-          <w:b/>
-          <w:bCs/>
-          <w:color w:val="000000" w:themeColor="text1"/>
-        </w:rPr>
-      </w:pPr>
-      <w:r>
-        <w:rPr>
-          <w:rFonts w:ascii="Georgia Pro" w:eastAsia="Georgia Pro" w:hAnsi="Georgia Pro" w:cs="Georgia Pro"/>
-          <w:b/>
-          <w:bCs/>
-          <w:color w:val="000000" w:themeColor="text1"/>
-        </w:rPr>
         <w:t>Step 21: Clean Up Resources</w:t>
       </w:r>
     </w:p>
@@ -6292,21 +4634,12 @@
           <w:color w:val="000000" w:themeColor="text1"/>
         </w:rPr>
       </w:pPr>
-      <w:proofErr w:type="spellStart"/>
-      <w:r>
-        <w:rPr>
-          <w:rFonts w:ascii="Georgia Pro" w:eastAsia="Georgia Pro" w:hAnsi="Georgia Pro" w:cs="Georgia Pro"/>
-          <w:color w:val="000000" w:themeColor="text1"/>
-        </w:rPr>
-        <w:t>az</w:t>
-      </w:r>
-      <w:proofErr w:type="spellEnd"/>
-      <w:r>
-        <w:rPr>
-          <w:rFonts w:ascii="Georgia Pro" w:eastAsia="Georgia Pro" w:hAnsi="Georgia Pro" w:cs="Georgia Pro"/>
-          <w:color w:val="000000" w:themeColor="text1"/>
-        </w:rPr>
-        <w:t xml:space="preserve"> group delete \</w:t>
+      <w:r>
+        <w:rPr>
+          <w:rFonts w:ascii="Georgia Pro" w:eastAsia="Georgia Pro" w:hAnsi="Georgia Pro" w:cs="Georgia Pro"/>
+          <w:color w:val="000000" w:themeColor="text1"/>
+        </w:rPr>
+        <w:t>az group delete \</w:t>
       </w:r>
       <w:r>
         <w:rPr>
@@ -9830,6 +8163,7 @@
   <w:style w:type="character" w:default="1" w:styleId="DefaultParagraphFont">
     <w:name w:val="Default Paragraph Font"/>
     <w:uiPriority w:val="1"/>
+    <w:semiHidden/>
     <w:unhideWhenUsed/>
   </w:style>
   <w:style w:type="table" w:default="1" w:styleId="TableNormal">
